--- a/docs/EDA_PubMed_Grupo08.docx
+++ b/docs/EDA_PubMed_Grupo08.docx
@@ -8,15 +8,21 @@
         <w:jc w:val="center"/>
       </w:pPr>
       <w:r>
+        <w:rPr>
+          <w:rFonts w:ascii="Arial" w:hAnsi="Arial" w:eastAsia="Arial"/>
+          <w:b/>
+          <w:sz w:val="24"/>
+        </w:rPr>
         <w:t>Análise Exploratória de Dados — Corpus PubMed</w:t>
       </w:r>
     </w:p>
     <w:p>
       <w:pPr>
-        <w:jc w:val="center"/>
+        <w:jc w:val="both"/>
       </w:pPr>
       <w:r>
         <w:rPr>
+          <w:rFonts w:ascii="Arial" w:hAnsi="Arial" w:eastAsia="Arial"/>
           <w:b/>
           <w:sz w:val="24"/>
         </w:rPr>
@@ -25,37 +31,70 @@
     </w:p>
     <w:p>
       <w:pPr>
-        <w:jc w:val="center"/>
+        <w:jc w:val="both"/>
       </w:pPr>
       <w:r>
+        <w:rPr>
+          <w:rFonts w:ascii="Arial" w:hAnsi="Arial" w:eastAsia="Arial"/>
+          <w:sz w:val="24"/>
+        </w:rPr>
         <w:t>Victor Barbosa da Silva • Keila Alves Ferreira • Thayná Gonçalves Dutra</w:t>
         <w:br/>
         <w:t>João Vitor Carvalho Barbosa • Vinícius César Sena Torres • Ketlyn Karen Silva de Morais</w:t>
       </w:r>
     </w:p>
-    <w:p/>
+    <w:p>
+      <w:pPr>
+        <w:jc w:val="both"/>
+      </w:pPr>
+    </w:p>
     <w:p>
       <w:pPr>
         <w:pStyle w:val="Heading1"/>
+        <w:jc w:val="left"/>
       </w:pPr>
       <w:r>
+        <w:rPr>
+          <w:rFonts w:ascii="Arial" w:hAnsi="Arial" w:eastAsia="Arial"/>
+          <w:b/>
+          <w:sz w:val="24"/>
+        </w:rPr>
         <w:t>Resumo executivo</w:t>
       </w:r>
     </w:p>
     <w:p>
+      <w:pPr>
+        <w:jc w:val="both"/>
+      </w:pPr>
       <w:r>
+        <w:rPr>
+          <w:rFonts w:ascii="Arial" w:hAnsi="Arial" w:eastAsia="Arial"/>
+          <w:sz w:val="24"/>
+        </w:rPr>
         <w:t>Foram analisados 100 dos 116 registros retornados pelo PubMed (86.2% de cobertura). Não há PMIDs nem títulos normalizados duplicados; todos os registros possuem ano e URL; 93% possuem DOI; e 2 não informam autores.</w:t>
       </w:r>
     </w:p>
     <w:p>
+      <w:pPr>
+        <w:jc w:val="both"/>
+      </w:pPr>
       <w:r>
+        <w:rPr>
+          <w:rFonts w:ascii="Arial" w:hAnsi="Arial" w:eastAsia="Arial"/>
+          <w:sz w:val="24"/>
+        </w:rPr>
         <w:t>A amostra cobre 1964–2026. Somente 39 títulos mencionam simultaneamente café e próstata, enquanto 12 não mencionam nenhum dos conceitos. Isso não comprova irrelevância, mas mostra a necessidade de filtrar o corpus antes do RAG.</w:t>
       </w:r>
     </w:p>
     <w:p>
+      <w:pPr>
+        <w:jc w:val="both"/>
+      </w:pPr>
       <w:r>
         <w:rPr>
+          <w:rFonts w:ascii="Arial" w:hAnsi="Arial" w:eastAsia="Arial"/>
           <w:b/>
+          <w:sz w:val="24"/>
         </w:rPr>
         <w:t>O corpus não contém rótulos de fake news e não permite, isoladamente, treinar ou avaliar um classificador supervisionado de veracidade.</w:t>
       </w:r>
@@ -63,133 +102,225 @@
     <w:p>
       <w:pPr>
         <w:pStyle w:val="Heading1"/>
+        <w:jc w:val="left"/>
       </w:pPr>
       <w:r>
+        <w:rPr>
+          <w:rFonts w:ascii="Arial" w:hAnsi="Arial" w:eastAsia="Arial"/>
+          <w:b/>
+          <w:sz w:val="24"/>
+        </w:rPr>
         <w:t>1. Contexto e métodos</w:t>
       </w:r>
     </w:p>
     <w:p>
       <w:pPr>
         <w:pStyle w:val="Heading2"/>
+        <w:jc w:val="left"/>
       </w:pPr>
       <w:r>
+        <w:rPr>
+          <w:rFonts w:ascii="Arial" w:hAnsi="Arial" w:eastAsia="Arial"/>
+          <w:b/>
+          <w:sz w:val="24"/>
+        </w:rPr>
         <w:t>1.1 Objetivo</w:t>
       </w:r>
     </w:p>
     <w:p>
+      <w:pPr>
+        <w:jc w:val="both"/>
+      </w:pPr>
       <w:r>
+        <w:rPr>
+          <w:rFonts w:ascii="Arial" w:hAnsi="Arial" w:eastAsia="Arial"/>
+          <w:sz w:val="24"/>
+        </w:rPr>
         <w:t>Compreender o conjunto de artigos científicos que alimentará o MVP Fato ou Fake, avaliando cobertura, qualidade dos metadados, distribuição temporal, concentração por periódico e características textuais dos títulos.</w:t>
       </w:r>
     </w:p>
     <w:p>
       <w:pPr>
         <w:pStyle w:val="Heading2"/>
+        <w:jc w:val="left"/>
       </w:pPr>
       <w:r>
+        <w:rPr>
+          <w:rFonts w:ascii="Arial" w:hAnsi="Arial" w:eastAsia="Arial"/>
+          <w:b/>
+          <w:sz w:val="24"/>
+        </w:rPr>
         <w:t>1.2 Unidade de análise e fonte</w:t>
       </w:r>
     </w:p>
     <w:p>
       <w:pPr>
         <w:pStyle w:val="ListBullet"/>
+        <w:jc w:val="both"/>
       </w:pPr>
       <w:r>
+        <w:rPr>
+          <w:rFonts w:ascii="Arial" w:hAnsi="Arial" w:eastAsia="Arial"/>
+          <w:sz w:val="24"/>
+        </w:rPr>
         <w:t>Grão: um registro bibliográfico por PMID.</w:t>
       </w:r>
     </w:p>
     <w:p>
       <w:pPr>
         <w:pStyle w:val="ListBullet"/>
+        <w:jc w:val="both"/>
       </w:pPr>
       <w:r>
+        <w:rPr>
+          <w:rFonts w:ascii="Arial" w:hAnsi="Arial" w:eastAsia="Arial"/>
+          <w:sz w:val="24"/>
+        </w:rPr>
         <w:t>Fonte oficial: PubMed, por meio das E-utilities do NCBI.</w:t>
       </w:r>
     </w:p>
     <w:p>
       <w:pPr>
         <w:pStyle w:val="ListBullet"/>
+        <w:jc w:val="both"/>
       </w:pPr>
       <w:r>
+        <w:rPr>
+          <w:rFonts w:ascii="Arial" w:hAnsi="Arial" w:eastAsia="Arial"/>
+          <w:sz w:val="24"/>
+        </w:rPr>
         <w:t>Consulta: ("Coffee"[MeSH Terms] OR coffee[Title/Abstract]) AND ("Prostatic Neoplasms"[MeSH Terms] OR "prostate cancer"[Title/Abstract])</w:t>
       </w:r>
     </w:p>
     <w:p>
       <w:pPr>
         <w:pStyle w:val="ListBullet"/>
+        <w:jc w:val="both"/>
       </w:pPr>
       <w:r>
+        <w:rPr>
+          <w:rFonts w:ascii="Arial" w:hAnsi="Arial" w:eastAsia="Arial"/>
+          <w:sz w:val="24"/>
+        </w:rPr>
         <w:t>Amostra: até 100 registros ordenados por relevância pelo PubMed.</w:t>
       </w:r>
     </w:p>
     <w:p>
       <w:pPr>
         <w:pStyle w:val="ListBullet"/>
+        <w:jc w:val="both"/>
       </w:pPr>
       <w:r>
+        <w:rPr>
+          <w:rFonts w:ascii="Arial" w:hAnsi="Arial" w:eastAsia="Arial"/>
+          <w:sz w:val="24"/>
+        </w:rPr>
         <w:t>Data da coleta: 2026-09-28T11:45:37.295122+00:00.</w:t>
       </w:r>
     </w:p>
     <w:p>
       <w:pPr>
         <w:pStyle w:val="ListBullet"/>
+        <w:jc w:val="both"/>
       </w:pPr>
       <w:r>
+        <w:rPr>
+          <w:rFonts w:ascii="Arial" w:hAnsi="Arial" w:eastAsia="Arial"/>
+          <w:sz w:val="24"/>
+        </w:rPr>
         <w:t>Snapshot: data/pubmed_cafe_cancer_prostata.csv.</w:t>
       </w:r>
     </w:p>
     <w:p>
       <w:pPr>
         <w:pStyle w:val="Heading2"/>
+        <w:jc w:val="left"/>
       </w:pPr>
       <w:r>
+        <w:rPr>
+          <w:rFonts w:ascii="Arial" w:hAnsi="Arial" w:eastAsia="Arial"/>
+          <w:b/>
+          <w:sz w:val="24"/>
+        </w:rPr>
         <w:t>1.3 Premissas e limitações</w:t>
       </w:r>
     </w:p>
     <w:p>
       <w:pPr>
         <w:pStyle w:val="ListBullet"/>
+        <w:jc w:val="both"/>
       </w:pPr>
       <w:r>
+        <w:rPr>
+          <w:rFonts w:ascii="Arial" w:hAnsi="Arial" w:eastAsia="Arial"/>
+          <w:sz w:val="24"/>
+        </w:rPr>
         <w:t>A amostra por relevância não representa todo o PubMed nem permite inferências epidemiológicas.</w:t>
       </w:r>
     </w:p>
     <w:p>
       <w:pPr>
         <w:pStyle w:val="ListBullet"/>
+        <w:jc w:val="both"/>
       </w:pPr>
       <w:r>
+        <w:rPr>
+          <w:rFonts w:ascii="Arial" w:hAnsi="Arial" w:eastAsia="Arial"/>
+          <w:sz w:val="24"/>
+        </w:rPr>
         <w:t>Ausência de DOI pode ser legítima e não significa necessariamente erro.</w:t>
       </w:r>
     </w:p>
     <w:p>
       <w:pPr>
         <w:pStyle w:val="ListBullet"/>
+        <w:jc w:val="both"/>
       </w:pPr>
       <w:r>
+        <w:rPr>
+          <w:rFonts w:ascii="Arial" w:hAnsi="Arial" w:eastAsia="Arial"/>
+          <w:sz w:val="24"/>
+        </w:rPr>
         <w:t>A análise textual usa títulos; não substitui a leitura de resumos ou textos completos.</w:t>
       </w:r>
     </w:p>
     <w:p>
       <w:pPr>
         <w:pStyle w:val="ListBullet"/>
+        <w:jc w:val="both"/>
       </w:pPr>
       <w:r>
+        <w:rPr>
+          <w:rFonts w:ascii="Arial" w:hAnsi="Arial" w:eastAsia="Arial"/>
+          <w:sz w:val="24"/>
+        </w:rPr>
         <w:t>Frequência de termos indica temas recorrentes, não apoio ou contradição da alegação.</w:t>
       </w:r>
     </w:p>
     <w:p>
       <w:pPr>
         <w:pStyle w:val="ListBullet"/>
+        <w:jc w:val="both"/>
       </w:pPr>
       <w:r>
+        <w:rPr>
+          <w:rFonts w:ascii="Arial" w:hAnsi="Arial" w:eastAsia="Arial"/>
+          <w:sz w:val="24"/>
+        </w:rPr>
         <w:t>A consulta e o ranking podem mudar; o snapshot preserva esta execução.</w:t>
       </w:r>
     </w:p>
     <w:p>
       <w:pPr>
         <w:pStyle w:val="Heading1"/>
+        <w:jc w:val="left"/>
       </w:pPr>
       <w:r>
+        <w:rPr>
+          <w:rFonts w:ascii="Arial" w:hAnsi="Arial" w:eastAsia="Arial"/>
+          <w:b/>
+          <w:sz w:val="24"/>
+        </w:rPr>
         <w:t>2. Visão geral e qualidade dos dados</w:t>
       </w:r>
     </w:p>
@@ -212,12 +343,22 @@
             <w:shd w:fill="35618F"/>
           </w:tcPr>
           <w:p>
-            <w:r/>
+            <w:pPr>
+              <w:jc w:val="center"/>
+            </w:pPr>
             <w:r>
               <w:rPr>
+                <w:rFonts w:ascii="Arial" w:hAnsi="Arial" w:eastAsia="Arial"/>
+                <w:b/>
+                <w:sz w:val="24"/>
+              </w:rPr>
+            </w:r>
+            <w:r>
+              <w:rPr>
+                <w:rFonts w:ascii="Arial" w:hAnsi="Arial" w:eastAsia="Arial"/>
                 <w:b/>
                 <w:color w:val="FFFFFF"/>
-                <w:sz w:val="18"/>
+                <w:sz w:val="24"/>
               </w:rPr>
               <w:t>Indicador</w:t>
             </w:r>
@@ -230,12 +371,22 @@
             <w:shd w:fill="35618F"/>
           </w:tcPr>
           <w:p>
-            <w:r/>
+            <w:pPr>
+              <w:jc w:val="center"/>
+            </w:pPr>
             <w:r>
               <w:rPr>
+                <w:rFonts w:ascii="Arial" w:hAnsi="Arial" w:eastAsia="Arial"/>
+                <w:b/>
+                <w:sz w:val="24"/>
+              </w:rPr>
+            </w:r>
+            <w:r>
+              <w:rPr>
+                <w:rFonts w:ascii="Arial" w:hAnsi="Arial" w:eastAsia="Arial"/>
                 <w:b/>
                 <w:color w:val="FFFFFF"/>
-                <w:sz w:val="18"/>
+                <w:sz w:val="24"/>
               </w:rPr>
               <w:t>Resultado</w:t>
             </w:r>
@@ -249,11 +400,20 @@
             <w:vAlign w:val="center"/>
           </w:tcPr>
           <w:p>
-            <w:r/>
+            <w:pPr>
+              <w:jc w:val="both"/>
+            </w:pPr>
             <w:r>
               <w:rPr>
+                <w:rFonts w:ascii="Arial" w:hAnsi="Arial" w:eastAsia="Arial"/>
+                <w:sz w:val="24"/>
+              </w:rPr>
+            </w:r>
+            <w:r>
+              <w:rPr>
+                <w:rFonts w:ascii="Arial" w:hAnsi="Arial" w:eastAsia="Arial"/>
                 <w:b w:val="0"/>
-                <w:sz w:val="18"/>
+                <w:sz w:val="24"/>
               </w:rPr>
               <w:t>Registros analisados</w:t>
             </w:r>
@@ -265,11 +425,20 @@
             <w:vAlign w:val="center"/>
           </w:tcPr>
           <w:p>
-            <w:r/>
+            <w:pPr>
+              <w:jc w:val="both"/>
+            </w:pPr>
             <w:r>
               <w:rPr>
+                <w:rFonts w:ascii="Arial" w:hAnsi="Arial" w:eastAsia="Arial"/>
+                <w:sz w:val="24"/>
+              </w:rPr>
+            </w:r>
+            <w:r>
+              <w:rPr>
+                <w:rFonts w:ascii="Arial" w:hAnsi="Arial" w:eastAsia="Arial"/>
                 <w:b w:val="0"/>
-                <w:sz w:val="18"/>
+                <w:sz w:val="24"/>
               </w:rPr>
               <w:t>100</w:t>
             </w:r>
@@ -283,11 +452,20 @@
             <w:vAlign w:val="center"/>
           </w:tcPr>
           <w:p>
-            <w:r/>
+            <w:pPr>
+              <w:jc w:val="both"/>
+            </w:pPr>
             <w:r>
               <w:rPr>
+                <w:rFonts w:ascii="Arial" w:hAnsi="Arial" w:eastAsia="Arial"/>
+                <w:sz w:val="24"/>
+              </w:rPr>
+            </w:r>
+            <w:r>
+              <w:rPr>
+                <w:rFonts w:ascii="Arial" w:hAnsi="Arial" w:eastAsia="Arial"/>
                 <w:b w:val="0"/>
-                <w:sz w:val="18"/>
+                <w:sz w:val="24"/>
               </w:rPr>
               <w:t>Colunas</w:t>
             </w:r>
@@ -299,11 +477,20 @@
             <w:vAlign w:val="center"/>
           </w:tcPr>
           <w:p>
-            <w:r/>
+            <w:pPr>
+              <w:jc w:val="both"/>
+            </w:pPr>
             <w:r>
               <w:rPr>
+                <w:rFonts w:ascii="Arial" w:hAnsi="Arial" w:eastAsia="Arial"/>
+                <w:sz w:val="24"/>
+              </w:rPr>
+            </w:r>
+            <w:r>
+              <w:rPr>
+                <w:rFonts w:ascii="Arial" w:hAnsi="Arial" w:eastAsia="Arial"/>
                 <w:b w:val="0"/>
-                <w:sz w:val="18"/>
+                <w:sz w:val="24"/>
               </w:rPr>
               <w:t>9</w:t>
             </w:r>
@@ -317,11 +504,20 @@
             <w:vAlign w:val="center"/>
           </w:tcPr>
           <w:p>
-            <w:r/>
+            <w:pPr>
+              <w:jc w:val="both"/>
+            </w:pPr>
             <w:r>
               <w:rPr>
+                <w:rFonts w:ascii="Arial" w:hAnsi="Arial" w:eastAsia="Arial"/>
+                <w:sz w:val="24"/>
+              </w:rPr>
+            </w:r>
+            <w:r>
+              <w:rPr>
+                <w:rFonts w:ascii="Arial" w:hAnsi="Arial" w:eastAsia="Arial"/>
                 <w:b w:val="0"/>
-                <w:sz w:val="18"/>
+                <w:sz w:val="24"/>
               </w:rPr>
               <w:t>Cobertura da consulta</w:t>
             </w:r>
@@ -333,11 +529,20 @@
             <w:vAlign w:val="center"/>
           </w:tcPr>
           <w:p>
-            <w:r/>
+            <w:pPr>
+              <w:jc w:val="both"/>
+            </w:pPr>
             <w:r>
               <w:rPr>
+                <w:rFonts w:ascii="Arial" w:hAnsi="Arial" w:eastAsia="Arial"/>
+                <w:sz w:val="24"/>
+              </w:rPr>
+            </w:r>
+            <w:r>
+              <w:rPr>
+                <w:rFonts w:ascii="Arial" w:hAnsi="Arial" w:eastAsia="Arial"/>
                 <w:b w:val="0"/>
-                <w:sz w:val="18"/>
+                <w:sz w:val="24"/>
               </w:rPr>
               <w:t>86.2%</w:t>
             </w:r>
@@ -351,11 +556,20 @@
             <w:vAlign w:val="center"/>
           </w:tcPr>
           <w:p>
-            <w:r/>
+            <w:pPr>
+              <w:jc w:val="both"/>
+            </w:pPr>
             <w:r>
               <w:rPr>
+                <w:rFonts w:ascii="Arial" w:hAnsi="Arial" w:eastAsia="Arial"/>
+                <w:sz w:val="24"/>
+              </w:rPr>
+            </w:r>
+            <w:r>
+              <w:rPr>
+                <w:rFonts w:ascii="Arial" w:hAnsi="Arial" w:eastAsia="Arial"/>
                 <w:b w:val="0"/>
-                <w:sz w:val="18"/>
+                <w:sz w:val="24"/>
               </w:rPr>
               <w:t>PMIDs duplicados</w:t>
             </w:r>
@@ -367,11 +581,20 @@
             <w:vAlign w:val="center"/>
           </w:tcPr>
           <w:p>
-            <w:r/>
+            <w:pPr>
+              <w:jc w:val="both"/>
+            </w:pPr>
             <w:r>
               <w:rPr>
+                <w:rFonts w:ascii="Arial" w:hAnsi="Arial" w:eastAsia="Arial"/>
+                <w:sz w:val="24"/>
+              </w:rPr>
+            </w:r>
+            <w:r>
+              <w:rPr>
+                <w:rFonts w:ascii="Arial" w:hAnsi="Arial" w:eastAsia="Arial"/>
                 <w:b w:val="0"/>
-                <w:sz w:val="18"/>
+                <w:sz w:val="24"/>
               </w:rPr>
               <w:t>0</w:t>
             </w:r>
@@ -385,11 +608,20 @@
             <w:vAlign w:val="center"/>
           </w:tcPr>
           <w:p>
-            <w:r/>
+            <w:pPr>
+              <w:jc w:val="both"/>
+            </w:pPr>
             <w:r>
               <w:rPr>
+                <w:rFonts w:ascii="Arial" w:hAnsi="Arial" w:eastAsia="Arial"/>
+                <w:sz w:val="24"/>
+              </w:rPr>
+            </w:r>
+            <w:r>
+              <w:rPr>
+                <w:rFonts w:ascii="Arial" w:hAnsi="Arial" w:eastAsia="Arial"/>
                 <w:b w:val="0"/>
-                <w:sz w:val="18"/>
+                <w:sz w:val="24"/>
               </w:rPr>
               <w:t>Títulos normalizados duplicados</w:t>
             </w:r>
@@ -401,11 +633,20 @@
             <w:vAlign w:val="center"/>
           </w:tcPr>
           <w:p>
-            <w:r/>
+            <w:pPr>
+              <w:jc w:val="both"/>
+            </w:pPr>
             <w:r>
               <w:rPr>
+                <w:rFonts w:ascii="Arial" w:hAnsi="Arial" w:eastAsia="Arial"/>
+                <w:sz w:val="24"/>
+              </w:rPr>
+            </w:r>
+            <w:r>
+              <w:rPr>
+                <w:rFonts w:ascii="Arial" w:hAnsi="Arial" w:eastAsia="Arial"/>
                 <w:b w:val="0"/>
-                <w:sz w:val="18"/>
+                <w:sz w:val="24"/>
               </w:rPr>
               <w:t>0</w:t>
             </w:r>
@@ -419,11 +660,20 @@
             <w:vAlign w:val="center"/>
           </w:tcPr>
           <w:p>
-            <w:r/>
+            <w:pPr>
+              <w:jc w:val="both"/>
+            </w:pPr>
             <w:r>
               <w:rPr>
+                <w:rFonts w:ascii="Arial" w:hAnsi="Arial" w:eastAsia="Arial"/>
+                <w:sz w:val="24"/>
+              </w:rPr>
+            </w:r>
+            <w:r>
+              <w:rPr>
+                <w:rFonts w:ascii="Arial" w:hAnsi="Arial" w:eastAsia="Arial"/>
                 <w:b w:val="0"/>
-                <w:sz w:val="18"/>
+                <w:sz w:val="24"/>
               </w:rPr>
               <w:t>Registros sem DOI</w:t>
             </w:r>
@@ -435,11 +685,20 @@
             <w:vAlign w:val="center"/>
           </w:tcPr>
           <w:p>
-            <w:r/>
+            <w:pPr>
+              <w:jc w:val="both"/>
+            </w:pPr>
             <w:r>
               <w:rPr>
+                <w:rFonts w:ascii="Arial" w:hAnsi="Arial" w:eastAsia="Arial"/>
+                <w:sz w:val="24"/>
+              </w:rPr>
+            </w:r>
+            <w:r>
+              <w:rPr>
+                <w:rFonts w:ascii="Arial" w:hAnsi="Arial" w:eastAsia="Arial"/>
                 <w:b w:val="0"/>
-                <w:sz w:val="18"/>
+                <w:sz w:val="24"/>
               </w:rPr>
               <w:t>7 (7.0%)</w:t>
             </w:r>
@@ -453,11 +712,20 @@
             <w:vAlign w:val="center"/>
           </w:tcPr>
           <w:p>
-            <w:r/>
+            <w:pPr>
+              <w:jc w:val="both"/>
+            </w:pPr>
             <w:r>
               <w:rPr>
+                <w:rFonts w:ascii="Arial" w:hAnsi="Arial" w:eastAsia="Arial"/>
+                <w:sz w:val="24"/>
+              </w:rPr>
+            </w:r>
+            <w:r>
+              <w:rPr>
+                <w:rFonts w:ascii="Arial" w:hAnsi="Arial" w:eastAsia="Arial"/>
                 <w:b w:val="0"/>
-                <w:sz w:val="18"/>
+                <w:sz w:val="24"/>
               </w:rPr>
               <w:t>Registros sem autores</w:t>
             </w:r>
@@ -469,11 +737,20 @@
             <w:vAlign w:val="center"/>
           </w:tcPr>
           <w:p>
-            <w:r/>
+            <w:pPr>
+              <w:jc w:val="both"/>
+            </w:pPr>
             <w:r>
               <w:rPr>
+                <w:rFonts w:ascii="Arial" w:hAnsi="Arial" w:eastAsia="Arial"/>
+                <w:sz w:val="24"/>
+              </w:rPr>
+            </w:r>
+            <w:r>
+              <w:rPr>
+                <w:rFonts w:ascii="Arial" w:hAnsi="Arial" w:eastAsia="Arial"/>
                 <w:b w:val="0"/>
-                <w:sz w:val="18"/>
+                <w:sz w:val="24"/>
               </w:rPr>
               <w:t>2 (2.0%)</w:t>
             </w:r>
@@ -487,11 +764,20 @@
             <w:vAlign w:val="center"/>
           </w:tcPr>
           <w:p>
-            <w:r/>
+            <w:pPr>
+              <w:jc w:val="both"/>
+            </w:pPr>
             <w:r>
               <w:rPr>
+                <w:rFonts w:ascii="Arial" w:hAnsi="Arial" w:eastAsia="Arial"/>
+                <w:sz w:val="24"/>
+              </w:rPr>
+            </w:r>
+            <w:r>
+              <w:rPr>
+                <w:rFonts w:ascii="Arial" w:hAnsi="Arial" w:eastAsia="Arial"/>
                 <w:b w:val="0"/>
-                <w:sz w:val="18"/>
+                <w:sz w:val="24"/>
               </w:rPr>
               <w:t>Período observado</w:t>
             </w:r>
@@ -503,11 +789,20 @@
             <w:vAlign w:val="center"/>
           </w:tcPr>
           <w:p>
-            <w:r/>
+            <w:pPr>
+              <w:jc w:val="both"/>
+            </w:pPr>
             <w:r>
               <w:rPr>
+                <w:rFonts w:ascii="Arial" w:hAnsi="Arial" w:eastAsia="Arial"/>
+                <w:sz w:val="24"/>
+              </w:rPr>
+            </w:r>
+            <w:r>
+              <w:rPr>
+                <w:rFonts w:ascii="Arial" w:hAnsi="Arial" w:eastAsia="Arial"/>
                 <w:b w:val="0"/>
-                <w:sz w:val="18"/>
+                <w:sz w:val="24"/>
               </w:rPr>
               <w:t>1964–2026</w:t>
             </w:r>
@@ -515,12 +810,20 @@
         </w:tc>
       </w:tr>
     </w:tbl>
-    <w:p/>
     <w:p>
       <w:pPr>
-        <w:jc w:val="center"/>
+        <w:jc w:val="both"/>
+      </w:pPr>
+    </w:p>
+    <w:p>
+      <w:pPr>
+        <w:jc w:val="both"/>
       </w:pPr>
       <w:r>
+        <w:rPr>
+          <w:rFonts w:ascii="Arial" w:hAnsi="Arial" w:eastAsia="Arial"/>
+          <w:sz w:val="24"/>
+        </w:rPr>
         <w:drawing>
           <wp:inline xmlns:a="http://schemas.openxmlformats.org/drawingml/2006/main" xmlns:pic="http://schemas.openxmlformats.org/drawingml/2006/picture">
             <wp:extent cx="6217920" cy="3310513"/>
@@ -561,8 +864,9 @@
       </w:pPr>
       <w:r>
         <w:rPr>
+          <w:rFonts w:ascii="Arial" w:hAnsi="Arial" w:eastAsia="Arial"/>
           <w:i/>
-          <w:sz w:val="18"/>
+          <w:sz w:val="24"/>
         </w:rPr>
         <w:t>Figura 1 — Completude dos principais campos do corpus.</w:t>
       </w:r>
@@ -570,16 +874,27 @@
     <w:p>
       <w:pPr>
         <w:spacing w:after="200"/>
+        <w:jc w:val="both"/>
       </w:pPr>
       <w:r>
+        <w:rPr>
+          <w:rFonts w:ascii="Arial" w:hAnsi="Arial" w:eastAsia="Arial"/>
+          <w:sz w:val="24"/>
+        </w:rPr>
         <w:t>PMID, título, periódico, data, ano e URL estão completos. DOI apresenta 93% de completude; a ausência limita cruzamentos entre bases, mas não invalida o registro PubMed.</w:t>
       </w:r>
     </w:p>
     <w:p>
       <w:pPr>
         <w:pStyle w:val="Heading1"/>
+        <w:jc w:val="left"/>
       </w:pPr>
       <w:r>
+        <w:rPr>
+          <w:rFonts w:ascii="Arial" w:hAnsi="Arial" w:eastAsia="Arial"/>
+          <w:b/>
+          <w:sz w:val="24"/>
+        </w:rPr>
         <w:t>3. Dicionário de dados</w:t>
       </w:r>
     </w:p>
@@ -606,12 +921,22 @@
             <w:shd w:fill="35618F"/>
           </w:tcPr>
           <w:p>
-            <w:r/>
+            <w:pPr>
+              <w:jc w:val="center"/>
+            </w:pPr>
             <w:r>
               <w:rPr>
+                <w:rFonts w:ascii="Arial" w:hAnsi="Arial" w:eastAsia="Arial"/>
+                <w:b/>
+                <w:sz w:val="24"/>
+              </w:rPr>
+            </w:r>
+            <w:r>
+              <w:rPr>
+                <w:rFonts w:ascii="Arial" w:hAnsi="Arial" w:eastAsia="Arial"/>
                 <w:b/>
                 <w:color w:val="FFFFFF"/>
-                <w:sz w:val="14"/>
+                <w:sz w:val="24"/>
               </w:rPr>
               <w:t>Campo</w:t>
             </w:r>
@@ -624,12 +949,22 @@
             <w:shd w:fill="35618F"/>
           </w:tcPr>
           <w:p>
-            <w:r/>
+            <w:pPr>
+              <w:jc w:val="center"/>
+            </w:pPr>
             <w:r>
               <w:rPr>
+                <w:rFonts w:ascii="Arial" w:hAnsi="Arial" w:eastAsia="Arial"/>
+                <w:b/>
+                <w:sz w:val="24"/>
+              </w:rPr>
+            </w:r>
+            <w:r>
+              <w:rPr>
+                <w:rFonts w:ascii="Arial" w:hAnsi="Arial" w:eastAsia="Arial"/>
                 <w:b/>
                 <w:color w:val="FFFFFF"/>
-                <w:sz w:val="14"/>
+                <w:sz w:val="24"/>
               </w:rPr>
               <w:t>Tipo</w:t>
             </w:r>
@@ -642,12 +977,22 @@
             <w:shd w:fill="35618F"/>
           </w:tcPr>
           <w:p>
-            <w:r/>
+            <w:pPr>
+              <w:jc w:val="center"/>
+            </w:pPr>
             <w:r>
               <w:rPr>
+                <w:rFonts w:ascii="Arial" w:hAnsi="Arial" w:eastAsia="Arial"/>
+                <w:b/>
+                <w:sz w:val="24"/>
+              </w:rPr>
+            </w:r>
+            <w:r>
+              <w:rPr>
+                <w:rFonts w:ascii="Arial" w:hAnsi="Arial" w:eastAsia="Arial"/>
                 <w:b/>
                 <w:color w:val="FFFFFF"/>
-                <w:sz w:val="14"/>
+                <w:sz w:val="24"/>
               </w:rPr>
               <w:t>Definição</w:t>
             </w:r>
@@ -660,12 +1005,22 @@
             <w:shd w:fill="35618F"/>
           </w:tcPr>
           <w:p>
-            <w:r/>
+            <w:pPr>
+              <w:jc w:val="center"/>
+            </w:pPr>
             <w:r>
               <w:rPr>
+                <w:rFonts w:ascii="Arial" w:hAnsi="Arial" w:eastAsia="Arial"/>
+                <w:b/>
+                <w:sz w:val="24"/>
+              </w:rPr>
+            </w:r>
+            <w:r>
+              <w:rPr>
+                <w:rFonts w:ascii="Arial" w:hAnsi="Arial" w:eastAsia="Arial"/>
                 <w:b/>
                 <w:color w:val="FFFFFF"/>
-                <w:sz w:val="14"/>
+                <w:sz w:val="24"/>
               </w:rPr>
               <w:t>Formato</w:t>
             </w:r>
@@ -678,12 +1033,22 @@
             <w:shd w:fill="35618F"/>
           </w:tcPr>
           <w:p>
-            <w:r/>
+            <w:pPr>
+              <w:jc w:val="center"/>
+            </w:pPr>
             <w:r>
               <w:rPr>
+                <w:rFonts w:ascii="Arial" w:hAnsi="Arial" w:eastAsia="Arial"/>
+                <w:b/>
+                <w:sz w:val="24"/>
+              </w:rPr>
+            </w:r>
+            <w:r>
+              <w:rPr>
+                <w:rFonts w:ascii="Arial" w:hAnsi="Arial" w:eastAsia="Arial"/>
                 <w:b/>
                 <w:color w:val="FFFFFF"/>
-                <w:sz w:val="14"/>
+                <w:sz w:val="24"/>
               </w:rPr>
               <w:t>Ausentes</w:t>
             </w:r>
@@ -696,12 +1061,22 @@
             <w:shd w:fill="35618F"/>
           </w:tcPr>
           <w:p>
-            <w:r/>
+            <w:pPr>
+              <w:jc w:val="center"/>
+            </w:pPr>
             <w:r>
               <w:rPr>
+                <w:rFonts w:ascii="Arial" w:hAnsi="Arial" w:eastAsia="Arial"/>
+                <w:b/>
+                <w:sz w:val="24"/>
+              </w:rPr>
+            </w:r>
+            <w:r>
+              <w:rPr>
+                <w:rFonts w:ascii="Arial" w:hAnsi="Arial" w:eastAsia="Arial"/>
                 <w:b/>
                 <w:color w:val="FFFFFF"/>
-                <w:sz w:val="14"/>
+                <w:sz w:val="24"/>
               </w:rPr>
               <w:t>Observação</w:t>
             </w:r>
@@ -715,11 +1090,20 @@
             <w:vAlign w:val="center"/>
           </w:tcPr>
           <w:p>
-            <w:r/>
+            <w:pPr>
+              <w:jc w:val="both"/>
+            </w:pPr>
             <w:r>
               <w:rPr>
+                <w:rFonts w:ascii="Arial" w:hAnsi="Arial" w:eastAsia="Arial"/>
+                <w:sz w:val="24"/>
+              </w:rPr>
+            </w:r>
+            <w:r>
+              <w:rPr>
+                <w:rFonts w:ascii="Arial" w:hAnsi="Arial" w:eastAsia="Arial"/>
                 <w:b w:val="0"/>
-                <w:sz w:val="14"/>
+                <w:sz w:val="24"/>
               </w:rPr>
               <w:t>pmid</w:t>
             </w:r>
@@ -731,11 +1115,20 @@
             <w:vAlign w:val="center"/>
           </w:tcPr>
           <w:p>
-            <w:r/>
+            <w:pPr>
+              <w:jc w:val="both"/>
+            </w:pPr>
             <w:r>
               <w:rPr>
+                <w:rFonts w:ascii="Arial" w:hAnsi="Arial" w:eastAsia="Arial"/>
+                <w:sz w:val="24"/>
+              </w:rPr>
+            </w:r>
+            <w:r>
+              <w:rPr>
+                <w:rFonts w:ascii="Arial" w:hAnsi="Arial" w:eastAsia="Arial"/>
                 <w:b w:val="0"/>
-                <w:sz w:val="14"/>
+                <w:sz w:val="24"/>
               </w:rPr>
               <w:t>Texto</w:t>
             </w:r>
@@ -747,11 +1140,20 @@
             <w:vAlign w:val="center"/>
           </w:tcPr>
           <w:p>
-            <w:r/>
+            <w:pPr>
+              <w:jc w:val="both"/>
+            </w:pPr>
             <w:r>
               <w:rPr>
+                <w:rFonts w:ascii="Arial" w:hAnsi="Arial" w:eastAsia="Arial"/>
+                <w:sz w:val="24"/>
+              </w:rPr>
+            </w:r>
+            <w:r>
+              <w:rPr>
+                <w:rFonts w:ascii="Arial" w:hAnsi="Arial" w:eastAsia="Arial"/>
                 <w:b w:val="0"/>
-                <w:sz w:val="14"/>
+                <w:sz w:val="24"/>
               </w:rPr>
               <w:t>Identificador único no PubMed.</w:t>
             </w:r>
@@ -763,11 +1165,20 @@
             <w:vAlign w:val="center"/>
           </w:tcPr>
           <w:p>
-            <w:r/>
+            <w:pPr>
+              <w:jc w:val="both"/>
+            </w:pPr>
             <w:r>
               <w:rPr>
+                <w:rFonts w:ascii="Arial" w:hAnsi="Arial" w:eastAsia="Arial"/>
+                <w:sz w:val="24"/>
+              </w:rPr>
+            </w:r>
+            <w:r>
+              <w:rPr>
+                <w:rFonts w:ascii="Arial" w:hAnsi="Arial" w:eastAsia="Arial"/>
                 <w:b w:val="0"/>
-                <w:sz w:val="14"/>
+                <w:sz w:val="24"/>
               </w:rPr>
               <w:t>Dígitos</w:t>
             </w:r>
@@ -779,11 +1190,20 @@
             <w:vAlign w:val="center"/>
           </w:tcPr>
           <w:p>
-            <w:r/>
+            <w:pPr>
+              <w:jc w:val="both"/>
+            </w:pPr>
             <w:r>
               <w:rPr>
+                <w:rFonts w:ascii="Arial" w:hAnsi="Arial" w:eastAsia="Arial"/>
+                <w:sz w:val="24"/>
+              </w:rPr>
+            </w:r>
+            <w:r>
+              <w:rPr>
+                <w:rFonts w:ascii="Arial" w:hAnsi="Arial" w:eastAsia="Arial"/>
                 <w:b w:val="0"/>
-                <w:sz w:val="14"/>
+                <w:sz w:val="24"/>
               </w:rPr>
               <w:t>0</w:t>
             </w:r>
@@ -795,11 +1215,20 @@
             <w:vAlign w:val="center"/>
           </w:tcPr>
           <w:p>
-            <w:r/>
+            <w:pPr>
+              <w:jc w:val="both"/>
+            </w:pPr>
             <w:r>
               <w:rPr>
+                <w:rFonts w:ascii="Arial" w:hAnsi="Arial" w:eastAsia="Arial"/>
+                <w:sz w:val="24"/>
+              </w:rPr>
+            </w:r>
+            <w:r>
+              <w:rPr>
+                <w:rFonts w:ascii="Arial" w:hAnsi="Arial" w:eastAsia="Arial"/>
                 <w:b w:val="0"/>
-                <w:sz w:val="14"/>
+                <w:sz w:val="24"/>
               </w:rPr>
               <w:t>Chave candidata; obrigatório.</w:t>
             </w:r>
@@ -813,11 +1242,20 @@
             <w:vAlign w:val="center"/>
           </w:tcPr>
           <w:p>
-            <w:r/>
+            <w:pPr>
+              <w:jc w:val="both"/>
+            </w:pPr>
             <w:r>
               <w:rPr>
+                <w:rFonts w:ascii="Arial" w:hAnsi="Arial" w:eastAsia="Arial"/>
+                <w:sz w:val="24"/>
+              </w:rPr>
+            </w:r>
+            <w:r>
+              <w:rPr>
+                <w:rFonts w:ascii="Arial" w:hAnsi="Arial" w:eastAsia="Arial"/>
                 <w:b w:val="0"/>
-                <w:sz w:val="14"/>
+                <w:sz w:val="24"/>
               </w:rPr>
               <w:t>title</w:t>
             </w:r>
@@ -829,11 +1267,20 @@
             <w:vAlign w:val="center"/>
           </w:tcPr>
           <w:p>
-            <w:r/>
+            <w:pPr>
+              <w:jc w:val="both"/>
+            </w:pPr>
             <w:r>
               <w:rPr>
+                <w:rFonts w:ascii="Arial" w:hAnsi="Arial" w:eastAsia="Arial"/>
+                <w:sz w:val="24"/>
+              </w:rPr>
+            </w:r>
+            <w:r>
+              <w:rPr>
+                <w:rFonts w:ascii="Arial" w:hAnsi="Arial" w:eastAsia="Arial"/>
                 <w:b w:val="0"/>
-                <w:sz w:val="14"/>
+                <w:sz w:val="24"/>
               </w:rPr>
               <w:t>Texto</w:t>
             </w:r>
@@ -845,11 +1292,20 @@
             <w:vAlign w:val="center"/>
           </w:tcPr>
           <w:p>
-            <w:r/>
+            <w:pPr>
+              <w:jc w:val="both"/>
+            </w:pPr>
             <w:r>
               <w:rPr>
+                <w:rFonts w:ascii="Arial" w:hAnsi="Arial" w:eastAsia="Arial"/>
+                <w:sz w:val="24"/>
+              </w:rPr>
+            </w:r>
+            <w:r>
+              <w:rPr>
+                <w:rFonts w:ascii="Arial" w:hAnsi="Arial" w:eastAsia="Arial"/>
                 <w:b w:val="0"/>
-                <w:sz w:val="14"/>
+                <w:sz w:val="24"/>
               </w:rPr>
               <w:t>Título da publicação.</w:t>
             </w:r>
@@ -861,11 +1317,20 @@
             <w:vAlign w:val="center"/>
           </w:tcPr>
           <w:p>
-            <w:r/>
+            <w:pPr>
+              <w:jc w:val="both"/>
+            </w:pPr>
             <w:r>
               <w:rPr>
+                <w:rFonts w:ascii="Arial" w:hAnsi="Arial" w:eastAsia="Arial"/>
+                <w:sz w:val="24"/>
+              </w:rPr>
+            </w:r>
+            <w:r>
+              <w:rPr>
+                <w:rFonts w:ascii="Arial" w:hAnsi="Arial" w:eastAsia="Arial"/>
                 <w:b w:val="0"/>
-                <w:sz w:val="14"/>
+                <w:sz w:val="24"/>
               </w:rPr>
               <w:t>Texto livre</w:t>
             </w:r>
@@ -877,11 +1342,20 @@
             <w:vAlign w:val="center"/>
           </w:tcPr>
           <w:p>
-            <w:r/>
+            <w:pPr>
+              <w:jc w:val="both"/>
+            </w:pPr>
             <w:r>
               <w:rPr>
+                <w:rFonts w:ascii="Arial" w:hAnsi="Arial" w:eastAsia="Arial"/>
+                <w:sz w:val="24"/>
+              </w:rPr>
+            </w:r>
+            <w:r>
+              <w:rPr>
+                <w:rFonts w:ascii="Arial" w:hAnsi="Arial" w:eastAsia="Arial"/>
                 <w:b w:val="0"/>
-                <w:sz w:val="14"/>
+                <w:sz w:val="24"/>
               </w:rPr>
               <w:t>0</w:t>
             </w:r>
@@ -893,11 +1367,20 @@
             <w:vAlign w:val="center"/>
           </w:tcPr>
           <w:p>
-            <w:r/>
+            <w:pPr>
+              <w:jc w:val="both"/>
+            </w:pPr>
             <w:r>
               <w:rPr>
+                <w:rFonts w:ascii="Arial" w:hAnsi="Arial" w:eastAsia="Arial"/>
+                <w:sz w:val="24"/>
+              </w:rPr>
+            </w:r>
+            <w:r>
+              <w:rPr>
+                <w:rFonts w:ascii="Arial" w:hAnsi="Arial" w:eastAsia="Arial"/>
                 <w:b w:val="0"/>
-                <w:sz w:val="14"/>
+                <w:sz w:val="24"/>
               </w:rPr>
               <w:t>Usado na EDA textual.</w:t>
             </w:r>
@@ -911,11 +1394,20 @@
             <w:vAlign w:val="center"/>
           </w:tcPr>
           <w:p>
-            <w:r/>
+            <w:pPr>
+              <w:jc w:val="both"/>
+            </w:pPr>
             <w:r>
               <w:rPr>
+                <w:rFonts w:ascii="Arial" w:hAnsi="Arial" w:eastAsia="Arial"/>
+                <w:sz w:val="24"/>
+              </w:rPr>
+            </w:r>
+            <w:r>
+              <w:rPr>
+                <w:rFonts w:ascii="Arial" w:hAnsi="Arial" w:eastAsia="Arial"/>
                 <w:b w:val="0"/>
-                <w:sz w:val="14"/>
+                <w:sz w:val="24"/>
               </w:rPr>
               <w:t>journal</w:t>
             </w:r>
@@ -927,11 +1419,20 @@
             <w:vAlign w:val="center"/>
           </w:tcPr>
           <w:p>
-            <w:r/>
+            <w:pPr>
+              <w:jc w:val="both"/>
+            </w:pPr>
             <w:r>
               <w:rPr>
+                <w:rFonts w:ascii="Arial" w:hAnsi="Arial" w:eastAsia="Arial"/>
+                <w:sz w:val="24"/>
+              </w:rPr>
+            </w:r>
+            <w:r>
+              <w:rPr>
+                <w:rFonts w:ascii="Arial" w:hAnsi="Arial" w:eastAsia="Arial"/>
                 <w:b w:val="0"/>
-                <w:sz w:val="14"/>
+                <w:sz w:val="24"/>
               </w:rPr>
               <w:t>Texto</w:t>
             </w:r>
@@ -943,11 +1444,20 @@
             <w:vAlign w:val="center"/>
           </w:tcPr>
           <w:p>
-            <w:r/>
+            <w:pPr>
+              <w:jc w:val="both"/>
+            </w:pPr>
             <w:r>
               <w:rPr>
+                <w:rFonts w:ascii="Arial" w:hAnsi="Arial" w:eastAsia="Arial"/>
+                <w:sz w:val="24"/>
+              </w:rPr>
+            </w:r>
+            <w:r>
+              <w:rPr>
+                <w:rFonts w:ascii="Arial" w:hAnsi="Arial" w:eastAsia="Arial"/>
                 <w:b w:val="0"/>
-                <w:sz w:val="14"/>
+                <w:sz w:val="24"/>
               </w:rPr>
               <w:t>Periódico informado.</w:t>
             </w:r>
@@ -959,11 +1469,20 @@
             <w:vAlign w:val="center"/>
           </w:tcPr>
           <w:p>
-            <w:r/>
+            <w:pPr>
+              <w:jc w:val="both"/>
+            </w:pPr>
             <w:r>
               <w:rPr>
+                <w:rFonts w:ascii="Arial" w:hAnsi="Arial" w:eastAsia="Arial"/>
+                <w:sz w:val="24"/>
+              </w:rPr>
+            </w:r>
+            <w:r>
+              <w:rPr>
+                <w:rFonts w:ascii="Arial" w:hAnsi="Arial" w:eastAsia="Arial"/>
                 <w:b w:val="0"/>
-                <w:sz w:val="14"/>
+                <w:sz w:val="24"/>
               </w:rPr>
               <w:t>Texto livre</w:t>
             </w:r>
@@ -975,11 +1494,20 @@
             <w:vAlign w:val="center"/>
           </w:tcPr>
           <w:p>
-            <w:r/>
+            <w:pPr>
+              <w:jc w:val="both"/>
+            </w:pPr>
             <w:r>
               <w:rPr>
+                <w:rFonts w:ascii="Arial" w:hAnsi="Arial" w:eastAsia="Arial"/>
+                <w:sz w:val="24"/>
+              </w:rPr>
+            </w:r>
+            <w:r>
+              <w:rPr>
+                <w:rFonts w:ascii="Arial" w:hAnsi="Arial" w:eastAsia="Arial"/>
                 <w:b w:val="0"/>
-                <w:sz w:val="14"/>
+                <w:sz w:val="24"/>
               </w:rPr>
               <w:t>0</w:t>
             </w:r>
@@ -991,11 +1519,20 @@
             <w:vAlign w:val="center"/>
           </w:tcPr>
           <w:p>
-            <w:r/>
+            <w:pPr>
+              <w:jc w:val="both"/>
+            </w:pPr>
             <w:r>
               <w:rPr>
+                <w:rFonts w:ascii="Arial" w:hAnsi="Arial" w:eastAsia="Arial"/>
+                <w:sz w:val="24"/>
+              </w:rPr>
+            </w:r>
+            <w:r>
+              <w:rPr>
+                <w:rFonts w:ascii="Arial" w:hAnsi="Arial" w:eastAsia="Arial"/>
                 <w:b w:val="0"/>
-                <w:sz w:val="14"/>
+                <w:sz w:val="24"/>
               </w:rPr>
               <w:t>Completo nesta amostra.</w:t>
             </w:r>
@@ -1009,11 +1546,20 @@
             <w:vAlign w:val="center"/>
           </w:tcPr>
           <w:p>
-            <w:r/>
+            <w:pPr>
+              <w:jc w:val="both"/>
+            </w:pPr>
             <w:r>
               <w:rPr>
+                <w:rFonts w:ascii="Arial" w:hAnsi="Arial" w:eastAsia="Arial"/>
+                <w:sz w:val="24"/>
+              </w:rPr>
+            </w:r>
+            <w:r>
+              <w:rPr>
+                <w:rFonts w:ascii="Arial" w:hAnsi="Arial" w:eastAsia="Arial"/>
                 <w:b w:val="0"/>
-                <w:sz w:val="14"/>
+                <w:sz w:val="24"/>
               </w:rPr>
               <w:t>publication_date</w:t>
             </w:r>
@@ -1025,11 +1571,20 @@
             <w:vAlign w:val="center"/>
           </w:tcPr>
           <w:p>
-            <w:r/>
+            <w:pPr>
+              <w:jc w:val="both"/>
+            </w:pPr>
             <w:r>
               <w:rPr>
+                <w:rFonts w:ascii="Arial" w:hAnsi="Arial" w:eastAsia="Arial"/>
+                <w:sz w:val="24"/>
+              </w:rPr>
+            </w:r>
+            <w:r>
+              <w:rPr>
+                <w:rFonts w:ascii="Arial" w:hAnsi="Arial" w:eastAsia="Arial"/>
                 <w:b w:val="0"/>
-                <w:sz w:val="14"/>
+                <w:sz w:val="24"/>
               </w:rPr>
               <w:t>Texto</w:t>
             </w:r>
@@ -1041,11 +1596,20 @@
             <w:vAlign w:val="center"/>
           </w:tcPr>
           <w:p>
-            <w:r/>
+            <w:pPr>
+              <w:jc w:val="both"/>
+            </w:pPr>
             <w:r>
               <w:rPr>
+                <w:rFonts w:ascii="Arial" w:hAnsi="Arial" w:eastAsia="Arial"/>
+                <w:sz w:val="24"/>
+              </w:rPr>
+            </w:r>
+            <w:r>
+              <w:rPr>
+                <w:rFonts w:ascii="Arial" w:hAnsi="Arial" w:eastAsia="Arial"/>
                 <w:b w:val="0"/>
-                <w:sz w:val="14"/>
+                <w:sz w:val="24"/>
               </w:rPr>
               <w:t>Data original do PubMed.</w:t>
             </w:r>
@@ -1057,11 +1621,20 @@
             <w:vAlign w:val="center"/>
           </w:tcPr>
           <w:p>
-            <w:r/>
+            <w:pPr>
+              <w:jc w:val="both"/>
+            </w:pPr>
             <w:r>
               <w:rPr>
+                <w:rFonts w:ascii="Arial" w:hAnsi="Arial" w:eastAsia="Arial"/>
+                <w:sz w:val="24"/>
+              </w:rPr>
+            </w:r>
+            <w:r>
+              <w:rPr>
+                <w:rFonts w:ascii="Arial" w:hAnsi="Arial" w:eastAsia="Arial"/>
                 <w:b w:val="0"/>
-                <w:sz w:val="14"/>
+                <w:sz w:val="24"/>
               </w:rPr>
               <w:t>Formato variável</w:t>
             </w:r>
@@ -1073,11 +1646,20 @@
             <w:vAlign w:val="center"/>
           </w:tcPr>
           <w:p>
-            <w:r/>
+            <w:pPr>
+              <w:jc w:val="both"/>
+            </w:pPr>
             <w:r>
               <w:rPr>
+                <w:rFonts w:ascii="Arial" w:hAnsi="Arial" w:eastAsia="Arial"/>
+                <w:sz w:val="24"/>
+              </w:rPr>
+            </w:r>
+            <w:r>
+              <w:rPr>
+                <w:rFonts w:ascii="Arial" w:hAnsi="Arial" w:eastAsia="Arial"/>
                 <w:b w:val="0"/>
-                <w:sz w:val="14"/>
+                <w:sz w:val="24"/>
               </w:rPr>
               <w:t>0</w:t>
             </w:r>
@@ -1089,11 +1671,20 @@
             <w:vAlign w:val="center"/>
           </w:tcPr>
           <w:p>
-            <w:r/>
+            <w:pPr>
+              <w:jc w:val="both"/>
+            </w:pPr>
             <w:r>
               <w:rPr>
+                <w:rFonts w:ascii="Arial" w:hAnsi="Arial" w:eastAsia="Arial"/>
+                <w:sz w:val="24"/>
+              </w:rPr>
+            </w:r>
+            <w:r>
+              <w:rPr>
+                <w:rFonts w:ascii="Arial" w:hAnsi="Arial" w:eastAsia="Arial"/>
                 <w:b w:val="0"/>
-                <w:sz w:val="14"/>
+                <w:sz w:val="24"/>
               </w:rPr>
               <w:t>Origem da coluna year.</w:t>
             </w:r>
@@ -1107,11 +1698,20 @@
             <w:vAlign w:val="center"/>
           </w:tcPr>
           <w:p>
-            <w:r/>
+            <w:pPr>
+              <w:jc w:val="both"/>
+            </w:pPr>
             <w:r>
               <w:rPr>
+                <w:rFonts w:ascii="Arial" w:hAnsi="Arial" w:eastAsia="Arial"/>
+                <w:sz w:val="24"/>
+              </w:rPr>
+            </w:r>
+            <w:r>
+              <w:rPr>
+                <w:rFonts w:ascii="Arial" w:hAnsi="Arial" w:eastAsia="Arial"/>
                 <w:b w:val="0"/>
-                <w:sz w:val="14"/>
+                <w:sz w:val="24"/>
               </w:rPr>
               <w:t>year</w:t>
             </w:r>
@@ -1123,11 +1723,20 @@
             <w:vAlign w:val="center"/>
           </w:tcPr>
           <w:p>
-            <w:r/>
+            <w:pPr>
+              <w:jc w:val="both"/>
+            </w:pPr>
             <w:r>
               <w:rPr>
+                <w:rFonts w:ascii="Arial" w:hAnsi="Arial" w:eastAsia="Arial"/>
+                <w:sz w:val="24"/>
+              </w:rPr>
+            </w:r>
+            <w:r>
+              <w:rPr>
+                <w:rFonts w:ascii="Arial" w:hAnsi="Arial" w:eastAsia="Arial"/>
                 <w:b w:val="0"/>
-                <w:sz w:val="14"/>
+                <w:sz w:val="24"/>
               </w:rPr>
               <w:t>Inteiro</w:t>
             </w:r>
@@ -1139,11 +1748,20 @@
             <w:vAlign w:val="center"/>
           </w:tcPr>
           <w:p>
-            <w:r/>
+            <w:pPr>
+              <w:jc w:val="both"/>
+            </w:pPr>
             <w:r>
               <w:rPr>
+                <w:rFonts w:ascii="Arial" w:hAnsi="Arial" w:eastAsia="Arial"/>
+                <w:sz w:val="24"/>
+              </w:rPr>
+            </w:r>
+            <w:r>
+              <w:rPr>
+                <w:rFonts w:ascii="Arial" w:hAnsi="Arial" w:eastAsia="Arial"/>
                 <w:b w:val="0"/>
-                <w:sz w:val="14"/>
+                <w:sz w:val="24"/>
               </w:rPr>
               <w:t>Ano extraído da data.</w:t>
             </w:r>
@@ -1155,11 +1773,20 @@
             <w:vAlign w:val="center"/>
           </w:tcPr>
           <w:p>
-            <w:r/>
+            <w:pPr>
+              <w:jc w:val="both"/>
+            </w:pPr>
             <w:r>
               <w:rPr>
+                <w:rFonts w:ascii="Arial" w:hAnsi="Arial" w:eastAsia="Arial"/>
+                <w:sz w:val="24"/>
+              </w:rPr>
+            </w:r>
+            <w:r>
+              <w:rPr>
+                <w:rFonts w:ascii="Arial" w:hAnsi="Arial" w:eastAsia="Arial"/>
                 <w:b w:val="0"/>
-                <w:sz w:val="14"/>
+                <w:sz w:val="24"/>
               </w:rPr>
               <w:t>AAAA</w:t>
             </w:r>
@@ -1171,11 +1798,20 @@
             <w:vAlign w:val="center"/>
           </w:tcPr>
           <w:p>
-            <w:r/>
+            <w:pPr>
+              <w:jc w:val="both"/>
+            </w:pPr>
             <w:r>
               <w:rPr>
+                <w:rFonts w:ascii="Arial" w:hAnsi="Arial" w:eastAsia="Arial"/>
+                <w:sz w:val="24"/>
+              </w:rPr>
+            </w:r>
+            <w:r>
+              <w:rPr>
+                <w:rFonts w:ascii="Arial" w:hAnsi="Arial" w:eastAsia="Arial"/>
                 <w:b w:val="0"/>
-                <w:sz w:val="14"/>
+                <w:sz w:val="24"/>
               </w:rPr>
               <w:t>0</w:t>
             </w:r>
@@ -1187,11 +1823,20 @@
             <w:vAlign w:val="center"/>
           </w:tcPr>
           <w:p>
-            <w:r/>
+            <w:pPr>
+              <w:jc w:val="both"/>
+            </w:pPr>
             <w:r>
               <w:rPr>
+                <w:rFonts w:ascii="Arial" w:hAnsi="Arial" w:eastAsia="Arial"/>
+                <w:sz w:val="24"/>
+              </w:rPr>
+            </w:r>
+            <w:r>
+              <w:rPr>
+                <w:rFonts w:ascii="Arial" w:hAnsi="Arial" w:eastAsia="Arial"/>
                 <w:b w:val="0"/>
-                <w:sz w:val="14"/>
+                <w:sz w:val="24"/>
               </w:rPr>
               <w:t>Entre 1800 e o ano da coleta.</w:t>
             </w:r>
@@ -1205,11 +1850,20 @@
             <w:vAlign w:val="center"/>
           </w:tcPr>
           <w:p>
-            <w:r/>
+            <w:pPr>
+              <w:jc w:val="both"/>
+            </w:pPr>
             <w:r>
               <w:rPr>
+                <w:rFonts w:ascii="Arial" w:hAnsi="Arial" w:eastAsia="Arial"/>
+                <w:sz w:val="24"/>
+              </w:rPr>
+            </w:r>
+            <w:r>
+              <w:rPr>
+                <w:rFonts w:ascii="Arial" w:hAnsi="Arial" w:eastAsia="Arial"/>
                 <w:b w:val="0"/>
-                <w:sz w:val="14"/>
+                <w:sz w:val="24"/>
               </w:rPr>
               <w:t>author_count</w:t>
             </w:r>
@@ -1221,11 +1875,20 @@
             <w:vAlign w:val="center"/>
           </w:tcPr>
           <w:p>
-            <w:r/>
+            <w:pPr>
+              <w:jc w:val="both"/>
+            </w:pPr>
             <w:r>
               <w:rPr>
+                <w:rFonts w:ascii="Arial" w:hAnsi="Arial" w:eastAsia="Arial"/>
+                <w:sz w:val="24"/>
+              </w:rPr>
+            </w:r>
+            <w:r>
+              <w:rPr>
+                <w:rFonts w:ascii="Arial" w:hAnsi="Arial" w:eastAsia="Arial"/>
                 <w:b w:val="0"/>
-                <w:sz w:val="14"/>
+                <w:sz w:val="24"/>
               </w:rPr>
               <w:t>Inteiro</w:t>
             </w:r>
@@ -1237,11 +1900,20 @@
             <w:vAlign w:val="center"/>
           </w:tcPr>
           <w:p>
-            <w:r/>
+            <w:pPr>
+              <w:jc w:val="both"/>
+            </w:pPr>
             <w:r>
               <w:rPr>
+                <w:rFonts w:ascii="Arial" w:hAnsi="Arial" w:eastAsia="Arial"/>
+                <w:sz w:val="24"/>
+              </w:rPr>
+            </w:r>
+            <w:r>
+              <w:rPr>
+                <w:rFonts w:ascii="Arial" w:hAnsi="Arial" w:eastAsia="Arial"/>
                 <w:b w:val="0"/>
-                <w:sz w:val="14"/>
+                <w:sz w:val="24"/>
               </w:rPr>
               <w:t>Número de autores retornados.</w:t>
             </w:r>
@@ -1253,11 +1925,20 @@
             <w:vAlign w:val="center"/>
           </w:tcPr>
           <w:p>
-            <w:r/>
+            <w:pPr>
+              <w:jc w:val="both"/>
+            </w:pPr>
             <w:r>
               <w:rPr>
+                <w:rFonts w:ascii="Arial" w:hAnsi="Arial" w:eastAsia="Arial"/>
+                <w:sz w:val="24"/>
+              </w:rPr>
+            </w:r>
+            <w:r>
+              <w:rPr>
+                <w:rFonts w:ascii="Arial" w:hAnsi="Arial" w:eastAsia="Arial"/>
                 <w:b w:val="0"/>
-                <w:sz w:val="14"/>
+                <w:sz w:val="24"/>
               </w:rPr>
               <w:t>Contagem</w:t>
             </w:r>
@@ -1269,11 +1950,20 @@
             <w:vAlign w:val="center"/>
           </w:tcPr>
           <w:p>
-            <w:r/>
+            <w:pPr>
+              <w:jc w:val="both"/>
+            </w:pPr>
             <w:r>
               <w:rPr>
+                <w:rFonts w:ascii="Arial" w:hAnsi="Arial" w:eastAsia="Arial"/>
+                <w:sz w:val="24"/>
+              </w:rPr>
+            </w:r>
+            <w:r>
+              <w:rPr>
+                <w:rFonts w:ascii="Arial" w:hAnsi="Arial" w:eastAsia="Arial"/>
                 <w:b w:val="0"/>
-                <w:sz w:val="14"/>
+                <w:sz w:val="24"/>
               </w:rPr>
               <w:t>2*</w:t>
             </w:r>
@@ -1285,11 +1975,20 @@
             <w:vAlign w:val="center"/>
           </w:tcPr>
           <w:p>
-            <w:r/>
+            <w:pPr>
+              <w:jc w:val="both"/>
+            </w:pPr>
             <w:r>
               <w:rPr>
+                <w:rFonts w:ascii="Arial" w:hAnsi="Arial" w:eastAsia="Arial"/>
+                <w:sz w:val="24"/>
+              </w:rPr>
+            </w:r>
+            <w:r>
+              <w:rPr>
+                <w:rFonts w:ascii="Arial" w:hAnsi="Arial" w:eastAsia="Arial"/>
                 <w:b w:val="0"/>
-                <w:sz w:val="14"/>
+                <w:sz w:val="24"/>
               </w:rPr>
               <w:t>Zero representa autoria ausente.</w:t>
             </w:r>
@@ -1303,11 +2002,20 @@
             <w:vAlign w:val="center"/>
           </w:tcPr>
           <w:p>
-            <w:r/>
+            <w:pPr>
+              <w:jc w:val="both"/>
+            </w:pPr>
             <w:r>
               <w:rPr>
+                <w:rFonts w:ascii="Arial" w:hAnsi="Arial" w:eastAsia="Arial"/>
+                <w:sz w:val="24"/>
+              </w:rPr>
+            </w:r>
+            <w:r>
+              <w:rPr>
+                <w:rFonts w:ascii="Arial" w:hAnsi="Arial" w:eastAsia="Arial"/>
                 <w:b w:val="0"/>
-                <w:sz w:val="14"/>
+                <w:sz w:val="24"/>
               </w:rPr>
               <w:t>first_author</w:t>
             </w:r>
@@ -1319,11 +2027,20 @@
             <w:vAlign w:val="center"/>
           </w:tcPr>
           <w:p>
-            <w:r/>
+            <w:pPr>
+              <w:jc w:val="both"/>
+            </w:pPr>
             <w:r>
               <w:rPr>
+                <w:rFonts w:ascii="Arial" w:hAnsi="Arial" w:eastAsia="Arial"/>
+                <w:sz w:val="24"/>
+              </w:rPr>
+            </w:r>
+            <w:r>
+              <w:rPr>
+                <w:rFonts w:ascii="Arial" w:hAnsi="Arial" w:eastAsia="Arial"/>
                 <w:b w:val="0"/>
-                <w:sz w:val="14"/>
+                <w:sz w:val="24"/>
               </w:rPr>
               <w:t>Texto</w:t>
             </w:r>
@@ -1335,11 +2052,20 @@
             <w:vAlign w:val="center"/>
           </w:tcPr>
           <w:p>
-            <w:r/>
+            <w:pPr>
+              <w:jc w:val="both"/>
+            </w:pPr>
             <w:r>
               <w:rPr>
+                <w:rFonts w:ascii="Arial" w:hAnsi="Arial" w:eastAsia="Arial"/>
+                <w:sz w:val="24"/>
+              </w:rPr>
+            </w:r>
+            <w:r>
+              <w:rPr>
+                <w:rFonts w:ascii="Arial" w:hAnsi="Arial" w:eastAsia="Arial"/>
                 <w:b w:val="0"/>
-                <w:sz w:val="14"/>
+                <w:sz w:val="24"/>
               </w:rPr>
               <w:t>Primeiro autor retornado.</w:t>
             </w:r>
@@ -1351,11 +2077,20 @@
             <w:vAlign w:val="center"/>
           </w:tcPr>
           <w:p>
-            <w:r/>
+            <w:pPr>
+              <w:jc w:val="both"/>
+            </w:pPr>
             <w:r>
               <w:rPr>
+                <w:rFonts w:ascii="Arial" w:hAnsi="Arial" w:eastAsia="Arial"/>
+                <w:sz w:val="24"/>
+              </w:rPr>
+            </w:r>
+            <w:r>
+              <w:rPr>
+                <w:rFonts w:ascii="Arial" w:hAnsi="Arial" w:eastAsia="Arial"/>
                 <w:b w:val="0"/>
-                <w:sz w:val="14"/>
+                <w:sz w:val="24"/>
               </w:rPr>
               <w:t>Sobrenome/iniciais</w:t>
             </w:r>
@@ -1367,11 +2102,20 @@
             <w:vAlign w:val="center"/>
           </w:tcPr>
           <w:p>
-            <w:r/>
+            <w:pPr>
+              <w:jc w:val="both"/>
+            </w:pPr>
             <w:r>
               <w:rPr>
+                <w:rFonts w:ascii="Arial" w:hAnsi="Arial" w:eastAsia="Arial"/>
+                <w:sz w:val="24"/>
+              </w:rPr>
+            </w:r>
+            <w:r>
+              <w:rPr>
+                <w:rFonts w:ascii="Arial" w:hAnsi="Arial" w:eastAsia="Arial"/>
                 <w:b w:val="0"/>
-                <w:sz w:val="14"/>
+                <w:sz w:val="24"/>
               </w:rPr>
               <w:t>2</w:t>
             </w:r>
@@ -1383,11 +2127,20 @@
             <w:vAlign w:val="center"/>
           </w:tcPr>
           <w:p>
-            <w:r/>
+            <w:pPr>
+              <w:jc w:val="both"/>
+            </w:pPr>
             <w:r>
               <w:rPr>
+                <w:rFonts w:ascii="Arial" w:hAnsi="Arial" w:eastAsia="Arial"/>
+                <w:sz w:val="24"/>
+              </w:rPr>
+            </w:r>
+            <w:r>
+              <w:rPr>
+                <w:rFonts w:ascii="Arial" w:hAnsi="Arial" w:eastAsia="Arial"/>
                 <w:b w:val="0"/>
-                <w:sz w:val="14"/>
+                <w:sz w:val="24"/>
               </w:rPr>
               <w:t>Ausente quando author_count é zero.</w:t>
             </w:r>
@@ -1401,11 +2154,20 @@
             <w:vAlign w:val="center"/>
           </w:tcPr>
           <w:p>
-            <w:r/>
+            <w:pPr>
+              <w:jc w:val="both"/>
+            </w:pPr>
             <w:r>
               <w:rPr>
+                <w:rFonts w:ascii="Arial" w:hAnsi="Arial" w:eastAsia="Arial"/>
+                <w:sz w:val="24"/>
+              </w:rPr>
+            </w:r>
+            <w:r>
+              <w:rPr>
+                <w:rFonts w:ascii="Arial" w:hAnsi="Arial" w:eastAsia="Arial"/>
                 <w:b w:val="0"/>
-                <w:sz w:val="14"/>
+                <w:sz w:val="24"/>
               </w:rPr>
               <w:t>doi</w:t>
             </w:r>
@@ -1417,11 +2179,20 @@
             <w:vAlign w:val="center"/>
           </w:tcPr>
           <w:p>
-            <w:r/>
+            <w:pPr>
+              <w:jc w:val="both"/>
+            </w:pPr>
             <w:r>
               <w:rPr>
+                <w:rFonts w:ascii="Arial" w:hAnsi="Arial" w:eastAsia="Arial"/>
+                <w:sz w:val="24"/>
+              </w:rPr>
+            </w:r>
+            <w:r>
+              <w:rPr>
+                <w:rFonts w:ascii="Arial" w:hAnsi="Arial" w:eastAsia="Arial"/>
                 <w:b w:val="0"/>
-                <w:sz w:val="14"/>
+                <w:sz w:val="24"/>
               </w:rPr>
               <w:t>Texto</w:t>
             </w:r>
@@ -1433,11 +2204,20 @@
             <w:vAlign w:val="center"/>
           </w:tcPr>
           <w:p>
-            <w:r/>
+            <w:pPr>
+              <w:jc w:val="both"/>
+            </w:pPr>
             <w:r>
               <w:rPr>
+                <w:rFonts w:ascii="Arial" w:hAnsi="Arial" w:eastAsia="Arial"/>
+                <w:sz w:val="24"/>
+              </w:rPr>
+            </w:r>
+            <w:r>
+              <w:rPr>
+                <w:rFonts w:ascii="Arial" w:hAnsi="Arial" w:eastAsia="Arial"/>
                 <w:b w:val="0"/>
-                <w:sz w:val="14"/>
+                <w:sz w:val="24"/>
               </w:rPr>
               <w:t>Digital Object Identifier.</w:t>
             </w:r>
@@ -1449,11 +2229,20 @@
             <w:vAlign w:val="center"/>
           </w:tcPr>
           <w:p>
-            <w:r/>
+            <w:pPr>
+              <w:jc w:val="both"/>
+            </w:pPr>
             <w:r>
               <w:rPr>
+                <w:rFonts w:ascii="Arial" w:hAnsi="Arial" w:eastAsia="Arial"/>
+                <w:sz w:val="24"/>
+              </w:rPr>
+            </w:r>
+            <w:r>
+              <w:rPr>
+                <w:rFonts w:ascii="Arial" w:hAnsi="Arial" w:eastAsia="Arial"/>
                 <w:b w:val="0"/>
-                <w:sz w:val="14"/>
+                <w:sz w:val="24"/>
               </w:rPr>
               <w:t>10.xxxx/...</w:t>
             </w:r>
@@ -1465,11 +2254,20 @@
             <w:vAlign w:val="center"/>
           </w:tcPr>
           <w:p>
-            <w:r/>
+            <w:pPr>
+              <w:jc w:val="both"/>
+            </w:pPr>
             <w:r>
               <w:rPr>
+                <w:rFonts w:ascii="Arial" w:hAnsi="Arial" w:eastAsia="Arial"/>
+                <w:sz w:val="24"/>
+              </w:rPr>
+            </w:r>
+            <w:r>
+              <w:rPr>
+                <w:rFonts w:ascii="Arial" w:hAnsi="Arial" w:eastAsia="Arial"/>
                 <w:b w:val="0"/>
-                <w:sz w:val="14"/>
+                <w:sz w:val="24"/>
               </w:rPr>
               <w:t>7</w:t>
             </w:r>
@@ -1481,11 +2279,20 @@
             <w:vAlign w:val="center"/>
           </w:tcPr>
           <w:p>
-            <w:r/>
+            <w:pPr>
+              <w:jc w:val="both"/>
+            </w:pPr>
             <w:r>
               <w:rPr>
+                <w:rFonts w:ascii="Arial" w:hAnsi="Arial" w:eastAsia="Arial"/>
+                <w:sz w:val="24"/>
+              </w:rPr>
+            </w:r>
+            <w:r>
+              <w:rPr>
+                <w:rFonts w:ascii="Arial" w:hAnsi="Arial" w:eastAsia="Arial"/>
                 <w:b w:val="0"/>
-                <w:sz w:val="14"/>
+                <w:sz w:val="24"/>
               </w:rPr>
               <w:t>Opcional; útil para interoperabilidade.</w:t>
             </w:r>
@@ -1499,11 +2306,20 @@
             <w:vAlign w:val="center"/>
           </w:tcPr>
           <w:p>
-            <w:r/>
+            <w:pPr>
+              <w:jc w:val="both"/>
+            </w:pPr>
             <w:r>
               <w:rPr>
+                <w:rFonts w:ascii="Arial" w:hAnsi="Arial" w:eastAsia="Arial"/>
+                <w:sz w:val="24"/>
+              </w:rPr>
+            </w:r>
+            <w:r>
+              <w:rPr>
+                <w:rFonts w:ascii="Arial" w:hAnsi="Arial" w:eastAsia="Arial"/>
                 <w:b w:val="0"/>
-                <w:sz w:val="14"/>
+                <w:sz w:val="24"/>
               </w:rPr>
               <w:t>url</w:t>
             </w:r>
@@ -1515,11 +2331,20 @@
             <w:vAlign w:val="center"/>
           </w:tcPr>
           <w:p>
-            <w:r/>
+            <w:pPr>
+              <w:jc w:val="both"/>
+            </w:pPr>
             <w:r>
               <w:rPr>
+                <w:rFonts w:ascii="Arial" w:hAnsi="Arial" w:eastAsia="Arial"/>
+                <w:sz w:val="24"/>
+              </w:rPr>
+            </w:r>
+            <w:r>
+              <w:rPr>
+                <w:rFonts w:ascii="Arial" w:hAnsi="Arial" w:eastAsia="Arial"/>
                 <w:b w:val="0"/>
-                <w:sz w:val="14"/>
+                <w:sz w:val="24"/>
               </w:rPr>
               <w:t>Texto</w:t>
             </w:r>
@@ -1531,11 +2356,20 @@
             <w:vAlign w:val="center"/>
           </w:tcPr>
           <w:p>
-            <w:r/>
+            <w:pPr>
+              <w:jc w:val="both"/>
+            </w:pPr>
             <w:r>
               <w:rPr>
+                <w:rFonts w:ascii="Arial" w:hAnsi="Arial" w:eastAsia="Arial"/>
+                <w:sz w:val="24"/>
+              </w:rPr>
+            </w:r>
+            <w:r>
+              <w:rPr>
+                <w:rFonts w:ascii="Arial" w:hAnsi="Arial" w:eastAsia="Arial"/>
                 <w:b w:val="0"/>
-                <w:sz w:val="14"/>
+                <w:sz w:val="24"/>
               </w:rPr>
               <w:t>Link canônico do PubMed.</w:t>
             </w:r>
@@ -1547,11 +2381,20 @@
             <w:vAlign w:val="center"/>
           </w:tcPr>
           <w:p>
-            <w:r/>
+            <w:pPr>
+              <w:jc w:val="both"/>
+            </w:pPr>
             <w:r>
               <w:rPr>
+                <w:rFonts w:ascii="Arial" w:hAnsi="Arial" w:eastAsia="Arial"/>
+                <w:sz w:val="24"/>
+              </w:rPr>
+            </w:r>
+            <w:r>
+              <w:rPr>
+                <w:rFonts w:ascii="Arial" w:hAnsi="Arial" w:eastAsia="Arial"/>
                 <w:b w:val="0"/>
-                <w:sz w:val="14"/>
+                <w:sz w:val="24"/>
               </w:rPr>
               <w:t>HTTPS</w:t>
             </w:r>
@@ -1563,11 +2406,20 @@
             <w:vAlign w:val="center"/>
           </w:tcPr>
           <w:p>
-            <w:r/>
+            <w:pPr>
+              <w:jc w:val="both"/>
+            </w:pPr>
             <w:r>
               <w:rPr>
+                <w:rFonts w:ascii="Arial" w:hAnsi="Arial" w:eastAsia="Arial"/>
+                <w:sz w:val="24"/>
+              </w:rPr>
+            </w:r>
+            <w:r>
+              <w:rPr>
+                <w:rFonts w:ascii="Arial" w:hAnsi="Arial" w:eastAsia="Arial"/>
                 <w:b w:val="0"/>
-                <w:sz w:val="14"/>
+                <w:sz w:val="24"/>
               </w:rPr>
               <w:t>0</w:t>
             </w:r>
@@ -1579,11 +2431,20 @@
             <w:vAlign w:val="center"/>
           </w:tcPr>
           <w:p>
-            <w:r/>
+            <w:pPr>
+              <w:jc w:val="both"/>
+            </w:pPr>
             <w:r>
               <w:rPr>
+                <w:rFonts w:ascii="Arial" w:hAnsi="Arial" w:eastAsia="Arial"/>
+                <w:sz w:val="24"/>
+              </w:rPr>
+            </w:r>
+            <w:r>
+              <w:rPr>
+                <w:rFonts w:ascii="Arial" w:hAnsi="Arial" w:eastAsia="Arial"/>
                 <w:b w:val="0"/>
-                <w:sz w:val="14"/>
+                <w:sz w:val="24"/>
               </w:rPr>
               <w:t>Domínio validado.</w:t>
             </w:r>
@@ -1591,25 +2452,46 @@
         </w:tc>
       </w:tr>
     </w:tbl>
-    <w:p/>
     <w:p>
+      <w:pPr>
+        <w:jc w:val="both"/>
+      </w:pPr>
+    </w:p>
+    <w:p>
+      <w:pPr>
+        <w:jc w:val="both"/>
+      </w:pPr>
       <w:r>
+        <w:rPr>
+          <w:rFonts w:ascii="Arial" w:hAnsi="Arial" w:eastAsia="Arial"/>
+          <w:sz w:val="24"/>
+        </w:rPr>
         <w:t>* Em author_count, dois valores zero representam ausência de metadados de autoria.</w:t>
       </w:r>
     </w:p>
     <w:p>
       <w:pPr>
         <w:pStyle w:val="Heading1"/>
+        <w:jc w:val="left"/>
       </w:pPr>
       <w:r>
+        <w:rPr>
+          <w:rFonts w:ascii="Arial" w:hAnsi="Arial" w:eastAsia="Arial"/>
+          <w:b/>
+          <w:sz w:val="24"/>
+        </w:rPr>
         <w:t>4. Triagem temática aproximada</w:t>
       </w:r>
     </w:p>
     <w:p>
       <w:pPr>
-        <w:jc w:val="center"/>
+        <w:jc w:val="both"/>
       </w:pPr>
       <w:r>
+        <w:rPr>
+          <w:rFonts w:ascii="Arial" w:hAnsi="Arial" w:eastAsia="Arial"/>
+          <w:sz w:val="24"/>
+        </w:rPr>
         <w:drawing>
           <wp:inline xmlns:a="http://schemas.openxmlformats.org/drawingml/2006/main" xmlns:pic="http://schemas.openxmlformats.org/drawingml/2006/picture">
             <wp:extent cx="6217920" cy="3289480"/>
@@ -1650,8 +2532,9 @@
       </w:pPr>
       <w:r>
         <w:rPr>
+          <w:rFonts w:ascii="Arial" w:hAnsi="Arial" w:eastAsia="Arial"/>
           <w:i/>
-          <w:sz w:val="18"/>
+          <w:sz w:val="24"/>
         </w:rPr>
         <w:t>Figura 2 — Presença dos conceitos centrais nos títulos.</w:t>
       </w:r>
@@ -1659,24 +2542,39 @@
     <w:p>
       <w:pPr>
         <w:spacing w:after="200"/>
+        <w:jc w:val="both"/>
       </w:pPr>
       <w:r>
+        <w:rPr>
+          <w:rFonts w:ascii="Arial" w:hAnsi="Arial" w:eastAsia="Arial"/>
+          <w:sz w:val="24"/>
+        </w:rPr>
         <w:t>39 títulos mencionam ambos os conceitos; 12 não mencionam nenhum. Como a consulta também considera resumo e MeSH, esse resultado é um sinal de triagem, não uma prova de irrelevância.</w:t>
       </w:r>
     </w:p>
     <w:p>
       <w:pPr>
         <w:pStyle w:val="Heading1"/>
+        <w:jc w:val="left"/>
       </w:pPr>
       <w:r>
+        <w:rPr>
+          <w:rFonts w:ascii="Arial" w:hAnsi="Arial" w:eastAsia="Arial"/>
+          <w:b/>
+          <w:sz w:val="24"/>
+        </w:rPr>
         <w:t>5. Distribuição temporal</w:t>
       </w:r>
     </w:p>
     <w:p>
       <w:pPr>
-        <w:jc w:val="center"/>
+        <w:jc w:val="both"/>
       </w:pPr>
       <w:r>
+        <w:rPr>
+          <w:rFonts w:ascii="Arial" w:hAnsi="Arial" w:eastAsia="Arial"/>
+          <w:sz w:val="24"/>
+        </w:rPr>
         <w:drawing>
           <wp:inline xmlns:a="http://schemas.openxmlformats.org/drawingml/2006/main" xmlns:pic="http://schemas.openxmlformats.org/drawingml/2006/picture">
             <wp:extent cx="6217920" cy="2947222"/>
@@ -1717,8 +2615,9 @@
       </w:pPr>
       <w:r>
         <w:rPr>
+          <w:rFonts w:ascii="Arial" w:hAnsi="Arial" w:eastAsia="Arial"/>
           <w:i/>
-          <w:sz w:val="18"/>
+          <w:sz w:val="24"/>
         </w:rPr>
         <w:t>Figura 3 — Publicações recuperadas por ano.</w:t>
       </w:r>
@@ -1726,24 +2625,39 @@
     <w:p>
       <w:pPr>
         <w:spacing w:after="200"/>
+        <w:jc w:val="both"/>
       </w:pPr>
       <w:r>
+        <w:rPr>
+          <w:rFonts w:ascii="Arial" w:hAnsi="Arial" w:eastAsia="Arial"/>
+          <w:sz w:val="24"/>
+        </w:rPr>
         <w:t>A amostra se estende de 1964 a 2026; 2013 concentra o maior número de registros (9). Anos sem registros são representados por zero.</w:t>
       </w:r>
     </w:p>
     <w:p>
       <w:pPr>
         <w:pStyle w:val="Heading1"/>
+        <w:jc w:val="left"/>
       </w:pPr>
       <w:r>
+        <w:rPr>
+          <w:rFonts w:ascii="Arial" w:hAnsi="Arial" w:eastAsia="Arial"/>
+          <w:b/>
+          <w:sz w:val="24"/>
+        </w:rPr>
         <w:t>6. Concentração por periódico</w:t>
       </w:r>
     </w:p>
     <w:p>
       <w:pPr>
-        <w:jc w:val="center"/>
+        <w:jc w:val="both"/>
       </w:pPr>
       <w:r>
+        <w:rPr>
+          <w:rFonts w:ascii="Arial" w:hAnsi="Arial" w:eastAsia="Arial"/>
+          <w:sz w:val="24"/>
+        </w:rPr>
         <w:drawing>
           <wp:inline xmlns:a="http://schemas.openxmlformats.org/drawingml/2006/main" xmlns:pic="http://schemas.openxmlformats.org/drawingml/2006/picture">
             <wp:extent cx="6217920" cy="3659690"/>
@@ -1784,8 +2698,9 @@
       </w:pPr>
       <w:r>
         <w:rPr>
+          <w:rFonts w:ascii="Arial" w:hAnsi="Arial" w:eastAsia="Arial"/>
           <w:i/>
-          <w:sz w:val="18"/>
+          <w:sz w:val="24"/>
         </w:rPr>
         <w:t>Figura 4 — Dez periódicos mais frequentes.</w:t>
       </w:r>
@@ -1793,24 +2708,39 @@
     <w:p>
       <w:pPr>
         <w:spacing w:after="200"/>
+        <w:jc w:val="both"/>
       </w:pPr>
       <w:r>
+        <w:rPr>
+          <w:rFonts w:ascii="Arial" w:hAnsi="Arial" w:eastAsia="Arial"/>
+          <w:sz w:val="24"/>
+        </w:rPr>
         <w:t>Os dez periódicos mais frequentes concentram 38% da amostra, indicando que os registros estão distribuídos entre muitas fontes editoriais.</w:t>
       </w:r>
     </w:p>
     <w:p>
       <w:pPr>
         <w:pStyle w:val="Heading1"/>
+        <w:jc w:val="left"/>
       </w:pPr>
       <w:r>
+        <w:rPr>
+          <w:rFonts w:ascii="Arial" w:hAnsi="Arial" w:eastAsia="Arial"/>
+          <w:b/>
+          <w:sz w:val="24"/>
+        </w:rPr>
         <w:t>7. Características textuais</w:t>
       </w:r>
     </w:p>
     <w:p>
       <w:pPr>
-        <w:jc w:val="center"/>
+        <w:jc w:val="both"/>
       </w:pPr>
       <w:r>
+        <w:rPr>
+          <w:rFonts w:ascii="Arial" w:hAnsi="Arial" w:eastAsia="Arial"/>
+          <w:sz w:val="24"/>
+        </w:rPr>
         <w:drawing>
           <wp:inline xmlns:a="http://schemas.openxmlformats.org/drawingml/2006/main" xmlns:pic="http://schemas.openxmlformats.org/drawingml/2006/picture">
             <wp:extent cx="6217920" cy="3278903"/>
@@ -1851,8 +2781,9 @@
       </w:pPr>
       <w:r>
         <w:rPr>
+          <w:rFonts w:ascii="Arial" w:hAnsi="Arial" w:eastAsia="Arial"/>
           <w:i/>
-          <w:sz w:val="18"/>
+          <w:sz w:val="24"/>
         </w:rPr>
         <w:t>Figura 5 — Distribuição do tamanho dos títulos.</w:t>
       </w:r>
@@ -1860,16 +2791,27 @@
     <w:p>
       <w:pPr>
         <w:spacing w:after="200"/>
+        <w:jc w:val="both"/>
       </w:pPr>
       <w:r>
+        <w:rPr>
+          <w:rFonts w:ascii="Arial" w:hAnsi="Arial" w:eastAsia="Arial"/>
+          <w:sz w:val="24"/>
+        </w:rPr>
         <w:t>Os títulos possuem mediana de 14 palavras e IQR de 6 palavras.</w:t>
       </w:r>
     </w:p>
     <w:p>
       <w:pPr>
         <w:pStyle w:val="Heading1"/>
+        <w:jc w:val="left"/>
       </w:pPr>
       <w:r>
+        <w:rPr>
+          <w:rFonts w:ascii="Arial" w:hAnsi="Arial" w:eastAsia="Arial"/>
+          <w:b/>
+          <w:sz w:val="24"/>
+        </w:rPr>
         <w:t>8. Medidas de dispersão</w:t>
       </w:r>
     </w:p>
@@ -1903,12 +2845,22 @@
             <w:shd w:fill="35618F"/>
           </w:tcPr>
           <w:p>
-            <w:r/>
+            <w:pPr>
+              <w:jc w:val="center"/>
+            </w:pPr>
             <w:r>
               <w:rPr>
+                <w:rFonts w:ascii="Arial" w:hAnsi="Arial" w:eastAsia="Arial"/>
+                <w:b/>
+                <w:sz w:val="24"/>
+              </w:rPr>
+            </w:r>
+            <w:r>
+              <w:rPr>
+                <w:rFonts w:ascii="Arial" w:hAnsi="Arial" w:eastAsia="Arial"/>
                 <w:b/>
                 <w:color w:val="FFFFFF"/>
-                <w:sz w:val="12"/>
+                <w:sz w:val="24"/>
               </w:rPr>
               <w:t>Variável</w:t>
             </w:r>
@@ -1921,12 +2873,22 @@
             <w:shd w:fill="35618F"/>
           </w:tcPr>
           <w:p>
-            <w:r/>
+            <w:pPr>
+              <w:jc w:val="center"/>
+            </w:pPr>
             <w:r>
               <w:rPr>
+                <w:rFonts w:ascii="Arial" w:hAnsi="Arial" w:eastAsia="Arial"/>
+                <w:b/>
+                <w:sz w:val="24"/>
+              </w:rPr>
+            </w:r>
+            <w:r>
+              <w:rPr>
+                <w:rFonts w:ascii="Arial" w:hAnsi="Arial" w:eastAsia="Arial"/>
                 <w:b/>
                 <w:color w:val="FFFFFF"/>
-                <w:sz w:val="12"/>
+                <w:sz w:val="24"/>
               </w:rPr>
               <w:t>n</w:t>
             </w:r>
@@ -1939,12 +2901,22 @@
             <w:shd w:fill="35618F"/>
           </w:tcPr>
           <w:p>
-            <w:r/>
+            <w:pPr>
+              <w:jc w:val="center"/>
+            </w:pPr>
             <w:r>
               <w:rPr>
+                <w:rFonts w:ascii="Arial" w:hAnsi="Arial" w:eastAsia="Arial"/>
+                <w:b/>
+                <w:sz w:val="24"/>
+              </w:rPr>
+            </w:r>
+            <w:r>
+              <w:rPr>
+                <w:rFonts w:ascii="Arial" w:hAnsi="Arial" w:eastAsia="Arial"/>
                 <w:b/>
                 <w:color w:val="FFFFFF"/>
-                <w:sz w:val="12"/>
+                <w:sz w:val="24"/>
               </w:rPr>
               <w:t>Média</w:t>
             </w:r>
@@ -1957,12 +2929,22 @@
             <w:shd w:fill="35618F"/>
           </w:tcPr>
           <w:p>
-            <w:r/>
+            <w:pPr>
+              <w:jc w:val="center"/>
+            </w:pPr>
             <w:r>
               <w:rPr>
+                <w:rFonts w:ascii="Arial" w:hAnsi="Arial" w:eastAsia="Arial"/>
+                <w:b/>
+                <w:sz w:val="24"/>
+              </w:rPr>
+            </w:r>
+            <w:r>
+              <w:rPr>
+                <w:rFonts w:ascii="Arial" w:hAnsi="Arial" w:eastAsia="Arial"/>
                 <w:b/>
                 <w:color w:val="FFFFFF"/>
-                <w:sz w:val="12"/>
+                <w:sz w:val="24"/>
               </w:rPr>
               <w:t>Mediana</w:t>
             </w:r>
@@ -1975,12 +2957,22 @@
             <w:shd w:fill="35618F"/>
           </w:tcPr>
           <w:p>
-            <w:r/>
+            <w:pPr>
+              <w:jc w:val="center"/>
+            </w:pPr>
             <w:r>
               <w:rPr>
+                <w:rFonts w:ascii="Arial" w:hAnsi="Arial" w:eastAsia="Arial"/>
+                <w:b/>
+                <w:sz w:val="24"/>
+              </w:rPr>
+            </w:r>
+            <w:r>
+              <w:rPr>
+                <w:rFonts w:ascii="Arial" w:hAnsi="Arial" w:eastAsia="Arial"/>
                 <w:b/>
                 <w:color w:val="FFFFFF"/>
-                <w:sz w:val="12"/>
+                <w:sz w:val="24"/>
               </w:rPr>
               <w:t>DP</w:t>
             </w:r>
@@ -1993,12 +2985,22 @@
             <w:shd w:fill="35618F"/>
           </w:tcPr>
           <w:p>
-            <w:r/>
+            <w:pPr>
+              <w:jc w:val="center"/>
+            </w:pPr>
             <w:r>
               <w:rPr>
+                <w:rFonts w:ascii="Arial" w:hAnsi="Arial" w:eastAsia="Arial"/>
+                <w:b/>
+                <w:sz w:val="24"/>
+              </w:rPr>
+            </w:r>
+            <w:r>
+              <w:rPr>
+                <w:rFonts w:ascii="Arial" w:hAnsi="Arial" w:eastAsia="Arial"/>
                 <w:b/>
                 <w:color w:val="FFFFFF"/>
-                <w:sz w:val="12"/>
+                <w:sz w:val="24"/>
               </w:rPr>
               <w:t>Variância</w:t>
             </w:r>
@@ -2011,12 +3013,22 @@
             <w:shd w:fill="35618F"/>
           </w:tcPr>
           <w:p>
-            <w:r/>
+            <w:pPr>
+              <w:jc w:val="center"/>
+            </w:pPr>
             <w:r>
               <w:rPr>
+                <w:rFonts w:ascii="Arial" w:hAnsi="Arial" w:eastAsia="Arial"/>
+                <w:b/>
+                <w:sz w:val="24"/>
+              </w:rPr>
+            </w:r>
+            <w:r>
+              <w:rPr>
+                <w:rFonts w:ascii="Arial" w:hAnsi="Arial" w:eastAsia="Arial"/>
                 <w:b/>
                 <w:color w:val="FFFFFF"/>
-                <w:sz w:val="12"/>
+                <w:sz w:val="24"/>
               </w:rPr>
               <w:t>Mín.</w:t>
             </w:r>
@@ -2029,12 +3041,22 @@
             <w:shd w:fill="35618F"/>
           </w:tcPr>
           <w:p>
-            <w:r/>
+            <w:pPr>
+              <w:jc w:val="center"/>
+            </w:pPr>
             <w:r>
               <w:rPr>
+                <w:rFonts w:ascii="Arial" w:hAnsi="Arial" w:eastAsia="Arial"/>
+                <w:b/>
+                <w:sz w:val="24"/>
+              </w:rPr>
+            </w:r>
+            <w:r>
+              <w:rPr>
+                <w:rFonts w:ascii="Arial" w:hAnsi="Arial" w:eastAsia="Arial"/>
                 <w:b/>
                 <w:color w:val="FFFFFF"/>
-                <w:sz w:val="12"/>
+                <w:sz w:val="24"/>
               </w:rPr>
               <w:t>Q1</w:t>
             </w:r>
@@ -2047,12 +3069,22 @@
             <w:shd w:fill="35618F"/>
           </w:tcPr>
           <w:p>
-            <w:r/>
+            <w:pPr>
+              <w:jc w:val="center"/>
+            </w:pPr>
             <w:r>
               <w:rPr>
+                <w:rFonts w:ascii="Arial" w:hAnsi="Arial" w:eastAsia="Arial"/>
+                <w:b/>
+                <w:sz w:val="24"/>
+              </w:rPr>
+            </w:r>
+            <w:r>
+              <w:rPr>
+                <w:rFonts w:ascii="Arial" w:hAnsi="Arial" w:eastAsia="Arial"/>
                 <w:b/>
                 <w:color w:val="FFFFFF"/>
-                <w:sz w:val="12"/>
+                <w:sz w:val="24"/>
               </w:rPr>
               <w:t>Q3</w:t>
             </w:r>
@@ -2065,12 +3097,22 @@
             <w:shd w:fill="35618F"/>
           </w:tcPr>
           <w:p>
-            <w:r/>
+            <w:pPr>
+              <w:jc w:val="center"/>
+            </w:pPr>
             <w:r>
               <w:rPr>
+                <w:rFonts w:ascii="Arial" w:hAnsi="Arial" w:eastAsia="Arial"/>
+                <w:b/>
+                <w:sz w:val="24"/>
+              </w:rPr>
+            </w:r>
+            <w:r>
+              <w:rPr>
+                <w:rFonts w:ascii="Arial" w:hAnsi="Arial" w:eastAsia="Arial"/>
                 <w:b/>
                 <w:color w:val="FFFFFF"/>
-                <w:sz w:val="12"/>
+                <w:sz w:val="24"/>
               </w:rPr>
               <w:t>Máx.</w:t>
             </w:r>
@@ -2083,12 +3125,22 @@
             <w:shd w:fill="35618F"/>
           </w:tcPr>
           <w:p>
-            <w:r/>
+            <w:pPr>
+              <w:jc w:val="center"/>
+            </w:pPr>
             <w:r>
               <w:rPr>
+                <w:rFonts w:ascii="Arial" w:hAnsi="Arial" w:eastAsia="Arial"/>
+                <w:b/>
+                <w:sz w:val="24"/>
+              </w:rPr>
+            </w:r>
+            <w:r>
+              <w:rPr>
+                <w:rFonts w:ascii="Arial" w:hAnsi="Arial" w:eastAsia="Arial"/>
                 <w:b/>
                 <w:color w:val="FFFFFF"/>
-                <w:sz w:val="12"/>
+                <w:sz w:val="24"/>
               </w:rPr>
               <w:t>Amplitude</w:t>
             </w:r>
@@ -2101,12 +3153,22 @@
             <w:shd w:fill="35618F"/>
           </w:tcPr>
           <w:p>
-            <w:r/>
+            <w:pPr>
+              <w:jc w:val="center"/>
+            </w:pPr>
             <w:r>
               <w:rPr>
+                <w:rFonts w:ascii="Arial" w:hAnsi="Arial" w:eastAsia="Arial"/>
+                <w:b/>
+                <w:sz w:val="24"/>
+              </w:rPr>
+            </w:r>
+            <w:r>
+              <w:rPr>
+                <w:rFonts w:ascii="Arial" w:hAnsi="Arial" w:eastAsia="Arial"/>
                 <w:b/>
                 <w:color w:val="FFFFFF"/>
-                <w:sz w:val="12"/>
+                <w:sz w:val="24"/>
               </w:rPr>
               <w:t>IQR</w:t>
             </w:r>
@@ -2119,12 +3181,22 @@
             <w:shd w:fill="35618F"/>
           </w:tcPr>
           <w:p>
-            <w:r/>
+            <w:pPr>
+              <w:jc w:val="center"/>
+            </w:pPr>
             <w:r>
               <w:rPr>
+                <w:rFonts w:ascii="Arial" w:hAnsi="Arial" w:eastAsia="Arial"/>
+                <w:b/>
+                <w:sz w:val="24"/>
+              </w:rPr>
+            </w:r>
+            <w:r>
+              <w:rPr>
+                <w:rFonts w:ascii="Arial" w:hAnsi="Arial" w:eastAsia="Arial"/>
                 <w:b/>
                 <w:color w:val="FFFFFF"/>
-                <w:sz w:val="12"/>
+                <w:sz w:val="24"/>
               </w:rPr>
               <w:t>CV</w:t>
             </w:r>
@@ -2138,11 +3210,20 @@
             <w:vAlign w:val="center"/>
           </w:tcPr>
           <w:p>
-            <w:r/>
+            <w:pPr>
+              <w:jc w:val="both"/>
+            </w:pPr>
             <w:r>
               <w:rPr>
+                <w:rFonts w:ascii="Arial" w:hAnsi="Arial" w:eastAsia="Arial"/>
+                <w:sz w:val="24"/>
+              </w:rPr>
+            </w:r>
+            <w:r>
+              <w:rPr>
+                <w:rFonts w:ascii="Arial" w:hAnsi="Arial" w:eastAsia="Arial"/>
                 <w:b w:val="0"/>
-                <w:sz w:val="12"/>
+                <w:sz w:val="24"/>
               </w:rPr>
               <w:t>Ano de publicação</w:t>
             </w:r>
@@ -2154,11 +3235,20 @@
             <w:vAlign w:val="center"/>
           </w:tcPr>
           <w:p>
-            <w:r/>
+            <w:pPr>
+              <w:jc w:val="both"/>
+            </w:pPr>
             <w:r>
               <w:rPr>
+                <w:rFonts w:ascii="Arial" w:hAnsi="Arial" w:eastAsia="Arial"/>
+                <w:sz w:val="24"/>
+              </w:rPr>
+            </w:r>
+            <w:r>
+              <w:rPr>
+                <w:rFonts w:ascii="Arial" w:hAnsi="Arial" w:eastAsia="Arial"/>
                 <w:b w:val="0"/>
-                <w:sz w:val="12"/>
+                <w:sz w:val="24"/>
               </w:rPr>
               <w:t>100</w:t>
             </w:r>
@@ -2170,11 +3260,20 @@
             <w:vAlign w:val="center"/>
           </w:tcPr>
           <w:p>
-            <w:r/>
+            <w:pPr>
+              <w:jc w:val="both"/>
+            </w:pPr>
             <w:r>
               <w:rPr>
+                <w:rFonts w:ascii="Arial" w:hAnsi="Arial" w:eastAsia="Arial"/>
+                <w:sz w:val="24"/>
+              </w:rPr>
+            </w:r>
+            <w:r>
+              <w:rPr>
+                <w:rFonts w:ascii="Arial" w:hAnsi="Arial" w:eastAsia="Arial"/>
                 <w:b w:val="0"/>
-                <w:sz w:val="12"/>
+                <w:sz w:val="24"/>
               </w:rPr>
               <w:t>2012.15</w:t>
             </w:r>
@@ -2186,11 +3285,20 @@
             <w:vAlign w:val="center"/>
           </w:tcPr>
           <w:p>
-            <w:r/>
+            <w:pPr>
+              <w:jc w:val="both"/>
+            </w:pPr>
             <w:r>
               <w:rPr>
+                <w:rFonts w:ascii="Arial" w:hAnsi="Arial" w:eastAsia="Arial"/>
+                <w:sz w:val="24"/>
+              </w:rPr>
+            </w:r>
+            <w:r>
+              <w:rPr>
+                <w:rFonts w:ascii="Arial" w:hAnsi="Arial" w:eastAsia="Arial"/>
                 <w:b w:val="0"/>
-                <w:sz w:val="12"/>
+                <w:sz w:val="24"/>
               </w:rPr>
               <w:t>2015.50</w:t>
             </w:r>
@@ -2202,11 +3310,20 @@
             <w:vAlign w:val="center"/>
           </w:tcPr>
           <w:p>
-            <w:r/>
+            <w:pPr>
+              <w:jc w:val="both"/>
+            </w:pPr>
             <w:r>
               <w:rPr>
+                <w:rFonts w:ascii="Arial" w:hAnsi="Arial" w:eastAsia="Arial"/>
+                <w:sz w:val="24"/>
+              </w:rPr>
+            </w:r>
+            <w:r>
+              <w:rPr>
+                <w:rFonts w:ascii="Arial" w:hAnsi="Arial" w:eastAsia="Arial"/>
                 <w:b w:val="0"/>
-                <w:sz w:val="12"/>
+                <w:sz w:val="24"/>
               </w:rPr>
               <w:t>12.44</w:t>
             </w:r>
@@ -2218,11 +3335,20 @@
             <w:vAlign w:val="center"/>
           </w:tcPr>
           <w:p>
-            <w:r/>
+            <w:pPr>
+              <w:jc w:val="both"/>
+            </w:pPr>
             <w:r>
               <w:rPr>
+                <w:rFonts w:ascii="Arial" w:hAnsi="Arial" w:eastAsia="Arial"/>
+                <w:sz w:val="24"/>
+              </w:rPr>
+            </w:r>
+            <w:r>
+              <w:rPr>
+                <w:rFonts w:ascii="Arial" w:hAnsi="Arial" w:eastAsia="Arial"/>
                 <w:b w:val="0"/>
-                <w:sz w:val="12"/>
+                <w:sz w:val="24"/>
               </w:rPr>
               <w:t>154.73</w:t>
             </w:r>
@@ -2234,11 +3360,20 @@
             <w:vAlign w:val="center"/>
           </w:tcPr>
           <w:p>
-            <w:r/>
+            <w:pPr>
+              <w:jc w:val="both"/>
+            </w:pPr>
             <w:r>
               <w:rPr>
+                <w:rFonts w:ascii="Arial" w:hAnsi="Arial" w:eastAsia="Arial"/>
+                <w:sz w:val="24"/>
+              </w:rPr>
+            </w:r>
+            <w:r>
+              <w:rPr>
+                <w:rFonts w:ascii="Arial" w:hAnsi="Arial" w:eastAsia="Arial"/>
                 <w:b w:val="0"/>
-                <w:sz w:val="12"/>
+                <w:sz w:val="24"/>
               </w:rPr>
               <w:t>1964</w:t>
             </w:r>
@@ -2250,11 +3385,20 @@
             <w:vAlign w:val="center"/>
           </w:tcPr>
           <w:p>
-            <w:r/>
+            <w:pPr>
+              <w:jc w:val="both"/>
+            </w:pPr>
             <w:r>
               <w:rPr>
+                <w:rFonts w:ascii="Arial" w:hAnsi="Arial" w:eastAsia="Arial"/>
+                <w:sz w:val="24"/>
+              </w:rPr>
+            </w:r>
+            <w:r>
+              <w:rPr>
+                <w:rFonts w:ascii="Arial" w:hAnsi="Arial" w:eastAsia="Arial"/>
                 <w:b w:val="0"/>
-                <w:sz w:val="12"/>
+                <w:sz w:val="24"/>
               </w:rPr>
               <w:t>2011.00</w:t>
             </w:r>
@@ -2266,11 +3410,20 @@
             <w:vAlign w:val="center"/>
           </w:tcPr>
           <w:p>
-            <w:r/>
+            <w:pPr>
+              <w:jc w:val="both"/>
+            </w:pPr>
             <w:r>
               <w:rPr>
+                <w:rFonts w:ascii="Arial" w:hAnsi="Arial" w:eastAsia="Arial"/>
+                <w:sz w:val="24"/>
+              </w:rPr>
+            </w:r>
+            <w:r>
+              <w:rPr>
+                <w:rFonts w:ascii="Arial" w:hAnsi="Arial" w:eastAsia="Arial"/>
                 <w:b w:val="0"/>
-                <w:sz w:val="12"/>
+                <w:sz w:val="24"/>
               </w:rPr>
               <w:t>2020.00</w:t>
             </w:r>
@@ -2282,11 +3435,20 @@
             <w:vAlign w:val="center"/>
           </w:tcPr>
           <w:p>
-            <w:r/>
+            <w:pPr>
+              <w:jc w:val="both"/>
+            </w:pPr>
             <w:r>
               <w:rPr>
+                <w:rFonts w:ascii="Arial" w:hAnsi="Arial" w:eastAsia="Arial"/>
+                <w:sz w:val="24"/>
+              </w:rPr>
+            </w:r>
+            <w:r>
+              <w:rPr>
+                <w:rFonts w:ascii="Arial" w:hAnsi="Arial" w:eastAsia="Arial"/>
                 <w:b w:val="0"/>
-                <w:sz w:val="12"/>
+                <w:sz w:val="24"/>
               </w:rPr>
               <w:t>2026</w:t>
             </w:r>
@@ -2298,11 +3460,20 @@
             <w:vAlign w:val="center"/>
           </w:tcPr>
           <w:p>
-            <w:r/>
+            <w:pPr>
+              <w:jc w:val="both"/>
+            </w:pPr>
             <w:r>
               <w:rPr>
+                <w:rFonts w:ascii="Arial" w:hAnsi="Arial" w:eastAsia="Arial"/>
+                <w:sz w:val="24"/>
+              </w:rPr>
+            </w:r>
+            <w:r>
+              <w:rPr>
+                <w:rFonts w:ascii="Arial" w:hAnsi="Arial" w:eastAsia="Arial"/>
                 <w:b w:val="0"/>
-                <w:sz w:val="12"/>
+                <w:sz w:val="24"/>
               </w:rPr>
               <w:t>62</w:t>
             </w:r>
@@ -2314,11 +3485,20 @@
             <w:vAlign w:val="center"/>
           </w:tcPr>
           <w:p>
-            <w:r/>
+            <w:pPr>
+              <w:jc w:val="both"/>
+            </w:pPr>
             <w:r>
               <w:rPr>
+                <w:rFonts w:ascii="Arial" w:hAnsi="Arial" w:eastAsia="Arial"/>
+                <w:sz w:val="24"/>
+              </w:rPr>
+            </w:r>
+            <w:r>
+              <w:rPr>
+                <w:rFonts w:ascii="Arial" w:hAnsi="Arial" w:eastAsia="Arial"/>
                 <w:b w:val="0"/>
-                <w:sz w:val="12"/>
+                <w:sz w:val="24"/>
               </w:rPr>
               <w:t>9.00</w:t>
             </w:r>
@@ -2330,11 +3510,20 @@
             <w:vAlign w:val="center"/>
           </w:tcPr>
           <w:p>
-            <w:r/>
+            <w:pPr>
+              <w:jc w:val="both"/>
+            </w:pPr>
             <w:r>
               <w:rPr>
+                <w:rFonts w:ascii="Arial" w:hAnsi="Arial" w:eastAsia="Arial"/>
+                <w:sz w:val="24"/>
+              </w:rPr>
+            </w:r>
+            <w:r>
+              <w:rPr>
+                <w:rFonts w:ascii="Arial" w:hAnsi="Arial" w:eastAsia="Arial"/>
                 <w:b w:val="0"/>
-                <w:sz w:val="12"/>
+                <w:sz w:val="24"/>
               </w:rPr>
               <w:t>—</w:t>
             </w:r>
@@ -2348,11 +3537,20 @@
             <w:vAlign w:val="center"/>
           </w:tcPr>
           <w:p>
-            <w:r/>
+            <w:pPr>
+              <w:jc w:val="both"/>
+            </w:pPr>
             <w:r>
               <w:rPr>
+                <w:rFonts w:ascii="Arial" w:hAnsi="Arial" w:eastAsia="Arial"/>
+                <w:sz w:val="24"/>
+              </w:rPr>
+            </w:r>
+            <w:r>
+              <w:rPr>
+                <w:rFonts w:ascii="Arial" w:hAnsi="Arial" w:eastAsia="Arial"/>
                 <w:b w:val="0"/>
-                <w:sz w:val="12"/>
+                <w:sz w:val="24"/>
               </w:rPr>
               <w:t>Número de autores</w:t>
             </w:r>
@@ -2364,11 +3562,20 @@
             <w:vAlign w:val="center"/>
           </w:tcPr>
           <w:p>
-            <w:r/>
+            <w:pPr>
+              <w:jc w:val="both"/>
+            </w:pPr>
             <w:r>
               <w:rPr>
+                <w:rFonts w:ascii="Arial" w:hAnsi="Arial" w:eastAsia="Arial"/>
+                <w:sz w:val="24"/>
+              </w:rPr>
+            </w:r>
+            <w:r>
+              <w:rPr>
+                <w:rFonts w:ascii="Arial" w:hAnsi="Arial" w:eastAsia="Arial"/>
                 <w:b w:val="0"/>
-                <w:sz w:val="12"/>
+                <w:sz w:val="24"/>
               </w:rPr>
               <w:t>98</w:t>
             </w:r>
@@ -2380,11 +3587,20 @@
             <w:vAlign w:val="center"/>
           </w:tcPr>
           <w:p>
-            <w:r/>
+            <w:pPr>
+              <w:jc w:val="both"/>
+            </w:pPr>
             <w:r>
               <w:rPr>
+                <w:rFonts w:ascii="Arial" w:hAnsi="Arial" w:eastAsia="Arial"/>
+                <w:sz w:val="24"/>
+              </w:rPr>
+            </w:r>
+            <w:r>
+              <w:rPr>
+                <w:rFonts w:ascii="Arial" w:hAnsi="Arial" w:eastAsia="Arial"/>
                 <w:b w:val="0"/>
-                <w:sz w:val="12"/>
+                <w:sz w:val="24"/>
               </w:rPr>
               <w:t>7.08</w:t>
             </w:r>
@@ -2396,11 +3612,20 @@
             <w:vAlign w:val="center"/>
           </w:tcPr>
           <w:p>
-            <w:r/>
+            <w:pPr>
+              <w:jc w:val="both"/>
+            </w:pPr>
             <w:r>
               <w:rPr>
+                <w:rFonts w:ascii="Arial" w:hAnsi="Arial" w:eastAsia="Arial"/>
+                <w:sz w:val="24"/>
+              </w:rPr>
+            </w:r>
+            <w:r>
+              <w:rPr>
+                <w:rFonts w:ascii="Arial" w:hAnsi="Arial" w:eastAsia="Arial"/>
                 <w:b w:val="0"/>
-                <w:sz w:val="12"/>
+                <w:sz w:val="24"/>
               </w:rPr>
               <w:t>6.00</w:t>
             </w:r>
@@ -2412,11 +3637,20 @@
             <w:vAlign w:val="center"/>
           </w:tcPr>
           <w:p>
-            <w:r/>
+            <w:pPr>
+              <w:jc w:val="both"/>
+            </w:pPr>
             <w:r>
               <w:rPr>
+                <w:rFonts w:ascii="Arial" w:hAnsi="Arial" w:eastAsia="Arial"/>
+                <w:sz w:val="24"/>
+              </w:rPr>
+            </w:r>
+            <w:r>
+              <w:rPr>
+                <w:rFonts w:ascii="Arial" w:hAnsi="Arial" w:eastAsia="Arial"/>
                 <w:b w:val="0"/>
-                <w:sz w:val="12"/>
+                <w:sz w:val="24"/>
               </w:rPr>
               <w:t>6.37</w:t>
             </w:r>
@@ -2428,11 +3662,20 @@
             <w:vAlign w:val="center"/>
           </w:tcPr>
           <w:p>
-            <w:r/>
+            <w:pPr>
+              <w:jc w:val="both"/>
+            </w:pPr>
             <w:r>
               <w:rPr>
+                <w:rFonts w:ascii="Arial" w:hAnsi="Arial" w:eastAsia="Arial"/>
+                <w:sz w:val="24"/>
+              </w:rPr>
+            </w:r>
+            <w:r>
+              <w:rPr>
+                <w:rFonts w:ascii="Arial" w:hAnsi="Arial" w:eastAsia="Arial"/>
                 <w:b w:val="0"/>
-                <w:sz w:val="12"/>
+                <w:sz w:val="24"/>
               </w:rPr>
               <w:t>40.53</w:t>
             </w:r>
@@ -2444,11 +3687,20 @@
             <w:vAlign w:val="center"/>
           </w:tcPr>
           <w:p>
-            <w:r/>
+            <w:pPr>
+              <w:jc w:val="both"/>
+            </w:pPr>
             <w:r>
               <w:rPr>
+                <w:rFonts w:ascii="Arial" w:hAnsi="Arial" w:eastAsia="Arial"/>
+                <w:sz w:val="24"/>
+              </w:rPr>
+            </w:r>
+            <w:r>
+              <w:rPr>
+                <w:rFonts w:ascii="Arial" w:hAnsi="Arial" w:eastAsia="Arial"/>
                 <w:b w:val="0"/>
-                <w:sz w:val="12"/>
+                <w:sz w:val="24"/>
               </w:rPr>
               <w:t>1</w:t>
             </w:r>
@@ -2460,11 +3712,20 @@
             <w:vAlign w:val="center"/>
           </w:tcPr>
           <w:p>
-            <w:r/>
+            <w:pPr>
+              <w:jc w:val="both"/>
+            </w:pPr>
             <w:r>
               <w:rPr>
+                <w:rFonts w:ascii="Arial" w:hAnsi="Arial" w:eastAsia="Arial"/>
+                <w:sz w:val="24"/>
+              </w:rPr>
+            </w:r>
+            <w:r>
+              <w:rPr>
+                <w:rFonts w:ascii="Arial" w:hAnsi="Arial" w:eastAsia="Arial"/>
                 <w:b w:val="0"/>
-                <w:sz w:val="12"/>
+                <w:sz w:val="24"/>
               </w:rPr>
               <w:t>3.00</w:t>
             </w:r>
@@ -2476,11 +3737,20 @@
             <w:vAlign w:val="center"/>
           </w:tcPr>
           <w:p>
-            <w:r/>
+            <w:pPr>
+              <w:jc w:val="both"/>
+            </w:pPr>
             <w:r>
               <w:rPr>
+                <w:rFonts w:ascii="Arial" w:hAnsi="Arial" w:eastAsia="Arial"/>
+                <w:sz w:val="24"/>
+              </w:rPr>
+            </w:r>
+            <w:r>
+              <w:rPr>
+                <w:rFonts w:ascii="Arial" w:hAnsi="Arial" w:eastAsia="Arial"/>
                 <w:b w:val="0"/>
-                <w:sz w:val="12"/>
+                <w:sz w:val="24"/>
               </w:rPr>
               <w:t>9.00</w:t>
             </w:r>
@@ -2492,11 +3762,20 @@
             <w:vAlign w:val="center"/>
           </w:tcPr>
           <w:p>
-            <w:r/>
+            <w:pPr>
+              <w:jc w:val="both"/>
+            </w:pPr>
             <w:r>
               <w:rPr>
+                <w:rFonts w:ascii="Arial" w:hAnsi="Arial" w:eastAsia="Arial"/>
+                <w:sz w:val="24"/>
+              </w:rPr>
+            </w:r>
+            <w:r>
+              <w:rPr>
+                <w:rFonts w:ascii="Arial" w:hAnsi="Arial" w:eastAsia="Arial"/>
                 <w:b w:val="0"/>
-                <w:sz w:val="12"/>
+                <w:sz w:val="24"/>
               </w:rPr>
               <w:t>47</w:t>
             </w:r>
@@ -2508,11 +3787,20 @@
             <w:vAlign w:val="center"/>
           </w:tcPr>
           <w:p>
-            <w:r/>
+            <w:pPr>
+              <w:jc w:val="both"/>
+            </w:pPr>
             <w:r>
               <w:rPr>
+                <w:rFonts w:ascii="Arial" w:hAnsi="Arial" w:eastAsia="Arial"/>
+                <w:sz w:val="24"/>
+              </w:rPr>
+            </w:r>
+            <w:r>
+              <w:rPr>
+                <w:rFonts w:ascii="Arial" w:hAnsi="Arial" w:eastAsia="Arial"/>
                 <w:b w:val="0"/>
-                <w:sz w:val="12"/>
+                <w:sz w:val="24"/>
               </w:rPr>
               <w:t>46</w:t>
             </w:r>
@@ -2524,11 +3812,20 @@
             <w:vAlign w:val="center"/>
           </w:tcPr>
           <w:p>
-            <w:r/>
+            <w:pPr>
+              <w:jc w:val="both"/>
+            </w:pPr>
             <w:r>
               <w:rPr>
+                <w:rFonts w:ascii="Arial" w:hAnsi="Arial" w:eastAsia="Arial"/>
+                <w:sz w:val="24"/>
+              </w:rPr>
+            </w:r>
+            <w:r>
+              <w:rPr>
+                <w:rFonts w:ascii="Arial" w:hAnsi="Arial" w:eastAsia="Arial"/>
                 <w:b w:val="0"/>
-                <w:sz w:val="12"/>
+                <w:sz w:val="24"/>
               </w:rPr>
               <w:t>6.00</w:t>
             </w:r>
@@ -2540,11 +3837,20 @@
             <w:vAlign w:val="center"/>
           </w:tcPr>
           <w:p>
-            <w:r/>
+            <w:pPr>
+              <w:jc w:val="both"/>
+            </w:pPr>
             <w:r>
               <w:rPr>
+                <w:rFonts w:ascii="Arial" w:hAnsi="Arial" w:eastAsia="Arial"/>
+                <w:sz w:val="24"/>
+              </w:rPr>
+            </w:r>
+            <w:r>
+              <w:rPr>
+                <w:rFonts w:ascii="Arial" w:hAnsi="Arial" w:eastAsia="Arial"/>
                 <w:b w:val="0"/>
-                <w:sz w:val="12"/>
+                <w:sz w:val="24"/>
               </w:rPr>
               <w:t>89.9%</w:t>
             </w:r>
@@ -2558,11 +3864,20 @@
             <w:vAlign w:val="center"/>
           </w:tcPr>
           <w:p>
-            <w:r/>
+            <w:pPr>
+              <w:jc w:val="both"/>
+            </w:pPr>
             <w:r>
               <w:rPr>
+                <w:rFonts w:ascii="Arial" w:hAnsi="Arial" w:eastAsia="Arial"/>
+                <w:sz w:val="24"/>
+              </w:rPr>
+            </w:r>
+            <w:r>
+              <w:rPr>
+                <w:rFonts w:ascii="Arial" w:hAnsi="Arial" w:eastAsia="Arial"/>
                 <w:b w:val="0"/>
-                <w:sz w:val="12"/>
+                <w:sz w:val="24"/>
               </w:rPr>
               <w:t>Palavras no título</w:t>
             </w:r>
@@ -2574,11 +3889,20 @@
             <w:vAlign w:val="center"/>
           </w:tcPr>
           <w:p>
-            <w:r/>
+            <w:pPr>
+              <w:jc w:val="both"/>
+            </w:pPr>
             <w:r>
               <w:rPr>
+                <w:rFonts w:ascii="Arial" w:hAnsi="Arial" w:eastAsia="Arial"/>
+                <w:sz w:val="24"/>
+              </w:rPr>
+            </w:r>
+            <w:r>
+              <w:rPr>
+                <w:rFonts w:ascii="Arial" w:hAnsi="Arial" w:eastAsia="Arial"/>
                 <w:b w:val="0"/>
-                <w:sz w:val="12"/>
+                <w:sz w:val="24"/>
               </w:rPr>
               <w:t>100</w:t>
             </w:r>
@@ -2590,11 +3914,20 @@
             <w:vAlign w:val="center"/>
           </w:tcPr>
           <w:p>
-            <w:r/>
+            <w:pPr>
+              <w:jc w:val="both"/>
+            </w:pPr>
             <w:r>
               <w:rPr>
+                <w:rFonts w:ascii="Arial" w:hAnsi="Arial" w:eastAsia="Arial"/>
+                <w:sz w:val="24"/>
+              </w:rPr>
+            </w:r>
+            <w:r>
+              <w:rPr>
+                <w:rFonts w:ascii="Arial" w:hAnsi="Arial" w:eastAsia="Arial"/>
                 <w:b w:val="0"/>
-                <w:sz w:val="12"/>
+                <w:sz w:val="24"/>
               </w:rPr>
               <w:t>14.10</w:t>
             </w:r>
@@ -2606,11 +3939,20 @@
             <w:vAlign w:val="center"/>
           </w:tcPr>
           <w:p>
-            <w:r/>
+            <w:pPr>
+              <w:jc w:val="both"/>
+            </w:pPr>
             <w:r>
               <w:rPr>
+                <w:rFonts w:ascii="Arial" w:hAnsi="Arial" w:eastAsia="Arial"/>
+                <w:sz w:val="24"/>
+              </w:rPr>
+            </w:r>
+            <w:r>
+              <w:rPr>
+                <w:rFonts w:ascii="Arial" w:hAnsi="Arial" w:eastAsia="Arial"/>
                 <w:b w:val="0"/>
-                <w:sz w:val="12"/>
+                <w:sz w:val="24"/>
               </w:rPr>
               <w:t>14.00</w:t>
             </w:r>
@@ -2622,11 +3964,20 @@
             <w:vAlign w:val="center"/>
           </w:tcPr>
           <w:p>
-            <w:r/>
+            <w:pPr>
+              <w:jc w:val="both"/>
+            </w:pPr>
             <w:r>
               <w:rPr>
+                <w:rFonts w:ascii="Arial" w:hAnsi="Arial" w:eastAsia="Arial"/>
+                <w:sz w:val="24"/>
+              </w:rPr>
+            </w:r>
+            <w:r>
+              <w:rPr>
+                <w:rFonts w:ascii="Arial" w:hAnsi="Arial" w:eastAsia="Arial"/>
                 <w:b w:val="0"/>
-                <w:sz w:val="12"/>
+                <w:sz w:val="24"/>
               </w:rPr>
               <w:t>4.27</w:t>
             </w:r>
@@ -2638,11 +3989,20 @@
             <w:vAlign w:val="center"/>
           </w:tcPr>
           <w:p>
-            <w:r/>
+            <w:pPr>
+              <w:jc w:val="both"/>
+            </w:pPr>
             <w:r>
               <w:rPr>
+                <w:rFonts w:ascii="Arial" w:hAnsi="Arial" w:eastAsia="Arial"/>
+                <w:sz w:val="24"/>
+              </w:rPr>
+            </w:r>
+            <w:r>
+              <w:rPr>
+                <w:rFonts w:ascii="Arial" w:hAnsi="Arial" w:eastAsia="Arial"/>
                 <w:b w:val="0"/>
-                <w:sz w:val="12"/>
+                <w:sz w:val="24"/>
               </w:rPr>
               <w:t>18.27</w:t>
             </w:r>
@@ -2654,11 +4014,20 @@
             <w:vAlign w:val="center"/>
           </w:tcPr>
           <w:p>
-            <w:r/>
+            <w:pPr>
+              <w:jc w:val="both"/>
+            </w:pPr>
             <w:r>
               <w:rPr>
+                <w:rFonts w:ascii="Arial" w:hAnsi="Arial" w:eastAsia="Arial"/>
+                <w:sz w:val="24"/>
+              </w:rPr>
+            </w:r>
+            <w:r>
+              <w:rPr>
+                <w:rFonts w:ascii="Arial" w:hAnsi="Arial" w:eastAsia="Arial"/>
                 <w:b w:val="0"/>
-                <w:sz w:val="12"/>
+                <w:sz w:val="24"/>
               </w:rPr>
               <w:t>5</w:t>
             </w:r>
@@ -2670,11 +4039,20 @@
             <w:vAlign w:val="center"/>
           </w:tcPr>
           <w:p>
-            <w:r/>
+            <w:pPr>
+              <w:jc w:val="both"/>
+            </w:pPr>
             <w:r>
               <w:rPr>
+                <w:rFonts w:ascii="Arial" w:hAnsi="Arial" w:eastAsia="Arial"/>
+                <w:sz w:val="24"/>
+              </w:rPr>
+            </w:r>
+            <w:r>
+              <w:rPr>
+                <w:rFonts w:ascii="Arial" w:hAnsi="Arial" w:eastAsia="Arial"/>
                 <w:b w:val="0"/>
-                <w:sz w:val="12"/>
+                <w:sz w:val="24"/>
               </w:rPr>
               <w:t>11.00</w:t>
             </w:r>
@@ -2686,11 +4064,20 @@
             <w:vAlign w:val="center"/>
           </w:tcPr>
           <w:p>
-            <w:r/>
+            <w:pPr>
+              <w:jc w:val="both"/>
+            </w:pPr>
             <w:r>
               <w:rPr>
+                <w:rFonts w:ascii="Arial" w:hAnsi="Arial" w:eastAsia="Arial"/>
+                <w:sz w:val="24"/>
+              </w:rPr>
+            </w:r>
+            <w:r>
+              <w:rPr>
+                <w:rFonts w:ascii="Arial" w:hAnsi="Arial" w:eastAsia="Arial"/>
                 <w:b w:val="0"/>
-                <w:sz w:val="12"/>
+                <w:sz w:val="24"/>
               </w:rPr>
               <w:t>17.00</w:t>
             </w:r>
@@ -2702,11 +4089,20 @@
             <w:vAlign w:val="center"/>
           </w:tcPr>
           <w:p>
-            <w:r/>
+            <w:pPr>
+              <w:jc w:val="both"/>
+            </w:pPr>
             <w:r>
               <w:rPr>
+                <w:rFonts w:ascii="Arial" w:hAnsi="Arial" w:eastAsia="Arial"/>
+                <w:sz w:val="24"/>
+              </w:rPr>
+            </w:r>
+            <w:r>
+              <w:rPr>
+                <w:rFonts w:ascii="Arial" w:hAnsi="Arial" w:eastAsia="Arial"/>
                 <w:b w:val="0"/>
-                <w:sz w:val="12"/>
+                <w:sz w:val="24"/>
               </w:rPr>
               <w:t>28</w:t>
             </w:r>
@@ -2718,11 +4114,20 @@
             <w:vAlign w:val="center"/>
           </w:tcPr>
           <w:p>
-            <w:r/>
+            <w:pPr>
+              <w:jc w:val="both"/>
+            </w:pPr>
             <w:r>
               <w:rPr>
+                <w:rFonts w:ascii="Arial" w:hAnsi="Arial" w:eastAsia="Arial"/>
+                <w:sz w:val="24"/>
+              </w:rPr>
+            </w:r>
+            <w:r>
+              <w:rPr>
+                <w:rFonts w:ascii="Arial" w:hAnsi="Arial" w:eastAsia="Arial"/>
                 <w:b w:val="0"/>
-                <w:sz w:val="12"/>
+                <w:sz w:val="24"/>
               </w:rPr>
               <w:t>23</w:t>
             </w:r>
@@ -2734,11 +4139,20 @@
             <w:vAlign w:val="center"/>
           </w:tcPr>
           <w:p>
-            <w:r/>
+            <w:pPr>
+              <w:jc w:val="both"/>
+            </w:pPr>
             <w:r>
               <w:rPr>
+                <w:rFonts w:ascii="Arial" w:hAnsi="Arial" w:eastAsia="Arial"/>
+                <w:sz w:val="24"/>
+              </w:rPr>
+            </w:r>
+            <w:r>
+              <w:rPr>
+                <w:rFonts w:ascii="Arial" w:hAnsi="Arial" w:eastAsia="Arial"/>
                 <w:b w:val="0"/>
-                <w:sz w:val="12"/>
+                <w:sz w:val="24"/>
               </w:rPr>
               <w:t>6.00</w:t>
             </w:r>
@@ -2750,11 +4164,20 @@
             <w:vAlign w:val="center"/>
           </w:tcPr>
           <w:p>
-            <w:r/>
+            <w:pPr>
+              <w:jc w:val="both"/>
+            </w:pPr>
             <w:r>
               <w:rPr>
+                <w:rFonts w:ascii="Arial" w:hAnsi="Arial" w:eastAsia="Arial"/>
+                <w:sz w:val="24"/>
+              </w:rPr>
+            </w:r>
+            <w:r>
+              <w:rPr>
+                <w:rFonts w:ascii="Arial" w:hAnsi="Arial" w:eastAsia="Arial"/>
                 <w:b w:val="0"/>
-                <w:sz w:val="12"/>
+                <w:sz w:val="24"/>
               </w:rPr>
               <w:t>30.3%</w:t>
             </w:r>
@@ -2768,11 +4191,20 @@
             <w:vAlign w:val="center"/>
           </w:tcPr>
           <w:p>
-            <w:r/>
+            <w:pPr>
+              <w:jc w:val="both"/>
+            </w:pPr>
             <w:r>
               <w:rPr>
+                <w:rFonts w:ascii="Arial" w:hAnsi="Arial" w:eastAsia="Arial"/>
+                <w:sz w:val="24"/>
+              </w:rPr>
+            </w:r>
+            <w:r>
+              <w:rPr>
+                <w:rFonts w:ascii="Arial" w:hAnsi="Arial" w:eastAsia="Arial"/>
                 <w:b w:val="0"/>
-                <w:sz w:val="12"/>
+                <w:sz w:val="24"/>
               </w:rPr>
               <w:t>Artigos por ano</w:t>
             </w:r>
@@ -2784,11 +4216,20 @@
             <w:vAlign w:val="center"/>
           </w:tcPr>
           <w:p>
-            <w:r/>
+            <w:pPr>
+              <w:jc w:val="both"/>
+            </w:pPr>
             <w:r>
               <w:rPr>
+                <w:rFonts w:ascii="Arial" w:hAnsi="Arial" w:eastAsia="Arial"/>
+                <w:sz w:val="24"/>
+              </w:rPr>
+            </w:r>
+            <w:r>
+              <w:rPr>
+                <w:rFonts w:ascii="Arial" w:hAnsi="Arial" w:eastAsia="Arial"/>
                 <w:b w:val="0"/>
-                <w:sz w:val="12"/>
+                <w:sz w:val="24"/>
               </w:rPr>
               <w:t>63</w:t>
             </w:r>
@@ -2800,11 +4241,20 @@
             <w:vAlign w:val="center"/>
           </w:tcPr>
           <w:p>
-            <w:r/>
+            <w:pPr>
+              <w:jc w:val="both"/>
+            </w:pPr>
             <w:r>
               <w:rPr>
+                <w:rFonts w:ascii="Arial" w:hAnsi="Arial" w:eastAsia="Arial"/>
+                <w:sz w:val="24"/>
+              </w:rPr>
+            </w:r>
+            <w:r>
+              <w:rPr>
+                <w:rFonts w:ascii="Arial" w:hAnsi="Arial" w:eastAsia="Arial"/>
                 <w:b w:val="0"/>
-                <w:sz w:val="12"/>
+                <w:sz w:val="24"/>
               </w:rPr>
               <w:t>1.59</w:t>
             </w:r>
@@ -2816,11 +4266,20 @@
             <w:vAlign w:val="center"/>
           </w:tcPr>
           <w:p>
-            <w:r/>
+            <w:pPr>
+              <w:jc w:val="both"/>
+            </w:pPr>
             <w:r>
               <w:rPr>
+                <w:rFonts w:ascii="Arial" w:hAnsi="Arial" w:eastAsia="Arial"/>
+                <w:sz w:val="24"/>
+              </w:rPr>
+            </w:r>
+            <w:r>
+              <w:rPr>
+                <w:rFonts w:ascii="Arial" w:hAnsi="Arial" w:eastAsia="Arial"/>
                 <w:b w:val="0"/>
-                <w:sz w:val="12"/>
+                <w:sz w:val="24"/>
               </w:rPr>
               <w:t>1.00</w:t>
             </w:r>
@@ -2832,11 +4291,20 @@
             <w:vAlign w:val="center"/>
           </w:tcPr>
           <w:p>
-            <w:r/>
+            <w:pPr>
+              <w:jc w:val="both"/>
+            </w:pPr>
             <w:r>
               <w:rPr>
+                <w:rFonts w:ascii="Arial" w:hAnsi="Arial" w:eastAsia="Arial"/>
+                <w:sz w:val="24"/>
+              </w:rPr>
+            </w:r>
+            <w:r>
+              <w:rPr>
+                <w:rFonts w:ascii="Arial" w:hAnsi="Arial" w:eastAsia="Arial"/>
                 <w:b w:val="0"/>
-                <w:sz w:val="12"/>
+                <w:sz w:val="24"/>
               </w:rPr>
               <w:t>2.22</w:t>
             </w:r>
@@ -2848,11 +4316,20 @@
             <w:vAlign w:val="center"/>
           </w:tcPr>
           <w:p>
-            <w:r/>
+            <w:pPr>
+              <w:jc w:val="both"/>
+            </w:pPr>
             <w:r>
               <w:rPr>
+                <w:rFonts w:ascii="Arial" w:hAnsi="Arial" w:eastAsia="Arial"/>
+                <w:sz w:val="24"/>
+              </w:rPr>
+            </w:r>
+            <w:r>
+              <w:rPr>
+                <w:rFonts w:ascii="Arial" w:hAnsi="Arial" w:eastAsia="Arial"/>
                 <w:b w:val="0"/>
-                <w:sz w:val="12"/>
+                <w:sz w:val="24"/>
               </w:rPr>
               <w:t>4.92</w:t>
             </w:r>
@@ -2864,11 +4341,20 @@
             <w:vAlign w:val="center"/>
           </w:tcPr>
           <w:p>
-            <w:r/>
+            <w:pPr>
+              <w:jc w:val="both"/>
+            </w:pPr>
             <w:r>
               <w:rPr>
+                <w:rFonts w:ascii="Arial" w:hAnsi="Arial" w:eastAsia="Arial"/>
+                <w:sz w:val="24"/>
+              </w:rPr>
+            </w:r>
+            <w:r>
+              <w:rPr>
+                <w:rFonts w:ascii="Arial" w:hAnsi="Arial" w:eastAsia="Arial"/>
                 <w:b w:val="0"/>
-                <w:sz w:val="12"/>
+                <w:sz w:val="24"/>
               </w:rPr>
               <w:t>0</w:t>
             </w:r>
@@ -2880,11 +4366,20 @@
             <w:vAlign w:val="center"/>
           </w:tcPr>
           <w:p>
-            <w:r/>
+            <w:pPr>
+              <w:jc w:val="both"/>
+            </w:pPr>
             <w:r>
               <w:rPr>
+                <w:rFonts w:ascii="Arial" w:hAnsi="Arial" w:eastAsia="Arial"/>
+                <w:sz w:val="24"/>
+              </w:rPr>
+            </w:r>
+            <w:r>
+              <w:rPr>
+                <w:rFonts w:ascii="Arial" w:hAnsi="Arial" w:eastAsia="Arial"/>
                 <w:b w:val="0"/>
-                <w:sz w:val="12"/>
+                <w:sz w:val="24"/>
               </w:rPr>
               <w:t>0.00</w:t>
             </w:r>
@@ -2896,11 +4391,20 @@
             <w:vAlign w:val="center"/>
           </w:tcPr>
           <w:p>
-            <w:r/>
+            <w:pPr>
+              <w:jc w:val="both"/>
+            </w:pPr>
             <w:r>
               <w:rPr>
+                <w:rFonts w:ascii="Arial" w:hAnsi="Arial" w:eastAsia="Arial"/>
+                <w:sz w:val="24"/>
+              </w:rPr>
+            </w:r>
+            <w:r>
+              <w:rPr>
+                <w:rFonts w:ascii="Arial" w:hAnsi="Arial" w:eastAsia="Arial"/>
                 <w:b w:val="0"/>
-                <w:sz w:val="12"/>
+                <w:sz w:val="24"/>
               </w:rPr>
               <w:t>2.50</w:t>
             </w:r>
@@ -2912,11 +4416,20 @@
             <w:vAlign w:val="center"/>
           </w:tcPr>
           <w:p>
-            <w:r/>
+            <w:pPr>
+              <w:jc w:val="both"/>
+            </w:pPr>
             <w:r>
               <w:rPr>
+                <w:rFonts w:ascii="Arial" w:hAnsi="Arial" w:eastAsia="Arial"/>
+                <w:sz w:val="24"/>
+              </w:rPr>
+            </w:r>
+            <w:r>
+              <w:rPr>
+                <w:rFonts w:ascii="Arial" w:hAnsi="Arial" w:eastAsia="Arial"/>
                 <w:b w:val="0"/>
-                <w:sz w:val="12"/>
+                <w:sz w:val="24"/>
               </w:rPr>
               <w:t>9</w:t>
             </w:r>
@@ -2928,11 +4441,20 @@
             <w:vAlign w:val="center"/>
           </w:tcPr>
           <w:p>
-            <w:r/>
+            <w:pPr>
+              <w:jc w:val="both"/>
+            </w:pPr>
             <w:r>
               <w:rPr>
+                <w:rFonts w:ascii="Arial" w:hAnsi="Arial" w:eastAsia="Arial"/>
+                <w:sz w:val="24"/>
+              </w:rPr>
+            </w:r>
+            <w:r>
+              <w:rPr>
+                <w:rFonts w:ascii="Arial" w:hAnsi="Arial" w:eastAsia="Arial"/>
                 <w:b w:val="0"/>
-                <w:sz w:val="12"/>
+                <w:sz w:val="24"/>
               </w:rPr>
               <w:t>9</w:t>
             </w:r>
@@ -2944,11 +4466,20 @@
             <w:vAlign w:val="center"/>
           </w:tcPr>
           <w:p>
-            <w:r/>
+            <w:pPr>
+              <w:jc w:val="both"/>
+            </w:pPr>
             <w:r>
               <w:rPr>
+                <w:rFonts w:ascii="Arial" w:hAnsi="Arial" w:eastAsia="Arial"/>
+                <w:sz w:val="24"/>
+              </w:rPr>
+            </w:r>
+            <w:r>
+              <w:rPr>
+                <w:rFonts w:ascii="Arial" w:hAnsi="Arial" w:eastAsia="Arial"/>
                 <w:b w:val="0"/>
-                <w:sz w:val="12"/>
+                <w:sz w:val="24"/>
               </w:rPr>
               <w:t>2.50</w:t>
             </w:r>
@@ -2960,11 +4491,20 @@
             <w:vAlign w:val="center"/>
           </w:tcPr>
           <w:p>
-            <w:r/>
+            <w:pPr>
+              <w:jc w:val="both"/>
+            </w:pPr>
             <w:r>
               <w:rPr>
+                <w:rFonts w:ascii="Arial" w:hAnsi="Arial" w:eastAsia="Arial"/>
+                <w:sz w:val="24"/>
+              </w:rPr>
+            </w:r>
+            <w:r>
+              <w:rPr>
+                <w:rFonts w:ascii="Arial" w:hAnsi="Arial" w:eastAsia="Arial"/>
                 <w:b w:val="0"/>
-                <w:sz w:val="12"/>
+                <w:sz w:val="24"/>
               </w:rPr>
               <w:t>139.8%</w:t>
             </w:r>
@@ -2972,44 +4512,73 @@
         </w:tc>
       </w:tr>
     </w:tbl>
-    <w:p/>
+    <w:p>
+      <w:pPr>
+        <w:jc w:val="both"/>
+      </w:pPr>
+    </w:p>
     <w:p>
       <w:pPr>
         <w:pStyle w:val="ListBullet"/>
+        <w:jc w:val="both"/>
       </w:pPr>
       <w:r>
+        <w:rPr>
+          <w:rFonts w:ascii="Arial" w:hAnsi="Arial" w:eastAsia="Arial"/>
+          <w:sz w:val="24"/>
+        </w:rPr>
         <w:t>Títulos: IQR de 6 palavras, indicando concentração moderada em torno da mediana de 14.</w:t>
       </w:r>
     </w:p>
     <w:p>
       <w:pPr>
         <w:pStyle w:val="ListBullet"/>
+        <w:jc w:val="both"/>
       </w:pPr>
       <w:r>
+        <w:rPr>
+          <w:rFonts w:ascii="Arial" w:hAnsi="Arial" w:eastAsia="Arial"/>
+          <w:sz w:val="24"/>
+        </w:rPr>
         <w:t>Autores: desvio-padrão de 6,37 e máximo de 47; poucos artigos com muitos autores ampliam a dispersão.</w:t>
       </w:r>
     </w:p>
     <w:p>
       <w:pPr>
         <w:pStyle w:val="ListBullet"/>
+        <w:jc w:val="both"/>
       </w:pPr>
       <w:r>
+        <w:rPr>
+          <w:rFonts w:ascii="Arial" w:hAnsi="Arial" w:eastAsia="Arial"/>
+          <w:sz w:val="24"/>
+        </w:rPr>
         <w:t>Artigos por ano: CV de 139,8%, coerente com muitos anos de volume baixo ou zero na amostra.</w:t>
       </w:r>
     </w:p>
     <w:p>
       <w:pPr>
         <w:pStyle w:val="Heading1"/>
+        <w:jc w:val="left"/>
       </w:pPr>
       <w:r>
+        <w:rPr>
+          <w:rFonts w:ascii="Arial" w:hAnsi="Arial" w:eastAsia="Arial"/>
+          <w:b/>
+          <w:sz w:val="24"/>
+        </w:rPr>
         <w:t>9. Termos mais frequentes</w:t>
       </w:r>
     </w:p>
     <w:p>
       <w:pPr>
-        <w:jc w:val="center"/>
+        <w:jc w:val="both"/>
       </w:pPr>
       <w:r>
+        <w:rPr>
+          <w:rFonts w:ascii="Arial" w:hAnsi="Arial" w:eastAsia="Arial"/>
+          <w:sz w:val="24"/>
+        </w:rPr>
         <w:drawing>
           <wp:inline xmlns:a="http://schemas.openxmlformats.org/drawingml/2006/main" xmlns:pic="http://schemas.openxmlformats.org/drawingml/2006/picture">
             <wp:extent cx="6217920" cy="4121936"/>
@@ -3050,8 +4619,9 @@
       </w:pPr>
       <w:r>
         <w:rPr>
+          <w:rFonts w:ascii="Arial" w:hAnsi="Arial" w:eastAsia="Arial"/>
           <w:i/>
-          <w:sz w:val="18"/>
+          <w:sz w:val="24"/>
         </w:rPr>
         <w:t>Figura 6 — Termos informativos mais frequentes nos títulos.</w:t>
       </w:r>
@@ -3059,97 +4629,179 @@
     <w:p>
       <w:pPr>
         <w:spacing w:after="200"/>
+        <w:jc w:val="both"/>
       </w:pPr>
       <w:r>
+        <w:rPr>
+          <w:rFonts w:ascii="Arial" w:hAnsi="Arial" w:eastAsia="Arial"/>
+          <w:sz w:val="24"/>
+        </w:rPr>
         <w:t>Cancer, prostate, coffee, risk e consumption predominam, coerentes com a consulta. Frequência lexical não indica causalidade nem direção da evidência.</w:t>
       </w:r>
     </w:p>
     <w:p>
       <w:pPr>
         <w:pStyle w:val="Heading1"/>
+        <w:jc w:val="left"/>
       </w:pPr>
       <w:r>
+        <w:rPr>
+          <w:rFonts w:ascii="Arial" w:hAnsi="Arial" w:eastAsia="Arial"/>
+          <w:b/>
+          <w:sz w:val="24"/>
+        </w:rPr>
         <w:t>10. Conclusões e próximos passos</w:t>
       </w:r>
     </w:p>
     <w:p>
       <w:pPr>
         <w:pStyle w:val="ListBullet"/>
+        <w:jc w:val="both"/>
       </w:pPr>
       <w:r>
+        <w:rPr>
+          <w:rFonts w:ascii="Arial" w:hAnsi="Arial" w:eastAsia="Arial"/>
+          <w:sz w:val="24"/>
+        </w:rPr>
         <w:t>O corpus possui boa integridade estrutural e forte rastreabilidade por PMID e URL.</w:t>
       </w:r>
     </w:p>
     <w:p>
       <w:pPr>
         <w:pStyle w:val="ListBullet"/>
+        <w:jc w:val="both"/>
       </w:pPr>
       <w:r>
+        <w:rPr>
+          <w:rFonts w:ascii="Arial" w:hAnsi="Arial" w:eastAsia="Arial"/>
+          <w:sz w:val="24"/>
+        </w:rPr>
         <w:t>A amostra cobre 86,2% dos resultados da consulta, mas o ranking por relevância impede tratá-la como censo.</w:t>
       </w:r>
     </w:p>
     <w:p>
       <w:pPr>
         <w:pStyle w:val="ListBullet"/>
+        <w:jc w:val="both"/>
       </w:pPr>
       <w:r>
+        <w:rPr>
+          <w:rFonts w:ascii="Arial" w:hAnsi="Arial" w:eastAsia="Arial"/>
+          <w:sz w:val="24"/>
+        </w:rPr>
         <w:t>A dispersão temporal e de autoria recomenda o uso de medidas robustas, como mediana e IQR.</w:t>
       </w:r>
     </w:p>
     <w:p>
       <w:pPr>
         <w:pStyle w:val="ListBullet"/>
+        <w:jc w:val="both"/>
       </w:pPr>
       <w:r>
+        <w:rPr>
+          <w:rFonts w:ascii="Arial" w:hAnsi="Arial" w:eastAsia="Arial"/>
+          <w:sz w:val="24"/>
+        </w:rPr>
         <w:t>A precisão temática precisa ser aprimorada com resumo, MeSH e ranking híbrido antes do RAG.</w:t>
       </w:r>
     </w:p>
     <w:p>
       <w:pPr>
         <w:pStyle w:val="ListBullet"/>
+        <w:jc w:val="both"/>
       </w:pPr>
       <w:r>
+        <w:rPr>
+          <w:rFonts w:ascii="Arial" w:hAnsi="Arial" w:eastAsia="Arial"/>
+          <w:sz w:val="24"/>
+        </w:rPr>
         <w:t>O corpus não possui rótulos de veracidade; será necessário criar um conjunto anotado e revisado por humanos para avaliar classificadores.</w:t>
       </w:r>
     </w:p>
     <w:p>
       <w:pPr>
         <w:pStyle w:val="ListBullet"/>
+        <w:jc w:val="both"/>
       </w:pPr>
       <w:r>
+        <w:rPr>
+          <w:rFonts w:ascii="Arial" w:hAnsi="Arial" w:eastAsia="Arial"/>
+          <w:sz w:val="24"/>
+        </w:rPr>
         <w:t>Próxima ampliação: coletar resumos, tipos de publicação, termos MeSH e indicadores metodológicos.</w:t>
       </w:r>
     </w:p>
     <w:p>
       <w:pPr>
         <w:pStyle w:val="Heading1"/>
+        <w:jc w:val="left"/>
       </w:pPr>
       <w:r>
+        <w:rPr>
+          <w:rFonts w:ascii="Arial" w:hAnsi="Arial" w:eastAsia="Arial"/>
+          <w:b/>
+          <w:sz w:val="24"/>
+        </w:rPr>
         <w:t>Fonte e reprodutibilidade</w:t>
       </w:r>
     </w:p>
     <w:p>
+      <w:pPr>
+        <w:jc w:val="both"/>
+      </w:pPr>
       <w:r>
+        <w:rPr>
+          <w:rFonts w:ascii="Arial" w:hAnsi="Arial" w:eastAsia="Arial"/>
+          <w:sz w:val="24"/>
+        </w:rPr>
         <w:t>Fonte: PubMed / NCBI E-utilities — https://pubmed.ncbi.nlm.nih.gov/</w:t>
       </w:r>
     </w:p>
     <w:p>
+      <w:pPr>
+        <w:jc w:val="both"/>
+      </w:pPr>
       <w:r>
+        <w:rPr>
+          <w:rFonts w:ascii="Arial" w:hAnsi="Arial" w:eastAsia="Arial"/>
+          <w:sz w:val="24"/>
+        </w:rPr>
         <w:t>Consulta: ("Coffee"[MeSH Terms] OR coffee[Title/Abstract]) AND ("Prostatic Neoplasms"[MeSH Terms] OR "prostate cancer"[Title/Abstract])</w:t>
       </w:r>
     </w:p>
     <w:p>
+      <w:pPr>
+        <w:jc w:val="both"/>
+      </w:pPr>
       <w:r>
+        <w:rPr>
+          <w:rFonts w:ascii="Arial" w:hAnsi="Arial" w:eastAsia="Arial"/>
+          <w:sz w:val="24"/>
+        </w:rPr>
         <w:t>Coleta UTC: 2026-09-28T11:45:37.295122+00:00</w:t>
       </w:r>
     </w:p>
     <w:p>
+      <w:pPr>
+        <w:jc w:val="both"/>
+      </w:pPr>
       <w:r>
+        <w:rPr>
+          <w:rFonts w:ascii="Arial" w:hAnsi="Arial" w:eastAsia="Arial"/>
+          <w:sz w:val="24"/>
+        </w:rPr>
         <w:t>Notebook: notebooks/16_eda_pubmed.ipynb</w:t>
       </w:r>
     </w:p>
     <w:p>
+      <w:pPr>
+        <w:jc w:val="both"/>
+      </w:pPr>
       <w:r>
+        <w:rPr>
+          <w:rFonts w:ascii="Arial" w:hAnsi="Arial" w:eastAsia="Arial"/>
+          <w:sz w:val="24"/>
+        </w:rPr>
         <w:t>Dataset: data/pubmed_cafe_cancer_prostata.csv</w:t>
       </w:r>
     </w:p>
@@ -3530,8 +5182,8 @@
       <w:spacing w:after="120"/>
     </w:pPr>
     <w:rPr>
-      <w:rFonts w:ascii="Aptos" w:hAnsi="Aptos"/>
-      <w:sz w:val="21"/>
+      <w:rFonts w:ascii="Arial" w:hAnsi="Arial" w:eastAsia="Arial"/>
+      <w:sz w:val="24"/>
     </w:rPr>
   </w:style>
   <w:style w:type="paragraph" w:styleId="Header">
@@ -3548,6 +5200,10 @@
       </w:tabs>
       <w:spacing w:after="0" w:line="240" w:lineRule="auto"/>
     </w:pPr>
+    <w:rPr>
+      <w:rFonts w:ascii="Arial" w:hAnsi="Arial" w:eastAsia="Arial"/>
+      <w:sz w:val="24"/>
+    </w:rPr>
   </w:style>
   <w:style w:type="character" w:customStyle="1" w:styleId="HeaderChar">
     <w:name w:val="Header Char"/>
@@ -3555,6 +5211,10 @@
     <w:link w:val="Header"/>
     <w:uiPriority w:val="99"/>
     <w:rsid w:val="00E618BF"/>
+    <w:rPr>
+      <w:rFonts w:ascii="Arial" w:hAnsi="Arial" w:eastAsia="Arial"/>
+      <w:sz w:val="24"/>
+    </w:rPr>
   </w:style>
   <w:style w:type="paragraph" w:styleId="Footer">
     <w:name w:val="footer"/>
@@ -3570,6 +5230,10 @@
       </w:tabs>
       <w:spacing w:after="0" w:line="240" w:lineRule="auto"/>
     </w:pPr>
+    <w:rPr>
+      <w:rFonts w:ascii="Arial" w:hAnsi="Arial" w:eastAsia="Arial"/>
+      <w:sz w:val="24"/>
+    </w:rPr>
   </w:style>
   <w:style w:type="character" w:customStyle="1" w:styleId="FooterChar">
     <w:name w:val="Footer Char"/>
@@ -3577,6 +5241,10 @@
     <w:link w:val="Footer"/>
     <w:uiPriority w:val="99"/>
     <w:rsid w:val="00E618BF"/>
+    <w:rPr>
+      <w:rFonts w:ascii="Arial" w:hAnsi="Arial" w:eastAsia="Arial"/>
+      <w:sz w:val="24"/>
+    </w:rPr>
   </w:style>
   <w:style w:type="paragraph" w:styleId="Heading1">
     <w:name w:val="heading 1"/>
@@ -3593,11 +5261,11 @@
       <w:outlineLvl w:val="0"/>
     </w:pPr>
     <w:rPr>
-      <w:rFonts w:asciiTheme="majorHAnsi" w:eastAsiaTheme="majorEastAsia" w:hAnsiTheme="majorHAnsi" w:cstheme="majorBidi" w:ascii="Aptos Display" w:hAnsi="Aptos Display"/>
+      <w:rFonts w:asciiTheme="majorHAnsi" w:eastAsiaTheme="majorEastAsia" w:hAnsiTheme="majorHAnsi" w:cstheme="majorBidi" w:ascii="Arial" w:hAnsi="Arial" w:eastAsia="Arial"/>
       <w:b/>
       <w:bCs/>
       <w:color w:val="35618F"/>
-      <w:sz w:val="32"/>
+      <w:sz w:val="24"/>
       <w:szCs w:val="28"/>
     </w:rPr>
   </w:style>
@@ -3617,11 +5285,11 @@
       <w:outlineLvl w:val="1"/>
     </w:pPr>
     <w:rPr>
-      <w:rFonts w:asciiTheme="majorHAnsi" w:eastAsiaTheme="majorEastAsia" w:hAnsiTheme="majorHAnsi" w:cstheme="majorBidi" w:ascii="Aptos Display" w:hAnsi="Aptos Display"/>
+      <w:rFonts w:asciiTheme="majorHAnsi" w:eastAsiaTheme="majorEastAsia" w:hAnsiTheme="majorHAnsi" w:cstheme="majorBidi" w:ascii="Arial" w:hAnsi="Arial" w:eastAsia="Arial"/>
       <w:b/>
       <w:bCs/>
       <w:color w:val="35618F"/>
-      <w:sz w:val="26"/>
+      <w:sz w:val="24"/>
       <w:szCs w:val="26"/>
     </w:rPr>
   </w:style>
@@ -3641,10 +5309,11 @@
       <w:outlineLvl w:val="2"/>
     </w:pPr>
     <w:rPr>
-      <w:rFonts w:asciiTheme="majorHAnsi" w:eastAsiaTheme="majorEastAsia" w:hAnsiTheme="majorHAnsi" w:cstheme="majorBidi"/>
+      <w:rFonts w:asciiTheme="majorHAnsi" w:eastAsiaTheme="majorEastAsia" w:hAnsiTheme="majorHAnsi" w:cstheme="majorBidi" w:ascii="Arial" w:hAnsi="Arial" w:eastAsia="Arial"/>
       <w:b/>
       <w:bCs/>
       <w:color w:val="4F81BD" w:themeColor="accent1"/>
+      <w:sz w:val="24"/>
     </w:rPr>
   </w:style>
   <w:style w:type="paragraph" w:styleId="Heading4">
@@ -3664,12 +5333,13 @@
       <w:outlineLvl w:val="3"/>
     </w:pPr>
     <w:rPr>
-      <w:rFonts w:asciiTheme="majorHAnsi" w:eastAsiaTheme="majorEastAsia" w:hAnsiTheme="majorHAnsi" w:cstheme="majorBidi"/>
+      <w:rFonts w:asciiTheme="majorHAnsi" w:eastAsiaTheme="majorEastAsia" w:hAnsiTheme="majorHAnsi" w:cstheme="majorBidi" w:ascii="Arial" w:hAnsi="Arial" w:eastAsia="Arial"/>
       <w:b/>
       <w:bCs/>
       <w:i/>
       <w:iCs/>
       <w:color w:val="4F81BD" w:themeColor="accent1"/>
+      <w:sz w:val="24"/>
     </w:rPr>
   </w:style>
   <w:style w:type="paragraph" w:styleId="Heading5">
@@ -3689,8 +5359,9 @@
       <w:outlineLvl w:val="4"/>
     </w:pPr>
     <w:rPr>
-      <w:rFonts w:asciiTheme="majorHAnsi" w:eastAsiaTheme="majorEastAsia" w:hAnsiTheme="majorHAnsi" w:cstheme="majorBidi"/>
+      <w:rFonts w:asciiTheme="majorHAnsi" w:eastAsiaTheme="majorEastAsia" w:hAnsiTheme="majorHAnsi" w:cstheme="majorBidi" w:ascii="Arial" w:hAnsi="Arial" w:eastAsia="Arial"/>
       <w:color w:val="243F60" w:themeColor="accent1" w:themeShade="7F"/>
+      <w:sz w:val="24"/>
     </w:rPr>
   </w:style>
   <w:style w:type="paragraph" w:styleId="Heading6">
@@ -3710,10 +5381,11 @@
       <w:outlineLvl w:val="5"/>
     </w:pPr>
     <w:rPr>
-      <w:rFonts w:asciiTheme="majorHAnsi" w:eastAsiaTheme="majorEastAsia" w:hAnsiTheme="majorHAnsi" w:cstheme="majorBidi"/>
+      <w:rFonts w:asciiTheme="majorHAnsi" w:eastAsiaTheme="majorEastAsia" w:hAnsiTheme="majorHAnsi" w:cstheme="majorBidi" w:ascii="Arial" w:hAnsi="Arial" w:eastAsia="Arial"/>
       <w:i/>
       <w:iCs/>
       <w:color w:val="243F60" w:themeColor="accent1" w:themeShade="7F"/>
+      <w:sz w:val="24"/>
     </w:rPr>
   </w:style>
   <w:style w:type="paragraph" w:styleId="Heading7">
@@ -3733,10 +5405,11 @@
       <w:outlineLvl w:val="6"/>
     </w:pPr>
     <w:rPr>
-      <w:rFonts w:asciiTheme="majorHAnsi" w:eastAsiaTheme="majorEastAsia" w:hAnsiTheme="majorHAnsi" w:cstheme="majorBidi"/>
+      <w:rFonts w:asciiTheme="majorHAnsi" w:eastAsiaTheme="majorEastAsia" w:hAnsiTheme="majorHAnsi" w:cstheme="majorBidi" w:ascii="Arial" w:hAnsi="Arial" w:eastAsia="Arial"/>
       <w:i/>
       <w:iCs/>
       <w:color w:val="404040" w:themeColor="text1" w:themeTint="BF"/>
+      <w:sz w:val="24"/>
     </w:rPr>
   </w:style>
   <w:style w:type="paragraph" w:styleId="Heading8">
@@ -3756,9 +5429,9 @@
       <w:outlineLvl w:val="7"/>
     </w:pPr>
     <w:rPr>
-      <w:rFonts w:asciiTheme="majorHAnsi" w:eastAsiaTheme="majorEastAsia" w:hAnsiTheme="majorHAnsi" w:cstheme="majorBidi"/>
+      <w:rFonts w:asciiTheme="majorHAnsi" w:eastAsiaTheme="majorEastAsia" w:hAnsiTheme="majorHAnsi" w:cstheme="majorBidi" w:ascii="Arial" w:hAnsi="Arial" w:eastAsia="Arial"/>
       <w:color w:val="4F81BD" w:themeColor="accent1"/>
-      <w:sz w:val="20"/>
+      <w:sz w:val="24"/>
       <w:szCs w:val="20"/>
     </w:rPr>
   </w:style>
@@ -3779,11 +5452,11 @@
       <w:outlineLvl w:val="8"/>
     </w:pPr>
     <w:rPr>
-      <w:rFonts w:asciiTheme="majorHAnsi" w:eastAsiaTheme="majorEastAsia" w:hAnsiTheme="majorHAnsi" w:cstheme="majorBidi"/>
+      <w:rFonts w:asciiTheme="majorHAnsi" w:eastAsiaTheme="majorEastAsia" w:hAnsiTheme="majorHAnsi" w:cstheme="majorBidi" w:ascii="Arial" w:hAnsi="Arial" w:eastAsia="Arial"/>
       <w:i/>
       <w:iCs/>
       <w:color w:val="404040" w:themeColor="text1" w:themeTint="BF"/>
-      <w:sz w:val="20"/>
+      <w:sz w:val="24"/>
       <w:szCs w:val="20"/>
     </w:rPr>
   </w:style>
@@ -3792,12 +5465,20 @@
     <w:uiPriority w:val="1"/>
     <w:semiHidden/>
     <w:unhideWhenUsed/>
+    <w:rPr>
+      <w:rFonts w:ascii="Arial" w:hAnsi="Arial" w:eastAsia="Arial"/>
+      <w:sz w:val="24"/>
+    </w:rPr>
   </w:style>
   <w:style w:type="table" w:default="1" w:styleId="TableNormal">
     <w:name w:val="Normal Table"/>
     <w:uiPriority w:val="99"/>
     <w:semiHidden/>
     <w:unhideWhenUsed/>
+    <w:rPr>
+      <w:rFonts w:ascii="Arial" w:hAnsi="Arial" w:eastAsia="Arial"/>
+      <w:sz w:val="24"/>
+    </w:rPr>
     <w:tblPr>
       <w:tblInd w:w="0" w:type="dxa"/>
       <w:tblCellMar>
@@ -3822,6 +5503,10 @@
     <w:pPr>
       <w:spacing w:after="0" w:line="240" w:lineRule="auto"/>
     </w:pPr>
+    <w:rPr>
+      <w:rFonts w:ascii="Arial" w:hAnsi="Arial" w:eastAsia="Arial"/>
+      <w:sz w:val="24"/>
+    </w:rPr>
   </w:style>
   <w:style w:type="character" w:customStyle="1" w:styleId="Heading1Char">
     <w:name w:val="Heading 1 Char"/>
@@ -3830,11 +5515,11 @@
     <w:uiPriority w:val="9"/>
     <w:rsid w:val="00FC693F"/>
     <w:rPr>
-      <w:rFonts w:asciiTheme="majorHAnsi" w:eastAsiaTheme="majorEastAsia" w:hAnsiTheme="majorHAnsi" w:cstheme="majorBidi"/>
+      <w:rFonts w:asciiTheme="majorHAnsi" w:eastAsiaTheme="majorEastAsia" w:hAnsiTheme="majorHAnsi" w:cstheme="majorBidi" w:ascii="Arial" w:hAnsi="Arial" w:eastAsia="Arial"/>
       <w:b/>
       <w:bCs/>
       <w:color w:val="365F91" w:themeColor="accent1" w:themeShade="BF"/>
-      <w:sz w:val="28"/>
+      <w:sz w:val="24"/>
       <w:szCs w:val="28"/>
     </w:rPr>
   </w:style>
@@ -3845,11 +5530,11 @@
     <w:uiPriority w:val="9"/>
     <w:rsid w:val="00FC693F"/>
     <w:rPr>
-      <w:rFonts w:asciiTheme="majorHAnsi" w:eastAsiaTheme="majorEastAsia" w:hAnsiTheme="majorHAnsi" w:cstheme="majorBidi"/>
+      <w:rFonts w:asciiTheme="majorHAnsi" w:eastAsiaTheme="majorEastAsia" w:hAnsiTheme="majorHAnsi" w:cstheme="majorBidi" w:ascii="Arial" w:hAnsi="Arial" w:eastAsia="Arial"/>
       <w:b/>
       <w:bCs/>
       <w:color w:val="4F81BD" w:themeColor="accent1"/>
-      <w:sz w:val="26"/>
+      <w:sz w:val="24"/>
       <w:szCs w:val="26"/>
     </w:rPr>
   </w:style>
@@ -3860,10 +5545,11 @@
     <w:uiPriority w:val="9"/>
     <w:rsid w:val="00FC693F"/>
     <w:rPr>
-      <w:rFonts w:asciiTheme="majorHAnsi" w:eastAsiaTheme="majorEastAsia" w:hAnsiTheme="majorHAnsi" w:cstheme="majorBidi"/>
+      <w:rFonts w:asciiTheme="majorHAnsi" w:eastAsiaTheme="majorEastAsia" w:hAnsiTheme="majorHAnsi" w:cstheme="majorBidi" w:ascii="Arial" w:hAnsi="Arial" w:eastAsia="Arial"/>
       <w:b/>
       <w:bCs/>
       <w:color w:val="4F81BD" w:themeColor="accent1"/>
+      <w:sz w:val="24"/>
     </w:rPr>
   </w:style>
   <w:style w:type="paragraph" w:styleId="Title">
@@ -3882,11 +5568,11 @@
       <w:contextualSpacing/>
     </w:pPr>
     <w:rPr>
-      <w:rFonts w:asciiTheme="majorHAnsi" w:eastAsiaTheme="majorEastAsia" w:hAnsiTheme="majorHAnsi" w:cstheme="majorBidi" w:ascii="Aptos Display" w:hAnsi="Aptos Display"/>
+      <w:rFonts w:asciiTheme="majorHAnsi" w:eastAsiaTheme="majorEastAsia" w:hAnsiTheme="majorHAnsi" w:cstheme="majorBidi" w:ascii="Arial" w:hAnsi="Arial" w:eastAsia="Arial"/>
       <w:color w:val="263238"/>
       <w:spacing w:val="5"/>
       <w:kern w:val="28"/>
-      <w:sz w:val="44"/>
+      <w:sz w:val="24"/>
       <w:szCs w:val="52"/>
     </w:rPr>
   </w:style>
@@ -3897,11 +5583,11 @@
     <w:uiPriority w:val="10"/>
     <w:rsid w:val="00FC693F"/>
     <w:rPr>
-      <w:rFonts w:asciiTheme="majorHAnsi" w:eastAsiaTheme="majorEastAsia" w:hAnsiTheme="majorHAnsi" w:cstheme="majorBidi"/>
+      <w:rFonts w:asciiTheme="majorHAnsi" w:eastAsiaTheme="majorEastAsia" w:hAnsiTheme="majorHAnsi" w:cstheme="majorBidi" w:ascii="Arial" w:hAnsi="Arial" w:eastAsia="Arial"/>
       <w:color w:val="17365D" w:themeColor="text2" w:themeShade="BF"/>
       <w:spacing w:val="5"/>
       <w:kern w:val="28"/>
-      <w:sz w:val="52"/>
+      <w:sz w:val="24"/>
       <w:szCs w:val="52"/>
     </w:rPr>
   </w:style>
@@ -3919,7 +5605,7 @@
       </w:numPr>
     </w:pPr>
     <w:rPr>
-      <w:rFonts w:asciiTheme="majorHAnsi" w:eastAsiaTheme="majorEastAsia" w:hAnsiTheme="majorHAnsi" w:cstheme="majorBidi"/>
+      <w:rFonts w:asciiTheme="majorHAnsi" w:eastAsiaTheme="majorEastAsia" w:hAnsiTheme="majorHAnsi" w:cstheme="majorBidi" w:ascii="Arial" w:hAnsi="Arial" w:eastAsia="Arial"/>
       <w:i/>
       <w:iCs/>
       <w:color w:val="4F81BD" w:themeColor="accent1"/>
@@ -3935,7 +5621,7 @@
     <w:uiPriority w:val="11"/>
     <w:rsid w:val="00FC693F"/>
     <w:rPr>
-      <w:rFonts w:asciiTheme="majorHAnsi" w:eastAsiaTheme="majorEastAsia" w:hAnsiTheme="majorHAnsi" w:cstheme="majorBidi"/>
+      <w:rFonts w:asciiTheme="majorHAnsi" w:eastAsiaTheme="majorEastAsia" w:hAnsiTheme="majorHAnsi" w:cstheme="majorBidi" w:ascii="Arial" w:hAnsi="Arial" w:eastAsia="Arial"/>
       <w:i/>
       <w:iCs/>
       <w:color w:val="4F81BD" w:themeColor="accent1"/>
@@ -3954,6 +5640,10 @@
       <w:ind w:left="720"/>
       <w:contextualSpacing/>
     </w:pPr>
+    <w:rPr>
+      <w:rFonts w:ascii="Arial" w:hAnsi="Arial" w:eastAsia="Arial"/>
+      <w:sz w:val="24"/>
+    </w:rPr>
   </w:style>
   <w:style w:type="paragraph" w:styleId="BodyText">
     <w:name w:val="Body Text"/>
@@ -3965,6 +5655,10 @@
     <w:pPr>
       <w:spacing w:after="120"/>
     </w:pPr>
+    <w:rPr>
+      <w:rFonts w:ascii="Arial" w:hAnsi="Arial" w:eastAsia="Arial"/>
+      <w:sz w:val="24"/>
+    </w:rPr>
   </w:style>
   <w:style w:type="character" w:customStyle="1" w:styleId="BodyTextChar">
     <w:name w:val="Body Text Char"/>
@@ -3972,6 +5666,10 @@
     <w:link w:val="BodyText"/>
     <w:uiPriority w:val="99"/>
     <w:rsid w:val="00AA1D8D"/>
+    <w:rPr>
+      <w:rFonts w:ascii="Arial" w:hAnsi="Arial" w:eastAsia="Arial"/>
+      <w:sz w:val="24"/>
+    </w:rPr>
   </w:style>
   <w:style w:type="paragraph" w:styleId="BodyText2">
     <w:name w:val="Body Text 2"/>
@@ -3983,6 +5681,10 @@
     <w:pPr>
       <w:spacing w:after="120" w:line="480" w:lineRule="auto"/>
     </w:pPr>
+    <w:rPr>
+      <w:rFonts w:ascii="Arial" w:hAnsi="Arial" w:eastAsia="Arial"/>
+      <w:sz w:val="24"/>
+    </w:rPr>
   </w:style>
   <w:style w:type="character" w:customStyle="1" w:styleId="BodyText2Char">
     <w:name w:val="Body Text 2 Char"/>
@@ -3990,6 +5692,10 @@
     <w:link w:val="BodyText2"/>
     <w:uiPriority w:val="99"/>
     <w:rsid w:val="00AA1D8D"/>
+    <w:rPr>
+      <w:rFonts w:ascii="Arial" w:hAnsi="Arial" w:eastAsia="Arial"/>
+      <w:sz w:val="24"/>
+    </w:rPr>
   </w:style>
   <w:style w:type="paragraph" w:styleId="BodyText3">
     <w:name w:val="Body Text 3"/>
@@ -4002,7 +5708,8 @@
       <w:spacing w:after="120"/>
     </w:pPr>
     <w:rPr>
-      <w:sz w:val="16"/>
+      <w:rFonts w:ascii="Arial" w:hAnsi="Arial" w:eastAsia="Arial"/>
+      <w:sz w:val="24"/>
       <w:szCs w:val="16"/>
     </w:rPr>
   </w:style>
@@ -4013,7 +5720,8 @@
     <w:uiPriority w:val="99"/>
     <w:rsid w:val="00AA1D8D"/>
     <w:rPr>
-      <w:sz w:val="16"/>
+      <w:rFonts w:ascii="Arial" w:hAnsi="Arial" w:eastAsia="Arial"/>
+      <w:sz w:val="24"/>
       <w:szCs w:val="16"/>
     </w:rPr>
   </w:style>
@@ -4027,6 +5735,10 @@
       <w:ind w:left="360" w:hanging="360"/>
       <w:contextualSpacing/>
     </w:pPr>
+    <w:rPr>
+      <w:rFonts w:ascii="Arial" w:hAnsi="Arial" w:eastAsia="Arial"/>
+      <w:sz w:val="24"/>
+    </w:rPr>
   </w:style>
   <w:style w:type="paragraph" w:styleId="List2">
     <w:name w:val="List 2"/>
@@ -4038,6 +5750,10 @@
       <w:ind w:left="720" w:hanging="360"/>
       <w:contextualSpacing/>
     </w:pPr>
+    <w:rPr>
+      <w:rFonts w:ascii="Arial" w:hAnsi="Arial" w:eastAsia="Arial"/>
+      <w:sz w:val="24"/>
+    </w:rPr>
   </w:style>
   <w:style w:type="paragraph" w:styleId="List3">
     <w:name w:val="List 3"/>
@@ -4049,6 +5765,10 @@
       <w:ind w:left="1080" w:hanging="360"/>
       <w:contextualSpacing/>
     </w:pPr>
+    <w:rPr>
+      <w:rFonts w:ascii="Arial" w:hAnsi="Arial" w:eastAsia="Arial"/>
+      <w:sz w:val="24"/>
+    </w:rPr>
   </w:style>
   <w:style w:type="paragraph" w:styleId="ListBullet">
     <w:name w:val="List Bullet"/>
@@ -4062,6 +5782,10 @@
       </w:numPr>
       <w:contextualSpacing/>
     </w:pPr>
+    <w:rPr>
+      <w:rFonts w:ascii="Arial" w:hAnsi="Arial" w:eastAsia="Arial"/>
+      <w:sz w:val="24"/>
+    </w:rPr>
   </w:style>
   <w:style w:type="paragraph" w:styleId="ListBullet2">
     <w:name w:val="List Bullet 2"/>
@@ -4075,6 +5799,10 @@
       </w:numPr>
       <w:contextualSpacing/>
     </w:pPr>
+    <w:rPr>
+      <w:rFonts w:ascii="Arial" w:hAnsi="Arial" w:eastAsia="Arial"/>
+      <w:sz w:val="24"/>
+    </w:rPr>
   </w:style>
   <w:style w:type="paragraph" w:styleId="ListBullet3">
     <w:name w:val="List Bullet 3"/>
@@ -4088,6 +5816,10 @@
       </w:numPr>
       <w:contextualSpacing/>
     </w:pPr>
+    <w:rPr>
+      <w:rFonts w:ascii="Arial" w:hAnsi="Arial" w:eastAsia="Arial"/>
+      <w:sz w:val="24"/>
+    </w:rPr>
   </w:style>
   <w:style w:type="paragraph" w:styleId="ListNumber">
     <w:name w:val="List Number"/>
@@ -4101,6 +5833,10 @@
       </w:numPr>
       <w:contextualSpacing/>
     </w:pPr>
+    <w:rPr>
+      <w:rFonts w:ascii="Arial" w:hAnsi="Arial" w:eastAsia="Arial"/>
+      <w:sz w:val="24"/>
+    </w:rPr>
   </w:style>
   <w:style w:type="paragraph" w:styleId="ListNumber2">
     <w:name w:val="List Number 2"/>
@@ -4114,6 +5850,10 @@
       </w:numPr>
       <w:contextualSpacing/>
     </w:pPr>
+    <w:rPr>
+      <w:rFonts w:ascii="Arial" w:hAnsi="Arial" w:eastAsia="Arial"/>
+      <w:sz w:val="24"/>
+    </w:rPr>
   </w:style>
   <w:style w:type="paragraph" w:styleId="ListNumber3">
     <w:name w:val="List Number 3"/>
@@ -4127,6 +5867,10 @@
       </w:numPr>
       <w:contextualSpacing/>
     </w:pPr>
+    <w:rPr>
+      <w:rFonts w:ascii="Arial" w:hAnsi="Arial" w:eastAsia="Arial"/>
+      <w:sz w:val="24"/>
+    </w:rPr>
   </w:style>
   <w:style w:type="paragraph" w:styleId="ListContinue">
     <w:name w:val="List Continue"/>
@@ -4139,6 +5883,10 @@
       <w:ind w:left="360"/>
       <w:contextualSpacing/>
     </w:pPr>
+    <w:rPr>
+      <w:rFonts w:ascii="Arial" w:hAnsi="Arial" w:eastAsia="Arial"/>
+      <w:sz w:val="24"/>
+    </w:rPr>
   </w:style>
   <w:style w:type="paragraph" w:styleId="ListContinue2">
     <w:name w:val="List Continue 2"/>
@@ -4151,6 +5899,10 @@
       <w:ind w:left="720"/>
       <w:contextualSpacing/>
     </w:pPr>
+    <w:rPr>
+      <w:rFonts w:ascii="Arial" w:hAnsi="Arial" w:eastAsia="Arial"/>
+      <w:sz w:val="24"/>
+    </w:rPr>
   </w:style>
   <w:style w:type="paragraph" w:styleId="ListContinue3">
     <w:name w:val="List Continue 3"/>
@@ -4163,6 +5915,10 @@
       <w:ind w:left="1080"/>
       <w:contextualSpacing/>
     </w:pPr>
+    <w:rPr>
+      <w:rFonts w:ascii="Arial" w:hAnsi="Arial" w:eastAsia="Arial"/>
+      <w:sz w:val="24"/>
+    </w:rPr>
   </w:style>
   <w:style w:type="paragraph" w:styleId="MacroText">
     <w:name w:val="macro"/>
@@ -4182,8 +5938,8 @@
       </w:tabs>
     </w:pPr>
     <w:rPr>
-      <w:rFonts w:ascii="Courier" w:hAnsi="Courier"/>
-      <w:sz w:val="20"/>
+      <w:rFonts w:ascii="Arial" w:hAnsi="Arial" w:eastAsia="Arial"/>
+      <w:sz w:val="24"/>
       <w:szCs w:val="20"/>
     </w:rPr>
   </w:style>
@@ -4194,8 +5950,8 @@
     <w:uiPriority w:val="99"/>
     <w:rsid w:val="0029639D"/>
     <w:rPr>
-      <w:rFonts w:ascii="Courier" w:hAnsi="Courier"/>
-      <w:sz w:val="20"/>
+      <w:rFonts w:ascii="Arial" w:hAnsi="Arial" w:eastAsia="Arial"/>
+      <w:sz w:val="24"/>
       <w:szCs w:val="20"/>
     </w:rPr>
   </w:style>
@@ -4208,9 +5964,11 @@
     <w:qFormat/>
     <w:rsid w:val="00FC693F"/>
     <w:rPr>
+      <w:rFonts w:ascii="Arial" w:hAnsi="Arial" w:eastAsia="Arial"/>
       <w:i/>
       <w:iCs/>
       <w:color w:val="000000" w:themeColor="text1"/>
+      <w:sz w:val="24"/>
     </w:rPr>
   </w:style>
   <w:style w:type="character" w:customStyle="1" w:styleId="QuoteChar">
@@ -4220,9 +5978,11 @@
     <w:uiPriority w:val="29"/>
     <w:rsid w:val="00FC693F"/>
     <w:rPr>
+      <w:rFonts w:ascii="Arial" w:hAnsi="Arial" w:eastAsia="Arial"/>
       <w:i/>
       <w:iCs/>
       <w:color w:val="000000" w:themeColor="text1"/>
+      <w:sz w:val="24"/>
     </w:rPr>
   </w:style>
   <w:style w:type="character" w:customStyle="1" w:styleId="Heading4Char">
@@ -4233,12 +5993,13 @@
     <w:semiHidden/>
     <w:rsid w:val="00FC693F"/>
     <w:rPr>
-      <w:rFonts w:asciiTheme="majorHAnsi" w:eastAsiaTheme="majorEastAsia" w:hAnsiTheme="majorHAnsi" w:cstheme="majorBidi"/>
+      <w:rFonts w:asciiTheme="majorHAnsi" w:eastAsiaTheme="majorEastAsia" w:hAnsiTheme="majorHAnsi" w:cstheme="majorBidi" w:ascii="Arial" w:hAnsi="Arial" w:eastAsia="Arial"/>
       <w:b/>
       <w:bCs/>
       <w:i/>
       <w:iCs/>
       <w:color w:val="4F81BD" w:themeColor="accent1"/>
+      <w:sz w:val="24"/>
     </w:rPr>
   </w:style>
   <w:style w:type="character" w:customStyle="1" w:styleId="Heading5Char">
@@ -4249,8 +6010,9 @@
     <w:semiHidden/>
     <w:rsid w:val="00FC693F"/>
     <w:rPr>
-      <w:rFonts w:asciiTheme="majorHAnsi" w:eastAsiaTheme="majorEastAsia" w:hAnsiTheme="majorHAnsi" w:cstheme="majorBidi"/>
+      <w:rFonts w:asciiTheme="majorHAnsi" w:eastAsiaTheme="majorEastAsia" w:hAnsiTheme="majorHAnsi" w:cstheme="majorBidi" w:ascii="Arial" w:hAnsi="Arial" w:eastAsia="Arial"/>
       <w:color w:val="243F60" w:themeColor="accent1" w:themeShade="7F"/>
+      <w:sz w:val="24"/>
     </w:rPr>
   </w:style>
   <w:style w:type="character" w:customStyle="1" w:styleId="Heading6Char">
@@ -4261,10 +6023,11 @@
     <w:semiHidden/>
     <w:rsid w:val="00FC693F"/>
     <w:rPr>
-      <w:rFonts w:asciiTheme="majorHAnsi" w:eastAsiaTheme="majorEastAsia" w:hAnsiTheme="majorHAnsi" w:cstheme="majorBidi"/>
+      <w:rFonts w:asciiTheme="majorHAnsi" w:eastAsiaTheme="majorEastAsia" w:hAnsiTheme="majorHAnsi" w:cstheme="majorBidi" w:ascii="Arial" w:hAnsi="Arial" w:eastAsia="Arial"/>
       <w:i/>
       <w:iCs/>
       <w:color w:val="243F60" w:themeColor="accent1" w:themeShade="7F"/>
+      <w:sz w:val="24"/>
     </w:rPr>
   </w:style>
   <w:style w:type="character" w:customStyle="1" w:styleId="Heading7Char">
@@ -4275,10 +6038,11 @@
     <w:semiHidden/>
     <w:rsid w:val="00FC693F"/>
     <w:rPr>
-      <w:rFonts w:asciiTheme="majorHAnsi" w:eastAsiaTheme="majorEastAsia" w:hAnsiTheme="majorHAnsi" w:cstheme="majorBidi"/>
+      <w:rFonts w:asciiTheme="majorHAnsi" w:eastAsiaTheme="majorEastAsia" w:hAnsiTheme="majorHAnsi" w:cstheme="majorBidi" w:ascii="Arial" w:hAnsi="Arial" w:eastAsia="Arial"/>
       <w:i/>
       <w:iCs/>
       <w:color w:val="404040" w:themeColor="text1" w:themeTint="BF"/>
+      <w:sz w:val="24"/>
     </w:rPr>
   </w:style>
   <w:style w:type="character" w:customStyle="1" w:styleId="Heading8Char">
@@ -4289,9 +6053,9 @@
     <w:semiHidden/>
     <w:rsid w:val="00FC693F"/>
     <w:rPr>
-      <w:rFonts w:asciiTheme="majorHAnsi" w:eastAsiaTheme="majorEastAsia" w:hAnsiTheme="majorHAnsi" w:cstheme="majorBidi"/>
+      <w:rFonts w:asciiTheme="majorHAnsi" w:eastAsiaTheme="majorEastAsia" w:hAnsiTheme="majorHAnsi" w:cstheme="majorBidi" w:ascii="Arial" w:hAnsi="Arial" w:eastAsia="Arial"/>
       <w:color w:val="4F81BD" w:themeColor="accent1"/>
-      <w:sz w:val="20"/>
+      <w:sz w:val="24"/>
       <w:szCs w:val="20"/>
     </w:rPr>
   </w:style>
@@ -4303,11 +6067,11 @@
     <w:semiHidden/>
     <w:rsid w:val="00FC693F"/>
     <w:rPr>
-      <w:rFonts w:asciiTheme="majorHAnsi" w:eastAsiaTheme="majorEastAsia" w:hAnsiTheme="majorHAnsi" w:cstheme="majorBidi"/>
+      <w:rFonts w:asciiTheme="majorHAnsi" w:eastAsiaTheme="majorEastAsia" w:hAnsiTheme="majorHAnsi" w:cstheme="majorBidi" w:ascii="Arial" w:hAnsi="Arial" w:eastAsia="Arial"/>
       <w:i/>
       <w:iCs/>
       <w:color w:val="404040" w:themeColor="text1" w:themeTint="BF"/>
-      <w:sz w:val="20"/>
+      <w:sz w:val="24"/>
       <w:szCs w:val="20"/>
     </w:rPr>
   </w:style>
@@ -4324,10 +6088,11 @@
       <w:spacing w:line="240" w:lineRule="auto"/>
     </w:pPr>
     <w:rPr>
+      <w:rFonts w:ascii="Arial" w:hAnsi="Arial" w:eastAsia="Arial"/>
       <w:b/>
       <w:bCs/>
       <w:color w:val="4F81BD" w:themeColor="accent1"/>
-      <w:sz w:val="18"/>
+      <w:sz w:val="24"/>
       <w:szCs w:val="18"/>
     </w:rPr>
   </w:style>
@@ -4338,8 +6103,10 @@
     <w:qFormat/>
     <w:rsid w:val="00FC693F"/>
     <w:rPr>
+      <w:rFonts w:ascii="Arial" w:hAnsi="Arial" w:eastAsia="Arial"/>
       <w:b/>
       <w:bCs/>
+      <w:sz w:val="24"/>
     </w:rPr>
   </w:style>
   <w:style w:type="character" w:styleId="Emphasis">
@@ -4349,8 +6116,10 @@
     <w:qFormat/>
     <w:rsid w:val="00FC693F"/>
     <w:rPr>
+      <w:rFonts w:ascii="Arial" w:hAnsi="Arial" w:eastAsia="Arial"/>
       <w:i/>
       <w:iCs/>
+      <w:sz w:val="24"/>
     </w:rPr>
   </w:style>
   <w:style w:type="paragraph" w:styleId="IntenseQuote">
@@ -4369,11 +6138,13 @@
       <w:ind w:left="936" w:right="936"/>
     </w:pPr>
     <w:rPr>
+      <w:rFonts w:ascii="Arial" w:hAnsi="Arial" w:eastAsia="Arial"/>
       <w:b/>
       <w:bCs/>
       <w:i/>
       <w:iCs/>
       <w:color w:val="4F81BD" w:themeColor="accent1"/>
+      <w:sz w:val="24"/>
     </w:rPr>
   </w:style>
   <w:style w:type="character" w:customStyle="1" w:styleId="IntenseQuoteChar">
@@ -4383,11 +6154,13 @@
     <w:uiPriority w:val="30"/>
     <w:rsid w:val="00FC693F"/>
     <w:rPr>
+      <w:rFonts w:ascii="Arial" w:hAnsi="Arial" w:eastAsia="Arial"/>
       <w:b/>
       <w:bCs/>
       <w:i/>
       <w:iCs/>
       <w:color w:val="4F81BD" w:themeColor="accent1"/>
+      <w:sz w:val="24"/>
     </w:rPr>
   </w:style>
   <w:style w:type="character" w:styleId="SubtleEmphasis">
@@ -4397,9 +6170,11 @@
     <w:qFormat/>
     <w:rsid w:val="00FC693F"/>
     <w:rPr>
+      <w:rFonts w:ascii="Arial" w:hAnsi="Arial" w:eastAsia="Arial"/>
       <w:i/>
       <w:iCs/>
       <w:color w:val="808080" w:themeColor="text1" w:themeTint="7F"/>
+      <w:sz w:val="24"/>
     </w:rPr>
   </w:style>
   <w:style w:type="character" w:styleId="IntenseEmphasis">
@@ -4409,11 +6184,13 @@
     <w:qFormat/>
     <w:rsid w:val="00FC693F"/>
     <w:rPr>
+      <w:rFonts w:ascii="Arial" w:hAnsi="Arial" w:eastAsia="Arial"/>
       <w:b/>
       <w:bCs/>
       <w:i/>
       <w:iCs/>
       <w:color w:val="4F81BD" w:themeColor="accent1"/>
+      <w:sz w:val="24"/>
     </w:rPr>
   </w:style>
   <w:style w:type="character" w:styleId="SubtleReference">
@@ -4423,8 +6200,10 @@
     <w:qFormat/>
     <w:rsid w:val="00FC693F"/>
     <w:rPr>
+      <w:rFonts w:ascii="Arial" w:hAnsi="Arial" w:eastAsia="Arial"/>
       <w:smallCaps/>
       <w:color w:val="C0504D" w:themeColor="accent2"/>
+      <w:sz w:val="24"/>
       <w:u w:val="single"/>
     </w:rPr>
   </w:style>
@@ -4435,11 +6214,13 @@
     <w:qFormat/>
     <w:rsid w:val="00FC693F"/>
     <w:rPr>
+      <w:rFonts w:ascii="Arial" w:hAnsi="Arial" w:eastAsia="Arial"/>
       <w:b/>
       <w:bCs/>
       <w:smallCaps/>
       <w:color w:val="C0504D" w:themeColor="accent2"/>
       <w:spacing w:val="5"/>
+      <w:sz w:val="24"/>
       <w:u w:val="single"/>
     </w:rPr>
   </w:style>
@@ -4450,10 +6231,12 @@
     <w:qFormat/>
     <w:rsid w:val="00FC693F"/>
     <w:rPr>
+      <w:rFonts w:ascii="Arial" w:hAnsi="Arial" w:eastAsia="Arial"/>
       <w:b/>
       <w:bCs/>
       <w:smallCaps/>
       <w:spacing w:val="5"/>
+      <w:sz w:val="24"/>
     </w:rPr>
   </w:style>
   <w:style w:type="paragraph" w:styleId="TOCHeading">
@@ -4468,6 +6251,10 @@
     <w:pPr>
       <w:outlineLvl w:val="9"/>
     </w:pPr>
+    <w:rPr>
+      <w:rFonts w:ascii="Arial" w:hAnsi="Arial" w:eastAsia="Arial"/>
+      <w:sz w:val="24"/>
+    </w:rPr>
   </w:style>
   <w:style w:type="table" w:styleId="TableGrid">
     <w:name w:val="Table Grid"/>
@@ -4477,6 +6264,10 @@
     <w:pPr>
       <w:spacing w:after="0" w:line="240" w:lineRule="auto"/>
     </w:pPr>
+    <w:rPr>
+      <w:rFonts w:ascii="Arial" w:hAnsi="Arial" w:eastAsia="Arial"/>
+      <w:sz w:val="24"/>
+    </w:rPr>
     <w:tblPr>
       <w:tblInd w:w="0" w:type="dxa"/>
       <w:tblBorders>
@@ -4504,7 +6295,9 @@
       <w:spacing w:after="0" w:line="240" w:lineRule="auto"/>
     </w:pPr>
     <w:rPr>
+      <w:rFonts w:ascii="Arial" w:hAnsi="Arial" w:eastAsia="Arial"/>
       <w:color w:val="000000" w:themeColor="text1" w:themeShade="BF"/>
+      <w:sz w:val="24"/>
     </w:rPr>
     <w:tblPr>
       <w:tblStyleRowBandSize w:val="1"/>
@@ -4607,7 +6400,9 @@
       <w:spacing w:after="0" w:line="240" w:lineRule="auto"/>
     </w:pPr>
     <w:rPr>
+      <w:rFonts w:ascii="Arial" w:hAnsi="Arial" w:eastAsia="Arial"/>
       <w:color w:val="365F91" w:themeColor="accent1" w:themeShade="BF"/>
+      <w:sz w:val="24"/>
     </w:rPr>
     <w:tblPr>
       <w:tblStyleRowBandSize w:val="1"/>
@@ -4710,7 +6505,9 @@
       <w:spacing w:after="0" w:line="240" w:lineRule="auto"/>
     </w:pPr>
     <w:rPr>
+      <w:rFonts w:ascii="Arial" w:hAnsi="Arial" w:eastAsia="Arial"/>
       <w:color w:val="943634" w:themeColor="accent2" w:themeShade="BF"/>
+      <w:sz w:val="24"/>
     </w:rPr>
     <w:tblPr>
       <w:tblStyleRowBandSize w:val="1"/>
@@ -4813,7 +6610,9 @@
       <w:spacing w:after="0" w:line="240" w:lineRule="auto"/>
     </w:pPr>
     <w:rPr>
+      <w:rFonts w:ascii="Arial" w:hAnsi="Arial" w:eastAsia="Arial"/>
       <w:color w:val="76923C" w:themeColor="accent3" w:themeShade="BF"/>
+      <w:sz w:val="24"/>
     </w:rPr>
     <w:tblPr>
       <w:tblStyleRowBandSize w:val="1"/>
@@ -4916,7 +6715,9 @@
       <w:spacing w:after="0" w:line="240" w:lineRule="auto"/>
     </w:pPr>
     <w:rPr>
+      <w:rFonts w:ascii="Arial" w:hAnsi="Arial" w:eastAsia="Arial"/>
       <w:color w:val="5F497A" w:themeColor="accent4" w:themeShade="BF"/>
+      <w:sz w:val="24"/>
     </w:rPr>
     <w:tblPr>
       <w:tblStyleRowBandSize w:val="1"/>
@@ -5019,7 +6820,9 @@
       <w:spacing w:after="0" w:line="240" w:lineRule="auto"/>
     </w:pPr>
     <w:rPr>
+      <w:rFonts w:ascii="Arial" w:hAnsi="Arial" w:eastAsia="Arial"/>
       <w:color w:val="31849B" w:themeColor="accent5" w:themeShade="BF"/>
+      <w:sz w:val="24"/>
     </w:rPr>
     <w:tblPr>
       <w:tblStyleRowBandSize w:val="1"/>
@@ -5122,7 +6925,9 @@
       <w:spacing w:after="0" w:line="240" w:lineRule="auto"/>
     </w:pPr>
     <w:rPr>
+      <w:rFonts w:ascii="Arial" w:hAnsi="Arial" w:eastAsia="Arial"/>
       <w:color w:val="E36C0A" w:themeColor="accent6" w:themeShade="BF"/>
+      <w:sz w:val="24"/>
     </w:rPr>
     <w:tblPr>
       <w:tblStyleRowBandSize w:val="1"/>
@@ -5224,6 +7029,10 @@
     <w:pPr>
       <w:spacing w:after="0" w:line="240" w:lineRule="auto"/>
     </w:pPr>
+    <w:rPr>
+      <w:rFonts w:ascii="Arial" w:hAnsi="Arial" w:eastAsia="Arial"/>
+      <w:sz w:val="24"/>
+    </w:rPr>
     <w:tblPr>
       <w:tblStyleRowBandSize w:val="1"/>
       <w:tblStyleColBandSize w:val="1"/>
@@ -5316,6 +7125,10 @@
     <w:pPr>
       <w:spacing w:after="0" w:line="240" w:lineRule="auto"/>
     </w:pPr>
+    <w:rPr>
+      <w:rFonts w:ascii="Arial" w:hAnsi="Arial" w:eastAsia="Arial"/>
+      <w:sz w:val="24"/>
+    </w:rPr>
     <w:tblPr>
       <w:tblStyleRowBandSize w:val="1"/>
       <w:tblStyleColBandSize w:val="1"/>
@@ -5408,6 +7221,10 @@
     <w:pPr>
       <w:spacing w:after="0" w:line="240" w:lineRule="auto"/>
     </w:pPr>
+    <w:rPr>
+      <w:rFonts w:ascii="Arial" w:hAnsi="Arial" w:eastAsia="Arial"/>
+      <w:sz w:val="24"/>
+    </w:rPr>
     <w:tblPr>
       <w:tblStyleRowBandSize w:val="1"/>
       <w:tblStyleColBandSize w:val="1"/>
@@ -5500,6 +7317,10 @@
     <w:pPr>
       <w:spacing w:after="0" w:line="240" w:lineRule="auto"/>
     </w:pPr>
+    <w:rPr>
+      <w:rFonts w:ascii="Arial" w:hAnsi="Arial" w:eastAsia="Arial"/>
+      <w:sz w:val="24"/>
+    </w:rPr>
     <w:tblPr>
       <w:tblStyleRowBandSize w:val="1"/>
       <w:tblStyleColBandSize w:val="1"/>
@@ -5592,6 +7413,10 @@
     <w:pPr>
       <w:spacing w:after="0" w:line="240" w:lineRule="auto"/>
     </w:pPr>
+    <w:rPr>
+      <w:rFonts w:ascii="Arial" w:hAnsi="Arial" w:eastAsia="Arial"/>
+      <w:sz w:val="24"/>
+    </w:rPr>
     <w:tblPr>
       <w:tblStyleRowBandSize w:val="1"/>
       <w:tblStyleColBandSize w:val="1"/>
@@ -5684,6 +7509,10 @@
     <w:pPr>
       <w:spacing w:after="0" w:line="240" w:lineRule="auto"/>
     </w:pPr>
+    <w:rPr>
+      <w:rFonts w:ascii="Arial" w:hAnsi="Arial" w:eastAsia="Arial"/>
+      <w:sz w:val="24"/>
+    </w:rPr>
     <w:tblPr>
       <w:tblStyleRowBandSize w:val="1"/>
       <w:tblStyleColBandSize w:val="1"/>
@@ -5776,6 +7605,10 @@
     <w:pPr>
       <w:spacing w:after="0" w:line="240" w:lineRule="auto"/>
     </w:pPr>
+    <w:rPr>
+      <w:rFonts w:ascii="Arial" w:hAnsi="Arial" w:eastAsia="Arial"/>
+      <w:sz w:val="24"/>
+    </w:rPr>
     <w:tblPr>
       <w:tblStyleRowBandSize w:val="1"/>
       <w:tblStyleColBandSize w:val="1"/>
@@ -5868,6 +7701,10 @@
     <w:pPr>
       <w:spacing w:after="0" w:line="240" w:lineRule="auto"/>
     </w:pPr>
+    <w:rPr>
+      <w:rFonts w:ascii="Arial" w:hAnsi="Arial" w:eastAsia="Arial"/>
+      <w:sz w:val="24"/>
+    </w:rPr>
     <w:tblPr>
       <w:tblStyleRowBandSize w:val="1"/>
       <w:tblStyleColBandSize w:val="1"/>
@@ -5998,6 +7835,10 @@
     <w:pPr>
       <w:spacing w:after="0" w:line="240" w:lineRule="auto"/>
     </w:pPr>
+    <w:rPr>
+      <w:rFonts w:ascii="Arial" w:hAnsi="Arial" w:eastAsia="Arial"/>
+      <w:sz w:val="24"/>
+    </w:rPr>
     <w:tblPr>
       <w:tblStyleRowBandSize w:val="1"/>
       <w:tblStyleColBandSize w:val="1"/>
@@ -6128,6 +7969,10 @@
     <w:pPr>
       <w:spacing w:after="0" w:line="240" w:lineRule="auto"/>
     </w:pPr>
+    <w:rPr>
+      <w:rFonts w:ascii="Arial" w:hAnsi="Arial" w:eastAsia="Arial"/>
+      <w:sz w:val="24"/>
+    </w:rPr>
     <w:tblPr>
       <w:tblStyleRowBandSize w:val="1"/>
       <w:tblStyleColBandSize w:val="1"/>
@@ -6258,6 +8103,10 @@
     <w:pPr>
       <w:spacing w:after="0" w:line="240" w:lineRule="auto"/>
     </w:pPr>
+    <w:rPr>
+      <w:rFonts w:ascii="Arial" w:hAnsi="Arial" w:eastAsia="Arial"/>
+      <w:sz w:val="24"/>
+    </w:rPr>
     <w:tblPr>
       <w:tblStyleRowBandSize w:val="1"/>
       <w:tblStyleColBandSize w:val="1"/>
@@ -6388,6 +8237,10 @@
     <w:pPr>
       <w:spacing w:after="0" w:line="240" w:lineRule="auto"/>
     </w:pPr>
+    <w:rPr>
+      <w:rFonts w:ascii="Arial" w:hAnsi="Arial" w:eastAsia="Arial"/>
+      <w:sz w:val="24"/>
+    </w:rPr>
     <w:tblPr>
       <w:tblStyleRowBandSize w:val="1"/>
       <w:tblStyleColBandSize w:val="1"/>
@@ -6518,6 +8371,10 @@
     <w:pPr>
       <w:spacing w:after="0" w:line="240" w:lineRule="auto"/>
     </w:pPr>
+    <w:rPr>
+      <w:rFonts w:ascii="Arial" w:hAnsi="Arial" w:eastAsia="Arial"/>
+      <w:sz w:val="24"/>
+    </w:rPr>
     <w:tblPr>
       <w:tblStyleRowBandSize w:val="1"/>
       <w:tblStyleColBandSize w:val="1"/>
@@ -6648,6 +8505,10 @@
     <w:pPr>
       <w:spacing w:after="0" w:line="240" w:lineRule="auto"/>
     </w:pPr>
+    <w:rPr>
+      <w:rFonts w:ascii="Arial" w:hAnsi="Arial" w:eastAsia="Arial"/>
+      <w:sz w:val="24"/>
+    </w:rPr>
     <w:tblPr>
       <w:tblStyleRowBandSize w:val="1"/>
       <w:tblStyleColBandSize w:val="1"/>
@@ -6778,6 +8639,10 @@
     <w:pPr>
       <w:spacing w:after="0" w:line="240" w:lineRule="auto"/>
     </w:pPr>
+    <w:rPr>
+      <w:rFonts w:ascii="Arial" w:hAnsi="Arial" w:eastAsia="Arial"/>
+      <w:sz w:val="24"/>
+    </w:rPr>
     <w:tblPr>
       <w:tblStyleRowBandSize w:val="1"/>
       <w:tblStyleColBandSize w:val="1"/>
@@ -6884,6 +8749,10 @@
     <w:pPr>
       <w:spacing w:after="0" w:line="240" w:lineRule="auto"/>
     </w:pPr>
+    <w:rPr>
+      <w:rFonts w:ascii="Arial" w:hAnsi="Arial" w:eastAsia="Arial"/>
+      <w:sz w:val="24"/>
+    </w:rPr>
     <w:tblPr>
       <w:tblStyleRowBandSize w:val="1"/>
       <w:tblStyleColBandSize w:val="1"/>
@@ -6990,6 +8859,10 @@
     <w:pPr>
       <w:spacing w:after="0" w:line="240" w:lineRule="auto"/>
     </w:pPr>
+    <w:rPr>
+      <w:rFonts w:ascii="Arial" w:hAnsi="Arial" w:eastAsia="Arial"/>
+      <w:sz w:val="24"/>
+    </w:rPr>
     <w:tblPr>
       <w:tblStyleRowBandSize w:val="1"/>
       <w:tblStyleColBandSize w:val="1"/>
@@ -7096,6 +8969,10 @@
     <w:pPr>
       <w:spacing w:after="0" w:line="240" w:lineRule="auto"/>
     </w:pPr>
+    <w:rPr>
+      <w:rFonts w:ascii="Arial" w:hAnsi="Arial" w:eastAsia="Arial"/>
+      <w:sz w:val="24"/>
+    </w:rPr>
     <w:tblPr>
       <w:tblStyleRowBandSize w:val="1"/>
       <w:tblStyleColBandSize w:val="1"/>
@@ -7202,6 +9079,10 @@
     <w:pPr>
       <w:spacing w:after="0" w:line="240" w:lineRule="auto"/>
     </w:pPr>
+    <w:rPr>
+      <w:rFonts w:ascii="Arial" w:hAnsi="Arial" w:eastAsia="Arial"/>
+      <w:sz w:val="24"/>
+    </w:rPr>
     <w:tblPr>
       <w:tblStyleRowBandSize w:val="1"/>
       <w:tblStyleColBandSize w:val="1"/>
@@ -7308,6 +9189,10 @@
     <w:pPr>
       <w:spacing w:after="0" w:line="240" w:lineRule="auto"/>
     </w:pPr>
+    <w:rPr>
+      <w:rFonts w:ascii="Arial" w:hAnsi="Arial" w:eastAsia="Arial"/>
+      <w:sz w:val="24"/>
+    </w:rPr>
     <w:tblPr>
       <w:tblStyleRowBandSize w:val="1"/>
       <w:tblStyleColBandSize w:val="1"/>
@@ -7414,6 +9299,10 @@
     <w:pPr>
       <w:spacing w:after="0" w:line="240" w:lineRule="auto"/>
     </w:pPr>
+    <w:rPr>
+      <w:rFonts w:ascii="Arial" w:hAnsi="Arial" w:eastAsia="Arial"/>
+      <w:sz w:val="24"/>
+    </w:rPr>
     <w:tblPr>
       <w:tblStyleRowBandSize w:val="1"/>
       <w:tblStyleColBandSize w:val="1"/>
@@ -7520,6 +9409,10 @@
     <w:pPr>
       <w:spacing w:after="0" w:line="240" w:lineRule="auto"/>
     </w:pPr>
+    <w:rPr>
+      <w:rFonts w:ascii="Arial" w:hAnsi="Arial" w:eastAsia="Arial"/>
+      <w:sz w:val="24"/>
+    </w:rPr>
     <w:tblPr>
       <w:tblStyleRowBandSize w:val="1"/>
       <w:tblStyleColBandSize w:val="1"/>
@@ -7669,6 +9562,10 @@
     <w:pPr>
       <w:spacing w:after="0" w:line="240" w:lineRule="auto"/>
     </w:pPr>
+    <w:rPr>
+      <w:rFonts w:ascii="Arial" w:hAnsi="Arial" w:eastAsia="Arial"/>
+      <w:sz w:val="24"/>
+    </w:rPr>
     <w:tblPr>
       <w:tblStyleRowBandSize w:val="1"/>
       <w:tblStyleColBandSize w:val="1"/>
@@ -7818,6 +9715,10 @@
     <w:pPr>
       <w:spacing w:after="0" w:line="240" w:lineRule="auto"/>
     </w:pPr>
+    <w:rPr>
+      <w:rFonts w:ascii="Arial" w:hAnsi="Arial" w:eastAsia="Arial"/>
+      <w:sz w:val="24"/>
+    </w:rPr>
     <w:tblPr>
       <w:tblStyleRowBandSize w:val="1"/>
       <w:tblStyleColBandSize w:val="1"/>
@@ -7967,6 +9868,10 @@
     <w:pPr>
       <w:spacing w:after="0" w:line="240" w:lineRule="auto"/>
     </w:pPr>
+    <w:rPr>
+      <w:rFonts w:ascii="Arial" w:hAnsi="Arial" w:eastAsia="Arial"/>
+      <w:sz w:val="24"/>
+    </w:rPr>
     <w:tblPr>
       <w:tblStyleRowBandSize w:val="1"/>
       <w:tblStyleColBandSize w:val="1"/>
@@ -8116,6 +10021,10 @@
     <w:pPr>
       <w:spacing w:after="0" w:line="240" w:lineRule="auto"/>
     </w:pPr>
+    <w:rPr>
+      <w:rFonts w:ascii="Arial" w:hAnsi="Arial" w:eastAsia="Arial"/>
+      <w:sz w:val="24"/>
+    </w:rPr>
     <w:tblPr>
       <w:tblStyleRowBandSize w:val="1"/>
       <w:tblStyleColBandSize w:val="1"/>
@@ -8265,6 +10174,10 @@
     <w:pPr>
       <w:spacing w:after="0" w:line="240" w:lineRule="auto"/>
     </w:pPr>
+    <w:rPr>
+      <w:rFonts w:ascii="Arial" w:hAnsi="Arial" w:eastAsia="Arial"/>
+      <w:sz w:val="24"/>
+    </w:rPr>
     <w:tblPr>
       <w:tblStyleRowBandSize w:val="1"/>
       <w:tblStyleColBandSize w:val="1"/>
@@ -8414,6 +10327,10 @@
     <w:pPr>
       <w:spacing w:after="0" w:line="240" w:lineRule="auto"/>
     </w:pPr>
+    <w:rPr>
+      <w:rFonts w:ascii="Arial" w:hAnsi="Arial" w:eastAsia="Arial"/>
+      <w:sz w:val="24"/>
+    </w:rPr>
     <w:tblPr>
       <w:tblStyleRowBandSize w:val="1"/>
       <w:tblStyleColBandSize w:val="1"/>
@@ -8564,7 +10481,9 @@
       <w:spacing w:after="0" w:line="240" w:lineRule="auto"/>
     </w:pPr>
     <w:rPr>
+      <w:rFonts w:ascii="Arial" w:hAnsi="Arial" w:eastAsia="Arial"/>
       <w:color w:val="000000" w:themeColor="text1"/>
+      <w:sz w:val="24"/>
     </w:rPr>
     <w:tblPr>
       <w:tblStyleRowBandSize w:val="1"/>
@@ -8648,7 +10567,9 @@
       <w:spacing w:after="0" w:line="240" w:lineRule="auto"/>
     </w:pPr>
     <w:rPr>
+      <w:rFonts w:ascii="Arial" w:hAnsi="Arial" w:eastAsia="Arial"/>
       <w:color w:val="000000" w:themeColor="text1"/>
+      <w:sz w:val="24"/>
     </w:rPr>
     <w:tblPr>
       <w:tblStyleRowBandSize w:val="1"/>
@@ -8732,7 +10653,9 @@
       <w:spacing w:after="0" w:line="240" w:lineRule="auto"/>
     </w:pPr>
     <w:rPr>
+      <w:rFonts w:ascii="Arial" w:hAnsi="Arial" w:eastAsia="Arial"/>
       <w:color w:val="000000" w:themeColor="text1"/>
+      <w:sz w:val="24"/>
     </w:rPr>
     <w:tblPr>
       <w:tblStyleRowBandSize w:val="1"/>
@@ -8816,7 +10739,9 @@
       <w:spacing w:after="0" w:line="240" w:lineRule="auto"/>
     </w:pPr>
     <w:rPr>
+      <w:rFonts w:ascii="Arial" w:hAnsi="Arial" w:eastAsia="Arial"/>
       <w:color w:val="000000" w:themeColor="text1"/>
+      <w:sz w:val="24"/>
     </w:rPr>
     <w:tblPr>
       <w:tblStyleRowBandSize w:val="1"/>
@@ -8900,7 +10825,9 @@
       <w:spacing w:after="0" w:line="240" w:lineRule="auto"/>
     </w:pPr>
     <w:rPr>
+      <w:rFonts w:ascii="Arial" w:hAnsi="Arial" w:eastAsia="Arial"/>
       <w:color w:val="000000" w:themeColor="text1"/>
+      <w:sz w:val="24"/>
     </w:rPr>
     <w:tblPr>
       <w:tblStyleRowBandSize w:val="1"/>
@@ -8984,7 +10911,9 @@
       <w:spacing w:after="0" w:line="240" w:lineRule="auto"/>
     </w:pPr>
     <w:rPr>
+      <w:rFonts w:ascii="Arial" w:hAnsi="Arial" w:eastAsia="Arial"/>
       <w:color w:val="000000" w:themeColor="text1"/>
+      <w:sz w:val="24"/>
     </w:rPr>
     <w:tblPr>
       <w:tblStyleRowBandSize w:val="1"/>
@@ -9068,7 +10997,9 @@
       <w:spacing w:after="0" w:line="240" w:lineRule="auto"/>
     </w:pPr>
     <w:rPr>
+      <w:rFonts w:ascii="Arial" w:hAnsi="Arial" w:eastAsia="Arial"/>
       <w:color w:val="000000" w:themeColor="text1"/>
+      <w:sz w:val="24"/>
     </w:rPr>
     <w:tblPr>
       <w:tblStyleRowBandSize w:val="1"/>
@@ -9152,8 +11083,9 @@
       <w:spacing w:after="0" w:line="240" w:lineRule="auto"/>
     </w:pPr>
     <w:rPr>
-      <w:rFonts w:asciiTheme="majorHAnsi" w:eastAsiaTheme="majorEastAsia" w:hAnsiTheme="majorHAnsi" w:cstheme="majorBidi"/>
+      <w:rFonts w:asciiTheme="majorHAnsi" w:eastAsiaTheme="majorEastAsia" w:hAnsiTheme="majorHAnsi" w:cstheme="majorBidi" w:ascii="Arial" w:hAnsi="Arial" w:eastAsia="Arial"/>
       <w:color w:val="000000" w:themeColor="text1"/>
+      <w:sz w:val="24"/>
     </w:rPr>
     <w:tblPr>
       <w:tblStyleRowBandSize w:val="1"/>
@@ -9280,8 +11212,9 @@
       <w:spacing w:after="0" w:line="240" w:lineRule="auto"/>
     </w:pPr>
     <w:rPr>
-      <w:rFonts w:asciiTheme="majorHAnsi" w:eastAsiaTheme="majorEastAsia" w:hAnsiTheme="majorHAnsi" w:cstheme="majorBidi"/>
+      <w:rFonts w:asciiTheme="majorHAnsi" w:eastAsiaTheme="majorEastAsia" w:hAnsiTheme="majorHAnsi" w:cstheme="majorBidi" w:ascii="Arial" w:hAnsi="Arial" w:eastAsia="Arial"/>
       <w:color w:val="000000" w:themeColor="text1"/>
+      <w:sz w:val="24"/>
     </w:rPr>
     <w:tblPr>
       <w:tblStyleRowBandSize w:val="1"/>
@@ -9408,8 +11341,9 @@
       <w:spacing w:after="0" w:line="240" w:lineRule="auto"/>
     </w:pPr>
     <w:rPr>
-      <w:rFonts w:asciiTheme="majorHAnsi" w:eastAsiaTheme="majorEastAsia" w:hAnsiTheme="majorHAnsi" w:cstheme="majorBidi"/>
+      <w:rFonts w:asciiTheme="majorHAnsi" w:eastAsiaTheme="majorEastAsia" w:hAnsiTheme="majorHAnsi" w:cstheme="majorBidi" w:ascii="Arial" w:hAnsi="Arial" w:eastAsia="Arial"/>
       <w:color w:val="000000" w:themeColor="text1"/>
+      <w:sz w:val="24"/>
     </w:rPr>
     <w:tblPr>
       <w:tblStyleRowBandSize w:val="1"/>
@@ -9536,8 +11470,9 @@
       <w:spacing w:after="0" w:line="240" w:lineRule="auto"/>
     </w:pPr>
     <w:rPr>
-      <w:rFonts w:asciiTheme="majorHAnsi" w:eastAsiaTheme="majorEastAsia" w:hAnsiTheme="majorHAnsi" w:cstheme="majorBidi"/>
+      <w:rFonts w:asciiTheme="majorHAnsi" w:eastAsiaTheme="majorEastAsia" w:hAnsiTheme="majorHAnsi" w:cstheme="majorBidi" w:ascii="Arial" w:hAnsi="Arial" w:eastAsia="Arial"/>
       <w:color w:val="000000" w:themeColor="text1"/>
+      <w:sz w:val="24"/>
     </w:rPr>
     <w:tblPr>
       <w:tblStyleRowBandSize w:val="1"/>
@@ -9664,8 +11599,9 @@
       <w:spacing w:after="0" w:line="240" w:lineRule="auto"/>
     </w:pPr>
     <w:rPr>
-      <w:rFonts w:asciiTheme="majorHAnsi" w:eastAsiaTheme="majorEastAsia" w:hAnsiTheme="majorHAnsi" w:cstheme="majorBidi"/>
+      <w:rFonts w:asciiTheme="majorHAnsi" w:eastAsiaTheme="majorEastAsia" w:hAnsiTheme="majorHAnsi" w:cstheme="majorBidi" w:ascii="Arial" w:hAnsi="Arial" w:eastAsia="Arial"/>
       <w:color w:val="000000" w:themeColor="text1"/>
+      <w:sz w:val="24"/>
     </w:rPr>
     <w:tblPr>
       <w:tblStyleRowBandSize w:val="1"/>
@@ -9792,8 +11728,9 @@
       <w:spacing w:after="0" w:line="240" w:lineRule="auto"/>
     </w:pPr>
     <w:rPr>
-      <w:rFonts w:asciiTheme="majorHAnsi" w:eastAsiaTheme="majorEastAsia" w:hAnsiTheme="majorHAnsi" w:cstheme="majorBidi"/>
+      <w:rFonts w:asciiTheme="majorHAnsi" w:eastAsiaTheme="majorEastAsia" w:hAnsiTheme="majorHAnsi" w:cstheme="majorBidi" w:ascii="Arial" w:hAnsi="Arial" w:eastAsia="Arial"/>
       <w:color w:val="000000" w:themeColor="text1"/>
+      <w:sz w:val="24"/>
     </w:rPr>
     <w:tblPr>
       <w:tblStyleRowBandSize w:val="1"/>
@@ -9920,8 +11857,9 @@
       <w:spacing w:after="0" w:line="240" w:lineRule="auto"/>
     </w:pPr>
     <w:rPr>
-      <w:rFonts w:asciiTheme="majorHAnsi" w:eastAsiaTheme="majorEastAsia" w:hAnsiTheme="majorHAnsi" w:cstheme="majorBidi"/>
+      <w:rFonts w:asciiTheme="majorHAnsi" w:eastAsiaTheme="majorEastAsia" w:hAnsiTheme="majorHAnsi" w:cstheme="majorBidi" w:ascii="Arial" w:hAnsi="Arial" w:eastAsia="Arial"/>
       <w:color w:val="000000" w:themeColor="text1"/>
+      <w:sz w:val="24"/>
     </w:rPr>
     <w:tblPr>
       <w:tblStyleRowBandSize w:val="1"/>
@@ -10047,6 +11985,10 @@
     <w:pPr>
       <w:spacing w:after="0" w:line="240" w:lineRule="auto"/>
     </w:pPr>
+    <w:rPr>
+      <w:rFonts w:ascii="Arial" w:hAnsi="Arial" w:eastAsia="Arial"/>
+      <w:sz w:val="24"/>
+    </w:rPr>
     <w:tblPr>
       <w:tblStyleRowBandSize w:val="1"/>
       <w:tblStyleColBandSize w:val="1"/>
@@ -10120,6 +12062,10 @@
     <w:pPr>
       <w:spacing w:after="0" w:line="240" w:lineRule="auto"/>
     </w:pPr>
+    <w:rPr>
+      <w:rFonts w:ascii="Arial" w:hAnsi="Arial" w:eastAsia="Arial"/>
+      <w:sz w:val="24"/>
+    </w:rPr>
     <w:tblPr>
       <w:tblStyleRowBandSize w:val="1"/>
       <w:tblStyleColBandSize w:val="1"/>
@@ -10193,6 +12139,10 @@
     <w:pPr>
       <w:spacing w:after="0" w:line="240" w:lineRule="auto"/>
     </w:pPr>
+    <w:rPr>
+      <w:rFonts w:ascii="Arial" w:hAnsi="Arial" w:eastAsia="Arial"/>
+      <w:sz w:val="24"/>
+    </w:rPr>
     <w:tblPr>
       <w:tblStyleRowBandSize w:val="1"/>
       <w:tblStyleColBandSize w:val="1"/>
@@ -10266,6 +12216,10 @@
     <w:pPr>
       <w:spacing w:after="0" w:line="240" w:lineRule="auto"/>
     </w:pPr>
+    <w:rPr>
+      <w:rFonts w:ascii="Arial" w:hAnsi="Arial" w:eastAsia="Arial"/>
+      <w:sz w:val="24"/>
+    </w:rPr>
     <w:tblPr>
       <w:tblStyleRowBandSize w:val="1"/>
       <w:tblStyleColBandSize w:val="1"/>
@@ -10339,6 +12293,10 @@
     <w:pPr>
       <w:spacing w:after="0" w:line="240" w:lineRule="auto"/>
     </w:pPr>
+    <w:rPr>
+      <w:rFonts w:ascii="Arial" w:hAnsi="Arial" w:eastAsia="Arial"/>
+      <w:sz w:val="24"/>
+    </w:rPr>
     <w:tblPr>
       <w:tblStyleRowBandSize w:val="1"/>
       <w:tblStyleColBandSize w:val="1"/>
@@ -10412,6 +12370,10 @@
     <w:pPr>
       <w:spacing w:after="0" w:line="240" w:lineRule="auto"/>
     </w:pPr>
+    <w:rPr>
+      <w:rFonts w:ascii="Arial" w:hAnsi="Arial" w:eastAsia="Arial"/>
+      <w:sz w:val="24"/>
+    </w:rPr>
     <w:tblPr>
       <w:tblStyleRowBandSize w:val="1"/>
       <w:tblStyleColBandSize w:val="1"/>
@@ -10485,6 +12447,10 @@
     <w:pPr>
       <w:spacing w:after="0" w:line="240" w:lineRule="auto"/>
     </w:pPr>
+    <w:rPr>
+      <w:rFonts w:ascii="Arial" w:hAnsi="Arial" w:eastAsia="Arial"/>
+      <w:sz w:val="24"/>
+    </w:rPr>
     <w:tblPr>
       <w:tblStyleRowBandSize w:val="1"/>
       <w:tblStyleColBandSize w:val="1"/>
@@ -10559,8 +12525,9 @@
       <w:spacing w:after="0" w:line="240" w:lineRule="auto"/>
     </w:pPr>
     <w:rPr>
-      <w:rFonts w:asciiTheme="majorHAnsi" w:eastAsiaTheme="majorEastAsia" w:hAnsiTheme="majorHAnsi" w:cstheme="majorBidi"/>
+      <w:rFonts w:asciiTheme="majorHAnsi" w:eastAsiaTheme="majorEastAsia" w:hAnsiTheme="majorHAnsi" w:cstheme="majorBidi" w:ascii="Arial" w:hAnsi="Arial" w:eastAsia="Arial"/>
       <w:color w:val="000000" w:themeColor="text1"/>
+      <w:sz w:val="24"/>
     </w:rPr>
     <w:tblPr>
       <w:tblStyleRowBandSize w:val="1"/>
@@ -10684,8 +12651,9 @@
       <w:spacing w:after="0" w:line="240" w:lineRule="auto"/>
     </w:pPr>
     <w:rPr>
-      <w:rFonts w:asciiTheme="majorHAnsi" w:eastAsiaTheme="majorEastAsia" w:hAnsiTheme="majorHAnsi" w:cstheme="majorBidi"/>
+      <w:rFonts w:asciiTheme="majorHAnsi" w:eastAsiaTheme="majorEastAsia" w:hAnsiTheme="majorHAnsi" w:cstheme="majorBidi" w:ascii="Arial" w:hAnsi="Arial" w:eastAsia="Arial"/>
       <w:color w:val="000000" w:themeColor="text1"/>
+      <w:sz w:val="24"/>
     </w:rPr>
     <w:tblPr>
       <w:tblStyleRowBandSize w:val="1"/>
@@ -10809,8 +12777,9 @@
       <w:spacing w:after="0" w:line="240" w:lineRule="auto"/>
     </w:pPr>
     <w:rPr>
-      <w:rFonts w:asciiTheme="majorHAnsi" w:eastAsiaTheme="majorEastAsia" w:hAnsiTheme="majorHAnsi" w:cstheme="majorBidi"/>
+      <w:rFonts w:asciiTheme="majorHAnsi" w:eastAsiaTheme="majorEastAsia" w:hAnsiTheme="majorHAnsi" w:cstheme="majorBidi" w:ascii="Arial" w:hAnsi="Arial" w:eastAsia="Arial"/>
       <w:color w:val="000000" w:themeColor="text1"/>
+      <w:sz w:val="24"/>
     </w:rPr>
     <w:tblPr>
       <w:tblStyleRowBandSize w:val="1"/>
@@ -10934,8 +12903,9 @@
       <w:spacing w:after="0" w:line="240" w:lineRule="auto"/>
     </w:pPr>
     <w:rPr>
-      <w:rFonts w:asciiTheme="majorHAnsi" w:eastAsiaTheme="majorEastAsia" w:hAnsiTheme="majorHAnsi" w:cstheme="majorBidi"/>
+      <w:rFonts w:asciiTheme="majorHAnsi" w:eastAsiaTheme="majorEastAsia" w:hAnsiTheme="majorHAnsi" w:cstheme="majorBidi" w:ascii="Arial" w:hAnsi="Arial" w:eastAsia="Arial"/>
       <w:color w:val="000000" w:themeColor="text1"/>
+      <w:sz w:val="24"/>
     </w:rPr>
     <w:tblPr>
       <w:tblStyleRowBandSize w:val="1"/>
@@ -11059,8 +13029,9 @@
       <w:spacing w:after="0" w:line="240" w:lineRule="auto"/>
     </w:pPr>
     <w:rPr>
-      <w:rFonts w:asciiTheme="majorHAnsi" w:eastAsiaTheme="majorEastAsia" w:hAnsiTheme="majorHAnsi" w:cstheme="majorBidi"/>
+      <w:rFonts w:asciiTheme="majorHAnsi" w:eastAsiaTheme="majorEastAsia" w:hAnsiTheme="majorHAnsi" w:cstheme="majorBidi" w:ascii="Arial" w:hAnsi="Arial" w:eastAsia="Arial"/>
       <w:color w:val="000000" w:themeColor="text1"/>
+      <w:sz w:val="24"/>
     </w:rPr>
     <w:tblPr>
       <w:tblStyleRowBandSize w:val="1"/>
@@ -11184,8 +13155,9 @@
       <w:spacing w:after="0" w:line="240" w:lineRule="auto"/>
     </w:pPr>
     <w:rPr>
-      <w:rFonts w:asciiTheme="majorHAnsi" w:eastAsiaTheme="majorEastAsia" w:hAnsiTheme="majorHAnsi" w:cstheme="majorBidi"/>
+      <w:rFonts w:asciiTheme="majorHAnsi" w:eastAsiaTheme="majorEastAsia" w:hAnsiTheme="majorHAnsi" w:cstheme="majorBidi" w:ascii="Arial" w:hAnsi="Arial" w:eastAsia="Arial"/>
       <w:color w:val="000000" w:themeColor="text1"/>
+      <w:sz w:val="24"/>
     </w:rPr>
     <w:tblPr>
       <w:tblStyleRowBandSize w:val="1"/>
@@ -11309,8 +13281,9 @@
       <w:spacing w:after="0" w:line="240" w:lineRule="auto"/>
     </w:pPr>
     <w:rPr>
-      <w:rFonts w:asciiTheme="majorHAnsi" w:eastAsiaTheme="majorEastAsia" w:hAnsiTheme="majorHAnsi" w:cstheme="majorBidi"/>
+      <w:rFonts w:asciiTheme="majorHAnsi" w:eastAsiaTheme="majorEastAsia" w:hAnsiTheme="majorHAnsi" w:cstheme="majorBidi" w:ascii="Arial" w:hAnsi="Arial" w:eastAsia="Arial"/>
       <w:color w:val="000000" w:themeColor="text1"/>
+      <w:sz w:val="24"/>
     </w:rPr>
     <w:tblPr>
       <w:tblStyleRowBandSize w:val="1"/>
@@ -11433,6 +13406,10 @@
     <w:pPr>
       <w:spacing w:after="0" w:line="240" w:lineRule="auto"/>
     </w:pPr>
+    <w:rPr>
+      <w:rFonts w:ascii="Arial" w:hAnsi="Arial" w:eastAsia="Arial"/>
+      <w:sz w:val="24"/>
+    </w:rPr>
     <w:tblPr>
       <w:tblStyleRowBandSize w:val="1"/>
       <w:tblStyleColBandSize w:val="1"/>
@@ -11574,6 +13551,10 @@
     <w:pPr>
       <w:spacing w:after="0" w:line="240" w:lineRule="auto"/>
     </w:pPr>
+    <w:rPr>
+      <w:rFonts w:ascii="Arial" w:hAnsi="Arial" w:eastAsia="Arial"/>
+      <w:sz w:val="24"/>
+    </w:rPr>
     <w:tblPr>
       <w:tblStyleRowBandSize w:val="1"/>
       <w:tblStyleColBandSize w:val="1"/>
@@ -11715,6 +13696,10 @@
     <w:pPr>
       <w:spacing w:after="0" w:line="240" w:lineRule="auto"/>
     </w:pPr>
+    <w:rPr>
+      <w:rFonts w:ascii="Arial" w:hAnsi="Arial" w:eastAsia="Arial"/>
+      <w:sz w:val="24"/>
+    </w:rPr>
     <w:tblPr>
       <w:tblStyleRowBandSize w:val="1"/>
       <w:tblStyleColBandSize w:val="1"/>
@@ -11856,6 +13841,10 @@
     <w:pPr>
       <w:spacing w:after="0" w:line="240" w:lineRule="auto"/>
     </w:pPr>
+    <w:rPr>
+      <w:rFonts w:ascii="Arial" w:hAnsi="Arial" w:eastAsia="Arial"/>
+      <w:sz w:val="24"/>
+    </w:rPr>
     <w:tblPr>
       <w:tblStyleRowBandSize w:val="1"/>
       <w:tblStyleColBandSize w:val="1"/>
@@ -11997,6 +13986,10 @@
     <w:pPr>
       <w:spacing w:after="0" w:line="240" w:lineRule="auto"/>
     </w:pPr>
+    <w:rPr>
+      <w:rFonts w:ascii="Arial" w:hAnsi="Arial" w:eastAsia="Arial"/>
+      <w:sz w:val="24"/>
+    </w:rPr>
     <w:tblPr>
       <w:tblStyleRowBandSize w:val="1"/>
       <w:tblStyleColBandSize w:val="1"/>
@@ -12138,6 +14131,10 @@
     <w:pPr>
       <w:spacing w:after="0" w:line="240" w:lineRule="auto"/>
     </w:pPr>
+    <w:rPr>
+      <w:rFonts w:ascii="Arial" w:hAnsi="Arial" w:eastAsia="Arial"/>
+      <w:sz w:val="24"/>
+    </w:rPr>
     <w:tblPr>
       <w:tblStyleRowBandSize w:val="1"/>
       <w:tblStyleColBandSize w:val="1"/>
@@ -12279,6 +14276,10 @@
     <w:pPr>
       <w:spacing w:after="0" w:line="240" w:lineRule="auto"/>
     </w:pPr>
+    <w:rPr>
+      <w:rFonts w:ascii="Arial" w:hAnsi="Arial" w:eastAsia="Arial"/>
+      <w:sz w:val="24"/>
+    </w:rPr>
     <w:tblPr>
       <w:tblStyleRowBandSize w:val="1"/>
       <w:tblStyleColBandSize w:val="1"/>
@@ -12421,7 +14422,9 @@
       <w:spacing w:after="0" w:line="240" w:lineRule="auto"/>
     </w:pPr>
     <w:rPr>
+      <w:rFonts w:ascii="Arial" w:hAnsi="Arial" w:eastAsia="Arial"/>
       <w:color w:val="FFFFFF" w:themeColor="background1"/>
+      <w:sz w:val="24"/>
     </w:rPr>
     <w:tblPr>
       <w:tblStyleRowBandSize w:val="1"/>
@@ -12535,7 +14538,9 @@
       <w:spacing w:after="0" w:line="240" w:lineRule="auto"/>
     </w:pPr>
     <w:rPr>
+      <w:rFonts w:ascii="Arial" w:hAnsi="Arial" w:eastAsia="Arial"/>
       <w:color w:val="FFFFFF" w:themeColor="background1"/>
+      <w:sz w:val="24"/>
     </w:rPr>
     <w:tblPr>
       <w:tblStyleRowBandSize w:val="1"/>
@@ -12649,7 +14654,9 @@
       <w:spacing w:after="0" w:line="240" w:lineRule="auto"/>
     </w:pPr>
     <w:rPr>
+      <w:rFonts w:ascii="Arial" w:hAnsi="Arial" w:eastAsia="Arial"/>
       <w:color w:val="FFFFFF" w:themeColor="background1"/>
+      <w:sz w:val="24"/>
     </w:rPr>
     <w:tblPr>
       <w:tblStyleRowBandSize w:val="1"/>
@@ -12763,7 +14770,9 @@
       <w:spacing w:after="0" w:line="240" w:lineRule="auto"/>
     </w:pPr>
     <w:rPr>
+      <w:rFonts w:ascii="Arial" w:hAnsi="Arial" w:eastAsia="Arial"/>
       <w:color w:val="FFFFFF" w:themeColor="background1"/>
+      <w:sz w:val="24"/>
     </w:rPr>
     <w:tblPr>
       <w:tblStyleRowBandSize w:val="1"/>
@@ -12877,7 +14886,9 @@
       <w:spacing w:after="0" w:line="240" w:lineRule="auto"/>
     </w:pPr>
     <w:rPr>
+      <w:rFonts w:ascii="Arial" w:hAnsi="Arial" w:eastAsia="Arial"/>
       <w:color w:val="FFFFFF" w:themeColor="background1"/>
+      <w:sz w:val="24"/>
     </w:rPr>
     <w:tblPr>
       <w:tblStyleRowBandSize w:val="1"/>
@@ -12991,7 +15002,9 @@
       <w:spacing w:after="0" w:line="240" w:lineRule="auto"/>
     </w:pPr>
     <w:rPr>
+      <w:rFonts w:ascii="Arial" w:hAnsi="Arial" w:eastAsia="Arial"/>
       <w:color w:val="FFFFFF" w:themeColor="background1"/>
+      <w:sz w:val="24"/>
     </w:rPr>
     <w:tblPr>
       <w:tblStyleRowBandSize w:val="1"/>
@@ -13105,7 +15118,9 @@
       <w:spacing w:after="0" w:line="240" w:lineRule="auto"/>
     </w:pPr>
     <w:rPr>
+      <w:rFonts w:ascii="Arial" w:hAnsi="Arial" w:eastAsia="Arial"/>
       <w:color w:val="FFFFFF" w:themeColor="background1"/>
+      <w:sz w:val="24"/>
     </w:rPr>
     <w:tblPr>
       <w:tblStyleRowBandSize w:val="1"/>
@@ -13219,7 +15234,9 @@
       <w:spacing w:after="0" w:line="240" w:lineRule="auto"/>
     </w:pPr>
     <w:rPr>
+      <w:rFonts w:ascii="Arial" w:hAnsi="Arial" w:eastAsia="Arial"/>
       <w:color w:val="000000" w:themeColor="text1"/>
+      <w:sz w:val="24"/>
     </w:rPr>
     <w:tblPr>
       <w:tblStyleRowBandSize w:val="1"/>
@@ -13341,7 +15358,9 @@
       <w:spacing w:after="0" w:line="240" w:lineRule="auto"/>
     </w:pPr>
     <w:rPr>
+      <w:rFonts w:ascii="Arial" w:hAnsi="Arial" w:eastAsia="Arial"/>
       <w:color w:val="000000" w:themeColor="text1"/>
+      <w:sz w:val="24"/>
     </w:rPr>
     <w:tblPr>
       <w:tblStyleRowBandSize w:val="1"/>
@@ -13463,7 +15482,9 @@
       <w:spacing w:after="0" w:line="240" w:lineRule="auto"/>
     </w:pPr>
     <w:rPr>
+      <w:rFonts w:ascii="Arial" w:hAnsi="Arial" w:eastAsia="Arial"/>
       <w:color w:val="000000" w:themeColor="text1"/>
+      <w:sz w:val="24"/>
     </w:rPr>
     <w:tblPr>
       <w:tblStyleRowBandSize w:val="1"/>
@@ -13585,7 +15606,9 @@
       <w:spacing w:after="0" w:line="240" w:lineRule="auto"/>
     </w:pPr>
     <w:rPr>
+      <w:rFonts w:ascii="Arial" w:hAnsi="Arial" w:eastAsia="Arial"/>
       <w:color w:val="000000" w:themeColor="text1"/>
+      <w:sz w:val="24"/>
     </w:rPr>
     <w:tblPr>
       <w:tblStyleRowBandSize w:val="1"/>
@@ -13697,7 +15720,9 @@
       <w:spacing w:after="0" w:line="240" w:lineRule="auto"/>
     </w:pPr>
     <w:rPr>
+      <w:rFonts w:ascii="Arial" w:hAnsi="Arial" w:eastAsia="Arial"/>
       <w:color w:val="000000" w:themeColor="text1"/>
+      <w:sz w:val="24"/>
     </w:rPr>
     <w:tblPr>
       <w:tblStyleRowBandSize w:val="1"/>
@@ -13819,7 +15844,9 @@
       <w:spacing w:after="0" w:line="240" w:lineRule="auto"/>
     </w:pPr>
     <w:rPr>
+      <w:rFonts w:ascii="Arial" w:hAnsi="Arial" w:eastAsia="Arial"/>
       <w:color w:val="000000" w:themeColor="text1"/>
+      <w:sz w:val="24"/>
     </w:rPr>
     <w:tblPr>
       <w:tblStyleRowBandSize w:val="1"/>
@@ -13941,7 +15968,9 @@
       <w:spacing w:after="0" w:line="240" w:lineRule="auto"/>
     </w:pPr>
     <w:rPr>
+      <w:rFonts w:ascii="Arial" w:hAnsi="Arial" w:eastAsia="Arial"/>
       <w:color w:val="000000" w:themeColor="text1"/>
+      <w:sz w:val="24"/>
     </w:rPr>
     <w:tblPr>
       <w:tblStyleRowBandSize w:val="1"/>
@@ -14063,7 +16092,9 @@
       <w:spacing w:after="0" w:line="240" w:lineRule="auto"/>
     </w:pPr>
     <w:rPr>
+      <w:rFonts w:ascii="Arial" w:hAnsi="Arial" w:eastAsia="Arial"/>
       <w:color w:val="000000" w:themeColor="text1"/>
+      <w:sz w:val="24"/>
     </w:rPr>
     <w:tblPr>
       <w:tblStyleRowBandSize w:val="1"/>
@@ -14149,7 +16180,9 @@
       <w:spacing w:after="0" w:line="240" w:lineRule="auto"/>
     </w:pPr>
     <w:rPr>
+      <w:rFonts w:ascii="Arial" w:hAnsi="Arial" w:eastAsia="Arial"/>
       <w:color w:val="000000" w:themeColor="text1"/>
+      <w:sz w:val="24"/>
     </w:rPr>
     <w:tblPr>
       <w:tblStyleRowBandSize w:val="1"/>
@@ -14235,7 +16268,9 @@
       <w:spacing w:after="0" w:line="240" w:lineRule="auto"/>
     </w:pPr>
     <w:rPr>
+      <w:rFonts w:ascii="Arial" w:hAnsi="Arial" w:eastAsia="Arial"/>
       <w:color w:val="000000" w:themeColor="text1"/>
+      <w:sz w:val="24"/>
     </w:rPr>
     <w:tblPr>
       <w:tblStyleRowBandSize w:val="1"/>
@@ -14321,7 +16356,9 @@
       <w:spacing w:after="0" w:line="240" w:lineRule="auto"/>
     </w:pPr>
     <w:rPr>
+      <w:rFonts w:ascii="Arial" w:hAnsi="Arial" w:eastAsia="Arial"/>
       <w:color w:val="000000" w:themeColor="text1"/>
+      <w:sz w:val="24"/>
     </w:rPr>
     <w:tblPr>
       <w:tblStyleRowBandSize w:val="1"/>
@@ -14407,7 +16444,9 @@
       <w:spacing w:after="0" w:line="240" w:lineRule="auto"/>
     </w:pPr>
     <w:rPr>
+      <w:rFonts w:ascii="Arial" w:hAnsi="Arial" w:eastAsia="Arial"/>
       <w:color w:val="000000" w:themeColor="text1"/>
+      <w:sz w:val="24"/>
     </w:rPr>
     <w:tblPr>
       <w:tblStyleRowBandSize w:val="1"/>
@@ -14493,7 +16532,9 @@
       <w:spacing w:after="0" w:line="240" w:lineRule="auto"/>
     </w:pPr>
     <w:rPr>
+      <w:rFonts w:ascii="Arial" w:hAnsi="Arial" w:eastAsia="Arial"/>
       <w:color w:val="000000" w:themeColor="text1"/>
+      <w:sz w:val="24"/>
     </w:rPr>
     <w:tblPr>
       <w:tblStyleRowBandSize w:val="1"/>
@@ -14579,7 +16620,9 @@
       <w:spacing w:after="0" w:line="240" w:lineRule="auto"/>
     </w:pPr>
     <w:rPr>
+      <w:rFonts w:ascii="Arial" w:hAnsi="Arial" w:eastAsia="Arial"/>
       <w:color w:val="000000" w:themeColor="text1"/>
+      <w:sz w:val="24"/>
     </w:rPr>
     <w:tblPr>
       <w:tblStyleRowBandSize w:val="1"/>
@@ -14665,7 +16708,9 @@
       <w:spacing w:after="0" w:line="240" w:lineRule="auto"/>
     </w:pPr>
     <w:rPr>
+      <w:rFonts w:ascii="Arial" w:hAnsi="Arial" w:eastAsia="Arial"/>
       <w:color w:val="000000" w:themeColor="text1"/>
+      <w:sz w:val="24"/>
     </w:rPr>
     <w:tblPr>
       <w:tblStyleRowBandSize w:val="1"/>
@@ -14745,7 +16790,9 @@
       <w:spacing w:after="0" w:line="240" w:lineRule="auto"/>
     </w:pPr>
     <w:rPr>
+      <w:rFonts w:ascii="Arial" w:hAnsi="Arial" w:eastAsia="Arial"/>
       <w:color w:val="000000" w:themeColor="text1"/>
+      <w:sz w:val="24"/>
     </w:rPr>
     <w:tblPr>
       <w:tblStyleRowBandSize w:val="1"/>
@@ -14825,7 +16872,9 @@
       <w:spacing w:after="0" w:line="240" w:lineRule="auto"/>
     </w:pPr>
     <w:rPr>
+      <w:rFonts w:ascii="Arial" w:hAnsi="Arial" w:eastAsia="Arial"/>
       <w:color w:val="000000" w:themeColor="text1"/>
+      <w:sz w:val="24"/>
     </w:rPr>
     <w:tblPr>
       <w:tblStyleRowBandSize w:val="1"/>
@@ -14905,7 +16954,9 @@
       <w:spacing w:after="0" w:line="240" w:lineRule="auto"/>
     </w:pPr>
     <w:rPr>
+      <w:rFonts w:ascii="Arial" w:hAnsi="Arial" w:eastAsia="Arial"/>
       <w:color w:val="000000" w:themeColor="text1"/>
+      <w:sz w:val="24"/>
     </w:rPr>
     <w:tblPr>
       <w:tblStyleRowBandSize w:val="1"/>
@@ -14985,7 +17036,9 @@
       <w:spacing w:after="0" w:line="240" w:lineRule="auto"/>
     </w:pPr>
     <w:rPr>
+      <w:rFonts w:ascii="Arial" w:hAnsi="Arial" w:eastAsia="Arial"/>
       <w:color w:val="000000" w:themeColor="text1"/>
+      <w:sz w:val="24"/>
     </w:rPr>
     <w:tblPr>
       <w:tblStyleRowBandSize w:val="1"/>
@@ -15065,7 +17118,9 @@
       <w:spacing w:after="0" w:line="240" w:lineRule="auto"/>
     </w:pPr>
     <w:rPr>
+      <w:rFonts w:ascii="Arial" w:hAnsi="Arial" w:eastAsia="Arial"/>
       <w:color w:val="000000" w:themeColor="text1"/>
+      <w:sz w:val="24"/>
     </w:rPr>
     <w:tblPr>
       <w:tblStyleRowBandSize w:val="1"/>
@@ -15145,7 +17200,9 @@
       <w:spacing w:after="0" w:line="240" w:lineRule="auto"/>
     </w:pPr>
     <w:rPr>
+      <w:rFonts w:ascii="Arial" w:hAnsi="Arial" w:eastAsia="Arial"/>
       <w:color w:val="000000" w:themeColor="text1"/>
+      <w:sz w:val="24"/>
     </w:rPr>
     <w:tblPr>
       <w:tblStyleRowBandSize w:val="1"/>

--- a/docs/EDA_PubMed_Grupo08.docx
+++ b/docs/EDA_PubMed_Grupo08.docx
@@ -1,6 +1,6 @@
 
 <file path=word/document.xml><?xml version="1.0" encoding="utf-8"?>
-<w:document xmlns:wpc="http://schemas.microsoft.com/office/word/2010/wordprocessingCanvas" xmlns:mo="http://schemas.microsoft.com/office/mac/office/2008/main" xmlns:mc="http://schemas.openxmlformats.org/markup-compatibility/2006" xmlns:mv="urn:schemas-microsoft-com:mac:vml" xmlns:o="urn:schemas-microsoft-com:office:office" xmlns:r="http://schemas.openxmlformats.org/officeDocument/2006/relationships" xmlns:m="http://schemas.openxmlformats.org/officeDocument/2006/math" xmlns:v="urn:schemas-microsoft-com:vml" xmlns:wp14="http://schemas.microsoft.com/office/word/2010/wordprocessingDrawing" xmlns:wp="http://schemas.openxmlformats.org/drawingml/2006/wordprocessingDrawing" xmlns:w10="urn:schemas-microsoft-com:office:word" xmlns:w="http://schemas.openxmlformats.org/wordprocessingml/2006/main" xmlns:w14="http://schemas.microsoft.com/office/word/2010/wordml" xmlns:wpg="http://schemas.microsoft.com/office/word/2010/wordprocessingGroup" xmlns:wpi="http://schemas.microsoft.com/office/word/2010/wordprocessingInk" xmlns:wne="http://schemas.microsoft.com/office/word/2006/wordml" xmlns:wps="http://schemas.microsoft.com/office/word/2010/wordprocessingShape" mc:Ignorable="w14 wp14">
+<w:document xmlns:wpc="http://schemas.microsoft.com/office/word/2010/wordprocessingCanvas" xmlns:mc="http://schemas.openxmlformats.org/markup-compatibility/2006" xmlns:o="urn:schemas-microsoft-com:office:office" xmlns:r="http://schemas.openxmlformats.org/officeDocument/2006/relationships" xmlns:m="http://schemas.openxmlformats.org/officeDocument/2006/math" xmlns:v="urn:schemas-microsoft-com:vml" xmlns:wp14="http://schemas.microsoft.com/office/word/2010/wordprocessingDrawing" xmlns:wp="http://schemas.openxmlformats.org/drawingml/2006/wordprocessingDrawing" xmlns:w10="urn:schemas-microsoft-com:office:word" xmlns:w="http://schemas.openxmlformats.org/wordprocessingml/2006/main" xmlns:w14="http://schemas.microsoft.com/office/word/2010/wordml" xmlns:w15="http://schemas.microsoft.com/office/word/2012/wordml" xmlns:w16se="http://schemas.microsoft.com/office/word/2015/wordml/symex" xmlns:w16cid="http://schemas.microsoft.com/office/word/2016/wordml/cid" xmlns:w16="http://schemas.microsoft.com/office/word/2018/wordml" xmlns:w16cex="http://schemas.microsoft.com/office/word/2018/wordml/cex" xmlns:w16sdtdh="http://schemas.microsoft.com/office/word/2020/wordml/sdtdatahash" xmlns:wne="http://schemas.microsoft.com/office/word/2006/wordml" xmlns:wpg="http://schemas.microsoft.com/office/word/2010/wordprocessingGroup" xmlns:wps="http://schemas.microsoft.com/office/word/2010/wordprocessingShape" mc:Ignorable="w14 w15 w16se w16cid w16 w16cex w16sdtdh wp14">
   <w:body>
     <w:p>
       <w:pPr>
@@ -9,9 +9,14 @@
       </w:pPr>
       <w:r>
         <w:rPr>
-          <w:rFonts w:ascii="Arial" w:hAnsi="Arial" w:eastAsia="Arial"/>
+          <w:rFonts w:ascii="Arial" w:hAnsi="Arial" w:eastAsia="Arial" w:cs="Arial" w:csTheme="majorBidi"/>
           <w:b/>
+          <w:bCs/>
+          <w:color w:val="263238"/>
+          <w:spacing w:val="5"/>
+          <w:kern w:val="28"/>
           <w:sz w:val="24"/>
+          <w:szCs w:val="52"/>
         </w:rPr>
         <w:t>Análise Exploratória de Dados — Corpus PubMed</w:t>
       </w:r>
@@ -22,9 +27,11 @@
       </w:pPr>
       <w:r>
         <w:rPr>
-          <w:rFonts w:ascii="Arial" w:hAnsi="Arial" w:eastAsia="Arial"/>
+          <w:rFonts w:ascii="Arial" w:hAnsi="Arial" w:eastAsia="Arial" w:cs="Arial" w:csTheme="minorBidi"/>
           <w:b/>
+          <w:bCs/>
           <w:sz w:val="24"/>
+          <w:szCs w:val="22"/>
         </w:rPr>
         <w:t>RES IA ELD UnB — Turma 1 | Grupo 08</w:t>
       </w:r>
@@ -35,11 +42,21 @@
       </w:pPr>
       <w:r>
         <w:rPr>
-          <w:rFonts w:ascii="Arial" w:hAnsi="Arial" w:eastAsia="Arial"/>
+          <w:rFonts w:ascii="Arial" w:hAnsi="Arial" w:eastAsia="Arial" w:cs="Arial" w:csTheme="minorBidi"/>
           <w:sz w:val="24"/>
+          <w:szCs w:val="22"/>
         </w:rPr>
         <w:t>Victor Barbosa da Silva • Keila Alves Ferreira • Thayná Gonçalves Dutra</w:t>
-        <w:br/>
+      </w:r>
+      <w:r>
+        <w:br w:type="textWrapping"/>
+      </w:r>
+      <w:r>
+        <w:rPr>
+          <w:rFonts w:ascii="Arial" w:hAnsi="Arial" w:eastAsia="Arial" w:cs="Arial" w:csTheme="minorBidi"/>
+          <w:sz w:val="24"/>
+          <w:szCs w:val="22"/>
+        </w:rPr>
         <w:t>João Vitor Carvalho Barbosa • Vinícius César Sena Torres • Ketlyn Karen Silva de Morais</w:t>
       </w:r>
     </w:p>
@@ -55,9 +72,68 @@
       </w:pPr>
       <w:r>
         <w:rPr>
-          <w:rFonts w:ascii="Arial" w:hAnsi="Arial" w:eastAsia="Arial"/>
+          <w:rFonts w:ascii="Arial" w:hAnsi="Arial" w:eastAsia="Arial" w:cs="Arial" w:csTheme="majorBidi"/>
           <w:b/>
+          <w:bCs/>
+          <w:color w:val="35618F"/>
           <w:sz w:val="24"/>
+          <w:szCs w:val="28"/>
+        </w:rPr>
+        <w:t>Contextualização do tema</w:t>
+      </w:r>
+    </w:p>
+    <w:p>
+      <w:pPr>
+        <w:jc w:val="both"/>
+      </w:pPr>
+      <w:r>
+        <w:rPr>
+          <w:rFonts w:ascii="Arial" w:hAnsi="Arial" w:eastAsia="Arial" w:cs="Arial" w:csTheme="minorBidi"/>
+          <w:sz w:val="24"/>
+          <w:szCs w:val="22"/>
+        </w:rPr>
+        <w:t>Esta análise utiliza como estudo de caso a possível associação entre o consumo de café e o risco de câncer de próstata. O tema foi escolhido porque representa bem o tipo de alegação de saúde que costuma circular em notícias e redes sociais de maneira simplificada, muitas vezes transformando uma associação estatística em uma afirmação de causa e efeito.</w:t>
+      </w:r>
+    </w:p>
+    <w:p>
+      <w:pPr>
+        <w:jc w:val="both"/>
+      </w:pPr>
+      <w:r>
+        <w:rPr>
+          <w:rFonts w:ascii="Arial" w:hAnsi="Arial" w:eastAsia="Arial" w:cs="Arial" w:csTheme="minorBidi"/>
+          <w:sz w:val="24"/>
+          <w:szCs w:val="22"/>
+        </w:rPr>
+        <w:t>A literatura científica sobre o assunto reúne estudos observacionais, revisões sistemáticas e meta-análises com diferentes populações, níveis de consumo e resultados. Essa diversidade torna o tema adequado para validar a aplicação Fato ou Fake, pois exige buscar múltiplas fontes, avaliar a qualidade metodológica dos estudos e identificar evidências favoráveis, contrárias ou inconclusivas.</w:t>
+      </w:r>
+    </w:p>
+    <w:p>
+      <w:pPr>
+        <w:jc w:val="both"/>
+      </w:pPr>
+      <w:r>
+        <w:rPr>
+          <w:rFonts w:ascii="Arial" w:hAnsi="Arial" w:eastAsia="Arial" w:cs="Arial" w:csTheme="minorBidi"/>
+          <w:sz w:val="24"/>
+          <w:szCs w:val="22"/>
+        </w:rPr>
+        <w:t>O objetivo do projeto não é afirmar previamente que o café causa ou previne o câncer de próstata. A associação funciona como um caso prático para demonstrar como a aplicação pode organizar evidências científicas, destacar limitações e apresentar uma resposta explicável, preservando o senso crítico do usuário.</w:t>
+      </w:r>
+    </w:p>
+    <w:p>
+      <w:pPr>
+        <w:pStyle w:val="Heading1"/>
+        <w:jc w:val="left"/>
+      </w:pPr>
+      <w:r>
+        <w:rPr>
+          <w:rFonts w:ascii="Arial" w:hAnsi="Arial" w:eastAsia="Arial" w:cs="Arial" w:csTheme="majorBidi"/>
+          <w:b/>
+          <w:bCs/>
+          <w:color w:val="35618F"/>
+          <w:sz w:val="24"/>
+          <w:szCs w:val="28"/>
         </w:rPr>
         <w:t>Resumo executivo</w:t>
       </w:r>
@@ -68,8 +144,9 @@
       </w:pPr>
       <w:r>
         <w:rPr>
-          <w:rFonts w:ascii="Arial" w:hAnsi="Arial" w:eastAsia="Arial"/>
+          <w:rFonts w:ascii="Arial" w:hAnsi="Arial" w:eastAsia="Arial" w:cs="Arial" w:csTheme="minorBidi"/>
           <w:sz w:val="24"/>
+          <w:szCs w:val="22"/>
         </w:rPr>
         <w:t>Foram analisados 100 dos 116 registros retornados pelo PubMed (86.2% de cobertura). Não há PMIDs nem títulos normalizados duplicados; todos os registros possuem ano e URL; 93% possuem DOI; e 2 não informam autores.</w:t>
       </w:r>
@@ -80,8 +157,9 @@
       </w:pPr>
       <w:r>
         <w:rPr>
-          <w:rFonts w:ascii="Arial" w:hAnsi="Arial" w:eastAsia="Arial"/>
+          <w:rFonts w:ascii="Arial" w:hAnsi="Arial" w:eastAsia="Arial" w:cs="Arial" w:csTheme="minorBidi"/>
           <w:sz w:val="24"/>
+          <w:szCs w:val="22"/>
         </w:rPr>
         <w:t>A amostra cobre 1964–2026. Somente 39 títulos mencionam simultaneamente café e próstata, enquanto 12 não mencionam nenhum dos conceitos. Isso não comprova irrelevância, mas mostra a necessidade de filtrar o corpus antes do RAG.</w:t>
       </w:r>
@@ -92,9 +170,11 @@
       </w:pPr>
       <w:r>
         <w:rPr>
-          <w:rFonts w:ascii="Arial" w:hAnsi="Arial" w:eastAsia="Arial"/>
+          <w:rFonts w:ascii="Arial" w:hAnsi="Arial" w:eastAsia="Arial" w:cs="Arial" w:csTheme="minorBidi"/>
           <w:b/>
+          <w:bCs/>
           <w:sz w:val="24"/>
+          <w:szCs w:val="22"/>
         </w:rPr>
         <w:t>O corpus não contém rótulos de fake news e não permite, isoladamente, treinar ou avaliar um classificador supervisionado de veracidade.</w:t>
       </w:r>
@@ -106,9 +186,12 @@
       </w:pPr>
       <w:r>
         <w:rPr>
-          <w:rFonts w:ascii="Arial" w:hAnsi="Arial" w:eastAsia="Arial"/>
+          <w:rFonts w:ascii="Arial" w:hAnsi="Arial" w:eastAsia="Arial" w:cs="Arial" w:csTheme="majorBidi"/>
           <w:b/>
+          <w:bCs/>
+          <w:color w:val="35618F"/>
           <w:sz w:val="24"/>
+          <w:szCs w:val="28"/>
         </w:rPr>
         <w:t>1. Contexto e métodos</w:t>
       </w:r>
@@ -120,9 +203,12 @@
       </w:pPr>
       <w:r>
         <w:rPr>
-          <w:rFonts w:ascii="Arial" w:hAnsi="Arial" w:eastAsia="Arial"/>
+          <w:rFonts w:ascii="Arial" w:hAnsi="Arial" w:eastAsia="Arial" w:cs="Arial" w:csTheme="majorBidi"/>
           <w:b/>
+          <w:bCs/>
+          <w:color w:val="35618F"/>
           <w:sz w:val="24"/>
+          <w:szCs w:val="26"/>
         </w:rPr>
         <w:t>1.1 Objetivo</w:t>
       </w:r>
@@ -133,8 +219,9 @@
       </w:pPr>
       <w:r>
         <w:rPr>
-          <w:rFonts w:ascii="Arial" w:hAnsi="Arial" w:eastAsia="Arial"/>
+          <w:rFonts w:ascii="Arial" w:hAnsi="Arial" w:eastAsia="Arial" w:cs="Arial" w:csTheme="minorBidi"/>
           <w:sz w:val="24"/>
+          <w:szCs w:val="22"/>
         </w:rPr>
         <w:t>Compreender o conjunto de artigos científicos que alimentará o MVP Fato ou Fake, avaliando cobertura, qualidade dos metadados, distribuição temporal, concentração por periódico e características textuais dos títulos.</w:t>
       </w:r>
@@ -146,9 +233,12 @@
       </w:pPr>
       <w:r>
         <w:rPr>
-          <w:rFonts w:ascii="Arial" w:hAnsi="Arial" w:eastAsia="Arial"/>
+          <w:rFonts w:ascii="Arial" w:hAnsi="Arial" w:eastAsia="Arial" w:cs="Arial" w:csTheme="majorBidi"/>
           <w:b/>
+          <w:bCs/>
+          <w:color w:val="35618F"/>
           <w:sz w:val="24"/>
+          <w:szCs w:val="26"/>
         </w:rPr>
         <w:t>1.2 Unidade de análise e fonte</w:t>
       </w:r>
@@ -156,12 +246,14 @@
     <w:p>
       <w:pPr>
         <w:pStyle w:val="ListBullet"/>
+        <w:ind w:left="360" w:hanging="360"/>
         <w:jc w:val="both"/>
       </w:pPr>
       <w:r>
         <w:rPr>
-          <w:rFonts w:ascii="Arial" w:hAnsi="Arial" w:eastAsia="Arial"/>
+          <w:rFonts w:ascii="Arial" w:hAnsi="Arial" w:eastAsia="Arial" w:cs="Arial" w:csTheme="minorBidi"/>
           <w:sz w:val="24"/>
+          <w:szCs w:val="22"/>
         </w:rPr>
         <w:t>Grão: um registro bibliográfico por PMID.</w:t>
       </w:r>
@@ -169,12 +261,14 @@
     <w:p>
       <w:pPr>
         <w:pStyle w:val="ListBullet"/>
+        <w:ind w:left="360" w:hanging="360"/>
         <w:jc w:val="both"/>
       </w:pPr>
       <w:r>
         <w:rPr>
-          <w:rFonts w:ascii="Arial" w:hAnsi="Arial" w:eastAsia="Arial"/>
+          <w:rFonts w:ascii="Arial" w:hAnsi="Arial" w:eastAsia="Arial" w:cs="Arial" w:csTheme="minorBidi"/>
           <w:sz w:val="24"/>
+          <w:szCs w:val="22"/>
         </w:rPr>
         <w:t>Fonte oficial: PubMed, por meio das E-utilities do NCBI.</w:t>
       </w:r>
@@ -182,12 +276,14 @@
     <w:p>
       <w:pPr>
         <w:pStyle w:val="ListBullet"/>
+        <w:ind w:left="360" w:hanging="360"/>
         <w:jc w:val="both"/>
       </w:pPr>
       <w:r>
         <w:rPr>
-          <w:rFonts w:ascii="Arial" w:hAnsi="Arial" w:eastAsia="Arial"/>
+          <w:rFonts w:ascii="Arial" w:hAnsi="Arial" w:eastAsia="Arial" w:cs="Arial" w:csTheme="minorBidi"/>
           <w:sz w:val="24"/>
+          <w:szCs w:val="22"/>
         </w:rPr>
         <w:t>Consulta: ("Coffee"[MeSH Terms] OR coffee[Title/Abstract]) AND ("Prostatic Neoplasms"[MeSH Terms] OR "prostate cancer"[Title/Abstract])</w:t>
       </w:r>
@@ -195,12 +291,14 @@
     <w:p>
       <w:pPr>
         <w:pStyle w:val="ListBullet"/>
+        <w:ind w:left="360" w:hanging="360"/>
         <w:jc w:val="both"/>
       </w:pPr>
       <w:r>
         <w:rPr>
-          <w:rFonts w:ascii="Arial" w:hAnsi="Arial" w:eastAsia="Arial"/>
+          <w:rFonts w:ascii="Arial" w:hAnsi="Arial" w:eastAsia="Arial" w:cs="Arial" w:csTheme="minorBidi"/>
           <w:sz w:val="24"/>
+          <w:szCs w:val="22"/>
         </w:rPr>
         <w:t>Amostra: até 100 registros ordenados por relevância pelo PubMed.</w:t>
       </w:r>
@@ -208,12 +306,14 @@
     <w:p>
       <w:pPr>
         <w:pStyle w:val="ListBullet"/>
+        <w:ind w:left="360" w:hanging="360"/>
         <w:jc w:val="both"/>
       </w:pPr>
       <w:r>
         <w:rPr>
-          <w:rFonts w:ascii="Arial" w:hAnsi="Arial" w:eastAsia="Arial"/>
+          <w:rFonts w:ascii="Arial" w:hAnsi="Arial" w:eastAsia="Arial" w:cs="Arial" w:csTheme="minorBidi"/>
           <w:sz w:val="24"/>
+          <w:szCs w:val="22"/>
         </w:rPr>
         <w:t>Data da coleta: 2026-09-28T11:45:37.295122+00:00.</w:t>
       </w:r>
@@ -221,12 +321,14 @@
     <w:p>
       <w:pPr>
         <w:pStyle w:val="ListBullet"/>
+        <w:ind w:left="360" w:hanging="360"/>
         <w:jc w:val="both"/>
       </w:pPr>
       <w:r>
         <w:rPr>
-          <w:rFonts w:ascii="Arial" w:hAnsi="Arial" w:eastAsia="Arial"/>
+          <w:rFonts w:ascii="Arial" w:hAnsi="Arial" w:eastAsia="Arial" w:cs="Arial" w:csTheme="minorBidi"/>
           <w:sz w:val="24"/>
+          <w:szCs w:val="22"/>
         </w:rPr>
         <w:t>Snapshot: data/pubmed_cafe_cancer_prostata.csv.</w:t>
       </w:r>
@@ -238,9 +340,12 @@
       </w:pPr>
       <w:r>
         <w:rPr>
-          <w:rFonts w:ascii="Arial" w:hAnsi="Arial" w:eastAsia="Arial"/>
+          <w:rFonts w:ascii="Arial" w:hAnsi="Arial" w:eastAsia="Arial" w:cs="Arial" w:csTheme="majorBidi"/>
           <w:b/>
+          <w:bCs/>
+          <w:color w:val="35618F"/>
           <w:sz w:val="24"/>
+          <w:szCs w:val="26"/>
         </w:rPr>
         <w:t>1.3 Premissas e limitações</w:t>
       </w:r>
@@ -248,12 +353,14 @@
     <w:p>
       <w:pPr>
         <w:pStyle w:val="ListBullet"/>
+        <w:ind w:left="360" w:hanging="360"/>
         <w:jc w:val="both"/>
       </w:pPr>
       <w:r>
         <w:rPr>
-          <w:rFonts w:ascii="Arial" w:hAnsi="Arial" w:eastAsia="Arial"/>
+          <w:rFonts w:ascii="Arial" w:hAnsi="Arial" w:eastAsia="Arial" w:cs="Arial" w:csTheme="minorBidi"/>
           <w:sz w:val="24"/>
+          <w:szCs w:val="22"/>
         </w:rPr>
         <w:t>A amostra por relevância não representa todo o PubMed nem permite inferências epidemiológicas.</w:t>
       </w:r>
@@ -261,12 +368,14 @@
     <w:p>
       <w:pPr>
         <w:pStyle w:val="ListBullet"/>
+        <w:ind w:left="360" w:hanging="360"/>
         <w:jc w:val="both"/>
       </w:pPr>
       <w:r>
         <w:rPr>
-          <w:rFonts w:ascii="Arial" w:hAnsi="Arial" w:eastAsia="Arial"/>
+          <w:rFonts w:ascii="Arial" w:hAnsi="Arial" w:eastAsia="Arial" w:cs="Arial" w:csTheme="minorBidi"/>
           <w:sz w:val="24"/>
+          <w:szCs w:val="22"/>
         </w:rPr>
         <w:t>Ausência de DOI pode ser legítima e não significa necessariamente erro.</w:t>
       </w:r>
@@ -274,12 +383,14 @@
     <w:p>
       <w:pPr>
         <w:pStyle w:val="ListBullet"/>
+        <w:ind w:left="360" w:hanging="360"/>
         <w:jc w:val="both"/>
       </w:pPr>
       <w:r>
         <w:rPr>
-          <w:rFonts w:ascii="Arial" w:hAnsi="Arial" w:eastAsia="Arial"/>
+          <w:rFonts w:ascii="Arial" w:hAnsi="Arial" w:eastAsia="Arial" w:cs="Arial" w:csTheme="minorBidi"/>
           <w:sz w:val="24"/>
+          <w:szCs w:val="22"/>
         </w:rPr>
         <w:t>A análise textual usa títulos; não substitui a leitura de resumos ou textos completos.</w:t>
       </w:r>
@@ -287,12 +398,14 @@
     <w:p>
       <w:pPr>
         <w:pStyle w:val="ListBullet"/>
+        <w:ind w:left="360" w:hanging="360"/>
         <w:jc w:val="both"/>
       </w:pPr>
       <w:r>
         <w:rPr>
-          <w:rFonts w:ascii="Arial" w:hAnsi="Arial" w:eastAsia="Arial"/>
+          <w:rFonts w:ascii="Arial" w:hAnsi="Arial" w:eastAsia="Arial" w:cs="Arial" w:csTheme="minorBidi"/>
           <w:sz w:val="24"/>
+          <w:szCs w:val="22"/>
         </w:rPr>
         <w:t>Frequência de termos indica temas recorrentes, não apoio ou contradição da alegação.</w:t>
       </w:r>
@@ -300,12 +413,14 @@
     <w:p>
       <w:pPr>
         <w:pStyle w:val="ListBullet"/>
+        <w:ind w:left="360" w:hanging="360"/>
         <w:jc w:val="both"/>
       </w:pPr>
       <w:r>
         <w:rPr>
-          <w:rFonts w:ascii="Arial" w:hAnsi="Arial" w:eastAsia="Arial"/>
+          <w:rFonts w:ascii="Arial" w:hAnsi="Arial" w:eastAsia="Arial" w:cs="Arial" w:csTheme="minorBidi"/>
           <w:sz w:val="24"/>
+          <w:szCs w:val="22"/>
         </w:rPr>
         <w:t>A consulta e o ranking podem mudar; o snapshot preserva esta execução.</w:t>
       </w:r>
@@ -317,9 +432,12 @@
       </w:pPr>
       <w:r>
         <w:rPr>
-          <w:rFonts w:ascii="Arial" w:hAnsi="Arial" w:eastAsia="Arial"/>
+          <w:rFonts w:ascii="Arial" w:hAnsi="Arial" w:eastAsia="Arial" w:cs="Arial" w:csTheme="majorBidi"/>
           <w:b/>
+          <w:bCs/>
+          <w:color w:val="35618F"/>
           <w:sz w:val="24"/>
+          <w:szCs w:val="28"/>
         </w:rPr>
         <w:t>2. Visão geral e qualidade dos dados</w:t>
       </w:r>
@@ -327,9 +445,23 @@
     <w:tbl>
       <w:tblPr>
         <w:tblStyle w:val="TableGrid"/>
-        <w:tblW w:type="auto" w:w="0"/>
+        <w:tblW w:w="0" w:type="auto"/>
         <w:jc w:val="center"/>
-        <w:tblLook w:firstColumn="1" w:firstRow="1" w:lastColumn="0" w:lastRow="0" w:noHBand="0" w:noVBand="1" w:val="04A0"/>
+        <w:tblBorders>
+          <w:top w:val="single" w:sz="4" w:space="0" w:color="auto"/>
+          <w:left w:val="single" w:sz="4" w:space="0" w:color="auto"/>
+          <w:bottom w:val="single" w:sz="4" w:space="0" w:color="auto"/>
+          <w:right w:val="single" w:sz="4" w:space="0" w:color="auto"/>
+          <w:insideH w:val="single" w:sz="4" w:space="0" w:color="auto"/>
+          <w:insideV w:val="single" w:sz="4" w:space="0" w:color="auto"/>
+        </w:tblBorders>
+        <w:tblCellMar>
+          <w:top w:w="0" w:type="dxa"/>
+          <w:left w:w="108" w:type="dxa"/>
+          <w:bottom w:w="0" w:type="dxa"/>
+          <w:right w:w="108" w:type="dxa"/>
+        </w:tblCellMar>
+        <w:tblLook w:firstRow="1" w:firstColumn="1" w:noVBand="1"/>
       </w:tblPr>
       <w:tblGrid>
         <w:gridCol w:w="5156"/>
@@ -338,9 +470,21 @@
       <w:tr>
         <w:tc>
           <w:tcPr>
-            <w:tcW w:type="dxa" w:w="4535"/>
+            <w:tcW w:w="4535" w:type="dxa"/>
+            <w:tcBorders>
+              <w:top w:val="single" w:sz="4" w:space="0" w:color="auto"/>
+              <w:left w:val="single" w:sz="4" w:space="0" w:color="auto"/>
+              <w:bottom w:val="single" w:sz="4" w:space="0" w:color="auto"/>
+              <w:right w:val="single" w:sz="4" w:space="0" w:color="auto"/>
+            </w:tcBorders>
+            <w:shd w:val="clear" w:fill="35618F"/>
+            <w:tcMar>
+              <w:top w:w="0" w:type="dxa"/>
+              <w:left w:w="108" w:type="dxa"/>
+              <w:bottom w:w="0" w:type="dxa"/>
+              <w:right w:w="108" w:type="dxa"/>
+            </w:tcMar>
             <w:vAlign w:val="center"/>
-            <w:shd w:fill="35618F"/>
           </w:tcPr>
           <w:p>
             <w:pPr>
@@ -355,10 +499,12 @@
             </w:r>
             <w:r>
               <w:rPr>
-                <w:rFonts w:ascii="Arial" w:hAnsi="Arial" w:eastAsia="Arial"/>
+                <w:rFonts w:ascii="Arial" w:hAnsi="Arial" w:eastAsia="Arial" w:cs="Arial" w:csTheme="minorBidi"/>
                 <w:b/>
+                <w:bCs/>
                 <w:color w:val="FFFFFF"/>
                 <w:sz w:val="24"/>
+                <w:szCs w:val="22"/>
               </w:rPr>
               <w:t>Indicador</w:t>
             </w:r>
@@ -366,9 +512,21 @@
         </w:tc>
         <w:tc>
           <w:tcPr>
-            <w:tcW w:type="dxa" w:w="4535"/>
+            <w:tcW w:w="4535" w:type="dxa"/>
+            <w:tcBorders>
+              <w:top w:val="single" w:sz="4" w:space="0" w:color="auto"/>
+              <w:left w:val="single" w:sz="4" w:space="0" w:color="auto"/>
+              <w:bottom w:val="single" w:sz="4" w:space="0" w:color="auto"/>
+              <w:right w:val="single" w:sz="4" w:space="0" w:color="auto"/>
+            </w:tcBorders>
+            <w:shd w:val="clear" w:fill="35618F"/>
+            <w:tcMar>
+              <w:top w:w="0" w:type="dxa"/>
+              <w:left w:w="108" w:type="dxa"/>
+              <w:bottom w:w="0" w:type="dxa"/>
+              <w:right w:w="108" w:type="dxa"/>
+            </w:tcMar>
             <w:vAlign w:val="center"/>
-            <w:shd w:fill="35618F"/>
           </w:tcPr>
           <w:p>
             <w:pPr>
@@ -383,10 +541,12 @@
             </w:r>
             <w:r>
               <w:rPr>
-                <w:rFonts w:ascii="Arial" w:hAnsi="Arial" w:eastAsia="Arial"/>
+                <w:rFonts w:ascii="Arial" w:hAnsi="Arial" w:eastAsia="Arial" w:cs="Arial" w:csTheme="minorBidi"/>
                 <w:b/>
+                <w:bCs/>
                 <w:color w:val="FFFFFF"/>
                 <w:sz w:val="24"/>
+                <w:szCs w:val="22"/>
               </w:rPr>
               <w:t>Resultado</w:t>
             </w:r>
@@ -396,7 +556,19 @@
       <w:tr>
         <w:tc>
           <w:tcPr>
-            <w:tcW w:type="dxa" w:w="4535"/>
+            <w:tcW w:w="4535" w:type="dxa"/>
+            <w:tcBorders>
+              <w:top w:val="single" w:sz="4" w:space="0" w:color="auto"/>
+              <w:left w:val="single" w:sz="4" w:space="0" w:color="auto"/>
+              <w:bottom w:val="single" w:sz="4" w:space="0" w:color="auto"/>
+              <w:right w:val="single" w:sz="4" w:space="0" w:color="auto"/>
+            </w:tcBorders>
+            <w:tcMar>
+              <w:top w:w="0" w:type="dxa"/>
+              <w:left w:w="108" w:type="dxa"/>
+              <w:bottom w:w="0" w:type="dxa"/>
+              <w:right w:w="108" w:type="dxa"/>
+            </w:tcMar>
             <w:vAlign w:val="center"/>
           </w:tcPr>
           <w:p>
@@ -411,9 +583,9 @@
             </w:r>
             <w:r>
               <w:rPr>
-                <w:rFonts w:ascii="Arial" w:hAnsi="Arial" w:eastAsia="Arial"/>
-                <w:b w:val="0"/>
+                <w:rFonts w:ascii="Arial" w:hAnsi="Arial" w:eastAsia="Arial" w:cs="Arial" w:csTheme="minorBidi"/>
                 <w:sz w:val="24"/>
+                <w:szCs w:val="22"/>
               </w:rPr>
               <w:t>Registros analisados</w:t>
             </w:r>
@@ -421,7 +593,19 @@
         </w:tc>
         <w:tc>
           <w:tcPr>
-            <w:tcW w:type="dxa" w:w="4535"/>
+            <w:tcW w:w="4535" w:type="dxa"/>
+            <w:tcBorders>
+              <w:top w:val="single" w:sz="4" w:space="0" w:color="auto"/>
+              <w:left w:val="single" w:sz="4" w:space="0" w:color="auto"/>
+              <w:bottom w:val="single" w:sz="4" w:space="0" w:color="auto"/>
+              <w:right w:val="single" w:sz="4" w:space="0" w:color="auto"/>
+            </w:tcBorders>
+            <w:tcMar>
+              <w:top w:w="0" w:type="dxa"/>
+              <w:left w:w="108" w:type="dxa"/>
+              <w:bottom w:w="0" w:type="dxa"/>
+              <w:right w:w="108" w:type="dxa"/>
+            </w:tcMar>
             <w:vAlign w:val="center"/>
           </w:tcPr>
           <w:p>
@@ -436,9 +620,9 @@
             </w:r>
             <w:r>
               <w:rPr>
-                <w:rFonts w:ascii="Arial" w:hAnsi="Arial" w:eastAsia="Arial"/>
-                <w:b w:val="0"/>
+                <w:rFonts w:ascii="Arial" w:hAnsi="Arial" w:eastAsia="Arial" w:cs="Arial" w:csTheme="minorBidi"/>
                 <w:sz w:val="24"/>
+                <w:szCs w:val="22"/>
               </w:rPr>
               <w:t>100</w:t>
             </w:r>
@@ -448,7 +632,19 @@
       <w:tr>
         <w:tc>
           <w:tcPr>
-            <w:tcW w:type="dxa" w:w="4535"/>
+            <w:tcW w:w="4535" w:type="dxa"/>
+            <w:tcBorders>
+              <w:top w:val="single" w:sz="4" w:space="0" w:color="auto"/>
+              <w:left w:val="single" w:sz="4" w:space="0" w:color="auto"/>
+              <w:bottom w:val="single" w:sz="4" w:space="0" w:color="auto"/>
+              <w:right w:val="single" w:sz="4" w:space="0" w:color="auto"/>
+            </w:tcBorders>
+            <w:tcMar>
+              <w:top w:w="0" w:type="dxa"/>
+              <w:left w:w="108" w:type="dxa"/>
+              <w:bottom w:w="0" w:type="dxa"/>
+              <w:right w:w="108" w:type="dxa"/>
+            </w:tcMar>
             <w:vAlign w:val="center"/>
           </w:tcPr>
           <w:p>
@@ -463,9 +659,9 @@
             </w:r>
             <w:r>
               <w:rPr>
-                <w:rFonts w:ascii="Arial" w:hAnsi="Arial" w:eastAsia="Arial"/>
-                <w:b w:val="0"/>
+                <w:rFonts w:ascii="Arial" w:hAnsi="Arial" w:eastAsia="Arial" w:cs="Arial" w:csTheme="minorBidi"/>
                 <w:sz w:val="24"/>
+                <w:szCs w:val="22"/>
               </w:rPr>
               <w:t>Colunas</w:t>
             </w:r>
@@ -473,7 +669,19 @@
         </w:tc>
         <w:tc>
           <w:tcPr>
-            <w:tcW w:type="dxa" w:w="4535"/>
+            <w:tcW w:w="4535" w:type="dxa"/>
+            <w:tcBorders>
+              <w:top w:val="single" w:sz="4" w:space="0" w:color="auto"/>
+              <w:left w:val="single" w:sz="4" w:space="0" w:color="auto"/>
+              <w:bottom w:val="single" w:sz="4" w:space="0" w:color="auto"/>
+              <w:right w:val="single" w:sz="4" w:space="0" w:color="auto"/>
+            </w:tcBorders>
+            <w:tcMar>
+              <w:top w:w="0" w:type="dxa"/>
+              <w:left w:w="108" w:type="dxa"/>
+              <w:bottom w:w="0" w:type="dxa"/>
+              <w:right w:w="108" w:type="dxa"/>
+            </w:tcMar>
             <w:vAlign w:val="center"/>
           </w:tcPr>
           <w:p>
@@ -488,9 +696,9 @@
             </w:r>
             <w:r>
               <w:rPr>
-                <w:rFonts w:ascii="Arial" w:hAnsi="Arial" w:eastAsia="Arial"/>
-                <w:b w:val="0"/>
+                <w:rFonts w:ascii="Arial" w:hAnsi="Arial" w:eastAsia="Arial" w:cs="Arial" w:csTheme="minorBidi"/>
                 <w:sz w:val="24"/>
+                <w:szCs w:val="22"/>
               </w:rPr>
               <w:t>9</w:t>
             </w:r>
@@ -500,7 +708,19 @@
       <w:tr>
         <w:tc>
           <w:tcPr>
-            <w:tcW w:type="dxa" w:w="4535"/>
+            <w:tcW w:w="4535" w:type="dxa"/>
+            <w:tcBorders>
+              <w:top w:val="single" w:sz="4" w:space="0" w:color="auto"/>
+              <w:left w:val="single" w:sz="4" w:space="0" w:color="auto"/>
+              <w:bottom w:val="single" w:sz="4" w:space="0" w:color="auto"/>
+              <w:right w:val="single" w:sz="4" w:space="0" w:color="auto"/>
+            </w:tcBorders>
+            <w:tcMar>
+              <w:top w:w="0" w:type="dxa"/>
+              <w:left w:w="108" w:type="dxa"/>
+              <w:bottom w:w="0" w:type="dxa"/>
+              <w:right w:w="108" w:type="dxa"/>
+            </w:tcMar>
             <w:vAlign w:val="center"/>
           </w:tcPr>
           <w:p>
@@ -515,9 +735,9 @@
             </w:r>
             <w:r>
               <w:rPr>
-                <w:rFonts w:ascii="Arial" w:hAnsi="Arial" w:eastAsia="Arial"/>
-                <w:b w:val="0"/>
+                <w:rFonts w:ascii="Arial" w:hAnsi="Arial" w:eastAsia="Arial" w:cs="Arial" w:csTheme="minorBidi"/>
                 <w:sz w:val="24"/>
+                <w:szCs w:val="22"/>
               </w:rPr>
               <w:t>Cobertura da consulta</w:t>
             </w:r>
@@ -525,7 +745,19 @@
         </w:tc>
         <w:tc>
           <w:tcPr>
-            <w:tcW w:type="dxa" w:w="4535"/>
+            <w:tcW w:w="4535" w:type="dxa"/>
+            <w:tcBorders>
+              <w:top w:val="single" w:sz="4" w:space="0" w:color="auto"/>
+              <w:left w:val="single" w:sz="4" w:space="0" w:color="auto"/>
+              <w:bottom w:val="single" w:sz="4" w:space="0" w:color="auto"/>
+              <w:right w:val="single" w:sz="4" w:space="0" w:color="auto"/>
+            </w:tcBorders>
+            <w:tcMar>
+              <w:top w:w="0" w:type="dxa"/>
+              <w:left w:w="108" w:type="dxa"/>
+              <w:bottom w:w="0" w:type="dxa"/>
+              <w:right w:w="108" w:type="dxa"/>
+            </w:tcMar>
             <w:vAlign w:val="center"/>
           </w:tcPr>
           <w:p>
@@ -540,9 +772,9 @@
             </w:r>
             <w:r>
               <w:rPr>
-                <w:rFonts w:ascii="Arial" w:hAnsi="Arial" w:eastAsia="Arial"/>
-                <w:b w:val="0"/>
+                <w:rFonts w:ascii="Arial" w:hAnsi="Arial" w:eastAsia="Arial" w:cs="Arial" w:csTheme="minorBidi"/>
                 <w:sz w:val="24"/>
+                <w:szCs w:val="22"/>
               </w:rPr>
               <w:t>86.2%</w:t>
             </w:r>
@@ -552,7 +784,19 @@
       <w:tr>
         <w:tc>
           <w:tcPr>
-            <w:tcW w:type="dxa" w:w="4535"/>
+            <w:tcW w:w="4535" w:type="dxa"/>
+            <w:tcBorders>
+              <w:top w:val="single" w:sz="4" w:space="0" w:color="auto"/>
+              <w:left w:val="single" w:sz="4" w:space="0" w:color="auto"/>
+              <w:bottom w:val="single" w:sz="4" w:space="0" w:color="auto"/>
+              <w:right w:val="single" w:sz="4" w:space="0" w:color="auto"/>
+            </w:tcBorders>
+            <w:tcMar>
+              <w:top w:w="0" w:type="dxa"/>
+              <w:left w:w="108" w:type="dxa"/>
+              <w:bottom w:w="0" w:type="dxa"/>
+              <w:right w:w="108" w:type="dxa"/>
+            </w:tcMar>
             <w:vAlign w:val="center"/>
           </w:tcPr>
           <w:p>
@@ -567,9 +811,9 @@
             </w:r>
             <w:r>
               <w:rPr>
-                <w:rFonts w:ascii="Arial" w:hAnsi="Arial" w:eastAsia="Arial"/>
-                <w:b w:val="0"/>
+                <w:rFonts w:ascii="Arial" w:hAnsi="Arial" w:eastAsia="Arial" w:cs="Arial" w:csTheme="minorBidi"/>
                 <w:sz w:val="24"/>
+                <w:szCs w:val="22"/>
               </w:rPr>
               <w:t>PMIDs duplicados</w:t>
             </w:r>
@@ -577,7 +821,19 @@
         </w:tc>
         <w:tc>
           <w:tcPr>
-            <w:tcW w:type="dxa" w:w="4535"/>
+            <w:tcW w:w="4535" w:type="dxa"/>
+            <w:tcBorders>
+              <w:top w:val="single" w:sz="4" w:space="0" w:color="auto"/>
+              <w:left w:val="single" w:sz="4" w:space="0" w:color="auto"/>
+              <w:bottom w:val="single" w:sz="4" w:space="0" w:color="auto"/>
+              <w:right w:val="single" w:sz="4" w:space="0" w:color="auto"/>
+            </w:tcBorders>
+            <w:tcMar>
+              <w:top w:w="0" w:type="dxa"/>
+              <w:left w:w="108" w:type="dxa"/>
+              <w:bottom w:w="0" w:type="dxa"/>
+              <w:right w:w="108" w:type="dxa"/>
+            </w:tcMar>
             <w:vAlign w:val="center"/>
           </w:tcPr>
           <w:p>
@@ -592,9 +848,9 @@
             </w:r>
             <w:r>
               <w:rPr>
-                <w:rFonts w:ascii="Arial" w:hAnsi="Arial" w:eastAsia="Arial"/>
-                <w:b w:val="0"/>
+                <w:rFonts w:ascii="Arial" w:hAnsi="Arial" w:eastAsia="Arial" w:cs="Arial" w:csTheme="minorBidi"/>
                 <w:sz w:val="24"/>
+                <w:szCs w:val="22"/>
               </w:rPr>
               <w:t>0</w:t>
             </w:r>
@@ -604,7 +860,19 @@
       <w:tr>
         <w:tc>
           <w:tcPr>
-            <w:tcW w:type="dxa" w:w="4535"/>
+            <w:tcW w:w="4535" w:type="dxa"/>
+            <w:tcBorders>
+              <w:top w:val="single" w:sz="4" w:space="0" w:color="auto"/>
+              <w:left w:val="single" w:sz="4" w:space="0" w:color="auto"/>
+              <w:bottom w:val="single" w:sz="4" w:space="0" w:color="auto"/>
+              <w:right w:val="single" w:sz="4" w:space="0" w:color="auto"/>
+            </w:tcBorders>
+            <w:tcMar>
+              <w:top w:w="0" w:type="dxa"/>
+              <w:left w:w="108" w:type="dxa"/>
+              <w:bottom w:w="0" w:type="dxa"/>
+              <w:right w:w="108" w:type="dxa"/>
+            </w:tcMar>
             <w:vAlign w:val="center"/>
           </w:tcPr>
           <w:p>
@@ -619,9 +887,9 @@
             </w:r>
             <w:r>
               <w:rPr>
-                <w:rFonts w:ascii="Arial" w:hAnsi="Arial" w:eastAsia="Arial"/>
-                <w:b w:val="0"/>
+                <w:rFonts w:ascii="Arial" w:hAnsi="Arial" w:eastAsia="Arial" w:cs="Arial" w:csTheme="minorBidi"/>
                 <w:sz w:val="24"/>
+                <w:szCs w:val="22"/>
               </w:rPr>
               <w:t>Títulos normalizados duplicados</w:t>
             </w:r>
@@ -629,7 +897,19 @@
         </w:tc>
         <w:tc>
           <w:tcPr>
-            <w:tcW w:type="dxa" w:w="4535"/>
+            <w:tcW w:w="4535" w:type="dxa"/>
+            <w:tcBorders>
+              <w:top w:val="single" w:sz="4" w:space="0" w:color="auto"/>
+              <w:left w:val="single" w:sz="4" w:space="0" w:color="auto"/>
+              <w:bottom w:val="single" w:sz="4" w:space="0" w:color="auto"/>
+              <w:right w:val="single" w:sz="4" w:space="0" w:color="auto"/>
+            </w:tcBorders>
+            <w:tcMar>
+              <w:top w:w="0" w:type="dxa"/>
+              <w:left w:w="108" w:type="dxa"/>
+              <w:bottom w:w="0" w:type="dxa"/>
+              <w:right w:w="108" w:type="dxa"/>
+            </w:tcMar>
             <w:vAlign w:val="center"/>
           </w:tcPr>
           <w:p>
@@ -644,9 +924,9 @@
             </w:r>
             <w:r>
               <w:rPr>
-                <w:rFonts w:ascii="Arial" w:hAnsi="Arial" w:eastAsia="Arial"/>
-                <w:b w:val="0"/>
+                <w:rFonts w:ascii="Arial" w:hAnsi="Arial" w:eastAsia="Arial" w:cs="Arial" w:csTheme="minorBidi"/>
                 <w:sz w:val="24"/>
+                <w:szCs w:val="22"/>
               </w:rPr>
               <w:t>0</w:t>
             </w:r>
@@ -656,7 +936,19 @@
       <w:tr>
         <w:tc>
           <w:tcPr>
-            <w:tcW w:type="dxa" w:w="4535"/>
+            <w:tcW w:w="4535" w:type="dxa"/>
+            <w:tcBorders>
+              <w:top w:val="single" w:sz="4" w:space="0" w:color="auto"/>
+              <w:left w:val="single" w:sz="4" w:space="0" w:color="auto"/>
+              <w:bottom w:val="single" w:sz="4" w:space="0" w:color="auto"/>
+              <w:right w:val="single" w:sz="4" w:space="0" w:color="auto"/>
+            </w:tcBorders>
+            <w:tcMar>
+              <w:top w:w="0" w:type="dxa"/>
+              <w:left w:w="108" w:type="dxa"/>
+              <w:bottom w:w="0" w:type="dxa"/>
+              <w:right w:w="108" w:type="dxa"/>
+            </w:tcMar>
             <w:vAlign w:val="center"/>
           </w:tcPr>
           <w:p>
@@ -671,9 +963,9 @@
             </w:r>
             <w:r>
               <w:rPr>
-                <w:rFonts w:ascii="Arial" w:hAnsi="Arial" w:eastAsia="Arial"/>
-                <w:b w:val="0"/>
+                <w:rFonts w:ascii="Arial" w:hAnsi="Arial" w:eastAsia="Arial" w:cs="Arial" w:csTheme="minorBidi"/>
                 <w:sz w:val="24"/>
+                <w:szCs w:val="22"/>
               </w:rPr>
               <w:t>Registros sem DOI</w:t>
             </w:r>
@@ -681,7 +973,19 @@
         </w:tc>
         <w:tc>
           <w:tcPr>
-            <w:tcW w:type="dxa" w:w="4535"/>
+            <w:tcW w:w="4535" w:type="dxa"/>
+            <w:tcBorders>
+              <w:top w:val="single" w:sz="4" w:space="0" w:color="auto"/>
+              <w:left w:val="single" w:sz="4" w:space="0" w:color="auto"/>
+              <w:bottom w:val="single" w:sz="4" w:space="0" w:color="auto"/>
+              <w:right w:val="single" w:sz="4" w:space="0" w:color="auto"/>
+            </w:tcBorders>
+            <w:tcMar>
+              <w:top w:w="0" w:type="dxa"/>
+              <w:left w:w="108" w:type="dxa"/>
+              <w:bottom w:w="0" w:type="dxa"/>
+              <w:right w:w="108" w:type="dxa"/>
+            </w:tcMar>
             <w:vAlign w:val="center"/>
           </w:tcPr>
           <w:p>
@@ -696,9 +1000,9 @@
             </w:r>
             <w:r>
               <w:rPr>
-                <w:rFonts w:ascii="Arial" w:hAnsi="Arial" w:eastAsia="Arial"/>
-                <w:b w:val="0"/>
+                <w:rFonts w:ascii="Arial" w:hAnsi="Arial" w:eastAsia="Arial" w:cs="Arial" w:csTheme="minorBidi"/>
                 <w:sz w:val="24"/>
+                <w:szCs w:val="22"/>
               </w:rPr>
               <w:t>7 (7.0%)</w:t>
             </w:r>
@@ -708,7 +1012,19 @@
       <w:tr>
         <w:tc>
           <w:tcPr>
-            <w:tcW w:type="dxa" w:w="4535"/>
+            <w:tcW w:w="4535" w:type="dxa"/>
+            <w:tcBorders>
+              <w:top w:val="single" w:sz="4" w:space="0" w:color="auto"/>
+              <w:left w:val="single" w:sz="4" w:space="0" w:color="auto"/>
+              <w:bottom w:val="single" w:sz="4" w:space="0" w:color="auto"/>
+              <w:right w:val="single" w:sz="4" w:space="0" w:color="auto"/>
+            </w:tcBorders>
+            <w:tcMar>
+              <w:top w:w="0" w:type="dxa"/>
+              <w:left w:w="108" w:type="dxa"/>
+              <w:bottom w:w="0" w:type="dxa"/>
+              <w:right w:w="108" w:type="dxa"/>
+            </w:tcMar>
             <w:vAlign w:val="center"/>
           </w:tcPr>
           <w:p>
@@ -723,9 +1039,9 @@
             </w:r>
             <w:r>
               <w:rPr>
-                <w:rFonts w:ascii="Arial" w:hAnsi="Arial" w:eastAsia="Arial"/>
-                <w:b w:val="0"/>
+                <w:rFonts w:ascii="Arial" w:hAnsi="Arial" w:eastAsia="Arial" w:cs="Arial" w:csTheme="minorBidi"/>
                 <w:sz w:val="24"/>
+                <w:szCs w:val="22"/>
               </w:rPr>
               <w:t>Registros sem autores</w:t>
             </w:r>
@@ -733,7 +1049,19 @@
         </w:tc>
         <w:tc>
           <w:tcPr>
-            <w:tcW w:type="dxa" w:w="4535"/>
+            <w:tcW w:w="4535" w:type="dxa"/>
+            <w:tcBorders>
+              <w:top w:val="single" w:sz="4" w:space="0" w:color="auto"/>
+              <w:left w:val="single" w:sz="4" w:space="0" w:color="auto"/>
+              <w:bottom w:val="single" w:sz="4" w:space="0" w:color="auto"/>
+              <w:right w:val="single" w:sz="4" w:space="0" w:color="auto"/>
+            </w:tcBorders>
+            <w:tcMar>
+              <w:top w:w="0" w:type="dxa"/>
+              <w:left w:w="108" w:type="dxa"/>
+              <w:bottom w:w="0" w:type="dxa"/>
+              <w:right w:w="108" w:type="dxa"/>
+            </w:tcMar>
             <w:vAlign w:val="center"/>
           </w:tcPr>
           <w:p>
@@ -748,9 +1076,9 @@
             </w:r>
             <w:r>
               <w:rPr>
-                <w:rFonts w:ascii="Arial" w:hAnsi="Arial" w:eastAsia="Arial"/>
-                <w:b w:val="0"/>
+                <w:rFonts w:ascii="Arial" w:hAnsi="Arial" w:eastAsia="Arial" w:cs="Arial" w:csTheme="minorBidi"/>
                 <w:sz w:val="24"/>
+                <w:szCs w:val="22"/>
               </w:rPr>
               <w:t>2 (2.0%)</w:t>
             </w:r>
@@ -760,7 +1088,19 @@
       <w:tr>
         <w:tc>
           <w:tcPr>
-            <w:tcW w:type="dxa" w:w="4535"/>
+            <w:tcW w:w="4535" w:type="dxa"/>
+            <w:tcBorders>
+              <w:top w:val="single" w:sz="4" w:space="0" w:color="auto"/>
+              <w:left w:val="single" w:sz="4" w:space="0" w:color="auto"/>
+              <w:bottom w:val="single" w:sz="4" w:space="0" w:color="auto"/>
+              <w:right w:val="single" w:sz="4" w:space="0" w:color="auto"/>
+            </w:tcBorders>
+            <w:tcMar>
+              <w:top w:w="0" w:type="dxa"/>
+              <w:left w:w="108" w:type="dxa"/>
+              <w:bottom w:w="0" w:type="dxa"/>
+              <w:right w:w="108" w:type="dxa"/>
+            </w:tcMar>
             <w:vAlign w:val="center"/>
           </w:tcPr>
           <w:p>
@@ -775,9 +1115,9 @@
             </w:r>
             <w:r>
               <w:rPr>
-                <w:rFonts w:ascii="Arial" w:hAnsi="Arial" w:eastAsia="Arial"/>
-                <w:b w:val="0"/>
+                <w:rFonts w:ascii="Arial" w:hAnsi="Arial" w:eastAsia="Arial" w:cs="Arial" w:csTheme="minorBidi"/>
                 <w:sz w:val="24"/>
+                <w:szCs w:val="22"/>
               </w:rPr>
               <w:t>Período observado</w:t>
             </w:r>
@@ -785,7 +1125,19 @@
         </w:tc>
         <w:tc>
           <w:tcPr>
-            <w:tcW w:type="dxa" w:w="4535"/>
+            <w:tcW w:w="4535" w:type="dxa"/>
+            <w:tcBorders>
+              <w:top w:val="single" w:sz="4" w:space="0" w:color="auto"/>
+              <w:left w:val="single" w:sz="4" w:space="0" w:color="auto"/>
+              <w:bottom w:val="single" w:sz="4" w:space="0" w:color="auto"/>
+              <w:right w:val="single" w:sz="4" w:space="0" w:color="auto"/>
+            </w:tcBorders>
+            <w:tcMar>
+              <w:top w:w="0" w:type="dxa"/>
+              <w:left w:w="108" w:type="dxa"/>
+              <w:bottom w:w="0" w:type="dxa"/>
+              <w:right w:w="108" w:type="dxa"/>
+            </w:tcMar>
             <w:vAlign w:val="center"/>
           </w:tcPr>
           <w:p>
@@ -800,9 +1152,9 @@
             </w:r>
             <w:r>
               <w:rPr>
-                <w:rFonts w:ascii="Arial" w:hAnsi="Arial" w:eastAsia="Arial"/>
-                <w:b w:val="0"/>
+                <w:rFonts w:ascii="Arial" w:hAnsi="Arial" w:eastAsia="Arial" w:cs="Arial" w:csTheme="minorBidi"/>
                 <w:sz w:val="24"/>
+                <w:szCs w:val="22"/>
               </w:rPr>
               <w:t>1964–2026</w:t>
             </w:r>
@@ -820,26 +1172,23 @@
         <w:jc w:val="both"/>
       </w:pPr>
       <w:r>
-        <w:rPr>
-          <w:rFonts w:ascii="Arial" w:hAnsi="Arial" w:eastAsia="Arial"/>
-          <w:sz w:val="24"/>
-        </w:rPr>
         <w:drawing>
-          <wp:inline xmlns:a="http://schemas.openxmlformats.org/drawingml/2006/main" xmlns:pic="http://schemas.openxmlformats.org/drawingml/2006/picture">
-            <wp:extent cx="6217920" cy="3310513"/>
-            <wp:docPr id="1" name="Picture 1"/>
+          <wp:inline distT="0" distB="0" distL="0" distR="0">
+            <wp:extent cx="6219825" cy="3314700"/>
+            <wp:effectExtent l="0" t="0" r="0" b="0"/>
+            <wp:docPr id="100000" name="Picture 100000"/>
             <wp:cNvGraphicFramePr>
-              <a:graphicFrameLocks noChangeAspect="1"/>
+              <a:graphicFrameLocks xmlns:a="http://schemas.openxmlformats.org/drawingml/2006/main" noChangeAspect="1"/>
             </wp:cNvGraphicFramePr>
-            <a:graphic>
+            <a:graphic xmlns:a="http://schemas.openxmlformats.org/drawingml/2006/main">
               <a:graphicData uri="http://schemas.openxmlformats.org/drawingml/2006/picture">
-                <pic:pic>
+                <pic:pic xmlns:pic="http://schemas.openxmlformats.org/drawingml/2006/picture">
                   <pic:nvPicPr>
-                    <pic:cNvPr id="0" name="grafico_1.png"/>
+                    <pic:cNvPr id="100000" name="image100000"/>
                     <pic:cNvPicPr/>
                   </pic:nvPicPr>
                   <pic:blipFill>
-                    <a:blip r:embed="rId9"/>
+                    <a:blip r:embed="rId15"/>
                     <a:stretch>
                       <a:fillRect/>
                     </a:stretch>
@@ -847,9 +1196,11 @@
                   <pic:spPr>
                     <a:xfrm>
                       <a:off x="0" y="0"/>
-                      <a:ext cx="6217920" cy="3310513"/>
+                      <a:ext cx="6219825" cy="3314700"/>
                     </a:xfrm>
-                    <a:prstGeom prst="rect"/>
+                    <a:prstGeom prst="rect">
+                      <a:avLst/>
+                    </a:prstGeom>
                   </pic:spPr>
                 </pic:pic>
               </a:graphicData>
@@ -864,9 +1215,11 @@
       </w:pPr>
       <w:r>
         <w:rPr>
-          <w:rFonts w:ascii="Arial" w:hAnsi="Arial" w:eastAsia="Arial"/>
+          <w:rFonts w:ascii="Arial" w:hAnsi="Arial" w:eastAsia="Arial" w:cs="Arial" w:csTheme="minorBidi"/>
           <w:i/>
+          <w:iCs/>
           <w:sz w:val="24"/>
+          <w:szCs w:val="22"/>
         </w:rPr>
         <w:t>Figura 1 — Completude dos principais campos do corpus.</w:t>
       </w:r>
@@ -878,8 +1231,9 @@
       </w:pPr>
       <w:r>
         <w:rPr>
-          <w:rFonts w:ascii="Arial" w:hAnsi="Arial" w:eastAsia="Arial"/>
+          <w:rFonts w:ascii="Arial" w:hAnsi="Arial" w:eastAsia="Arial" w:cs="Arial" w:csTheme="minorBidi"/>
           <w:sz w:val="24"/>
+          <w:szCs w:val="22"/>
         </w:rPr>
         <w:t>PMID, título, periódico, data, ano e URL estão completos. DOI apresenta 93% de completude; a ausência limita cruzamentos entre bases, mas não invalida o registro PubMed.</w:t>
       </w:r>
@@ -891,9 +1245,12 @@
       </w:pPr>
       <w:r>
         <w:rPr>
-          <w:rFonts w:ascii="Arial" w:hAnsi="Arial" w:eastAsia="Arial"/>
+          <w:rFonts w:ascii="Arial" w:hAnsi="Arial" w:eastAsia="Arial" w:cs="Arial" w:csTheme="majorBidi"/>
           <w:b/>
+          <w:bCs/>
+          <w:color w:val="35618F"/>
           <w:sz w:val="24"/>
+          <w:szCs w:val="28"/>
         </w:rPr>
         <w:t>3. Dicionário de dados</w:t>
       </w:r>
@@ -901,9 +1258,23 @@
     <w:tbl>
       <w:tblPr>
         <w:tblStyle w:val="TableGrid"/>
-        <w:tblW w:type="auto" w:w="0"/>
+        <w:tblW w:w="0" w:type="auto"/>
         <w:jc w:val="center"/>
-        <w:tblLook w:firstColumn="1" w:firstRow="1" w:lastColumn="0" w:lastRow="0" w:noHBand="0" w:noVBand="1" w:val="04A0"/>
+        <w:tblBorders>
+          <w:top w:val="single" w:sz="4" w:space="0" w:color="auto"/>
+          <w:left w:val="single" w:sz="4" w:space="0" w:color="auto"/>
+          <w:bottom w:val="single" w:sz="4" w:space="0" w:color="auto"/>
+          <w:right w:val="single" w:sz="4" w:space="0" w:color="auto"/>
+          <w:insideH w:val="single" w:sz="4" w:space="0" w:color="auto"/>
+          <w:insideV w:val="single" w:sz="4" w:space="0" w:color="auto"/>
+        </w:tblBorders>
+        <w:tblCellMar>
+          <w:top w:w="0" w:type="dxa"/>
+          <w:left w:w="108" w:type="dxa"/>
+          <w:bottom w:w="0" w:type="dxa"/>
+          <w:right w:w="108" w:type="dxa"/>
+        </w:tblCellMar>
+        <w:tblLook w:firstRow="1" w:firstColumn="1" w:noVBand="1"/>
       </w:tblPr>
       <w:tblGrid>
         <w:gridCol w:w="1719"/>
@@ -916,9 +1287,21 @@
       <w:tr>
         <w:tc>
           <w:tcPr>
-            <w:tcW w:type="dxa" w:w="1361"/>
+            <w:tcW w:w="1361" w:type="dxa"/>
+            <w:tcBorders>
+              <w:top w:val="single" w:sz="4" w:space="0" w:color="auto"/>
+              <w:left w:val="single" w:sz="4" w:space="0" w:color="auto"/>
+              <w:bottom w:val="single" w:sz="4" w:space="0" w:color="auto"/>
+              <w:right w:val="single" w:sz="4" w:space="0" w:color="auto"/>
+            </w:tcBorders>
+            <w:shd w:val="clear" w:fill="35618F"/>
+            <w:tcMar>
+              <w:top w:w="0" w:type="dxa"/>
+              <w:left w:w="108" w:type="dxa"/>
+              <w:bottom w:w="0" w:type="dxa"/>
+              <w:right w:w="108" w:type="dxa"/>
+            </w:tcMar>
             <w:vAlign w:val="center"/>
-            <w:shd w:fill="35618F"/>
           </w:tcPr>
           <w:p>
             <w:pPr>
@@ -933,10 +1316,12 @@
             </w:r>
             <w:r>
               <w:rPr>
-                <w:rFonts w:ascii="Arial" w:hAnsi="Arial" w:eastAsia="Arial"/>
+                <w:rFonts w:ascii="Arial" w:hAnsi="Arial" w:eastAsia="Arial" w:cs="Arial" w:csTheme="minorBidi"/>
                 <w:b/>
+                <w:bCs/>
                 <w:color w:val="FFFFFF"/>
                 <w:sz w:val="24"/>
+                <w:szCs w:val="22"/>
               </w:rPr>
               <w:t>Campo</w:t>
             </w:r>
@@ -944,9 +1329,21 @@
         </w:tc>
         <w:tc>
           <w:tcPr>
-            <w:tcW w:type="dxa" w:w="850"/>
+            <w:tcW w:w="850" w:type="dxa"/>
+            <w:tcBorders>
+              <w:top w:val="single" w:sz="4" w:space="0" w:color="auto"/>
+              <w:left w:val="single" w:sz="4" w:space="0" w:color="auto"/>
+              <w:bottom w:val="single" w:sz="4" w:space="0" w:color="auto"/>
+              <w:right w:val="single" w:sz="4" w:space="0" w:color="auto"/>
+            </w:tcBorders>
+            <w:shd w:val="clear" w:fill="35618F"/>
+            <w:tcMar>
+              <w:top w:w="0" w:type="dxa"/>
+              <w:left w:w="108" w:type="dxa"/>
+              <w:bottom w:w="0" w:type="dxa"/>
+              <w:right w:w="108" w:type="dxa"/>
+            </w:tcMar>
             <w:vAlign w:val="center"/>
-            <w:shd w:fill="35618F"/>
           </w:tcPr>
           <w:p>
             <w:pPr>
@@ -961,10 +1358,12 @@
             </w:r>
             <w:r>
               <w:rPr>
-                <w:rFonts w:ascii="Arial" w:hAnsi="Arial" w:eastAsia="Arial"/>
+                <w:rFonts w:ascii="Arial" w:hAnsi="Arial" w:eastAsia="Arial" w:cs="Arial" w:csTheme="minorBidi"/>
                 <w:b/>
+                <w:bCs/>
                 <w:color w:val="FFFFFF"/>
                 <w:sz w:val="24"/>
+                <w:szCs w:val="22"/>
               </w:rPr>
               <w:t>Tipo</w:t>
             </w:r>
@@ -972,9 +1371,21 @@
         </w:tc>
         <w:tc>
           <w:tcPr>
-            <w:tcW w:type="dxa" w:w="2494"/>
+            <w:tcW w:w="2494" w:type="dxa"/>
+            <w:tcBorders>
+              <w:top w:val="single" w:sz="4" w:space="0" w:color="auto"/>
+              <w:left w:val="single" w:sz="4" w:space="0" w:color="auto"/>
+              <w:bottom w:val="single" w:sz="4" w:space="0" w:color="auto"/>
+              <w:right w:val="single" w:sz="4" w:space="0" w:color="auto"/>
+            </w:tcBorders>
+            <w:shd w:val="clear" w:fill="35618F"/>
+            <w:tcMar>
+              <w:top w:w="0" w:type="dxa"/>
+              <w:left w:w="108" w:type="dxa"/>
+              <w:bottom w:w="0" w:type="dxa"/>
+              <w:right w:w="108" w:type="dxa"/>
+            </w:tcMar>
             <w:vAlign w:val="center"/>
-            <w:shd w:fill="35618F"/>
           </w:tcPr>
           <w:p>
             <w:pPr>
@@ -989,10 +1400,12 @@
             </w:r>
             <w:r>
               <w:rPr>
-                <w:rFonts w:ascii="Arial" w:hAnsi="Arial" w:eastAsia="Arial"/>
+                <w:rFonts w:ascii="Arial" w:hAnsi="Arial" w:eastAsia="Arial" w:cs="Arial" w:csTheme="minorBidi"/>
                 <w:b/>
+                <w:bCs/>
                 <w:color w:val="FFFFFF"/>
                 <w:sz w:val="24"/>
+                <w:szCs w:val="22"/>
               </w:rPr>
               <w:t>Definição</w:t>
             </w:r>
@@ -1000,9 +1413,21 @@
         </w:tc>
         <w:tc>
           <w:tcPr>
-            <w:tcW w:type="dxa" w:w="1417"/>
+            <w:tcW w:w="1417" w:type="dxa"/>
+            <w:tcBorders>
+              <w:top w:val="single" w:sz="4" w:space="0" w:color="auto"/>
+              <w:left w:val="single" w:sz="4" w:space="0" w:color="auto"/>
+              <w:bottom w:val="single" w:sz="4" w:space="0" w:color="auto"/>
+              <w:right w:val="single" w:sz="4" w:space="0" w:color="auto"/>
+            </w:tcBorders>
+            <w:shd w:val="clear" w:fill="35618F"/>
+            <w:tcMar>
+              <w:top w:w="0" w:type="dxa"/>
+              <w:left w:w="108" w:type="dxa"/>
+              <w:bottom w:w="0" w:type="dxa"/>
+              <w:right w:w="108" w:type="dxa"/>
+            </w:tcMar>
             <w:vAlign w:val="center"/>
-            <w:shd w:fill="35618F"/>
           </w:tcPr>
           <w:p>
             <w:pPr>
@@ -1017,10 +1442,12 @@
             </w:r>
             <w:r>
               <w:rPr>
-                <w:rFonts w:ascii="Arial" w:hAnsi="Arial" w:eastAsia="Arial"/>
+                <w:rFonts w:ascii="Arial" w:hAnsi="Arial" w:eastAsia="Arial" w:cs="Arial" w:csTheme="minorBidi"/>
                 <w:b/>
+                <w:bCs/>
                 <w:color w:val="FFFFFF"/>
                 <w:sz w:val="24"/>
+                <w:szCs w:val="22"/>
               </w:rPr>
               <w:t>Formato</w:t>
             </w:r>
@@ -1028,9 +1455,21 @@
         </w:tc>
         <w:tc>
           <w:tcPr>
-            <w:tcW w:type="dxa" w:w="850"/>
+            <w:tcW w:w="850" w:type="dxa"/>
+            <w:tcBorders>
+              <w:top w:val="single" w:sz="4" w:space="0" w:color="auto"/>
+              <w:left w:val="single" w:sz="4" w:space="0" w:color="auto"/>
+              <w:bottom w:val="single" w:sz="4" w:space="0" w:color="auto"/>
+              <w:right w:val="single" w:sz="4" w:space="0" w:color="auto"/>
+            </w:tcBorders>
+            <w:shd w:val="clear" w:fill="35618F"/>
+            <w:tcMar>
+              <w:top w:w="0" w:type="dxa"/>
+              <w:left w:w="108" w:type="dxa"/>
+              <w:bottom w:w="0" w:type="dxa"/>
+              <w:right w:w="108" w:type="dxa"/>
+            </w:tcMar>
             <w:vAlign w:val="center"/>
-            <w:shd w:fill="35618F"/>
           </w:tcPr>
           <w:p>
             <w:pPr>
@@ -1045,10 +1484,12 @@
             </w:r>
             <w:r>
               <w:rPr>
-                <w:rFonts w:ascii="Arial" w:hAnsi="Arial" w:eastAsia="Arial"/>
+                <w:rFonts w:ascii="Arial" w:hAnsi="Arial" w:eastAsia="Arial" w:cs="Arial" w:csTheme="minorBidi"/>
                 <w:b/>
+                <w:bCs/>
                 <w:color w:val="FFFFFF"/>
                 <w:sz w:val="24"/>
+                <w:szCs w:val="22"/>
               </w:rPr>
               <w:t>Ausentes</w:t>
             </w:r>
@@ -1056,9 +1497,21 @@
         </w:tc>
         <w:tc>
           <w:tcPr>
-            <w:tcW w:type="dxa" w:w="2494"/>
+            <w:tcW w:w="2494" w:type="dxa"/>
+            <w:tcBorders>
+              <w:top w:val="single" w:sz="4" w:space="0" w:color="auto"/>
+              <w:left w:val="single" w:sz="4" w:space="0" w:color="auto"/>
+              <w:bottom w:val="single" w:sz="4" w:space="0" w:color="auto"/>
+              <w:right w:val="single" w:sz="4" w:space="0" w:color="auto"/>
+            </w:tcBorders>
+            <w:shd w:val="clear" w:fill="35618F"/>
+            <w:tcMar>
+              <w:top w:w="0" w:type="dxa"/>
+              <w:left w:w="108" w:type="dxa"/>
+              <w:bottom w:w="0" w:type="dxa"/>
+              <w:right w:w="108" w:type="dxa"/>
+            </w:tcMar>
             <w:vAlign w:val="center"/>
-            <w:shd w:fill="35618F"/>
           </w:tcPr>
           <w:p>
             <w:pPr>
@@ -1073,10 +1526,12 @@
             </w:r>
             <w:r>
               <w:rPr>
-                <w:rFonts w:ascii="Arial" w:hAnsi="Arial" w:eastAsia="Arial"/>
+                <w:rFonts w:ascii="Arial" w:hAnsi="Arial" w:eastAsia="Arial" w:cs="Arial" w:csTheme="minorBidi"/>
                 <w:b/>
+                <w:bCs/>
                 <w:color w:val="FFFFFF"/>
                 <w:sz w:val="24"/>
+                <w:szCs w:val="22"/>
               </w:rPr>
               <w:t>Observação</w:t>
             </w:r>
@@ -1086,7 +1541,19 @@
       <w:tr>
         <w:tc>
           <w:tcPr>
-            <w:tcW w:type="dxa" w:w="1361"/>
+            <w:tcW w:w="1361" w:type="dxa"/>
+            <w:tcBorders>
+              <w:top w:val="single" w:sz="4" w:space="0" w:color="auto"/>
+              <w:left w:val="single" w:sz="4" w:space="0" w:color="auto"/>
+              <w:bottom w:val="single" w:sz="4" w:space="0" w:color="auto"/>
+              <w:right w:val="single" w:sz="4" w:space="0" w:color="auto"/>
+            </w:tcBorders>
+            <w:tcMar>
+              <w:top w:w="0" w:type="dxa"/>
+              <w:left w:w="108" w:type="dxa"/>
+              <w:bottom w:w="0" w:type="dxa"/>
+              <w:right w:w="108" w:type="dxa"/>
+            </w:tcMar>
             <w:vAlign w:val="center"/>
           </w:tcPr>
           <w:p>
@@ -1101,9 +1568,9 @@
             </w:r>
             <w:r>
               <w:rPr>
-                <w:rFonts w:ascii="Arial" w:hAnsi="Arial" w:eastAsia="Arial"/>
-                <w:b w:val="0"/>
+                <w:rFonts w:ascii="Arial" w:hAnsi="Arial" w:eastAsia="Arial" w:cs="Arial" w:csTheme="minorBidi"/>
                 <w:sz w:val="24"/>
+                <w:szCs w:val="22"/>
               </w:rPr>
               <w:t>pmid</w:t>
             </w:r>
@@ -1111,7 +1578,19 @@
         </w:tc>
         <w:tc>
           <w:tcPr>
-            <w:tcW w:type="dxa" w:w="850"/>
+            <w:tcW w:w="850" w:type="dxa"/>
+            <w:tcBorders>
+              <w:top w:val="single" w:sz="4" w:space="0" w:color="auto"/>
+              <w:left w:val="single" w:sz="4" w:space="0" w:color="auto"/>
+              <w:bottom w:val="single" w:sz="4" w:space="0" w:color="auto"/>
+              <w:right w:val="single" w:sz="4" w:space="0" w:color="auto"/>
+            </w:tcBorders>
+            <w:tcMar>
+              <w:top w:w="0" w:type="dxa"/>
+              <w:left w:w="108" w:type="dxa"/>
+              <w:bottom w:w="0" w:type="dxa"/>
+              <w:right w:w="108" w:type="dxa"/>
+            </w:tcMar>
             <w:vAlign w:val="center"/>
           </w:tcPr>
           <w:p>
@@ -1126,9 +1605,9 @@
             </w:r>
             <w:r>
               <w:rPr>
-                <w:rFonts w:ascii="Arial" w:hAnsi="Arial" w:eastAsia="Arial"/>
-                <w:b w:val="0"/>
+                <w:rFonts w:ascii="Arial" w:hAnsi="Arial" w:eastAsia="Arial" w:cs="Arial" w:csTheme="minorBidi"/>
                 <w:sz w:val="24"/>
+                <w:szCs w:val="22"/>
               </w:rPr>
               <w:t>Texto</w:t>
             </w:r>
@@ -1136,7 +1615,19 @@
         </w:tc>
         <w:tc>
           <w:tcPr>
-            <w:tcW w:type="dxa" w:w="2494"/>
+            <w:tcW w:w="2494" w:type="dxa"/>
+            <w:tcBorders>
+              <w:top w:val="single" w:sz="4" w:space="0" w:color="auto"/>
+              <w:left w:val="single" w:sz="4" w:space="0" w:color="auto"/>
+              <w:bottom w:val="single" w:sz="4" w:space="0" w:color="auto"/>
+              <w:right w:val="single" w:sz="4" w:space="0" w:color="auto"/>
+            </w:tcBorders>
+            <w:tcMar>
+              <w:top w:w="0" w:type="dxa"/>
+              <w:left w:w="108" w:type="dxa"/>
+              <w:bottom w:w="0" w:type="dxa"/>
+              <w:right w:w="108" w:type="dxa"/>
+            </w:tcMar>
             <w:vAlign w:val="center"/>
           </w:tcPr>
           <w:p>
@@ -1151,9 +1642,9 @@
             </w:r>
             <w:r>
               <w:rPr>
-                <w:rFonts w:ascii="Arial" w:hAnsi="Arial" w:eastAsia="Arial"/>
-                <w:b w:val="0"/>
+                <w:rFonts w:ascii="Arial" w:hAnsi="Arial" w:eastAsia="Arial" w:cs="Arial" w:csTheme="minorBidi"/>
                 <w:sz w:val="24"/>
+                <w:szCs w:val="22"/>
               </w:rPr>
               <w:t>Identificador único no PubMed.</w:t>
             </w:r>
@@ -1161,7 +1652,19 @@
         </w:tc>
         <w:tc>
           <w:tcPr>
-            <w:tcW w:type="dxa" w:w="1417"/>
+            <w:tcW w:w="1417" w:type="dxa"/>
+            <w:tcBorders>
+              <w:top w:val="single" w:sz="4" w:space="0" w:color="auto"/>
+              <w:left w:val="single" w:sz="4" w:space="0" w:color="auto"/>
+              <w:bottom w:val="single" w:sz="4" w:space="0" w:color="auto"/>
+              <w:right w:val="single" w:sz="4" w:space="0" w:color="auto"/>
+            </w:tcBorders>
+            <w:tcMar>
+              <w:top w:w="0" w:type="dxa"/>
+              <w:left w:w="108" w:type="dxa"/>
+              <w:bottom w:w="0" w:type="dxa"/>
+              <w:right w:w="108" w:type="dxa"/>
+            </w:tcMar>
             <w:vAlign w:val="center"/>
           </w:tcPr>
           <w:p>
@@ -1176,9 +1679,9 @@
             </w:r>
             <w:r>
               <w:rPr>
-                <w:rFonts w:ascii="Arial" w:hAnsi="Arial" w:eastAsia="Arial"/>
-                <w:b w:val="0"/>
+                <w:rFonts w:ascii="Arial" w:hAnsi="Arial" w:eastAsia="Arial" w:cs="Arial" w:csTheme="minorBidi"/>
                 <w:sz w:val="24"/>
+                <w:szCs w:val="22"/>
               </w:rPr>
               <w:t>Dígitos</w:t>
             </w:r>
@@ -1186,7 +1689,19 @@
         </w:tc>
         <w:tc>
           <w:tcPr>
-            <w:tcW w:type="dxa" w:w="850"/>
+            <w:tcW w:w="850" w:type="dxa"/>
+            <w:tcBorders>
+              <w:top w:val="single" w:sz="4" w:space="0" w:color="auto"/>
+              <w:left w:val="single" w:sz="4" w:space="0" w:color="auto"/>
+              <w:bottom w:val="single" w:sz="4" w:space="0" w:color="auto"/>
+              <w:right w:val="single" w:sz="4" w:space="0" w:color="auto"/>
+            </w:tcBorders>
+            <w:tcMar>
+              <w:top w:w="0" w:type="dxa"/>
+              <w:left w:w="108" w:type="dxa"/>
+              <w:bottom w:w="0" w:type="dxa"/>
+              <w:right w:w="108" w:type="dxa"/>
+            </w:tcMar>
             <w:vAlign w:val="center"/>
           </w:tcPr>
           <w:p>
@@ -1201,9 +1716,9 @@
             </w:r>
             <w:r>
               <w:rPr>
-                <w:rFonts w:ascii="Arial" w:hAnsi="Arial" w:eastAsia="Arial"/>
-                <w:b w:val="0"/>
+                <w:rFonts w:ascii="Arial" w:hAnsi="Arial" w:eastAsia="Arial" w:cs="Arial" w:csTheme="minorBidi"/>
                 <w:sz w:val="24"/>
+                <w:szCs w:val="22"/>
               </w:rPr>
               <w:t>0</w:t>
             </w:r>
@@ -1211,7 +1726,19 @@
         </w:tc>
         <w:tc>
           <w:tcPr>
-            <w:tcW w:type="dxa" w:w="2494"/>
+            <w:tcW w:w="2494" w:type="dxa"/>
+            <w:tcBorders>
+              <w:top w:val="single" w:sz="4" w:space="0" w:color="auto"/>
+              <w:left w:val="single" w:sz="4" w:space="0" w:color="auto"/>
+              <w:bottom w:val="single" w:sz="4" w:space="0" w:color="auto"/>
+              <w:right w:val="single" w:sz="4" w:space="0" w:color="auto"/>
+            </w:tcBorders>
+            <w:tcMar>
+              <w:top w:w="0" w:type="dxa"/>
+              <w:left w:w="108" w:type="dxa"/>
+              <w:bottom w:w="0" w:type="dxa"/>
+              <w:right w:w="108" w:type="dxa"/>
+            </w:tcMar>
             <w:vAlign w:val="center"/>
           </w:tcPr>
           <w:p>
@@ -1226,9 +1753,9 @@
             </w:r>
             <w:r>
               <w:rPr>
-                <w:rFonts w:ascii="Arial" w:hAnsi="Arial" w:eastAsia="Arial"/>
-                <w:b w:val="0"/>
+                <w:rFonts w:ascii="Arial" w:hAnsi="Arial" w:eastAsia="Arial" w:cs="Arial" w:csTheme="minorBidi"/>
                 <w:sz w:val="24"/>
+                <w:szCs w:val="22"/>
               </w:rPr>
               <w:t>Chave candidata; obrigatório.</w:t>
             </w:r>
@@ -1238,7 +1765,19 @@
       <w:tr>
         <w:tc>
           <w:tcPr>
-            <w:tcW w:type="dxa" w:w="1361"/>
+            <w:tcW w:w="1361" w:type="dxa"/>
+            <w:tcBorders>
+              <w:top w:val="single" w:sz="4" w:space="0" w:color="auto"/>
+              <w:left w:val="single" w:sz="4" w:space="0" w:color="auto"/>
+              <w:bottom w:val="single" w:sz="4" w:space="0" w:color="auto"/>
+              <w:right w:val="single" w:sz="4" w:space="0" w:color="auto"/>
+            </w:tcBorders>
+            <w:tcMar>
+              <w:top w:w="0" w:type="dxa"/>
+              <w:left w:w="108" w:type="dxa"/>
+              <w:bottom w:w="0" w:type="dxa"/>
+              <w:right w:w="108" w:type="dxa"/>
+            </w:tcMar>
             <w:vAlign w:val="center"/>
           </w:tcPr>
           <w:p>
@@ -1253,9 +1792,9 @@
             </w:r>
             <w:r>
               <w:rPr>
-                <w:rFonts w:ascii="Arial" w:hAnsi="Arial" w:eastAsia="Arial"/>
-                <w:b w:val="0"/>
+                <w:rFonts w:ascii="Arial" w:hAnsi="Arial" w:eastAsia="Arial" w:cs="Arial" w:csTheme="minorBidi"/>
                 <w:sz w:val="24"/>
+                <w:szCs w:val="22"/>
               </w:rPr>
               <w:t>title</w:t>
             </w:r>
@@ -1263,7 +1802,19 @@
         </w:tc>
         <w:tc>
           <w:tcPr>
-            <w:tcW w:type="dxa" w:w="850"/>
+            <w:tcW w:w="850" w:type="dxa"/>
+            <w:tcBorders>
+              <w:top w:val="single" w:sz="4" w:space="0" w:color="auto"/>
+              <w:left w:val="single" w:sz="4" w:space="0" w:color="auto"/>
+              <w:bottom w:val="single" w:sz="4" w:space="0" w:color="auto"/>
+              <w:right w:val="single" w:sz="4" w:space="0" w:color="auto"/>
+            </w:tcBorders>
+            <w:tcMar>
+              <w:top w:w="0" w:type="dxa"/>
+              <w:left w:w="108" w:type="dxa"/>
+              <w:bottom w:w="0" w:type="dxa"/>
+              <w:right w:w="108" w:type="dxa"/>
+            </w:tcMar>
             <w:vAlign w:val="center"/>
           </w:tcPr>
           <w:p>
@@ -1278,9 +1829,9 @@
             </w:r>
             <w:r>
               <w:rPr>
-                <w:rFonts w:ascii="Arial" w:hAnsi="Arial" w:eastAsia="Arial"/>
-                <w:b w:val="0"/>
+                <w:rFonts w:ascii="Arial" w:hAnsi="Arial" w:eastAsia="Arial" w:cs="Arial" w:csTheme="minorBidi"/>
                 <w:sz w:val="24"/>
+                <w:szCs w:val="22"/>
               </w:rPr>
               <w:t>Texto</w:t>
             </w:r>
@@ -1288,7 +1839,19 @@
         </w:tc>
         <w:tc>
           <w:tcPr>
-            <w:tcW w:type="dxa" w:w="2494"/>
+            <w:tcW w:w="2494" w:type="dxa"/>
+            <w:tcBorders>
+              <w:top w:val="single" w:sz="4" w:space="0" w:color="auto"/>
+              <w:left w:val="single" w:sz="4" w:space="0" w:color="auto"/>
+              <w:bottom w:val="single" w:sz="4" w:space="0" w:color="auto"/>
+              <w:right w:val="single" w:sz="4" w:space="0" w:color="auto"/>
+            </w:tcBorders>
+            <w:tcMar>
+              <w:top w:w="0" w:type="dxa"/>
+              <w:left w:w="108" w:type="dxa"/>
+              <w:bottom w:w="0" w:type="dxa"/>
+              <w:right w:w="108" w:type="dxa"/>
+            </w:tcMar>
             <w:vAlign w:val="center"/>
           </w:tcPr>
           <w:p>
@@ -1303,9 +1866,9 @@
             </w:r>
             <w:r>
               <w:rPr>
-                <w:rFonts w:ascii="Arial" w:hAnsi="Arial" w:eastAsia="Arial"/>
-                <w:b w:val="0"/>
+                <w:rFonts w:ascii="Arial" w:hAnsi="Arial" w:eastAsia="Arial" w:cs="Arial" w:csTheme="minorBidi"/>
                 <w:sz w:val="24"/>
+                <w:szCs w:val="22"/>
               </w:rPr>
               <w:t>Título da publicação.</w:t>
             </w:r>
@@ -1313,7 +1876,19 @@
         </w:tc>
         <w:tc>
           <w:tcPr>
-            <w:tcW w:type="dxa" w:w="1417"/>
+            <w:tcW w:w="1417" w:type="dxa"/>
+            <w:tcBorders>
+              <w:top w:val="single" w:sz="4" w:space="0" w:color="auto"/>
+              <w:left w:val="single" w:sz="4" w:space="0" w:color="auto"/>
+              <w:bottom w:val="single" w:sz="4" w:space="0" w:color="auto"/>
+              <w:right w:val="single" w:sz="4" w:space="0" w:color="auto"/>
+            </w:tcBorders>
+            <w:tcMar>
+              <w:top w:w="0" w:type="dxa"/>
+              <w:left w:w="108" w:type="dxa"/>
+              <w:bottom w:w="0" w:type="dxa"/>
+              <w:right w:w="108" w:type="dxa"/>
+            </w:tcMar>
             <w:vAlign w:val="center"/>
           </w:tcPr>
           <w:p>
@@ -1328,9 +1903,9 @@
             </w:r>
             <w:r>
               <w:rPr>
-                <w:rFonts w:ascii="Arial" w:hAnsi="Arial" w:eastAsia="Arial"/>
-                <w:b w:val="0"/>
+                <w:rFonts w:ascii="Arial" w:hAnsi="Arial" w:eastAsia="Arial" w:cs="Arial" w:csTheme="minorBidi"/>
                 <w:sz w:val="24"/>
+                <w:szCs w:val="22"/>
               </w:rPr>
               <w:t>Texto livre</w:t>
             </w:r>
@@ -1338,7 +1913,19 @@
         </w:tc>
         <w:tc>
           <w:tcPr>
-            <w:tcW w:type="dxa" w:w="850"/>
+            <w:tcW w:w="850" w:type="dxa"/>
+            <w:tcBorders>
+              <w:top w:val="single" w:sz="4" w:space="0" w:color="auto"/>
+              <w:left w:val="single" w:sz="4" w:space="0" w:color="auto"/>
+              <w:bottom w:val="single" w:sz="4" w:space="0" w:color="auto"/>
+              <w:right w:val="single" w:sz="4" w:space="0" w:color="auto"/>
+            </w:tcBorders>
+            <w:tcMar>
+              <w:top w:w="0" w:type="dxa"/>
+              <w:left w:w="108" w:type="dxa"/>
+              <w:bottom w:w="0" w:type="dxa"/>
+              <w:right w:w="108" w:type="dxa"/>
+            </w:tcMar>
             <w:vAlign w:val="center"/>
           </w:tcPr>
           <w:p>
@@ -1353,9 +1940,9 @@
             </w:r>
             <w:r>
               <w:rPr>
-                <w:rFonts w:ascii="Arial" w:hAnsi="Arial" w:eastAsia="Arial"/>
-                <w:b w:val="0"/>
+                <w:rFonts w:ascii="Arial" w:hAnsi="Arial" w:eastAsia="Arial" w:cs="Arial" w:csTheme="minorBidi"/>
                 <w:sz w:val="24"/>
+                <w:szCs w:val="22"/>
               </w:rPr>
               <w:t>0</w:t>
             </w:r>
@@ -1363,7 +1950,19 @@
         </w:tc>
         <w:tc>
           <w:tcPr>
-            <w:tcW w:type="dxa" w:w="2494"/>
+            <w:tcW w:w="2494" w:type="dxa"/>
+            <w:tcBorders>
+              <w:top w:val="single" w:sz="4" w:space="0" w:color="auto"/>
+              <w:left w:val="single" w:sz="4" w:space="0" w:color="auto"/>
+              <w:bottom w:val="single" w:sz="4" w:space="0" w:color="auto"/>
+              <w:right w:val="single" w:sz="4" w:space="0" w:color="auto"/>
+            </w:tcBorders>
+            <w:tcMar>
+              <w:top w:w="0" w:type="dxa"/>
+              <w:left w:w="108" w:type="dxa"/>
+              <w:bottom w:w="0" w:type="dxa"/>
+              <w:right w:w="108" w:type="dxa"/>
+            </w:tcMar>
             <w:vAlign w:val="center"/>
           </w:tcPr>
           <w:p>
@@ -1378,9 +1977,9 @@
             </w:r>
             <w:r>
               <w:rPr>
-                <w:rFonts w:ascii="Arial" w:hAnsi="Arial" w:eastAsia="Arial"/>
-                <w:b w:val="0"/>
+                <w:rFonts w:ascii="Arial" w:hAnsi="Arial" w:eastAsia="Arial" w:cs="Arial" w:csTheme="minorBidi"/>
                 <w:sz w:val="24"/>
+                <w:szCs w:val="22"/>
               </w:rPr>
               <w:t>Usado na EDA textual.</w:t>
             </w:r>
@@ -1390,7 +1989,19 @@
       <w:tr>
         <w:tc>
           <w:tcPr>
-            <w:tcW w:type="dxa" w:w="1361"/>
+            <w:tcW w:w="1361" w:type="dxa"/>
+            <w:tcBorders>
+              <w:top w:val="single" w:sz="4" w:space="0" w:color="auto"/>
+              <w:left w:val="single" w:sz="4" w:space="0" w:color="auto"/>
+              <w:bottom w:val="single" w:sz="4" w:space="0" w:color="auto"/>
+              <w:right w:val="single" w:sz="4" w:space="0" w:color="auto"/>
+            </w:tcBorders>
+            <w:tcMar>
+              <w:top w:w="0" w:type="dxa"/>
+              <w:left w:w="108" w:type="dxa"/>
+              <w:bottom w:w="0" w:type="dxa"/>
+              <w:right w:w="108" w:type="dxa"/>
+            </w:tcMar>
             <w:vAlign w:val="center"/>
           </w:tcPr>
           <w:p>
@@ -1405,9 +2016,9 @@
             </w:r>
             <w:r>
               <w:rPr>
-                <w:rFonts w:ascii="Arial" w:hAnsi="Arial" w:eastAsia="Arial"/>
-                <w:b w:val="0"/>
+                <w:rFonts w:ascii="Arial" w:hAnsi="Arial" w:eastAsia="Arial" w:cs="Arial" w:csTheme="minorBidi"/>
                 <w:sz w:val="24"/>
+                <w:szCs w:val="22"/>
               </w:rPr>
               <w:t>journal</w:t>
             </w:r>
@@ -1415,7 +2026,19 @@
         </w:tc>
         <w:tc>
           <w:tcPr>
-            <w:tcW w:type="dxa" w:w="850"/>
+            <w:tcW w:w="850" w:type="dxa"/>
+            <w:tcBorders>
+              <w:top w:val="single" w:sz="4" w:space="0" w:color="auto"/>
+              <w:left w:val="single" w:sz="4" w:space="0" w:color="auto"/>
+              <w:bottom w:val="single" w:sz="4" w:space="0" w:color="auto"/>
+              <w:right w:val="single" w:sz="4" w:space="0" w:color="auto"/>
+            </w:tcBorders>
+            <w:tcMar>
+              <w:top w:w="0" w:type="dxa"/>
+              <w:left w:w="108" w:type="dxa"/>
+              <w:bottom w:w="0" w:type="dxa"/>
+              <w:right w:w="108" w:type="dxa"/>
+            </w:tcMar>
             <w:vAlign w:val="center"/>
           </w:tcPr>
           <w:p>
@@ -1430,9 +2053,9 @@
             </w:r>
             <w:r>
               <w:rPr>
-                <w:rFonts w:ascii="Arial" w:hAnsi="Arial" w:eastAsia="Arial"/>
-                <w:b w:val="0"/>
+                <w:rFonts w:ascii="Arial" w:hAnsi="Arial" w:eastAsia="Arial" w:cs="Arial" w:csTheme="minorBidi"/>
                 <w:sz w:val="24"/>
+                <w:szCs w:val="22"/>
               </w:rPr>
               <w:t>Texto</w:t>
             </w:r>
@@ -1440,7 +2063,19 @@
         </w:tc>
         <w:tc>
           <w:tcPr>
-            <w:tcW w:type="dxa" w:w="2494"/>
+            <w:tcW w:w="2494" w:type="dxa"/>
+            <w:tcBorders>
+              <w:top w:val="single" w:sz="4" w:space="0" w:color="auto"/>
+              <w:left w:val="single" w:sz="4" w:space="0" w:color="auto"/>
+              <w:bottom w:val="single" w:sz="4" w:space="0" w:color="auto"/>
+              <w:right w:val="single" w:sz="4" w:space="0" w:color="auto"/>
+            </w:tcBorders>
+            <w:tcMar>
+              <w:top w:w="0" w:type="dxa"/>
+              <w:left w:w="108" w:type="dxa"/>
+              <w:bottom w:w="0" w:type="dxa"/>
+              <w:right w:w="108" w:type="dxa"/>
+            </w:tcMar>
             <w:vAlign w:val="center"/>
           </w:tcPr>
           <w:p>
@@ -1455,9 +2090,9 @@
             </w:r>
             <w:r>
               <w:rPr>
-                <w:rFonts w:ascii="Arial" w:hAnsi="Arial" w:eastAsia="Arial"/>
-                <w:b w:val="0"/>
+                <w:rFonts w:ascii="Arial" w:hAnsi="Arial" w:eastAsia="Arial" w:cs="Arial" w:csTheme="minorBidi"/>
                 <w:sz w:val="24"/>
+                <w:szCs w:val="22"/>
               </w:rPr>
               <w:t>Periódico informado.</w:t>
             </w:r>
@@ -1465,7 +2100,19 @@
         </w:tc>
         <w:tc>
           <w:tcPr>
-            <w:tcW w:type="dxa" w:w="1417"/>
+            <w:tcW w:w="1417" w:type="dxa"/>
+            <w:tcBorders>
+              <w:top w:val="single" w:sz="4" w:space="0" w:color="auto"/>
+              <w:left w:val="single" w:sz="4" w:space="0" w:color="auto"/>
+              <w:bottom w:val="single" w:sz="4" w:space="0" w:color="auto"/>
+              <w:right w:val="single" w:sz="4" w:space="0" w:color="auto"/>
+            </w:tcBorders>
+            <w:tcMar>
+              <w:top w:w="0" w:type="dxa"/>
+              <w:left w:w="108" w:type="dxa"/>
+              <w:bottom w:w="0" w:type="dxa"/>
+              <w:right w:w="108" w:type="dxa"/>
+            </w:tcMar>
             <w:vAlign w:val="center"/>
           </w:tcPr>
           <w:p>
@@ -1480,9 +2127,9 @@
             </w:r>
             <w:r>
               <w:rPr>
-                <w:rFonts w:ascii="Arial" w:hAnsi="Arial" w:eastAsia="Arial"/>
-                <w:b w:val="0"/>
+                <w:rFonts w:ascii="Arial" w:hAnsi="Arial" w:eastAsia="Arial" w:cs="Arial" w:csTheme="minorBidi"/>
                 <w:sz w:val="24"/>
+                <w:szCs w:val="22"/>
               </w:rPr>
               <w:t>Texto livre</w:t>
             </w:r>
@@ -1490,7 +2137,19 @@
         </w:tc>
         <w:tc>
           <w:tcPr>
-            <w:tcW w:type="dxa" w:w="850"/>
+            <w:tcW w:w="850" w:type="dxa"/>
+            <w:tcBorders>
+              <w:top w:val="single" w:sz="4" w:space="0" w:color="auto"/>
+              <w:left w:val="single" w:sz="4" w:space="0" w:color="auto"/>
+              <w:bottom w:val="single" w:sz="4" w:space="0" w:color="auto"/>
+              <w:right w:val="single" w:sz="4" w:space="0" w:color="auto"/>
+            </w:tcBorders>
+            <w:tcMar>
+              <w:top w:w="0" w:type="dxa"/>
+              <w:left w:w="108" w:type="dxa"/>
+              <w:bottom w:w="0" w:type="dxa"/>
+              <w:right w:w="108" w:type="dxa"/>
+            </w:tcMar>
             <w:vAlign w:val="center"/>
           </w:tcPr>
           <w:p>
@@ -1505,9 +2164,9 @@
             </w:r>
             <w:r>
               <w:rPr>
-                <w:rFonts w:ascii="Arial" w:hAnsi="Arial" w:eastAsia="Arial"/>
-                <w:b w:val="0"/>
+                <w:rFonts w:ascii="Arial" w:hAnsi="Arial" w:eastAsia="Arial" w:cs="Arial" w:csTheme="minorBidi"/>
                 <w:sz w:val="24"/>
+                <w:szCs w:val="22"/>
               </w:rPr>
               <w:t>0</w:t>
             </w:r>
@@ -1515,7 +2174,19 @@
         </w:tc>
         <w:tc>
           <w:tcPr>
-            <w:tcW w:type="dxa" w:w="2494"/>
+            <w:tcW w:w="2494" w:type="dxa"/>
+            <w:tcBorders>
+              <w:top w:val="single" w:sz="4" w:space="0" w:color="auto"/>
+              <w:left w:val="single" w:sz="4" w:space="0" w:color="auto"/>
+              <w:bottom w:val="single" w:sz="4" w:space="0" w:color="auto"/>
+              <w:right w:val="single" w:sz="4" w:space="0" w:color="auto"/>
+            </w:tcBorders>
+            <w:tcMar>
+              <w:top w:w="0" w:type="dxa"/>
+              <w:left w:w="108" w:type="dxa"/>
+              <w:bottom w:w="0" w:type="dxa"/>
+              <w:right w:w="108" w:type="dxa"/>
+            </w:tcMar>
             <w:vAlign w:val="center"/>
           </w:tcPr>
           <w:p>
@@ -1530,9 +2201,9 @@
             </w:r>
             <w:r>
               <w:rPr>
-                <w:rFonts w:ascii="Arial" w:hAnsi="Arial" w:eastAsia="Arial"/>
-                <w:b w:val="0"/>
+                <w:rFonts w:ascii="Arial" w:hAnsi="Arial" w:eastAsia="Arial" w:cs="Arial" w:csTheme="minorBidi"/>
                 <w:sz w:val="24"/>
+                <w:szCs w:val="22"/>
               </w:rPr>
               <w:t>Completo nesta amostra.</w:t>
             </w:r>
@@ -1542,7 +2213,19 @@
       <w:tr>
         <w:tc>
           <w:tcPr>
-            <w:tcW w:type="dxa" w:w="1361"/>
+            <w:tcW w:w="1361" w:type="dxa"/>
+            <w:tcBorders>
+              <w:top w:val="single" w:sz="4" w:space="0" w:color="auto"/>
+              <w:left w:val="single" w:sz="4" w:space="0" w:color="auto"/>
+              <w:bottom w:val="single" w:sz="4" w:space="0" w:color="auto"/>
+              <w:right w:val="single" w:sz="4" w:space="0" w:color="auto"/>
+            </w:tcBorders>
+            <w:tcMar>
+              <w:top w:w="0" w:type="dxa"/>
+              <w:left w:w="108" w:type="dxa"/>
+              <w:bottom w:w="0" w:type="dxa"/>
+              <w:right w:w="108" w:type="dxa"/>
+            </w:tcMar>
             <w:vAlign w:val="center"/>
           </w:tcPr>
           <w:p>
@@ -1557,9 +2240,9 @@
             </w:r>
             <w:r>
               <w:rPr>
-                <w:rFonts w:ascii="Arial" w:hAnsi="Arial" w:eastAsia="Arial"/>
-                <w:b w:val="0"/>
+                <w:rFonts w:ascii="Arial" w:hAnsi="Arial" w:eastAsia="Arial" w:cs="Arial" w:csTheme="minorBidi"/>
                 <w:sz w:val="24"/>
+                <w:szCs w:val="22"/>
               </w:rPr>
               <w:t>publication_date</w:t>
             </w:r>
@@ -1567,7 +2250,19 @@
         </w:tc>
         <w:tc>
           <w:tcPr>
-            <w:tcW w:type="dxa" w:w="850"/>
+            <w:tcW w:w="850" w:type="dxa"/>
+            <w:tcBorders>
+              <w:top w:val="single" w:sz="4" w:space="0" w:color="auto"/>
+              <w:left w:val="single" w:sz="4" w:space="0" w:color="auto"/>
+              <w:bottom w:val="single" w:sz="4" w:space="0" w:color="auto"/>
+              <w:right w:val="single" w:sz="4" w:space="0" w:color="auto"/>
+            </w:tcBorders>
+            <w:tcMar>
+              <w:top w:w="0" w:type="dxa"/>
+              <w:left w:w="108" w:type="dxa"/>
+              <w:bottom w:w="0" w:type="dxa"/>
+              <w:right w:w="108" w:type="dxa"/>
+            </w:tcMar>
             <w:vAlign w:val="center"/>
           </w:tcPr>
           <w:p>
@@ -1582,9 +2277,9 @@
             </w:r>
             <w:r>
               <w:rPr>
-                <w:rFonts w:ascii="Arial" w:hAnsi="Arial" w:eastAsia="Arial"/>
-                <w:b w:val="0"/>
+                <w:rFonts w:ascii="Arial" w:hAnsi="Arial" w:eastAsia="Arial" w:cs="Arial" w:csTheme="minorBidi"/>
                 <w:sz w:val="24"/>
+                <w:szCs w:val="22"/>
               </w:rPr>
               <w:t>Texto</w:t>
             </w:r>
@@ -1592,7 +2287,19 @@
         </w:tc>
         <w:tc>
           <w:tcPr>
-            <w:tcW w:type="dxa" w:w="2494"/>
+            <w:tcW w:w="2494" w:type="dxa"/>
+            <w:tcBorders>
+              <w:top w:val="single" w:sz="4" w:space="0" w:color="auto"/>
+              <w:left w:val="single" w:sz="4" w:space="0" w:color="auto"/>
+              <w:bottom w:val="single" w:sz="4" w:space="0" w:color="auto"/>
+              <w:right w:val="single" w:sz="4" w:space="0" w:color="auto"/>
+            </w:tcBorders>
+            <w:tcMar>
+              <w:top w:w="0" w:type="dxa"/>
+              <w:left w:w="108" w:type="dxa"/>
+              <w:bottom w:w="0" w:type="dxa"/>
+              <w:right w:w="108" w:type="dxa"/>
+            </w:tcMar>
             <w:vAlign w:val="center"/>
           </w:tcPr>
           <w:p>
@@ -1607,9 +2314,9 @@
             </w:r>
             <w:r>
               <w:rPr>
-                <w:rFonts w:ascii="Arial" w:hAnsi="Arial" w:eastAsia="Arial"/>
-                <w:b w:val="0"/>
+                <w:rFonts w:ascii="Arial" w:hAnsi="Arial" w:eastAsia="Arial" w:cs="Arial" w:csTheme="minorBidi"/>
                 <w:sz w:val="24"/>
+                <w:szCs w:val="22"/>
               </w:rPr>
               <w:t>Data original do PubMed.</w:t>
             </w:r>
@@ -1617,7 +2324,19 @@
         </w:tc>
         <w:tc>
           <w:tcPr>
-            <w:tcW w:type="dxa" w:w="1417"/>
+            <w:tcW w:w="1417" w:type="dxa"/>
+            <w:tcBorders>
+              <w:top w:val="single" w:sz="4" w:space="0" w:color="auto"/>
+              <w:left w:val="single" w:sz="4" w:space="0" w:color="auto"/>
+              <w:bottom w:val="single" w:sz="4" w:space="0" w:color="auto"/>
+              <w:right w:val="single" w:sz="4" w:space="0" w:color="auto"/>
+            </w:tcBorders>
+            <w:tcMar>
+              <w:top w:w="0" w:type="dxa"/>
+              <w:left w:w="108" w:type="dxa"/>
+              <w:bottom w:w="0" w:type="dxa"/>
+              <w:right w:w="108" w:type="dxa"/>
+            </w:tcMar>
             <w:vAlign w:val="center"/>
           </w:tcPr>
           <w:p>
@@ -1632,9 +2351,9 @@
             </w:r>
             <w:r>
               <w:rPr>
-                <w:rFonts w:ascii="Arial" w:hAnsi="Arial" w:eastAsia="Arial"/>
-                <w:b w:val="0"/>
+                <w:rFonts w:ascii="Arial" w:hAnsi="Arial" w:eastAsia="Arial" w:cs="Arial" w:csTheme="minorBidi"/>
                 <w:sz w:val="24"/>
+                <w:szCs w:val="22"/>
               </w:rPr>
               <w:t>Formato variável</w:t>
             </w:r>
@@ -1642,7 +2361,19 @@
         </w:tc>
         <w:tc>
           <w:tcPr>
-            <w:tcW w:type="dxa" w:w="850"/>
+            <w:tcW w:w="850" w:type="dxa"/>
+            <w:tcBorders>
+              <w:top w:val="single" w:sz="4" w:space="0" w:color="auto"/>
+              <w:left w:val="single" w:sz="4" w:space="0" w:color="auto"/>
+              <w:bottom w:val="single" w:sz="4" w:space="0" w:color="auto"/>
+              <w:right w:val="single" w:sz="4" w:space="0" w:color="auto"/>
+            </w:tcBorders>
+            <w:tcMar>
+              <w:top w:w="0" w:type="dxa"/>
+              <w:left w:w="108" w:type="dxa"/>
+              <w:bottom w:w="0" w:type="dxa"/>
+              <w:right w:w="108" w:type="dxa"/>
+            </w:tcMar>
             <w:vAlign w:val="center"/>
           </w:tcPr>
           <w:p>
@@ -1657,9 +2388,9 @@
             </w:r>
             <w:r>
               <w:rPr>
-                <w:rFonts w:ascii="Arial" w:hAnsi="Arial" w:eastAsia="Arial"/>
-                <w:b w:val="0"/>
+                <w:rFonts w:ascii="Arial" w:hAnsi="Arial" w:eastAsia="Arial" w:cs="Arial" w:csTheme="minorBidi"/>
                 <w:sz w:val="24"/>
+                <w:szCs w:val="22"/>
               </w:rPr>
               <w:t>0</w:t>
             </w:r>
@@ -1667,7 +2398,19 @@
         </w:tc>
         <w:tc>
           <w:tcPr>
-            <w:tcW w:type="dxa" w:w="2494"/>
+            <w:tcW w:w="2494" w:type="dxa"/>
+            <w:tcBorders>
+              <w:top w:val="single" w:sz="4" w:space="0" w:color="auto"/>
+              <w:left w:val="single" w:sz="4" w:space="0" w:color="auto"/>
+              <w:bottom w:val="single" w:sz="4" w:space="0" w:color="auto"/>
+              <w:right w:val="single" w:sz="4" w:space="0" w:color="auto"/>
+            </w:tcBorders>
+            <w:tcMar>
+              <w:top w:w="0" w:type="dxa"/>
+              <w:left w:w="108" w:type="dxa"/>
+              <w:bottom w:w="0" w:type="dxa"/>
+              <w:right w:w="108" w:type="dxa"/>
+            </w:tcMar>
             <w:vAlign w:val="center"/>
           </w:tcPr>
           <w:p>
@@ -1682,9 +2425,9 @@
             </w:r>
             <w:r>
               <w:rPr>
-                <w:rFonts w:ascii="Arial" w:hAnsi="Arial" w:eastAsia="Arial"/>
-                <w:b w:val="0"/>
+                <w:rFonts w:ascii="Arial" w:hAnsi="Arial" w:eastAsia="Arial" w:cs="Arial" w:csTheme="minorBidi"/>
                 <w:sz w:val="24"/>
+                <w:szCs w:val="22"/>
               </w:rPr>
               <w:t>Origem da coluna year.</w:t>
             </w:r>
@@ -1694,7 +2437,19 @@
       <w:tr>
         <w:tc>
           <w:tcPr>
-            <w:tcW w:type="dxa" w:w="1361"/>
+            <w:tcW w:w="1361" w:type="dxa"/>
+            <w:tcBorders>
+              <w:top w:val="single" w:sz="4" w:space="0" w:color="auto"/>
+              <w:left w:val="single" w:sz="4" w:space="0" w:color="auto"/>
+              <w:bottom w:val="single" w:sz="4" w:space="0" w:color="auto"/>
+              <w:right w:val="single" w:sz="4" w:space="0" w:color="auto"/>
+            </w:tcBorders>
+            <w:tcMar>
+              <w:top w:w="0" w:type="dxa"/>
+              <w:left w:w="108" w:type="dxa"/>
+              <w:bottom w:w="0" w:type="dxa"/>
+              <w:right w:w="108" w:type="dxa"/>
+            </w:tcMar>
             <w:vAlign w:val="center"/>
           </w:tcPr>
           <w:p>
@@ -1709,9 +2464,9 @@
             </w:r>
             <w:r>
               <w:rPr>
-                <w:rFonts w:ascii="Arial" w:hAnsi="Arial" w:eastAsia="Arial"/>
-                <w:b w:val="0"/>
+                <w:rFonts w:ascii="Arial" w:hAnsi="Arial" w:eastAsia="Arial" w:cs="Arial" w:csTheme="minorBidi"/>
                 <w:sz w:val="24"/>
+                <w:szCs w:val="22"/>
               </w:rPr>
               <w:t>year</w:t>
             </w:r>
@@ -1719,7 +2474,19 @@
         </w:tc>
         <w:tc>
           <w:tcPr>
-            <w:tcW w:type="dxa" w:w="850"/>
+            <w:tcW w:w="850" w:type="dxa"/>
+            <w:tcBorders>
+              <w:top w:val="single" w:sz="4" w:space="0" w:color="auto"/>
+              <w:left w:val="single" w:sz="4" w:space="0" w:color="auto"/>
+              <w:bottom w:val="single" w:sz="4" w:space="0" w:color="auto"/>
+              <w:right w:val="single" w:sz="4" w:space="0" w:color="auto"/>
+            </w:tcBorders>
+            <w:tcMar>
+              <w:top w:w="0" w:type="dxa"/>
+              <w:left w:w="108" w:type="dxa"/>
+              <w:bottom w:w="0" w:type="dxa"/>
+              <w:right w:w="108" w:type="dxa"/>
+            </w:tcMar>
             <w:vAlign w:val="center"/>
           </w:tcPr>
           <w:p>
@@ -1734,9 +2501,9 @@
             </w:r>
             <w:r>
               <w:rPr>
-                <w:rFonts w:ascii="Arial" w:hAnsi="Arial" w:eastAsia="Arial"/>
-                <w:b w:val="0"/>
+                <w:rFonts w:ascii="Arial" w:hAnsi="Arial" w:eastAsia="Arial" w:cs="Arial" w:csTheme="minorBidi"/>
                 <w:sz w:val="24"/>
+                <w:szCs w:val="22"/>
               </w:rPr>
               <w:t>Inteiro</w:t>
             </w:r>
@@ -1744,7 +2511,19 @@
         </w:tc>
         <w:tc>
           <w:tcPr>
-            <w:tcW w:type="dxa" w:w="2494"/>
+            <w:tcW w:w="2494" w:type="dxa"/>
+            <w:tcBorders>
+              <w:top w:val="single" w:sz="4" w:space="0" w:color="auto"/>
+              <w:left w:val="single" w:sz="4" w:space="0" w:color="auto"/>
+              <w:bottom w:val="single" w:sz="4" w:space="0" w:color="auto"/>
+              <w:right w:val="single" w:sz="4" w:space="0" w:color="auto"/>
+            </w:tcBorders>
+            <w:tcMar>
+              <w:top w:w="0" w:type="dxa"/>
+              <w:left w:w="108" w:type="dxa"/>
+              <w:bottom w:w="0" w:type="dxa"/>
+              <w:right w:w="108" w:type="dxa"/>
+            </w:tcMar>
             <w:vAlign w:val="center"/>
           </w:tcPr>
           <w:p>
@@ -1759,9 +2538,9 @@
             </w:r>
             <w:r>
               <w:rPr>
-                <w:rFonts w:ascii="Arial" w:hAnsi="Arial" w:eastAsia="Arial"/>
-                <w:b w:val="0"/>
+                <w:rFonts w:ascii="Arial" w:hAnsi="Arial" w:eastAsia="Arial" w:cs="Arial" w:csTheme="minorBidi"/>
                 <w:sz w:val="24"/>
+                <w:szCs w:val="22"/>
               </w:rPr>
               <w:t>Ano extraído da data.</w:t>
             </w:r>
@@ -1769,7 +2548,19 @@
         </w:tc>
         <w:tc>
           <w:tcPr>
-            <w:tcW w:type="dxa" w:w="1417"/>
+            <w:tcW w:w="1417" w:type="dxa"/>
+            <w:tcBorders>
+              <w:top w:val="single" w:sz="4" w:space="0" w:color="auto"/>
+              <w:left w:val="single" w:sz="4" w:space="0" w:color="auto"/>
+              <w:bottom w:val="single" w:sz="4" w:space="0" w:color="auto"/>
+              <w:right w:val="single" w:sz="4" w:space="0" w:color="auto"/>
+            </w:tcBorders>
+            <w:tcMar>
+              <w:top w:w="0" w:type="dxa"/>
+              <w:left w:w="108" w:type="dxa"/>
+              <w:bottom w:w="0" w:type="dxa"/>
+              <w:right w:w="108" w:type="dxa"/>
+            </w:tcMar>
             <w:vAlign w:val="center"/>
           </w:tcPr>
           <w:p>
@@ -1784,9 +2575,9 @@
             </w:r>
             <w:r>
               <w:rPr>
-                <w:rFonts w:ascii="Arial" w:hAnsi="Arial" w:eastAsia="Arial"/>
-                <w:b w:val="0"/>
+                <w:rFonts w:ascii="Arial" w:hAnsi="Arial" w:eastAsia="Arial" w:cs="Arial" w:csTheme="minorBidi"/>
                 <w:sz w:val="24"/>
+                <w:szCs w:val="22"/>
               </w:rPr>
               <w:t>AAAA</w:t>
             </w:r>
@@ -1794,7 +2585,19 @@
         </w:tc>
         <w:tc>
           <w:tcPr>
-            <w:tcW w:type="dxa" w:w="850"/>
+            <w:tcW w:w="850" w:type="dxa"/>
+            <w:tcBorders>
+              <w:top w:val="single" w:sz="4" w:space="0" w:color="auto"/>
+              <w:left w:val="single" w:sz="4" w:space="0" w:color="auto"/>
+              <w:bottom w:val="single" w:sz="4" w:space="0" w:color="auto"/>
+              <w:right w:val="single" w:sz="4" w:space="0" w:color="auto"/>
+            </w:tcBorders>
+            <w:tcMar>
+              <w:top w:w="0" w:type="dxa"/>
+              <w:left w:w="108" w:type="dxa"/>
+              <w:bottom w:w="0" w:type="dxa"/>
+              <w:right w:w="108" w:type="dxa"/>
+            </w:tcMar>
             <w:vAlign w:val="center"/>
           </w:tcPr>
           <w:p>
@@ -1809,9 +2612,9 @@
             </w:r>
             <w:r>
               <w:rPr>
-                <w:rFonts w:ascii="Arial" w:hAnsi="Arial" w:eastAsia="Arial"/>
-                <w:b w:val="0"/>
+                <w:rFonts w:ascii="Arial" w:hAnsi="Arial" w:eastAsia="Arial" w:cs="Arial" w:csTheme="minorBidi"/>
                 <w:sz w:val="24"/>
+                <w:szCs w:val="22"/>
               </w:rPr>
               <w:t>0</w:t>
             </w:r>
@@ -1819,7 +2622,19 @@
         </w:tc>
         <w:tc>
           <w:tcPr>
-            <w:tcW w:type="dxa" w:w="2494"/>
+            <w:tcW w:w="2494" w:type="dxa"/>
+            <w:tcBorders>
+              <w:top w:val="single" w:sz="4" w:space="0" w:color="auto"/>
+              <w:left w:val="single" w:sz="4" w:space="0" w:color="auto"/>
+              <w:bottom w:val="single" w:sz="4" w:space="0" w:color="auto"/>
+              <w:right w:val="single" w:sz="4" w:space="0" w:color="auto"/>
+            </w:tcBorders>
+            <w:tcMar>
+              <w:top w:w="0" w:type="dxa"/>
+              <w:left w:w="108" w:type="dxa"/>
+              <w:bottom w:w="0" w:type="dxa"/>
+              <w:right w:w="108" w:type="dxa"/>
+            </w:tcMar>
             <w:vAlign w:val="center"/>
           </w:tcPr>
           <w:p>
@@ -1834,9 +2649,9 @@
             </w:r>
             <w:r>
               <w:rPr>
-                <w:rFonts w:ascii="Arial" w:hAnsi="Arial" w:eastAsia="Arial"/>
-                <w:b w:val="0"/>
+                <w:rFonts w:ascii="Arial" w:hAnsi="Arial" w:eastAsia="Arial" w:cs="Arial" w:csTheme="minorBidi"/>
                 <w:sz w:val="24"/>
+                <w:szCs w:val="22"/>
               </w:rPr>
               <w:t>Entre 1800 e o ano da coleta.</w:t>
             </w:r>
@@ -1846,7 +2661,19 @@
       <w:tr>
         <w:tc>
           <w:tcPr>
-            <w:tcW w:type="dxa" w:w="1361"/>
+            <w:tcW w:w="1361" w:type="dxa"/>
+            <w:tcBorders>
+              <w:top w:val="single" w:sz="4" w:space="0" w:color="auto"/>
+              <w:left w:val="single" w:sz="4" w:space="0" w:color="auto"/>
+              <w:bottom w:val="single" w:sz="4" w:space="0" w:color="auto"/>
+              <w:right w:val="single" w:sz="4" w:space="0" w:color="auto"/>
+            </w:tcBorders>
+            <w:tcMar>
+              <w:top w:w="0" w:type="dxa"/>
+              <w:left w:w="108" w:type="dxa"/>
+              <w:bottom w:w="0" w:type="dxa"/>
+              <w:right w:w="108" w:type="dxa"/>
+            </w:tcMar>
             <w:vAlign w:val="center"/>
           </w:tcPr>
           <w:p>
@@ -1861,9 +2688,9 @@
             </w:r>
             <w:r>
               <w:rPr>
-                <w:rFonts w:ascii="Arial" w:hAnsi="Arial" w:eastAsia="Arial"/>
-                <w:b w:val="0"/>
+                <w:rFonts w:ascii="Arial" w:hAnsi="Arial" w:eastAsia="Arial" w:cs="Arial" w:csTheme="minorBidi"/>
                 <w:sz w:val="24"/>
+                <w:szCs w:val="22"/>
               </w:rPr>
               <w:t>author_count</w:t>
             </w:r>
@@ -1871,7 +2698,19 @@
         </w:tc>
         <w:tc>
           <w:tcPr>
-            <w:tcW w:type="dxa" w:w="850"/>
+            <w:tcW w:w="850" w:type="dxa"/>
+            <w:tcBorders>
+              <w:top w:val="single" w:sz="4" w:space="0" w:color="auto"/>
+              <w:left w:val="single" w:sz="4" w:space="0" w:color="auto"/>
+              <w:bottom w:val="single" w:sz="4" w:space="0" w:color="auto"/>
+              <w:right w:val="single" w:sz="4" w:space="0" w:color="auto"/>
+            </w:tcBorders>
+            <w:tcMar>
+              <w:top w:w="0" w:type="dxa"/>
+              <w:left w:w="108" w:type="dxa"/>
+              <w:bottom w:w="0" w:type="dxa"/>
+              <w:right w:w="108" w:type="dxa"/>
+            </w:tcMar>
             <w:vAlign w:val="center"/>
           </w:tcPr>
           <w:p>
@@ -1886,9 +2725,9 @@
             </w:r>
             <w:r>
               <w:rPr>
-                <w:rFonts w:ascii="Arial" w:hAnsi="Arial" w:eastAsia="Arial"/>
-                <w:b w:val="0"/>
+                <w:rFonts w:ascii="Arial" w:hAnsi="Arial" w:eastAsia="Arial" w:cs="Arial" w:csTheme="minorBidi"/>
                 <w:sz w:val="24"/>
+                <w:szCs w:val="22"/>
               </w:rPr>
               <w:t>Inteiro</w:t>
             </w:r>
@@ -1896,7 +2735,19 @@
         </w:tc>
         <w:tc>
           <w:tcPr>
-            <w:tcW w:type="dxa" w:w="2494"/>
+            <w:tcW w:w="2494" w:type="dxa"/>
+            <w:tcBorders>
+              <w:top w:val="single" w:sz="4" w:space="0" w:color="auto"/>
+              <w:left w:val="single" w:sz="4" w:space="0" w:color="auto"/>
+              <w:bottom w:val="single" w:sz="4" w:space="0" w:color="auto"/>
+              <w:right w:val="single" w:sz="4" w:space="0" w:color="auto"/>
+            </w:tcBorders>
+            <w:tcMar>
+              <w:top w:w="0" w:type="dxa"/>
+              <w:left w:w="108" w:type="dxa"/>
+              <w:bottom w:w="0" w:type="dxa"/>
+              <w:right w:w="108" w:type="dxa"/>
+            </w:tcMar>
             <w:vAlign w:val="center"/>
           </w:tcPr>
           <w:p>
@@ -1911,9 +2762,9 @@
             </w:r>
             <w:r>
               <w:rPr>
-                <w:rFonts w:ascii="Arial" w:hAnsi="Arial" w:eastAsia="Arial"/>
-                <w:b w:val="0"/>
+                <w:rFonts w:ascii="Arial" w:hAnsi="Arial" w:eastAsia="Arial" w:cs="Arial" w:csTheme="minorBidi"/>
                 <w:sz w:val="24"/>
+                <w:szCs w:val="22"/>
               </w:rPr>
               <w:t>Número de autores retornados.</w:t>
             </w:r>
@@ -1921,7 +2772,19 @@
         </w:tc>
         <w:tc>
           <w:tcPr>
-            <w:tcW w:type="dxa" w:w="1417"/>
+            <w:tcW w:w="1417" w:type="dxa"/>
+            <w:tcBorders>
+              <w:top w:val="single" w:sz="4" w:space="0" w:color="auto"/>
+              <w:left w:val="single" w:sz="4" w:space="0" w:color="auto"/>
+              <w:bottom w:val="single" w:sz="4" w:space="0" w:color="auto"/>
+              <w:right w:val="single" w:sz="4" w:space="0" w:color="auto"/>
+            </w:tcBorders>
+            <w:tcMar>
+              <w:top w:w="0" w:type="dxa"/>
+              <w:left w:w="108" w:type="dxa"/>
+              <w:bottom w:w="0" w:type="dxa"/>
+              <w:right w:w="108" w:type="dxa"/>
+            </w:tcMar>
             <w:vAlign w:val="center"/>
           </w:tcPr>
           <w:p>
@@ -1936,9 +2799,9 @@
             </w:r>
             <w:r>
               <w:rPr>
-                <w:rFonts w:ascii="Arial" w:hAnsi="Arial" w:eastAsia="Arial"/>
-                <w:b w:val="0"/>
+                <w:rFonts w:ascii="Arial" w:hAnsi="Arial" w:eastAsia="Arial" w:cs="Arial" w:csTheme="minorBidi"/>
                 <w:sz w:val="24"/>
+                <w:szCs w:val="22"/>
               </w:rPr>
               <w:t>Contagem</w:t>
             </w:r>
@@ -1946,7 +2809,19 @@
         </w:tc>
         <w:tc>
           <w:tcPr>
-            <w:tcW w:type="dxa" w:w="850"/>
+            <w:tcW w:w="850" w:type="dxa"/>
+            <w:tcBorders>
+              <w:top w:val="single" w:sz="4" w:space="0" w:color="auto"/>
+              <w:left w:val="single" w:sz="4" w:space="0" w:color="auto"/>
+              <w:bottom w:val="single" w:sz="4" w:space="0" w:color="auto"/>
+              <w:right w:val="single" w:sz="4" w:space="0" w:color="auto"/>
+            </w:tcBorders>
+            <w:tcMar>
+              <w:top w:w="0" w:type="dxa"/>
+              <w:left w:w="108" w:type="dxa"/>
+              <w:bottom w:w="0" w:type="dxa"/>
+              <w:right w:w="108" w:type="dxa"/>
+            </w:tcMar>
             <w:vAlign w:val="center"/>
           </w:tcPr>
           <w:p>
@@ -1961,9 +2836,9 @@
             </w:r>
             <w:r>
               <w:rPr>
-                <w:rFonts w:ascii="Arial" w:hAnsi="Arial" w:eastAsia="Arial"/>
-                <w:b w:val="0"/>
+                <w:rFonts w:ascii="Arial" w:hAnsi="Arial" w:eastAsia="Arial" w:cs="Arial" w:csTheme="minorBidi"/>
                 <w:sz w:val="24"/>
+                <w:szCs w:val="22"/>
               </w:rPr>
               <w:t>2*</w:t>
             </w:r>
@@ -1971,7 +2846,19 @@
         </w:tc>
         <w:tc>
           <w:tcPr>
-            <w:tcW w:type="dxa" w:w="2494"/>
+            <w:tcW w:w="2494" w:type="dxa"/>
+            <w:tcBorders>
+              <w:top w:val="single" w:sz="4" w:space="0" w:color="auto"/>
+              <w:left w:val="single" w:sz="4" w:space="0" w:color="auto"/>
+              <w:bottom w:val="single" w:sz="4" w:space="0" w:color="auto"/>
+              <w:right w:val="single" w:sz="4" w:space="0" w:color="auto"/>
+            </w:tcBorders>
+            <w:tcMar>
+              <w:top w:w="0" w:type="dxa"/>
+              <w:left w:w="108" w:type="dxa"/>
+              <w:bottom w:w="0" w:type="dxa"/>
+              <w:right w:w="108" w:type="dxa"/>
+            </w:tcMar>
             <w:vAlign w:val="center"/>
           </w:tcPr>
           <w:p>
@@ -1986,9 +2873,9 @@
             </w:r>
             <w:r>
               <w:rPr>
-                <w:rFonts w:ascii="Arial" w:hAnsi="Arial" w:eastAsia="Arial"/>
-                <w:b w:val="0"/>
+                <w:rFonts w:ascii="Arial" w:hAnsi="Arial" w:eastAsia="Arial" w:cs="Arial" w:csTheme="minorBidi"/>
                 <w:sz w:val="24"/>
+                <w:szCs w:val="22"/>
               </w:rPr>
               <w:t>Zero representa autoria ausente.</w:t>
             </w:r>
@@ -1998,7 +2885,19 @@
       <w:tr>
         <w:tc>
           <w:tcPr>
-            <w:tcW w:type="dxa" w:w="1361"/>
+            <w:tcW w:w="1361" w:type="dxa"/>
+            <w:tcBorders>
+              <w:top w:val="single" w:sz="4" w:space="0" w:color="auto"/>
+              <w:left w:val="single" w:sz="4" w:space="0" w:color="auto"/>
+              <w:bottom w:val="single" w:sz="4" w:space="0" w:color="auto"/>
+              <w:right w:val="single" w:sz="4" w:space="0" w:color="auto"/>
+            </w:tcBorders>
+            <w:tcMar>
+              <w:top w:w="0" w:type="dxa"/>
+              <w:left w:w="108" w:type="dxa"/>
+              <w:bottom w:w="0" w:type="dxa"/>
+              <w:right w:w="108" w:type="dxa"/>
+            </w:tcMar>
             <w:vAlign w:val="center"/>
           </w:tcPr>
           <w:p>
@@ -2013,9 +2912,9 @@
             </w:r>
             <w:r>
               <w:rPr>
-                <w:rFonts w:ascii="Arial" w:hAnsi="Arial" w:eastAsia="Arial"/>
-                <w:b w:val="0"/>
+                <w:rFonts w:ascii="Arial" w:hAnsi="Arial" w:eastAsia="Arial" w:cs="Arial" w:csTheme="minorBidi"/>
                 <w:sz w:val="24"/>
+                <w:szCs w:val="22"/>
               </w:rPr>
               <w:t>first_author</w:t>
             </w:r>
@@ -2023,7 +2922,19 @@
         </w:tc>
         <w:tc>
           <w:tcPr>
-            <w:tcW w:type="dxa" w:w="850"/>
+            <w:tcW w:w="850" w:type="dxa"/>
+            <w:tcBorders>
+              <w:top w:val="single" w:sz="4" w:space="0" w:color="auto"/>
+              <w:left w:val="single" w:sz="4" w:space="0" w:color="auto"/>
+              <w:bottom w:val="single" w:sz="4" w:space="0" w:color="auto"/>
+              <w:right w:val="single" w:sz="4" w:space="0" w:color="auto"/>
+            </w:tcBorders>
+            <w:tcMar>
+              <w:top w:w="0" w:type="dxa"/>
+              <w:left w:w="108" w:type="dxa"/>
+              <w:bottom w:w="0" w:type="dxa"/>
+              <w:right w:w="108" w:type="dxa"/>
+            </w:tcMar>
             <w:vAlign w:val="center"/>
           </w:tcPr>
           <w:p>
@@ -2038,9 +2949,9 @@
             </w:r>
             <w:r>
               <w:rPr>
-                <w:rFonts w:ascii="Arial" w:hAnsi="Arial" w:eastAsia="Arial"/>
-                <w:b w:val="0"/>
+                <w:rFonts w:ascii="Arial" w:hAnsi="Arial" w:eastAsia="Arial" w:cs="Arial" w:csTheme="minorBidi"/>
                 <w:sz w:val="24"/>
+                <w:szCs w:val="22"/>
               </w:rPr>
               <w:t>Texto</w:t>
             </w:r>
@@ -2048,7 +2959,19 @@
         </w:tc>
         <w:tc>
           <w:tcPr>
-            <w:tcW w:type="dxa" w:w="2494"/>
+            <w:tcW w:w="2494" w:type="dxa"/>
+            <w:tcBorders>
+              <w:top w:val="single" w:sz="4" w:space="0" w:color="auto"/>
+              <w:left w:val="single" w:sz="4" w:space="0" w:color="auto"/>
+              <w:bottom w:val="single" w:sz="4" w:space="0" w:color="auto"/>
+              <w:right w:val="single" w:sz="4" w:space="0" w:color="auto"/>
+            </w:tcBorders>
+            <w:tcMar>
+              <w:top w:w="0" w:type="dxa"/>
+              <w:left w:w="108" w:type="dxa"/>
+              <w:bottom w:w="0" w:type="dxa"/>
+              <w:right w:w="108" w:type="dxa"/>
+            </w:tcMar>
             <w:vAlign w:val="center"/>
           </w:tcPr>
           <w:p>
@@ -2063,9 +2986,9 @@
             </w:r>
             <w:r>
               <w:rPr>
-                <w:rFonts w:ascii="Arial" w:hAnsi="Arial" w:eastAsia="Arial"/>
-                <w:b w:val="0"/>
+                <w:rFonts w:ascii="Arial" w:hAnsi="Arial" w:eastAsia="Arial" w:cs="Arial" w:csTheme="minorBidi"/>
                 <w:sz w:val="24"/>
+                <w:szCs w:val="22"/>
               </w:rPr>
               <w:t>Primeiro autor retornado.</w:t>
             </w:r>
@@ -2073,7 +2996,19 @@
         </w:tc>
         <w:tc>
           <w:tcPr>
-            <w:tcW w:type="dxa" w:w="1417"/>
+            <w:tcW w:w="1417" w:type="dxa"/>
+            <w:tcBorders>
+              <w:top w:val="single" w:sz="4" w:space="0" w:color="auto"/>
+              <w:left w:val="single" w:sz="4" w:space="0" w:color="auto"/>
+              <w:bottom w:val="single" w:sz="4" w:space="0" w:color="auto"/>
+              <w:right w:val="single" w:sz="4" w:space="0" w:color="auto"/>
+            </w:tcBorders>
+            <w:tcMar>
+              <w:top w:w="0" w:type="dxa"/>
+              <w:left w:w="108" w:type="dxa"/>
+              <w:bottom w:w="0" w:type="dxa"/>
+              <w:right w:w="108" w:type="dxa"/>
+            </w:tcMar>
             <w:vAlign w:val="center"/>
           </w:tcPr>
           <w:p>
@@ -2088,9 +3023,9 @@
             </w:r>
             <w:r>
               <w:rPr>
-                <w:rFonts w:ascii="Arial" w:hAnsi="Arial" w:eastAsia="Arial"/>
-                <w:b w:val="0"/>
+                <w:rFonts w:ascii="Arial" w:hAnsi="Arial" w:eastAsia="Arial" w:cs="Arial" w:csTheme="minorBidi"/>
                 <w:sz w:val="24"/>
+                <w:szCs w:val="22"/>
               </w:rPr>
               <w:t>Sobrenome/iniciais</w:t>
             </w:r>
@@ -2098,7 +3033,19 @@
         </w:tc>
         <w:tc>
           <w:tcPr>
-            <w:tcW w:type="dxa" w:w="850"/>
+            <w:tcW w:w="850" w:type="dxa"/>
+            <w:tcBorders>
+              <w:top w:val="single" w:sz="4" w:space="0" w:color="auto"/>
+              <w:left w:val="single" w:sz="4" w:space="0" w:color="auto"/>
+              <w:bottom w:val="single" w:sz="4" w:space="0" w:color="auto"/>
+              <w:right w:val="single" w:sz="4" w:space="0" w:color="auto"/>
+            </w:tcBorders>
+            <w:tcMar>
+              <w:top w:w="0" w:type="dxa"/>
+              <w:left w:w="108" w:type="dxa"/>
+              <w:bottom w:w="0" w:type="dxa"/>
+              <w:right w:w="108" w:type="dxa"/>
+            </w:tcMar>
             <w:vAlign w:val="center"/>
           </w:tcPr>
           <w:p>
@@ -2113,9 +3060,9 @@
             </w:r>
             <w:r>
               <w:rPr>
-                <w:rFonts w:ascii="Arial" w:hAnsi="Arial" w:eastAsia="Arial"/>
-                <w:b w:val="0"/>
+                <w:rFonts w:ascii="Arial" w:hAnsi="Arial" w:eastAsia="Arial" w:cs="Arial" w:csTheme="minorBidi"/>
                 <w:sz w:val="24"/>
+                <w:szCs w:val="22"/>
               </w:rPr>
               <w:t>2</w:t>
             </w:r>
@@ -2123,7 +3070,19 @@
         </w:tc>
         <w:tc>
           <w:tcPr>
-            <w:tcW w:type="dxa" w:w="2494"/>
+            <w:tcW w:w="2494" w:type="dxa"/>
+            <w:tcBorders>
+              <w:top w:val="single" w:sz="4" w:space="0" w:color="auto"/>
+              <w:left w:val="single" w:sz="4" w:space="0" w:color="auto"/>
+              <w:bottom w:val="single" w:sz="4" w:space="0" w:color="auto"/>
+              <w:right w:val="single" w:sz="4" w:space="0" w:color="auto"/>
+            </w:tcBorders>
+            <w:tcMar>
+              <w:top w:w="0" w:type="dxa"/>
+              <w:left w:w="108" w:type="dxa"/>
+              <w:bottom w:w="0" w:type="dxa"/>
+              <w:right w:w="108" w:type="dxa"/>
+            </w:tcMar>
             <w:vAlign w:val="center"/>
           </w:tcPr>
           <w:p>
@@ -2138,9 +3097,9 @@
             </w:r>
             <w:r>
               <w:rPr>
-                <w:rFonts w:ascii="Arial" w:hAnsi="Arial" w:eastAsia="Arial"/>
-                <w:b w:val="0"/>
+                <w:rFonts w:ascii="Arial" w:hAnsi="Arial" w:eastAsia="Arial" w:cs="Arial" w:csTheme="minorBidi"/>
                 <w:sz w:val="24"/>
+                <w:szCs w:val="22"/>
               </w:rPr>
               <w:t>Ausente quando author_count é zero.</w:t>
             </w:r>
@@ -2150,7 +3109,19 @@
       <w:tr>
         <w:tc>
           <w:tcPr>
-            <w:tcW w:type="dxa" w:w="1361"/>
+            <w:tcW w:w="1361" w:type="dxa"/>
+            <w:tcBorders>
+              <w:top w:val="single" w:sz="4" w:space="0" w:color="auto"/>
+              <w:left w:val="single" w:sz="4" w:space="0" w:color="auto"/>
+              <w:bottom w:val="single" w:sz="4" w:space="0" w:color="auto"/>
+              <w:right w:val="single" w:sz="4" w:space="0" w:color="auto"/>
+            </w:tcBorders>
+            <w:tcMar>
+              <w:top w:w="0" w:type="dxa"/>
+              <w:left w:w="108" w:type="dxa"/>
+              <w:bottom w:w="0" w:type="dxa"/>
+              <w:right w:w="108" w:type="dxa"/>
+            </w:tcMar>
             <w:vAlign w:val="center"/>
           </w:tcPr>
           <w:p>
@@ -2165,9 +3136,9 @@
             </w:r>
             <w:r>
               <w:rPr>
-                <w:rFonts w:ascii="Arial" w:hAnsi="Arial" w:eastAsia="Arial"/>
-                <w:b w:val="0"/>
+                <w:rFonts w:ascii="Arial" w:hAnsi="Arial" w:eastAsia="Arial" w:cs="Arial" w:csTheme="minorBidi"/>
                 <w:sz w:val="24"/>
+                <w:szCs w:val="22"/>
               </w:rPr>
               <w:t>doi</w:t>
             </w:r>
@@ -2175,7 +3146,19 @@
         </w:tc>
         <w:tc>
           <w:tcPr>
-            <w:tcW w:type="dxa" w:w="850"/>
+            <w:tcW w:w="850" w:type="dxa"/>
+            <w:tcBorders>
+              <w:top w:val="single" w:sz="4" w:space="0" w:color="auto"/>
+              <w:left w:val="single" w:sz="4" w:space="0" w:color="auto"/>
+              <w:bottom w:val="single" w:sz="4" w:space="0" w:color="auto"/>
+              <w:right w:val="single" w:sz="4" w:space="0" w:color="auto"/>
+            </w:tcBorders>
+            <w:tcMar>
+              <w:top w:w="0" w:type="dxa"/>
+              <w:left w:w="108" w:type="dxa"/>
+              <w:bottom w:w="0" w:type="dxa"/>
+              <w:right w:w="108" w:type="dxa"/>
+            </w:tcMar>
             <w:vAlign w:val="center"/>
           </w:tcPr>
           <w:p>
@@ -2190,9 +3173,9 @@
             </w:r>
             <w:r>
               <w:rPr>
-                <w:rFonts w:ascii="Arial" w:hAnsi="Arial" w:eastAsia="Arial"/>
-                <w:b w:val="0"/>
+                <w:rFonts w:ascii="Arial" w:hAnsi="Arial" w:eastAsia="Arial" w:cs="Arial" w:csTheme="minorBidi"/>
                 <w:sz w:val="24"/>
+                <w:szCs w:val="22"/>
               </w:rPr>
               <w:t>Texto</w:t>
             </w:r>
@@ -2200,7 +3183,19 @@
         </w:tc>
         <w:tc>
           <w:tcPr>
-            <w:tcW w:type="dxa" w:w="2494"/>
+            <w:tcW w:w="2494" w:type="dxa"/>
+            <w:tcBorders>
+              <w:top w:val="single" w:sz="4" w:space="0" w:color="auto"/>
+              <w:left w:val="single" w:sz="4" w:space="0" w:color="auto"/>
+              <w:bottom w:val="single" w:sz="4" w:space="0" w:color="auto"/>
+              <w:right w:val="single" w:sz="4" w:space="0" w:color="auto"/>
+            </w:tcBorders>
+            <w:tcMar>
+              <w:top w:w="0" w:type="dxa"/>
+              <w:left w:w="108" w:type="dxa"/>
+              <w:bottom w:w="0" w:type="dxa"/>
+              <w:right w:w="108" w:type="dxa"/>
+            </w:tcMar>
             <w:vAlign w:val="center"/>
           </w:tcPr>
           <w:p>
@@ -2215,9 +3210,9 @@
             </w:r>
             <w:r>
               <w:rPr>
-                <w:rFonts w:ascii="Arial" w:hAnsi="Arial" w:eastAsia="Arial"/>
-                <w:b w:val="0"/>
+                <w:rFonts w:ascii="Arial" w:hAnsi="Arial" w:eastAsia="Arial" w:cs="Arial" w:csTheme="minorBidi"/>
                 <w:sz w:val="24"/>
+                <w:szCs w:val="22"/>
               </w:rPr>
               <w:t>Digital Object Identifier.</w:t>
             </w:r>
@@ -2225,7 +3220,19 @@
         </w:tc>
         <w:tc>
           <w:tcPr>
-            <w:tcW w:type="dxa" w:w="1417"/>
+            <w:tcW w:w="1417" w:type="dxa"/>
+            <w:tcBorders>
+              <w:top w:val="single" w:sz="4" w:space="0" w:color="auto"/>
+              <w:left w:val="single" w:sz="4" w:space="0" w:color="auto"/>
+              <w:bottom w:val="single" w:sz="4" w:space="0" w:color="auto"/>
+              <w:right w:val="single" w:sz="4" w:space="0" w:color="auto"/>
+            </w:tcBorders>
+            <w:tcMar>
+              <w:top w:w="0" w:type="dxa"/>
+              <w:left w:w="108" w:type="dxa"/>
+              <w:bottom w:w="0" w:type="dxa"/>
+              <w:right w:w="108" w:type="dxa"/>
+            </w:tcMar>
             <w:vAlign w:val="center"/>
           </w:tcPr>
           <w:p>
@@ -2240,9 +3247,9 @@
             </w:r>
             <w:r>
               <w:rPr>
-                <w:rFonts w:ascii="Arial" w:hAnsi="Arial" w:eastAsia="Arial"/>
-                <w:b w:val="0"/>
+                <w:rFonts w:ascii="Arial" w:hAnsi="Arial" w:eastAsia="Arial" w:cs="Arial" w:csTheme="minorBidi"/>
                 <w:sz w:val="24"/>
+                <w:szCs w:val="22"/>
               </w:rPr>
               <w:t>10.xxxx/...</w:t>
             </w:r>
@@ -2250,7 +3257,19 @@
         </w:tc>
         <w:tc>
           <w:tcPr>
-            <w:tcW w:type="dxa" w:w="850"/>
+            <w:tcW w:w="850" w:type="dxa"/>
+            <w:tcBorders>
+              <w:top w:val="single" w:sz="4" w:space="0" w:color="auto"/>
+              <w:left w:val="single" w:sz="4" w:space="0" w:color="auto"/>
+              <w:bottom w:val="single" w:sz="4" w:space="0" w:color="auto"/>
+              <w:right w:val="single" w:sz="4" w:space="0" w:color="auto"/>
+            </w:tcBorders>
+            <w:tcMar>
+              <w:top w:w="0" w:type="dxa"/>
+              <w:left w:w="108" w:type="dxa"/>
+              <w:bottom w:w="0" w:type="dxa"/>
+              <w:right w:w="108" w:type="dxa"/>
+            </w:tcMar>
             <w:vAlign w:val="center"/>
           </w:tcPr>
           <w:p>
@@ -2265,9 +3284,9 @@
             </w:r>
             <w:r>
               <w:rPr>
-                <w:rFonts w:ascii="Arial" w:hAnsi="Arial" w:eastAsia="Arial"/>
-                <w:b w:val="0"/>
+                <w:rFonts w:ascii="Arial" w:hAnsi="Arial" w:eastAsia="Arial" w:cs="Arial" w:csTheme="minorBidi"/>
                 <w:sz w:val="24"/>
+                <w:szCs w:val="22"/>
               </w:rPr>
               <w:t>7</w:t>
             </w:r>
@@ -2275,7 +3294,19 @@
         </w:tc>
         <w:tc>
           <w:tcPr>
-            <w:tcW w:type="dxa" w:w="2494"/>
+            <w:tcW w:w="2494" w:type="dxa"/>
+            <w:tcBorders>
+              <w:top w:val="single" w:sz="4" w:space="0" w:color="auto"/>
+              <w:left w:val="single" w:sz="4" w:space="0" w:color="auto"/>
+              <w:bottom w:val="single" w:sz="4" w:space="0" w:color="auto"/>
+              <w:right w:val="single" w:sz="4" w:space="0" w:color="auto"/>
+            </w:tcBorders>
+            <w:tcMar>
+              <w:top w:w="0" w:type="dxa"/>
+              <w:left w:w="108" w:type="dxa"/>
+              <w:bottom w:w="0" w:type="dxa"/>
+              <w:right w:w="108" w:type="dxa"/>
+            </w:tcMar>
             <w:vAlign w:val="center"/>
           </w:tcPr>
           <w:p>
@@ -2290,9 +3321,9 @@
             </w:r>
             <w:r>
               <w:rPr>
-                <w:rFonts w:ascii="Arial" w:hAnsi="Arial" w:eastAsia="Arial"/>
-                <w:b w:val="0"/>
+                <w:rFonts w:ascii="Arial" w:hAnsi="Arial" w:eastAsia="Arial" w:cs="Arial" w:csTheme="minorBidi"/>
                 <w:sz w:val="24"/>
+                <w:szCs w:val="22"/>
               </w:rPr>
               <w:t>Opcional; útil para interoperabilidade.</w:t>
             </w:r>
@@ -2302,7 +3333,19 @@
       <w:tr>
         <w:tc>
           <w:tcPr>
-            <w:tcW w:type="dxa" w:w="1361"/>
+            <w:tcW w:w="1361" w:type="dxa"/>
+            <w:tcBorders>
+              <w:top w:val="single" w:sz="4" w:space="0" w:color="auto"/>
+              <w:left w:val="single" w:sz="4" w:space="0" w:color="auto"/>
+              <w:bottom w:val="single" w:sz="4" w:space="0" w:color="auto"/>
+              <w:right w:val="single" w:sz="4" w:space="0" w:color="auto"/>
+            </w:tcBorders>
+            <w:tcMar>
+              <w:top w:w="0" w:type="dxa"/>
+              <w:left w:w="108" w:type="dxa"/>
+              <w:bottom w:w="0" w:type="dxa"/>
+              <w:right w:w="108" w:type="dxa"/>
+            </w:tcMar>
             <w:vAlign w:val="center"/>
           </w:tcPr>
           <w:p>
@@ -2317,9 +3360,9 @@
             </w:r>
             <w:r>
               <w:rPr>
-                <w:rFonts w:ascii="Arial" w:hAnsi="Arial" w:eastAsia="Arial"/>
-                <w:b w:val="0"/>
+                <w:rFonts w:ascii="Arial" w:hAnsi="Arial" w:eastAsia="Arial" w:cs="Arial" w:csTheme="minorBidi"/>
                 <w:sz w:val="24"/>
+                <w:szCs w:val="22"/>
               </w:rPr>
               <w:t>url</w:t>
             </w:r>
@@ -2327,7 +3370,19 @@
         </w:tc>
         <w:tc>
           <w:tcPr>
-            <w:tcW w:type="dxa" w:w="850"/>
+            <w:tcW w:w="850" w:type="dxa"/>
+            <w:tcBorders>
+              <w:top w:val="single" w:sz="4" w:space="0" w:color="auto"/>
+              <w:left w:val="single" w:sz="4" w:space="0" w:color="auto"/>
+              <w:bottom w:val="single" w:sz="4" w:space="0" w:color="auto"/>
+              <w:right w:val="single" w:sz="4" w:space="0" w:color="auto"/>
+            </w:tcBorders>
+            <w:tcMar>
+              <w:top w:w="0" w:type="dxa"/>
+              <w:left w:w="108" w:type="dxa"/>
+              <w:bottom w:w="0" w:type="dxa"/>
+              <w:right w:w="108" w:type="dxa"/>
+            </w:tcMar>
             <w:vAlign w:val="center"/>
           </w:tcPr>
           <w:p>
@@ -2342,9 +3397,9 @@
             </w:r>
             <w:r>
               <w:rPr>
-                <w:rFonts w:ascii="Arial" w:hAnsi="Arial" w:eastAsia="Arial"/>
-                <w:b w:val="0"/>
+                <w:rFonts w:ascii="Arial" w:hAnsi="Arial" w:eastAsia="Arial" w:cs="Arial" w:csTheme="minorBidi"/>
                 <w:sz w:val="24"/>
+                <w:szCs w:val="22"/>
               </w:rPr>
               <w:t>Texto</w:t>
             </w:r>
@@ -2352,7 +3407,19 @@
         </w:tc>
         <w:tc>
           <w:tcPr>
-            <w:tcW w:type="dxa" w:w="2494"/>
+            <w:tcW w:w="2494" w:type="dxa"/>
+            <w:tcBorders>
+              <w:top w:val="single" w:sz="4" w:space="0" w:color="auto"/>
+              <w:left w:val="single" w:sz="4" w:space="0" w:color="auto"/>
+              <w:bottom w:val="single" w:sz="4" w:space="0" w:color="auto"/>
+              <w:right w:val="single" w:sz="4" w:space="0" w:color="auto"/>
+            </w:tcBorders>
+            <w:tcMar>
+              <w:top w:w="0" w:type="dxa"/>
+              <w:left w:w="108" w:type="dxa"/>
+              <w:bottom w:w="0" w:type="dxa"/>
+              <w:right w:w="108" w:type="dxa"/>
+            </w:tcMar>
             <w:vAlign w:val="center"/>
           </w:tcPr>
           <w:p>
@@ -2367,9 +3434,9 @@
             </w:r>
             <w:r>
               <w:rPr>
-                <w:rFonts w:ascii="Arial" w:hAnsi="Arial" w:eastAsia="Arial"/>
-                <w:b w:val="0"/>
+                <w:rFonts w:ascii="Arial" w:hAnsi="Arial" w:eastAsia="Arial" w:cs="Arial" w:csTheme="minorBidi"/>
                 <w:sz w:val="24"/>
+                <w:szCs w:val="22"/>
               </w:rPr>
               <w:t>Link canônico do PubMed.</w:t>
             </w:r>
@@ -2377,7 +3444,19 @@
         </w:tc>
         <w:tc>
           <w:tcPr>
-            <w:tcW w:type="dxa" w:w="1417"/>
+            <w:tcW w:w="1417" w:type="dxa"/>
+            <w:tcBorders>
+              <w:top w:val="single" w:sz="4" w:space="0" w:color="auto"/>
+              <w:left w:val="single" w:sz="4" w:space="0" w:color="auto"/>
+              <w:bottom w:val="single" w:sz="4" w:space="0" w:color="auto"/>
+              <w:right w:val="single" w:sz="4" w:space="0" w:color="auto"/>
+            </w:tcBorders>
+            <w:tcMar>
+              <w:top w:w="0" w:type="dxa"/>
+              <w:left w:w="108" w:type="dxa"/>
+              <w:bottom w:w="0" w:type="dxa"/>
+              <w:right w:w="108" w:type="dxa"/>
+            </w:tcMar>
             <w:vAlign w:val="center"/>
           </w:tcPr>
           <w:p>
@@ -2392,9 +3471,9 @@
             </w:r>
             <w:r>
               <w:rPr>
-                <w:rFonts w:ascii="Arial" w:hAnsi="Arial" w:eastAsia="Arial"/>
-                <w:b w:val="0"/>
+                <w:rFonts w:ascii="Arial" w:hAnsi="Arial" w:eastAsia="Arial" w:cs="Arial" w:csTheme="minorBidi"/>
                 <w:sz w:val="24"/>
+                <w:szCs w:val="22"/>
               </w:rPr>
               <w:t>HTTPS</w:t>
             </w:r>
@@ -2402,7 +3481,19 @@
         </w:tc>
         <w:tc>
           <w:tcPr>
-            <w:tcW w:type="dxa" w:w="850"/>
+            <w:tcW w:w="850" w:type="dxa"/>
+            <w:tcBorders>
+              <w:top w:val="single" w:sz="4" w:space="0" w:color="auto"/>
+              <w:left w:val="single" w:sz="4" w:space="0" w:color="auto"/>
+              <w:bottom w:val="single" w:sz="4" w:space="0" w:color="auto"/>
+              <w:right w:val="single" w:sz="4" w:space="0" w:color="auto"/>
+            </w:tcBorders>
+            <w:tcMar>
+              <w:top w:w="0" w:type="dxa"/>
+              <w:left w:w="108" w:type="dxa"/>
+              <w:bottom w:w="0" w:type="dxa"/>
+              <w:right w:w="108" w:type="dxa"/>
+            </w:tcMar>
             <w:vAlign w:val="center"/>
           </w:tcPr>
           <w:p>
@@ -2417,9 +3508,9 @@
             </w:r>
             <w:r>
               <w:rPr>
-                <w:rFonts w:ascii="Arial" w:hAnsi="Arial" w:eastAsia="Arial"/>
-                <w:b w:val="0"/>
+                <w:rFonts w:ascii="Arial" w:hAnsi="Arial" w:eastAsia="Arial" w:cs="Arial" w:csTheme="minorBidi"/>
                 <w:sz w:val="24"/>
+                <w:szCs w:val="22"/>
               </w:rPr>
               <w:t>0</w:t>
             </w:r>
@@ -2427,7 +3518,19 @@
         </w:tc>
         <w:tc>
           <w:tcPr>
-            <w:tcW w:type="dxa" w:w="2494"/>
+            <w:tcW w:w="2494" w:type="dxa"/>
+            <w:tcBorders>
+              <w:top w:val="single" w:sz="4" w:space="0" w:color="auto"/>
+              <w:left w:val="single" w:sz="4" w:space="0" w:color="auto"/>
+              <w:bottom w:val="single" w:sz="4" w:space="0" w:color="auto"/>
+              <w:right w:val="single" w:sz="4" w:space="0" w:color="auto"/>
+            </w:tcBorders>
+            <w:tcMar>
+              <w:top w:w="0" w:type="dxa"/>
+              <w:left w:w="108" w:type="dxa"/>
+              <w:bottom w:w="0" w:type="dxa"/>
+              <w:right w:w="108" w:type="dxa"/>
+            </w:tcMar>
             <w:vAlign w:val="center"/>
           </w:tcPr>
           <w:p>
@@ -2442,9 +3545,9 @@
             </w:r>
             <w:r>
               <w:rPr>
-                <w:rFonts w:ascii="Arial" w:hAnsi="Arial" w:eastAsia="Arial"/>
-                <w:b w:val="0"/>
+                <w:rFonts w:ascii="Arial" w:hAnsi="Arial" w:eastAsia="Arial" w:cs="Arial" w:csTheme="minorBidi"/>
                 <w:sz w:val="24"/>
+                <w:szCs w:val="22"/>
               </w:rPr>
               <w:t>Domínio validado.</w:t>
             </w:r>
@@ -2463,8 +3566,9 @@
       </w:pPr>
       <w:r>
         <w:rPr>
-          <w:rFonts w:ascii="Arial" w:hAnsi="Arial" w:eastAsia="Arial"/>
+          <w:rFonts w:ascii="Arial" w:hAnsi="Arial" w:eastAsia="Arial" w:cs="Arial" w:csTheme="minorBidi"/>
           <w:sz w:val="24"/>
+          <w:szCs w:val="22"/>
         </w:rPr>
         <w:t>* Em author_count, dois valores zero representam ausência de metadados de autoria.</w:t>
       </w:r>
@@ -2476,9 +3580,12 @@
       </w:pPr>
       <w:r>
         <w:rPr>
-          <w:rFonts w:ascii="Arial" w:hAnsi="Arial" w:eastAsia="Arial"/>
+          <w:rFonts w:ascii="Arial" w:hAnsi="Arial" w:eastAsia="Arial" w:cs="Arial" w:csTheme="majorBidi"/>
           <w:b/>
+          <w:bCs/>
+          <w:color w:val="35618F"/>
           <w:sz w:val="24"/>
+          <w:szCs w:val="28"/>
         </w:rPr>
         <w:t>4. Triagem temática aproximada</w:t>
       </w:r>
@@ -2488,26 +3595,23 @@
         <w:jc w:val="both"/>
       </w:pPr>
       <w:r>
-        <w:rPr>
-          <w:rFonts w:ascii="Arial" w:hAnsi="Arial" w:eastAsia="Arial"/>
-          <w:sz w:val="24"/>
-        </w:rPr>
         <w:drawing>
-          <wp:inline xmlns:a="http://schemas.openxmlformats.org/drawingml/2006/main" xmlns:pic="http://schemas.openxmlformats.org/drawingml/2006/picture">
-            <wp:extent cx="6217920" cy="3289480"/>
-            <wp:docPr id="2" name="Picture 2"/>
+          <wp:inline distT="0" distB="0" distL="0" distR="0">
+            <wp:extent cx="6219825" cy="3286125"/>
+            <wp:effectExtent l="0" t="0" r="0" b="0"/>
+            <wp:docPr id="100001" name="Picture 100001"/>
             <wp:cNvGraphicFramePr>
-              <a:graphicFrameLocks noChangeAspect="1"/>
+              <a:graphicFrameLocks xmlns:a="http://schemas.openxmlformats.org/drawingml/2006/main" noChangeAspect="1"/>
             </wp:cNvGraphicFramePr>
-            <a:graphic>
+            <a:graphic xmlns:a="http://schemas.openxmlformats.org/drawingml/2006/main">
               <a:graphicData uri="http://schemas.openxmlformats.org/drawingml/2006/picture">
-                <pic:pic>
+                <pic:pic xmlns:pic="http://schemas.openxmlformats.org/drawingml/2006/picture">
                   <pic:nvPicPr>
-                    <pic:cNvPr id="0" name="grafico_2.png"/>
+                    <pic:cNvPr id="100001" name="image100001"/>
                     <pic:cNvPicPr/>
                   </pic:nvPicPr>
                   <pic:blipFill>
-                    <a:blip r:embed="rId10"/>
+                    <a:blip r:embed="rId16"/>
                     <a:stretch>
                       <a:fillRect/>
                     </a:stretch>
@@ -2515,9 +3619,11 @@
                   <pic:spPr>
                     <a:xfrm>
                       <a:off x="0" y="0"/>
-                      <a:ext cx="6217920" cy="3289480"/>
+                      <a:ext cx="6219825" cy="3286125"/>
                     </a:xfrm>
-                    <a:prstGeom prst="rect"/>
+                    <a:prstGeom prst="rect">
+                      <a:avLst/>
+                    </a:prstGeom>
                   </pic:spPr>
                 </pic:pic>
               </a:graphicData>
@@ -2532,9 +3638,11 @@
       </w:pPr>
       <w:r>
         <w:rPr>
-          <w:rFonts w:ascii="Arial" w:hAnsi="Arial" w:eastAsia="Arial"/>
+          <w:rFonts w:ascii="Arial" w:hAnsi="Arial" w:eastAsia="Arial" w:cs="Arial" w:csTheme="minorBidi"/>
           <w:i/>
+          <w:iCs/>
           <w:sz w:val="24"/>
+          <w:szCs w:val="22"/>
         </w:rPr>
         <w:t>Figura 2 — Presença dos conceitos centrais nos títulos.</w:t>
       </w:r>
@@ -2546,8 +3654,9 @@
       </w:pPr>
       <w:r>
         <w:rPr>
-          <w:rFonts w:ascii="Arial" w:hAnsi="Arial" w:eastAsia="Arial"/>
+          <w:rFonts w:ascii="Arial" w:hAnsi="Arial" w:eastAsia="Arial" w:cs="Arial" w:csTheme="minorBidi"/>
           <w:sz w:val="24"/>
+          <w:szCs w:val="22"/>
         </w:rPr>
         <w:t>39 títulos mencionam ambos os conceitos; 12 não mencionam nenhum. Como a consulta também considera resumo e MeSH, esse resultado é um sinal de triagem, não uma prova de irrelevância.</w:t>
       </w:r>
@@ -2559,9 +3668,12 @@
       </w:pPr>
       <w:r>
         <w:rPr>
-          <w:rFonts w:ascii="Arial" w:hAnsi="Arial" w:eastAsia="Arial"/>
+          <w:rFonts w:ascii="Arial" w:hAnsi="Arial" w:eastAsia="Arial" w:cs="Arial" w:csTheme="majorBidi"/>
           <w:b/>
+          <w:bCs/>
+          <w:color w:val="35618F"/>
           <w:sz w:val="24"/>
+          <w:szCs w:val="28"/>
         </w:rPr>
         <w:t>5. Distribuição temporal</w:t>
       </w:r>
@@ -2571,26 +3683,23 @@
         <w:jc w:val="both"/>
       </w:pPr>
       <w:r>
-        <w:rPr>
-          <w:rFonts w:ascii="Arial" w:hAnsi="Arial" w:eastAsia="Arial"/>
-          <w:sz w:val="24"/>
-        </w:rPr>
         <w:drawing>
-          <wp:inline xmlns:a="http://schemas.openxmlformats.org/drawingml/2006/main" xmlns:pic="http://schemas.openxmlformats.org/drawingml/2006/picture">
-            <wp:extent cx="6217920" cy="2947222"/>
-            <wp:docPr id="3" name="Picture 3"/>
+          <wp:inline distT="0" distB="0" distL="0" distR="0">
+            <wp:extent cx="6219825" cy="2943225"/>
+            <wp:effectExtent l="0" t="0" r="0" b="0"/>
+            <wp:docPr id="100002" name="Picture 100002"/>
             <wp:cNvGraphicFramePr>
-              <a:graphicFrameLocks noChangeAspect="1"/>
+              <a:graphicFrameLocks xmlns:a="http://schemas.openxmlformats.org/drawingml/2006/main" noChangeAspect="1"/>
             </wp:cNvGraphicFramePr>
-            <a:graphic>
+            <a:graphic xmlns:a="http://schemas.openxmlformats.org/drawingml/2006/main">
               <a:graphicData uri="http://schemas.openxmlformats.org/drawingml/2006/picture">
-                <pic:pic>
+                <pic:pic xmlns:pic="http://schemas.openxmlformats.org/drawingml/2006/picture">
                   <pic:nvPicPr>
-                    <pic:cNvPr id="0" name="grafico_3.png"/>
+                    <pic:cNvPr id="100002" name="image100002"/>
                     <pic:cNvPicPr/>
                   </pic:nvPicPr>
                   <pic:blipFill>
-                    <a:blip r:embed="rId11"/>
+                    <a:blip r:embed="rId17"/>
                     <a:stretch>
                       <a:fillRect/>
                     </a:stretch>
@@ -2598,9 +3707,11 @@
                   <pic:spPr>
                     <a:xfrm>
                       <a:off x="0" y="0"/>
-                      <a:ext cx="6217920" cy="2947222"/>
+                      <a:ext cx="6219825" cy="2943225"/>
                     </a:xfrm>
-                    <a:prstGeom prst="rect"/>
+                    <a:prstGeom prst="rect">
+                      <a:avLst/>
+                    </a:prstGeom>
                   </pic:spPr>
                 </pic:pic>
               </a:graphicData>
@@ -2615,9 +3726,11 @@
       </w:pPr>
       <w:r>
         <w:rPr>
-          <w:rFonts w:ascii="Arial" w:hAnsi="Arial" w:eastAsia="Arial"/>
+          <w:rFonts w:ascii="Arial" w:hAnsi="Arial" w:eastAsia="Arial" w:cs="Arial" w:csTheme="minorBidi"/>
           <w:i/>
+          <w:iCs/>
           <w:sz w:val="24"/>
+          <w:szCs w:val="22"/>
         </w:rPr>
         <w:t>Figura 3 — Publicações recuperadas por ano.</w:t>
       </w:r>
@@ -2629,8 +3742,9 @@
       </w:pPr>
       <w:r>
         <w:rPr>
-          <w:rFonts w:ascii="Arial" w:hAnsi="Arial" w:eastAsia="Arial"/>
+          <w:rFonts w:ascii="Arial" w:hAnsi="Arial" w:eastAsia="Arial" w:cs="Arial" w:csTheme="minorBidi"/>
           <w:sz w:val="24"/>
+          <w:szCs w:val="22"/>
         </w:rPr>
         <w:t>A amostra se estende de 1964 a 2026; 2013 concentra o maior número de registros (9). Anos sem registros são representados por zero.</w:t>
       </w:r>
@@ -2642,9 +3756,12 @@
       </w:pPr>
       <w:r>
         <w:rPr>
-          <w:rFonts w:ascii="Arial" w:hAnsi="Arial" w:eastAsia="Arial"/>
+          <w:rFonts w:ascii="Arial" w:hAnsi="Arial" w:eastAsia="Arial" w:cs="Arial" w:csTheme="majorBidi"/>
           <w:b/>
+          <w:bCs/>
+          <w:color w:val="35618F"/>
           <w:sz w:val="24"/>
+          <w:szCs w:val="28"/>
         </w:rPr>
         <w:t>6. Concentração por periódico</w:t>
       </w:r>
@@ -2654,26 +3771,23 @@
         <w:jc w:val="both"/>
       </w:pPr>
       <w:r>
-        <w:rPr>
-          <w:rFonts w:ascii="Arial" w:hAnsi="Arial" w:eastAsia="Arial"/>
-          <w:sz w:val="24"/>
-        </w:rPr>
         <w:drawing>
-          <wp:inline xmlns:a="http://schemas.openxmlformats.org/drawingml/2006/main" xmlns:pic="http://schemas.openxmlformats.org/drawingml/2006/picture">
-            <wp:extent cx="6217920" cy="3659690"/>
-            <wp:docPr id="4" name="Picture 4"/>
+          <wp:inline distT="0" distB="0" distL="0" distR="0">
+            <wp:extent cx="6219825" cy="3657600"/>
+            <wp:effectExtent l="0" t="0" r="0" b="0"/>
+            <wp:docPr id="100003" name="Picture 100003"/>
             <wp:cNvGraphicFramePr>
-              <a:graphicFrameLocks noChangeAspect="1"/>
+              <a:graphicFrameLocks xmlns:a="http://schemas.openxmlformats.org/drawingml/2006/main" noChangeAspect="1"/>
             </wp:cNvGraphicFramePr>
-            <a:graphic>
+            <a:graphic xmlns:a="http://schemas.openxmlformats.org/drawingml/2006/main">
               <a:graphicData uri="http://schemas.openxmlformats.org/drawingml/2006/picture">
-                <pic:pic>
+                <pic:pic xmlns:pic="http://schemas.openxmlformats.org/drawingml/2006/picture">
                   <pic:nvPicPr>
-                    <pic:cNvPr id="0" name="grafico_4.png"/>
+                    <pic:cNvPr id="100003" name="image100003"/>
                     <pic:cNvPicPr/>
                   </pic:nvPicPr>
                   <pic:blipFill>
-                    <a:blip r:embed="rId12"/>
+                    <a:blip r:embed="rId18"/>
                     <a:stretch>
                       <a:fillRect/>
                     </a:stretch>
@@ -2681,9 +3795,11 @@
                   <pic:spPr>
                     <a:xfrm>
                       <a:off x="0" y="0"/>
-                      <a:ext cx="6217920" cy="3659690"/>
+                      <a:ext cx="6219825" cy="3657600"/>
                     </a:xfrm>
-                    <a:prstGeom prst="rect"/>
+                    <a:prstGeom prst="rect">
+                      <a:avLst/>
+                    </a:prstGeom>
                   </pic:spPr>
                 </pic:pic>
               </a:graphicData>
@@ -2698,9 +3814,11 @@
       </w:pPr>
       <w:r>
         <w:rPr>
-          <w:rFonts w:ascii="Arial" w:hAnsi="Arial" w:eastAsia="Arial"/>
+          <w:rFonts w:ascii="Arial" w:hAnsi="Arial" w:eastAsia="Arial" w:cs="Arial" w:csTheme="minorBidi"/>
           <w:i/>
+          <w:iCs/>
           <w:sz w:val="24"/>
+          <w:szCs w:val="22"/>
         </w:rPr>
         <w:t>Figura 4 — Dez periódicos mais frequentes.</w:t>
       </w:r>
@@ -2712,8 +3830,9 @@
       </w:pPr>
       <w:r>
         <w:rPr>
-          <w:rFonts w:ascii="Arial" w:hAnsi="Arial" w:eastAsia="Arial"/>
+          <w:rFonts w:ascii="Arial" w:hAnsi="Arial" w:eastAsia="Arial" w:cs="Arial" w:csTheme="minorBidi"/>
           <w:sz w:val="24"/>
+          <w:szCs w:val="22"/>
         </w:rPr>
         <w:t>Os dez periódicos mais frequentes concentram 38% da amostra, indicando que os registros estão distribuídos entre muitas fontes editoriais.</w:t>
       </w:r>
@@ -2725,9 +3844,12 @@
       </w:pPr>
       <w:r>
         <w:rPr>
-          <w:rFonts w:ascii="Arial" w:hAnsi="Arial" w:eastAsia="Arial"/>
+          <w:rFonts w:ascii="Arial" w:hAnsi="Arial" w:eastAsia="Arial" w:cs="Arial" w:csTheme="majorBidi"/>
           <w:b/>
+          <w:bCs/>
+          <w:color w:val="35618F"/>
           <w:sz w:val="24"/>
+          <w:szCs w:val="28"/>
         </w:rPr>
         <w:t>7. Características textuais</w:t>
       </w:r>
@@ -2737,26 +3859,23 @@
         <w:jc w:val="both"/>
       </w:pPr>
       <w:r>
-        <w:rPr>
-          <w:rFonts w:ascii="Arial" w:hAnsi="Arial" w:eastAsia="Arial"/>
-          <w:sz w:val="24"/>
-        </w:rPr>
         <w:drawing>
-          <wp:inline xmlns:a="http://schemas.openxmlformats.org/drawingml/2006/main" xmlns:pic="http://schemas.openxmlformats.org/drawingml/2006/picture">
-            <wp:extent cx="6217920" cy="3278903"/>
-            <wp:docPr id="5" name="Picture 5"/>
+          <wp:inline distT="0" distB="0" distL="0" distR="0">
+            <wp:extent cx="6219825" cy="3276600"/>
+            <wp:effectExtent l="0" t="0" r="0" b="0"/>
+            <wp:docPr id="100004" name="Picture 100004"/>
             <wp:cNvGraphicFramePr>
-              <a:graphicFrameLocks noChangeAspect="1"/>
+              <a:graphicFrameLocks xmlns:a="http://schemas.openxmlformats.org/drawingml/2006/main" noChangeAspect="1"/>
             </wp:cNvGraphicFramePr>
-            <a:graphic>
+            <a:graphic xmlns:a="http://schemas.openxmlformats.org/drawingml/2006/main">
               <a:graphicData uri="http://schemas.openxmlformats.org/drawingml/2006/picture">
-                <pic:pic>
+                <pic:pic xmlns:pic="http://schemas.openxmlformats.org/drawingml/2006/picture">
                   <pic:nvPicPr>
-                    <pic:cNvPr id="0" name="grafico_5.png"/>
+                    <pic:cNvPr id="100004" name="image100004"/>
                     <pic:cNvPicPr/>
                   </pic:nvPicPr>
                   <pic:blipFill>
-                    <a:blip r:embed="rId13"/>
+                    <a:blip r:embed="rId19"/>
                     <a:stretch>
                       <a:fillRect/>
                     </a:stretch>
@@ -2764,9 +3883,11 @@
                   <pic:spPr>
                     <a:xfrm>
                       <a:off x="0" y="0"/>
-                      <a:ext cx="6217920" cy="3278903"/>
+                      <a:ext cx="6219825" cy="3276600"/>
                     </a:xfrm>
-                    <a:prstGeom prst="rect"/>
+                    <a:prstGeom prst="rect">
+                      <a:avLst/>
+                    </a:prstGeom>
                   </pic:spPr>
                 </pic:pic>
               </a:graphicData>
@@ -2781,9 +3902,11 @@
       </w:pPr>
       <w:r>
         <w:rPr>
-          <w:rFonts w:ascii="Arial" w:hAnsi="Arial" w:eastAsia="Arial"/>
+          <w:rFonts w:ascii="Arial" w:hAnsi="Arial" w:eastAsia="Arial" w:cs="Arial" w:csTheme="minorBidi"/>
           <w:i/>
+          <w:iCs/>
           <w:sz w:val="24"/>
+          <w:szCs w:val="22"/>
         </w:rPr>
         <w:t>Figura 5 — Distribuição do tamanho dos títulos.</w:t>
       </w:r>
@@ -2795,8 +3918,9 @@
       </w:pPr>
       <w:r>
         <w:rPr>
-          <w:rFonts w:ascii="Arial" w:hAnsi="Arial" w:eastAsia="Arial"/>
+          <w:rFonts w:ascii="Arial" w:hAnsi="Arial" w:eastAsia="Arial" w:cs="Arial" w:csTheme="minorBidi"/>
           <w:sz w:val="24"/>
+          <w:szCs w:val="22"/>
         </w:rPr>
         <w:t>Os títulos possuem mediana de 14 palavras e IQR de 6 palavras.</w:t>
       </w:r>
@@ -2808,9 +3932,12 @@
       </w:pPr>
       <w:r>
         <w:rPr>
-          <w:rFonts w:ascii="Arial" w:hAnsi="Arial" w:eastAsia="Arial"/>
+          <w:rFonts w:ascii="Arial" w:hAnsi="Arial" w:eastAsia="Arial" w:cs="Arial" w:csTheme="majorBidi"/>
           <w:b/>
+          <w:bCs/>
+          <w:color w:val="35618F"/>
           <w:sz w:val="24"/>
+          <w:szCs w:val="28"/>
         </w:rPr>
         <w:t>8. Medidas de dispersão</w:t>
       </w:r>
@@ -2818,9 +3945,23 @@
     <w:tbl>
       <w:tblPr>
         <w:tblStyle w:val="TableGrid"/>
-        <w:tblW w:type="auto" w:w="0"/>
+        <w:tblW w:w="0" w:type="auto"/>
         <w:jc w:val="center"/>
-        <w:tblLook w:firstColumn="1" w:firstRow="1" w:lastColumn="0" w:lastRow="0" w:noHBand="0" w:noVBand="1" w:val="04A0"/>
+        <w:tblBorders>
+          <w:top w:val="single" w:sz="4" w:space="0" w:color="auto"/>
+          <w:left w:val="single" w:sz="4" w:space="0" w:color="auto"/>
+          <w:bottom w:val="single" w:sz="4" w:space="0" w:color="auto"/>
+          <w:right w:val="single" w:sz="4" w:space="0" w:color="auto"/>
+          <w:insideH w:val="single" w:sz="4" w:space="0" w:color="auto"/>
+          <w:insideV w:val="single" w:sz="4" w:space="0" w:color="auto"/>
+        </w:tblBorders>
+        <w:tblCellMar>
+          <w:top w:w="0" w:type="dxa"/>
+          <w:left w:w="108" w:type="dxa"/>
+          <w:bottom w:w="0" w:type="dxa"/>
+          <w:right w:w="108" w:type="dxa"/>
+        </w:tblCellMar>
+        <w:tblLook w:firstRow="1" w:firstColumn="1" w:noVBand="1"/>
       </w:tblPr>
       <w:tblGrid>
         <w:gridCol w:w="793"/>
@@ -2840,9 +3981,21 @@
       <w:tr>
         <w:tc>
           <w:tcPr>
-            <w:tcW w:type="dxa" w:w="793"/>
+            <w:tcW w:w="793" w:type="dxa"/>
+            <w:tcBorders>
+              <w:top w:val="single" w:sz="4" w:space="0" w:color="auto"/>
+              <w:left w:val="single" w:sz="4" w:space="0" w:color="auto"/>
+              <w:bottom w:val="single" w:sz="4" w:space="0" w:color="auto"/>
+              <w:right w:val="single" w:sz="4" w:space="0" w:color="auto"/>
+            </w:tcBorders>
+            <w:shd w:val="clear" w:fill="35618F"/>
+            <w:tcMar>
+              <w:top w:w="0" w:type="dxa"/>
+              <w:left w:w="108" w:type="dxa"/>
+              <w:bottom w:w="0" w:type="dxa"/>
+              <w:right w:w="108" w:type="dxa"/>
+            </w:tcMar>
             <w:vAlign w:val="center"/>
-            <w:shd w:fill="35618F"/>
           </w:tcPr>
           <w:p>
             <w:pPr>
@@ -2857,10 +4010,12 @@
             </w:r>
             <w:r>
               <w:rPr>
-                <w:rFonts w:ascii="Arial" w:hAnsi="Arial" w:eastAsia="Arial"/>
+                <w:rFonts w:ascii="Arial" w:hAnsi="Arial" w:eastAsia="Arial" w:cs="Arial" w:csTheme="minorBidi"/>
                 <w:b/>
+                <w:bCs/>
                 <w:color w:val="FFFFFF"/>
                 <w:sz w:val="24"/>
+                <w:szCs w:val="22"/>
               </w:rPr>
               <w:t>Variável</w:t>
             </w:r>
@@ -2868,9 +4023,21 @@
         </w:tc>
         <w:tc>
           <w:tcPr>
-            <w:tcW w:type="dxa" w:w="793"/>
+            <w:tcW w:w="793" w:type="dxa"/>
+            <w:tcBorders>
+              <w:top w:val="single" w:sz="4" w:space="0" w:color="auto"/>
+              <w:left w:val="single" w:sz="4" w:space="0" w:color="auto"/>
+              <w:bottom w:val="single" w:sz="4" w:space="0" w:color="auto"/>
+              <w:right w:val="single" w:sz="4" w:space="0" w:color="auto"/>
+            </w:tcBorders>
+            <w:shd w:val="clear" w:fill="35618F"/>
+            <w:tcMar>
+              <w:top w:w="0" w:type="dxa"/>
+              <w:left w:w="108" w:type="dxa"/>
+              <w:bottom w:w="0" w:type="dxa"/>
+              <w:right w:w="108" w:type="dxa"/>
+            </w:tcMar>
             <w:vAlign w:val="center"/>
-            <w:shd w:fill="35618F"/>
           </w:tcPr>
           <w:p>
             <w:pPr>
@@ -2885,10 +4052,12 @@
             </w:r>
             <w:r>
               <w:rPr>
-                <w:rFonts w:ascii="Arial" w:hAnsi="Arial" w:eastAsia="Arial"/>
+                <w:rFonts w:ascii="Arial" w:hAnsi="Arial" w:eastAsia="Arial" w:cs="Arial" w:csTheme="minorBidi"/>
                 <w:b/>
+                <w:bCs/>
                 <w:color w:val="FFFFFF"/>
                 <w:sz w:val="24"/>
+                <w:szCs w:val="22"/>
               </w:rPr>
               <w:t>n</w:t>
             </w:r>
@@ -2896,9 +4065,21 @@
         </w:tc>
         <w:tc>
           <w:tcPr>
-            <w:tcW w:type="dxa" w:w="793"/>
+            <w:tcW w:w="793" w:type="dxa"/>
+            <w:tcBorders>
+              <w:top w:val="single" w:sz="4" w:space="0" w:color="auto"/>
+              <w:left w:val="single" w:sz="4" w:space="0" w:color="auto"/>
+              <w:bottom w:val="single" w:sz="4" w:space="0" w:color="auto"/>
+              <w:right w:val="single" w:sz="4" w:space="0" w:color="auto"/>
+            </w:tcBorders>
+            <w:shd w:val="clear" w:fill="35618F"/>
+            <w:tcMar>
+              <w:top w:w="0" w:type="dxa"/>
+              <w:left w:w="108" w:type="dxa"/>
+              <w:bottom w:w="0" w:type="dxa"/>
+              <w:right w:w="108" w:type="dxa"/>
+            </w:tcMar>
             <w:vAlign w:val="center"/>
-            <w:shd w:fill="35618F"/>
           </w:tcPr>
           <w:p>
             <w:pPr>
@@ -2913,10 +4094,12 @@
             </w:r>
             <w:r>
               <w:rPr>
-                <w:rFonts w:ascii="Arial" w:hAnsi="Arial" w:eastAsia="Arial"/>
+                <w:rFonts w:ascii="Arial" w:hAnsi="Arial" w:eastAsia="Arial" w:cs="Arial" w:csTheme="minorBidi"/>
                 <w:b/>
+                <w:bCs/>
                 <w:color w:val="FFFFFF"/>
                 <w:sz w:val="24"/>
+                <w:szCs w:val="22"/>
               </w:rPr>
               <w:t>Média</w:t>
             </w:r>
@@ -2924,9 +4107,21 @@
         </w:tc>
         <w:tc>
           <w:tcPr>
-            <w:tcW w:type="dxa" w:w="793"/>
+            <w:tcW w:w="793" w:type="dxa"/>
+            <w:tcBorders>
+              <w:top w:val="single" w:sz="4" w:space="0" w:color="auto"/>
+              <w:left w:val="single" w:sz="4" w:space="0" w:color="auto"/>
+              <w:bottom w:val="single" w:sz="4" w:space="0" w:color="auto"/>
+              <w:right w:val="single" w:sz="4" w:space="0" w:color="auto"/>
+            </w:tcBorders>
+            <w:shd w:val="clear" w:fill="35618F"/>
+            <w:tcMar>
+              <w:top w:w="0" w:type="dxa"/>
+              <w:left w:w="108" w:type="dxa"/>
+              <w:bottom w:w="0" w:type="dxa"/>
+              <w:right w:w="108" w:type="dxa"/>
+            </w:tcMar>
             <w:vAlign w:val="center"/>
-            <w:shd w:fill="35618F"/>
           </w:tcPr>
           <w:p>
             <w:pPr>
@@ -2941,10 +4136,12 @@
             </w:r>
             <w:r>
               <w:rPr>
-                <w:rFonts w:ascii="Arial" w:hAnsi="Arial" w:eastAsia="Arial"/>
+                <w:rFonts w:ascii="Arial" w:hAnsi="Arial" w:eastAsia="Arial" w:cs="Arial" w:csTheme="minorBidi"/>
                 <w:b/>
+                <w:bCs/>
                 <w:color w:val="FFFFFF"/>
                 <w:sz w:val="24"/>
+                <w:szCs w:val="22"/>
               </w:rPr>
               <w:t>Mediana</w:t>
             </w:r>
@@ -2952,9 +4149,21 @@
         </w:tc>
         <w:tc>
           <w:tcPr>
-            <w:tcW w:type="dxa" w:w="793"/>
+            <w:tcW w:w="793" w:type="dxa"/>
+            <w:tcBorders>
+              <w:top w:val="single" w:sz="4" w:space="0" w:color="auto"/>
+              <w:left w:val="single" w:sz="4" w:space="0" w:color="auto"/>
+              <w:bottom w:val="single" w:sz="4" w:space="0" w:color="auto"/>
+              <w:right w:val="single" w:sz="4" w:space="0" w:color="auto"/>
+            </w:tcBorders>
+            <w:shd w:val="clear" w:fill="35618F"/>
+            <w:tcMar>
+              <w:top w:w="0" w:type="dxa"/>
+              <w:left w:w="108" w:type="dxa"/>
+              <w:bottom w:w="0" w:type="dxa"/>
+              <w:right w:w="108" w:type="dxa"/>
+            </w:tcMar>
             <w:vAlign w:val="center"/>
-            <w:shd w:fill="35618F"/>
           </w:tcPr>
           <w:p>
             <w:pPr>
@@ -2969,10 +4178,12 @@
             </w:r>
             <w:r>
               <w:rPr>
-                <w:rFonts w:ascii="Arial" w:hAnsi="Arial" w:eastAsia="Arial"/>
+                <w:rFonts w:ascii="Arial" w:hAnsi="Arial" w:eastAsia="Arial" w:cs="Arial" w:csTheme="minorBidi"/>
                 <w:b/>
+                <w:bCs/>
                 <w:color w:val="FFFFFF"/>
                 <w:sz w:val="24"/>
+                <w:szCs w:val="22"/>
               </w:rPr>
               <w:t>DP</w:t>
             </w:r>
@@ -2980,9 +4191,21 @@
         </w:tc>
         <w:tc>
           <w:tcPr>
-            <w:tcW w:type="dxa" w:w="793"/>
+            <w:tcW w:w="793" w:type="dxa"/>
+            <w:tcBorders>
+              <w:top w:val="single" w:sz="4" w:space="0" w:color="auto"/>
+              <w:left w:val="single" w:sz="4" w:space="0" w:color="auto"/>
+              <w:bottom w:val="single" w:sz="4" w:space="0" w:color="auto"/>
+              <w:right w:val="single" w:sz="4" w:space="0" w:color="auto"/>
+            </w:tcBorders>
+            <w:shd w:val="clear" w:fill="35618F"/>
+            <w:tcMar>
+              <w:top w:w="0" w:type="dxa"/>
+              <w:left w:w="108" w:type="dxa"/>
+              <w:bottom w:w="0" w:type="dxa"/>
+              <w:right w:w="108" w:type="dxa"/>
+            </w:tcMar>
             <w:vAlign w:val="center"/>
-            <w:shd w:fill="35618F"/>
           </w:tcPr>
           <w:p>
             <w:pPr>
@@ -2997,10 +4220,12 @@
             </w:r>
             <w:r>
               <w:rPr>
-                <w:rFonts w:ascii="Arial" w:hAnsi="Arial" w:eastAsia="Arial"/>
+                <w:rFonts w:ascii="Arial" w:hAnsi="Arial" w:eastAsia="Arial" w:cs="Arial" w:csTheme="minorBidi"/>
                 <w:b/>
+                <w:bCs/>
                 <w:color w:val="FFFFFF"/>
                 <w:sz w:val="24"/>
+                <w:szCs w:val="22"/>
               </w:rPr>
               <w:t>Variância</w:t>
             </w:r>
@@ -3008,9 +4233,21 @@
         </w:tc>
         <w:tc>
           <w:tcPr>
-            <w:tcW w:type="dxa" w:w="793"/>
+            <w:tcW w:w="793" w:type="dxa"/>
+            <w:tcBorders>
+              <w:top w:val="single" w:sz="4" w:space="0" w:color="auto"/>
+              <w:left w:val="single" w:sz="4" w:space="0" w:color="auto"/>
+              <w:bottom w:val="single" w:sz="4" w:space="0" w:color="auto"/>
+              <w:right w:val="single" w:sz="4" w:space="0" w:color="auto"/>
+            </w:tcBorders>
+            <w:shd w:val="clear" w:fill="35618F"/>
+            <w:tcMar>
+              <w:top w:w="0" w:type="dxa"/>
+              <w:left w:w="108" w:type="dxa"/>
+              <w:bottom w:w="0" w:type="dxa"/>
+              <w:right w:w="108" w:type="dxa"/>
+            </w:tcMar>
             <w:vAlign w:val="center"/>
-            <w:shd w:fill="35618F"/>
           </w:tcPr>
           <w:p>
             <w:pPr>
@@ -3025,10 +4262,12 @@
             </w:r>
             <w:r>
               <w:rPr>
-                <w:rFonts w:ascii="Arial" w:hAnsi="Arial" w:eastAsia="Arial"/>
+                <w:rFonts w:ascii="Arial" w:hAnsi="Arial" w:eastAsia="Arial" w:cs="Arial" w:csTheme="minorBidi"/>
                 <w:b/>
+                <w:bCs/>
                 <w:color w:val="FFFFFF"/>
                 <w:sz w:val="24"/>
+                <w:szCs w:val="22"/>
               </w:rPr>
               <w:t>Mín.</w:t>
             </w:r>
@@ -3036,9 +4275,21 @@
         </w:tc>
         <w:tc>
           <w:tcPr>
-            <w:tcW w:type="dxa" w:w="793"/>
+            <w:tcW w:w="793" w:type="dxa"/>
+            <w:tcBorders>
+              <w:top w:val="single" w:sz="4" w:space="0" w:color="auto"/>
+              <w:left w:val="single" w:sz="4" w:space="0" w:color="auto"/>
+              <w:bottom w:val="single" w:sz="4" w:space="0" w:color="auto"/>
+              <w:right w:val="single" w:sz="4" w:space="0" w:color="auto"/>
+            </w:tcBorders>
+            <w:shd w:val="clear" w:fill="35618F"/>
+            <w:tcMar>
+              <w:top w:w="0" w:type="dxa"/>
+              <w:left w:w="108" w:type="dxa"/>
+              <w:bottom w:w="0" w:type="dxa"/>
+              <w:right w:w="108" w:type="dxa"/>
+            </w:tcMar>
             <w:vAlign w:val="center"/>
-            <w:shd w:fill="35618F"/>
           </w:tcPr>
           <w:p>
             <w:pPr>
@@ -3053,10 +4304,12 @@
             </w:r>
             <w:r>
               <w:rPr>
-                <w:rFonts w:ascii="Arial" w:hAnsi="Arial" w:eastAsia="Arial"/>
+                <w:rFonts w:ascii="Arial" w:hAnsi="Arial" w:eastAsia="Arial" w:cs="Arial" w:csTheme="minorBidi"/>
                 <w:b/>
+                <w:bCs/>
                 <w:color w:val="FFFFFF"/>
                 <w:sz w:val="24"/>
+                <w:szCs w:val="22"/>
               </w:rPr>
               <w:t>Q1</w:t>
             </w:r>
@@ -3064,9 +4317,21 @@
         </w:tc>
         <w:tc>
           <w:tcPr>
-            <w:tcW w:type="dxa" w:w="793"/>
+            <w:tcW w:w="793" w:type="dxa"/>
+            <w:tcBorders>
+              <w:top w:val="single" w:sz="4" w:space="0" w:color="auto"/>
+              <w:left w:val="single" w:sz="4" w:space="0" w:color="auto"/>
+              <w:bottom w:val="single" w:sz="4" w:space="0" w:color="auto"/>
+              <w:right w:val="single" w:sz="4" w:space="0" w:color="auto"/>
+            </w:tcBorders>
+            <w:shd w:val="clear" w:fill="35618F"/>
+            <w:tcMar>
+              <w:top w:w="0" w:type="dxa"/>
+              <w:left w:w="108" w:type="dxa"/>
+              <w:bottom w:w="0" w:type="dxa"/>
+              <w:right w:w="108" w:type="dxa"/>
+            </w:tcMar>
             <w:vAlign w:val="center"/>
-            <w:shd w:fill="35618F"/>
           </w:tcPr>
           <w:p>
             <w:pPr>
@@ -3081,10 +4346,12 @@
             </w:r>
             <w:r>
               <w:rPr>
-                <w:rFonts w:ascii="Arial" w:hAnsi="Arial" w:eastAsia="Arial"/>
+                <w:rFonts w:ascii="Arial" w:hAnsi="Arial" w:eastAsia="Arial" w:cs="Arial" w:csTheme="minorBidi"/>
                 <w:b/>
+                <w:bCs/>
                 <w:color w:val="FFFFFF"/>
                 <w:sz w:val="24"/>
+                <w:szCs w:val="22"/>
               </w:rPr>
               <w:t>Q3</w:t>
             </w:r>
@@ -3092,9 +4359,21 @@
         </w:tc>
         <w:tc>
           <w:tcPr>
-            <w:tcW w:type="dxa" w:w="793"/>
+            <w:tcW w:w="793" w:type="dxa"/>
+            <w:tcBorders>
+              <w:top w:val="single" w:sz="4" w:space="0" w:color="auto"/>
+              <w:left w:val="single" w:sz="4" w:space="0" w:color="auto"/>
+              <w:bottom w:val="single" w:sz="4" w:space="0" w:color="auto"/>
+              <w:right w:val="single" w:sz="4" w:space="0" w:color="auto"/>
+            </w:tcBorders>
+            <w:shd w:val="clear" w:fill="35618F"/>
+            <w:tcMar>
+              <w:top w:w="0" w:type="dxa"/>
+              <w:left w:w="108" w:type="dxa"/>
+              <w:bottom w:w="0" w:type="dxa"/>
+              <w:right w:w="108" w:type="dxa"/>
+            </w:tcMar>
             <w:vAlign w:val="center"/>
-            <w:shd w:fill="35618F"/>
           </w:tcPr>
           <w:p>
             <w:pPr>
@@ -3109,10 +4388,12 @@
             </w:r>
             <w:r>
               <w:rPr>
-                <w:rFonts w:ascii="Arial" w:hAnsi="Arial" w:eastAsia="Arial"/>
+                <w:rFonts w:ascii="Arial" w:hAnsi="Arial" w:eastAsia="Arial" w:cs="Arial" w:csTheme="minorBidi"/>
                 <w:b/>
+                <w:bCs/>
                 <w:color w:val="FFFFFF"/>
                 <w:sz w:val="24"/>
+                <w:szCs w:val="22"/>
               </w:rPr>
               <w:t>Máx.</w:t>
             </w:r>
@@ -3120,9 +4401,21 @@
         </w:tc>
         <w:tc>
           <w:tcPr>
-            <w:tcW w:type="dxa" w:w="793"/>
+            <w:tcW w:w="793" w:type="dxa"/>
+            <w:tcBorders>
+              <w:top w:val="single" w:sz="4" w:space="0" w:color="auto"/>
+              <w:left w:val="single" w:sz="4" w:space="0" w:color="auto"/>
+              <w:bottom w:val="single" w:sz="4" w:space="0" w:color="auto"/>
+              <w:right w:val="single" w:sz="4" w:space="0" w:color="auto"/>
+            </w:tcBorders>
+            <w:shd w:val="clear" w:fill="35618F"/>
+            <w:tcMar>
+              <w:top w:w="0" w:type="dxa"/>
+              <w:left w:w="108" w:type="dxa"/>
+              <w:bottom w:w="0" w:type="dxa"/>
+              <w:right w:w="108" w:type="dxa"/>
+            </w:tcMar>
             <w:vAlign w:val="center"/>
-            <w:shd w:fill="35618F"/>
           </w:tcPr>
           <w:p>
             <w:pPr>
@@ -3137,10 +4430,12 @@
             </w:r>
             <w:r>
               <w:rPr>
-                <w:rFonts w:ascii="Arial" w:hAnsi="Arial" w:eastAsia="Arial"/>
+                <w:rFonts w:ascii="Arial" w:hAnsi="Arial" w:eastAsia="Arial" w:cs="Arial" w:csTheme="minorBidi"/>
                 <w:b/>
+                <w:bCs/>
                 <w:color w:val="FFFFFF"/>
                 <w:sz w:val="24"/>
+                <w:szCs w:val="22"/>
               </w:rPr>
               <w:t>Amplitude</w:t>
             </w:r>
@@ -3148,9 +4443,21 @@
         </w:tc>
         <w:tc>
           <w:tcPr>
-            <w:tcW w:type="dxa" w:w="793"/>
+            <w:tcW w:w="793" w:type="dxa"/>
+            <w:tcBorders>
+              <w:top w:val="single" w:sz="4" w:space="0" w:color="auto"/>
+              <w:left w:val="single" w:sz="4" w:space="0" w:color="auto"/>
+              <w:bottom w:val="single" w:sz="4" w:space="0" w:color="auto"/>
+              <w:right w:val="single" w:sz="4" w:space="0" w:color="auto"/>
+            </w:tcBorders>
+            <w:shd w:val="clear" w:fill="35618F"/>
+            <w:tcMar>
+              <w:top w:w="0" w:type="dxa"/>
+              <w:left w:w="108" w:type="dxa"/>
+              <w:bottom w:w="0" w:type="dxa"/>
+              <w:right w:w="108" w:type="dxa"/>
+            </w:tcMar>
             <w:vAlign w:val="center"/>
-            <w:shd w:fill="35618F"/>
           </w:tcPr>
           <w:p>
             <w:pPr>
@@ -3165,10 +4472,12 @@
             </w:r>
             <w:r>
               <w:rPr>
-                <w:rFonts w:ascii="Arial" w:hAnsi="Arial" w:eastAsia="Arial"/>
+                <w:rFonts w:ascii="Arial" w:hAnsi="Arial" w:eastAsia="Arial" w:cs="Arial" w:csTheme="minorBidi"/>
                 <w:b/>
+                <w:bCs/>
                 <w:color w:val="FFFFFF"/>
                 <w:sz w:val="24"/>
+                <w:szCs w:val="22"/>
               </w:rPr>
               <w:t>IQR</w:t>
             </w:r>
@@ -3176,9 +4485,21 @@
         </w:tc>
         <w:tc>
           <w:tcPr>
-            <w:tcW w:type="dxa" w:w="793"/>
+            <w:tcW w:w="793" w:type="dxa"/>
+            <w:tcBorders>
+              <w:top w:val="single" w:sz="4" w:space="0" w:color="auto"/>
+              <w:left w:val="single" w:sz="4" w:space="0" w:color="auto"/>
+              <w:bottom w:val="single" w:sz="4" w:space="0" w:color="auto"/>
+              <w:right w:val="single" w:sz="4" w:space="0" w:color="auto"/>
+            </w:tcBorders>
+            <w:shd w:val="clear" w:fill="35618F"/>
+            <w:tcMar>
+              <w:top w:w="0" w:type="dxa"/>
+              <w:left w:w="108" w:type="dxa"/>
+              <w:bottom w:w="0" w:type="dxa"/>
+              <w:right w:w="108" w:type="dxa"/>
+            </w:tcMar>
             <w:vAlign w:val="center"/>
-            <w:shd w:fill="35618F"/>
           </w:tcPr>
           <w:p>
             <w:pPr>
@@ -3193,10 +4514,12 @@
             </w:r>
             <w:r>
               <w:rPr>
-                <w:rFonts w:ascii="Arial" w:hAnsi="Arial" w:eastAsia="Arial"/>
+                <w:rFonts w:ascii="Arial" w:hAnsi="Arial" w:eastAsia="Arial" w:cs="Arial" w:csTheme="minorBidi"/>
                 <w:b/>
+                <w:bCs/>
                 <w:color w:val="FFFFFF"/>
                 <w:sz w:val="24"/>
+                <w:szCs w:val="22"/>
               </w:rPr>
               <w:t>CV</w:t>
             </w:r>
@@ -3206,7 +4529,19 @@
       <w:tr>
         <w:tc>
           <w:tcPr>
-            <w:tcW w:type="dxa" w:w="793"/>
+            <w:tcW w:w="793" w:type="dxa"/>
+            <w:tcBorders>
+              <w:top w:val="single" w:sz="4" w:space="0" w:color="auto"/>
+              <w:left w:val="single" w:sz="4" w:space="0" w:color="auto"/>
+              <w:bottom w:val="single" w:sz="4" w:space="0" w:color="auto"/>
+              <w:right w:val="single" w:sz="4" w:space="0" w:color="auto"/>
+            </w:tcBorders>
+            <w:tcMar>
+              <w:top w:w="0" w:type="dxa"/>
+              <w:left w:w="108" w:type="dxa"/>
+              <w:bottom w:w="0" w:type="dxa"/>
+              <w:right w:w="108" w:type="dxa"/>
+            </w:tcMar>
             <w:vAlign w:val="center"/>
           </w:tcPr>
           <w:p>
@@ -3221,9 +4556,9 @@
             </w:r>
             <w:r>
               <w:rPr>
-                <w:rFonts w:ascii="Arial" w:hAnsi="Arial" w:eastAsia="Arial"/>
-                <w:b w:val="0"/>
+                <w:rFonts w:ascii="Arial" w:hAnsi="Arial" w:eastAsia="Arial" w:cs="Arial" w:csTheme="minorBidi"/>
                 <w:sz w:val="24"/>
+                <w:szCs w:val="22"/>
               </w:rPr>
               <w:t>Ano de publicação</w:t>
             </w:r>
@@ -3231,7 +4566,19 @@
         </w:tc>
         <w:tc>
           <w:tcPr>
-            <w:tcW w:type="dxa" w:w="793"/>
+            <w:tcW w:w="793" w:type="dxa"/>
+            <w:tcBorders>
+              <w:top w:val="single" w:sz="4" w:space="0" w:color="auto"/>
+              <w:left w:val="single" w:sz="4" w:space="0" w:color="auto"/>
+              <w:bottom w:val="single" w:sz="4" w:space="0" w:color="auto"/>
+              <w:right w:val="single" w:sz="4" w:space="0" w:color="auto"/>
+            </w:tcBorders>
+            <w:tcMar>
+              <w:top w:w="0" w:type="dxa"/>
+              <w:left w:w="108" w:type="dxa"/>
+              <w:bottom w:w="0" w:type="dxa"/>
+              <w:right w:w="108" w:type="dxa"/>
+            </w:tcMar>
             <w:vAlign w:val="center"/>
           </w:tcPr>
           <w:p>
@@ -3246,9 +4593,9 @@
             </w:r>
             <w:r>
               <w:rPr>
-                <w:rFonts w:ascii="Arial" w:hAnsi="Arial" w:eastAsia="Arial"/>
-                <w:b w:val="0"/>
+                <w:rFonts w:ascii="Arial" w:hAnsi="Arial" w:eastAsia="Arial" w:cs="Arial" w:csTheme="minorBidi"/>
                 <w:sz w:val="24"/>
+                <w:szCs w:val="22"/>
               </w:rPr>
               <w:t>100</w:t>
             </w:r>
@@ -3256,7 +4603,19 @@
         </w:tc>
         <w:tc>
           <w:tcPr>
-            <w:tcW w:type="dxa" w:w="793"/>
+            <w:tcW w:w="793" w:type="dxa"/>
+            <w:tcBorders>
+              <w:top w:val="single" w:sz="4" w:space="0" w:color="auto"/>
+              <w:left w:val="single" w:sz="4" w:space="0" w:color="auto"/>
+              <w:bottom w:val="single" w:sz="4" w:space="0" w:color="auto"/>
+              <w:right w:val="single" w:sz="4" w:space="0" w:color="auto"/>
+            </w:tcBorders>
+            <w:tcMar>
+              <w:top w:w="0" w:type="dxa"/>
+              <w:left w:w="108" w:type="dxa"/>
+              <w:bottom w:w="0" w:type="dxa"/>
+              <w:right w:w="108" w:type="dxa"/>
+            </w:tcMar>
             <w:vAlign w:val="center"/>
           </w:tcPr>
           <w:p>
@@ -3271,9 +4630,9 @@
             </w:r>
             <w:r>
               <w:rPr>
-                <w:rFonts w:ascii="Arial" w:hAnsi="Arial" w:eastAsia="Arial"/>
-                <w:b w:val="0"/>
+                <w:rFonts w:ascii="Arial" w:hAnsi="Arial" w:eastAsia="Arial" w:cs="Arial" w:csTheme="minorBidi"/>
                 <w:sz w:val="24"/>
+                <w:szCs w:val="22"/>
               </w:rPr>
               <w:t>2012.15</w:t>
             </w:r>
@@ -3281,7 +4640,19 @@
         </w:tc>
         <w:tc>
           <w:tcPr>
-            <w:tcW w:type="dxa" w:w="793"/>
+            <w:tcW w:w="793" w:type="dxa"/>
+            <w:tcBorders>
+              <w:top w:val="single" w:sz="4" w:space="0" w:color="auto"/>
+              <w:left w:val="single" w:sz="4" w:space="0" w:color="auto"/>
+              <w:bottom w:val="single" w:sz="4" w:space="0" w:color="auto"/>
+              <w:right w:val="single" w:sz="4" w:space="0" w:color="auto"/>
+            </w:tcBorders>
+            <w:tcMar>
+              <w:top w:w="0" w:type="dxa"/>
+              <w:left w:w="108" w:type="dxa"/>
+              <w:bottom w:w="0" w:type="dxa"/>
+              <w:right w:w="108" w:type="dxa"/>
+            </w:tcMar>
             <w:vAlign w:val="center"/>
           </w:tcPr>
           <w:p>
@@ -3296,9 +4667,9 @@
             </w:r>
             <w:r>
               <w:rPr>
-                <w:rFonts w:ascii="Arial" w:hAnsi="Arial" w:eastAsia="Arial"/>
-                <w:b w:val="0"/>
+                <w:rFonts w:ascii="Arial" w:hAnsi="Arial" w:eastAsia="Arial" w:cs="Arial" w:csTheme="minorBidi"/>
                 <w:sz w:val="24"/>
+                <w:szCs w:val="22"/>
               </w:rPr>
               <w:t>2015.50</w:t>
             </w:r>
@@ -3306,7 +4677,19 @@
         </w:tc>
         <w:tc>
           <w:tcPr>
-            <w:tcW w:type="dxa" w:w="793"/>
+            <w:tcW w:w="793" w:type="dxa"/>
+            <w:tcBorders>
+              <w:top w:val="single" w:sz="4" w:space="0" w:color="auto"/>
+              <w:left w:val="single" w:sz="4" w:space="0" w:color="auto"/>
+              <w:bottom w:val="single" w:sz="4" w:space="0" w:color="auto"/>
+              <w:right w:val="single" w:sz="4" w:space="0" w:color="auto"/>
+            </w:tcBorders>
+            <w:tcMar>
+              <w:top w:w="0" w:type="dxa"/>
+              <w:left w:w="108" w:type="dxa"/>
+              <w:bottom w:w="0" w:type="dxa"/>
+              <w:right w:w="108" w:type="dxa"/>
+            </w:tcMar>
             <w:vAlign w:val="center"/>
           </w:tcPr>
           <w:p>
@@ -3321,9 +4704,9 @@
             </w:r>
             <w:r>
               <w:rPr>
-                <w:rFonts w:ascii="Arial" w:hAnsi="Arial" w:eastAsia="Arial"/>
-                <w:b w:val="0"/>
+                <w:rFonts w:ascii="Arial" w:hAnsi="Arial" w:eastAsia="Arial" w:cs="Arial" w:csTheme="minorBidi"/>
                 <w:sz w:val="24"/>
+                <w:szCs w:val="22"/>
               </w:rPr>
               <w:t>12.44</w:t>
             </w:r>
@@ -3331,7 +4714,19 @@
         </w:tc>
         <w:tc>
           <w:tcPr>
-            <w:tcW w:type="dxa" w:w="793"/>
+            <w:tcW w:w="793" w:type="dxa"/>
+            <w:tcBorders>
+              <w:top w:val="single" w:sz="4" w:space="0" w:color="auto"/>
+              <w:left w:val="single" w:sz="4" w:space="0" w:color="auto"/>
+              <w:bottom w:val="single" w:sz="4" w:space="0" w:color="auto"/>
+              <w:right w:val="single" w:sz="4" w:space="0" w:color="auto"/>
+            </w:tcBorders>
+            <w:tcMar>
+              <w:top w:w="0" w:type="dxa"/>
+              <w:left w:w="108" w:type="dxa"/>
+              <w:bottom w:w="0" w:type="dxa"/>
+              <w:right w:w="108" w:type="dxa"/>
+            </w:tcMar>
             <w:vAlign w:val="center"/>
           </w:tcPr>
           <w:p>
@@ -3346,9 +4741,9 @@
             </w:r>
             <w:r>
               <w:rPr>
-                <w:rFonts w:ascii="Arial" w:hAnsi="Arial" w:eastAsia="Arial"/>
-                <w:b w:val="0"/>
+                <w:rFonts w:ascii="Arial" w:hAnsi="Arial" w:eastAsia="Arial" w:cs="Arial" w:csTheme="minorBidi"/>
                 <w:sz w:val="24"/>
+                <w:szCs w:val="22"/>
               </w:rPr>
               <w:t>154.73</w:t>
             </w:r>
@@ -3356,7 +4751,19 @@
         </w:tc>
         <w:tc>
           <w:tcPr>
-            <w:tcW w:type="dxa" w:w="793"/>
+            <w:tcW w:w="793" w:type="dxa"/>
+            <w:tcBorders>
+              <w:top w:val="single" w:sz="4" w:space="0" w:color="auto"/>
+              <w:left w:val="single" w:sz="4" w:space="0" w:color="auto"/>
+              <w:bottom w:val="single" w:sz="4" w:space="0" w:color="auto"/>
+              <w:right w:val="single" w:sz="4" w:space="0" w:color="auto"/>
+            </w:tcBorders>
+            <w:tcMar>
+              <w:top w:w="0" w:type="dxa"/>
+              <w:left w:w="108" w:type="dxa"/>
+              <w:bottom w:w="0" w:type="dxa"/>
+              <w:right w:w="108" w:type="dxa"/>
+            </w:tcMar>
             <w:vAlign w:val="center"/>
           </w:tcPr>
           <w:p>
@@ -3371,9 +4778,9 @@
             </w:r>
             <w:r>
               <w:rPr>
-                <w:rFonts w:ascii="Arial" w:hAnsi="Arial" w:eastAsia="Arial"/>
-                <w:b w:val="0"/>
+                <w:rFonts w:ascii="Arial" w:hAnsi="Arial" w:eastAsia="Arial" w:cs="Arial" w:csTheme="minorBidi"/>
                 <w:sz w:val="24"/>
+                <w:szCs w:val="22"/>
               </w:rPr>
               <w:t>1964</w:t>
             </w:r>
@@ -3381,7 +4788,19 @@
         </w:tc>
         <w:tc>
           <w:tcPr>
-            <w:tcW w:type="dxa" w:w="793"/>
+            <w:tcW w:w="793" w:type="dxa"/>
+            <w:tcBorders>
+              <w:top w:val="single" w:sz="4" w:space="0" w:color="auto"/>
+              <w:left w:val="single" w:sz="4" w:space="0" w:color="auto"/>
+              <w:bottom w:val="single" w:sz="4" w:space="0" w:color="auto"/>
+              <w:right w:val="single" w:sz="4" w:space="0" w:color="auto"/>
+            </w:tcBorders>
+            <w:tcMar>
+              <w:top w:w="0" w:type="dxa"/>
+              <w:left w:w="108" w:type="dxa"/>
+              <w:bottom w:w="0" w:type="dxa"/>
+              <w:right w:w="108" w:type="dxa"/>
+            </w:tcMar>
             <w:vAlign w:val="center"/>
           </w:tcPr>
           <w:p>
@@ -3396,9 +4815,9 @@
             </w:r>
             <w:r>
               <w:rPr>
-                <w:rFonts w:ascii="Arial" w:hAnsi="Arial" w:eastAsia="Arial"/>
-                <w:b w:val="0"/>
+                <w:rFonts w:ascii="Arial" w:hAnsi="Arial" w:eastAsia="Arial" w:cs="Arial" w:csTheme="minorBidi"/>
                 <w:sz w:val="24"/>
+                <w:szCs w:val="22"/>
               </w:rPr>
               <w:t>2011.00</w:t>
             </w:r>
@@ -3406,7 +4825,19 @@
         </w:tc>
         <w:tc>
           <w:tcPr>
-            <w:tcW w:type="dxa" w:w="793"/>
+            <w:tcW w:w="793" w:type="dxa"/>
+            <w:tcBorders>
+              <w:top w:val="single" w:sz="4" w:space="0" w:color="auto"/>
+              <w:left w:val="single" w:sz="4" w:space="0" w:color="auto"/>
+              <w:bottom w:val="single" w:sz="4" w:space="0" w:color="auto"/>
+              <w:right w:val="single" w:sz="4" w:space="0" w:color="auto"/>
+            </w:tcBorders>
+            <w:tcMar>
+              <w:top w:w="0" w:type="dxa"/>
+              <w:left w:w="108" w:type="dxa"/>
+              <w:bottom w:w="0" w:type="dxa"/>
+              <w:right w:w="108" w:type="dxa"/>
+            </w:tcMar>
             <w:vAlign w:val="center"/>
           </w:tcPr>
           <w:p>
@@ -3421,9 +4852,9 @@
             </w:r>
             <w:r>
               <w:rPr>
-                <w:rFonts w:ascii="Arial" w:hAnsi="Arial" w:eastAsia="Arial"/>
-                <w:b w:val="0"/>
+                <w:rFonts w:ascii="Arial" w:hAnsi="Arial" w:eastAsia="Arial" w:cs="Arial" w:csTheme="minorBidi"/>
                 <w:sz w:val="24"/>
+                <w:szCs w:val="22"/>
               </w:rPr>
               <w:t>2020.00</w:t>
             </w:r>
@@ -3431,7 +4862,19 @@
         </w:tc>
         <w:tc>
           <w:tcPr>
-            <w:tcW w:type="dxa" w:w="793"/>
+            <w:tcW w:w="793" w:type="dxa"/>
+            <w:tcBorders>
+              <w:top w:val="single" w:sz="4" w:space="0" w:color="auto"/>
+              <w:left w:val="single" w:sz="4" w:space="0" w:color="auto"/>
+              <w:bottom w:val="single" w:sz="4" w:space="0" w:color="auto"/>
+              <w:right w:val="single" w:sz="4" w:space="0" w:color="auto"/>
+            </w:tcBorders>
+            <w:tcMar>
+              <w:top w:w="0" w:type="dxa"/>
+              <w:left w:w="108" w:type="dxa"/>
+              <w:bottom w:w="0" w:type="dxa"/>
+              <w:right w:w="108" w:type="dxa"/>
+            </w:tcMar>
             <w:vAlign w:val="center"/>
           </w:tcPr>
           <w:p>
@@ -3446,9 +4889,9 @@
             </w:r>
             <w:r>
               <w:rPr>
-                <w:rFonts w:ascii="Arial" w:hAnsi="Arial" w:eastAsia="Arial"/>
-                <w:b w:val="0"/>
+                <w:rFonts w:ascii="Arial" w:hAnsi="Arial" w:eastAsia="Arial" w:cs="Arial" w:csTheme="minorBidi"/>
                 <w:sz w:val="24"/>
+                <w:szCs w:val="22"/>
               </w:rPr>
               <w:t>2026</w:t>
             </w:r>
@@ -3456,7 +4899,19 @@
         </w:tc>
         <w:tc>
           <w:tcPr>
-            <w:tcW w:type="dxa" w:w="793"/>
+            <w:tcW w:w="793" w:type="dxa"/>
+            <w:tcBorders>
+              <w:top w:val="single" w:sz="4" w:space="0" w:color="auto"/>
+              <w:left w:val="single" w:sz="4" w:space="0" w:color="auto"/>
+              <w:bottom w:val="single" w:sz="4" w:space="0" w:color="auto"/>
+              <w:right w:val="single" w:sz="4" w:space="0" w:color="auto"/>
+            </w:tcBorders>
+            <w:tcMar>
+              <w:top w:w="0" w:type="dxa"/>
+              <w:left w:w="108" w:type="dxa"/>
+              <w:bottom w:w="0" w:type="dxa"/>
+              <w:right w:w="108" w:type="dxa"/>
+            </w:tcMar>
             <w:vAlign w:val="center"/>
           </w:tcPr>
           <w:p>
@@ -3471,9 +4926,9 @@
             </w:r>
             <w:r>
               <w:rPr>
-                <w:rFonts w:ascii="Arial" w:hAnsi="Arial" w:eastAsia="Arial"/>
-                <w:b w:val="0"/>
+                <w:rFonts w:ascii="Arial" w:hAnsi="Arial" w:eastAsia="Arial" w:cs="Arial" w:csTheme="minorBidi"/>
                 <w:sz w:val="24"/>
+                <w:szCs w:val="22"/>
               </w:rPr>
               <w:t>62</w:t>
             </w:r>
@@ -3481,7 +4936,19 @@
         </w:tc>
         <w:tc>
           <w:tcPr>
-            <w:tcW w:type="dxa" w:w="793"/>
+            <w:tcW w:w="793" w:type="dxa"/>
+            <w:tcBorders>
+              <w:top w:val="single" w:sz="4" w:space="0" w:color="auto"/>
+              <w:left w:val="single" w:sz="4" w:space="0" w:color="auto"/>
+              <w:bottom w:val="single" w:sz="4" w:space="0" w:color="auto"/>
+              <w:right w:val="single" w:sz="4" w:space="0" w:color="auto"/>
+            </w:tcBorders>
+            <w:tcMar>
+              <w:top w:w="0" w:type="dxa"/>
+              <w:left w:w="108" w:type="dxa"/>
+              <w:bottom w:w="0" w:type="dxa"/>
+              <w:right w:w="108" w:type="dxa"/>
+            </w:tcMar>
             <w:vAlign w:val="center"/>
           </w:tcPr>
           <w:p>
@@ -3496,9 +4963,9 @@
             </w:r>
             <w:r>
               <w:rPr>
-                <w:rFonts w:ascii="Arial" w:hAnsi="Arial" w:eastAsia="Arial"/>
-                <w:b w:val="0"/>
+                <w:rFonts w:ascii="Arial" w:hAnsi="Arial" w:eastAsia="Arial" w:cs="Arial" w:csTheme="minorBidi"/>
                 <w:sz w:val="24"/>
+                <w:szCs w:val="22"/>
               </w:rPr>
               <w:t>9.00</w:t>
             </w:r>
@@ -3506,7 +4973,19 @@
         </w:tc>
         <w:tc>
           <w:tcPr>
-            <w:tcW w:type="dxa" w:w="793"/>
+            <w:tcW w:w="793" w:type="dxa"/>
+            <w:tcBorders>
+              <w:top w:val="single" w:sz="4" w:space="0" w:color="auto"/>
+              <w:left w:val="single" w:sz="4" w:space="0" w:color="auto"/>
+              <w:bottom w:val="single" w:sz="4" w:space="0" w:color="auto"/>
+              <w:right w:val="single" w:sz="4" w:space="0" w:color="auto"/>
+            </w:tcBorders>
+            <w:tcMar>
+              <w:top w:w="0" w:type="dxa"/>
+              <w:left w:w="108" w:type="dxa"/>
+              <w:bottom w:w="0" w:type="dxa"/>
+              <w:right w:w="108" w:type="dxa"/>
+            </w:tcMar>
             <w:vAlign w:val="center"/>
           </w:tcPr>
           <w:p>
@@ -3521,9 +5000,9 @@
             </w:r>
             <w:r>
               <w:rPr>
-                <w:rFonts w:ascii="Arial" w:hAnsi="Arial" w:eastAsia="Arial"/>
-                <w:b w:val="0"/>
+                <w:rFonts w:ascii="Arial" w:hAnsi="Arial" w:eastAsia="Arial" w:cs="Arial" w:csTheme="minorBidi"/>
                 <w:sz w:val="24"/>
+                <w:szCs w:val="22"/>
               </w:rPr>
               <w:t>—</w:t>
             </w:r>
@@ -3533,7 +5012,19 @@
       <w:tr>
         <w:tc>
           <w:tcPr>
-            <w:tcW w:type="dxa" w:w="793"/>
+            <w:tcW w:w="793" w:type="dxa"/>
+            <w:tcBorders>
+              <w:top w:val="single" w:sz="4" w:space="0" w:color="auto"/>
+              <w:left w:val="single" w:sz="4" w:space="0" w:color="auto"/>
+              <w:bottom w:val="single" w:sz="4" w:space="0" w:color="auto"/>
+              <w:right w:val="single" w:sz="4" w:space="0" w:color="auto"/>
+            </w:tcBorders>
+            <w:tcMar>
+              <w:top w:w="0" w:type="dxa"/>
+              <w:left w:w="108" w:type="dxa"/>
+              <w:bottom w:w="0" w:type="dxa"/>
+              <w:right w:w="108" w:type="dxa"/>
+            </w:tcMar>
             <w:vAlign w:val="center"/>
           </w:tcPr>
           <w:p>
@@ -3548,9 +5039,9 @@
             </w:r>
             <w:r>
               <w:rPr>
-                <w:rFonts w:ascii="Arial" w:hAnsi="Arial" w:eastAsia="Arial"/>
-                <w:b w:val="0"/>
+                <w:rFonts w:ascii="Arial" w:hAnsi="Arial" w:eastAsia="Arial" w:cs="Arial" w:csTheme="minorBidi"/>
                 <w:sz w:val="24"/>
+                <w:szCs w:val="22"/>
               </w:rPr>
               <w:t>Número de autores</w:t>
             </w:r>
@@ -3558,7 +5049,19 @@
         </w:tc>
         <w:tc>
           <w:tcPr>
-            <w:tcW w:type="dxa" w:w="793"/>
+            <w:tcW w:w="793" w:type="dxa"/>
+            <w:tcBorders>
+              <w:top w:val="single" w:sz="4" w:space="0" w:color="auto"/>
+              <w:left w:val="single" w:sz="4" w:space="0" w:color="auto"/>
+              <w:bottom w:val="single" w:sz="4" w:space="0" w:color="auto"/>
+              <w:right w:val="single" w:sz="4" w:space="0" w:color="auto"/>
+            </w:tcBorders>
+            <w:tcMar>
+              <w:top w:w="0" w:type="dxa"/>
+              <w:left w:w="108" w:type="dxa"/>
+              <w:bottom w:w="0" w:type="dxa"/>
+              <w:right w:w="108" w:type="dxa"/>
+            </w:tcMar>
             <w:vAlign w:val="center"/>
           </w:tcPr>
           <w:p>
@@ -3573,9 +5076,9 @@
             </w:r>
             <w:r>
               <w:rPr>
-                <w:rFonts w:ascii="Arial" w:hAnsi="Arial" w:eastAsia="Arial"/>
-                <w:b w:val="0"/>
+                <w:rFonts w:ascii="Arial" w:hAnsi="Arial" w:eastAsia="Arial" w:cs="Arial" w:csTheme="minorBidi"/>
                 <w:sz w:val="24"/>
+                <w:szCs w:val="22"/>
               </w:rPr>
               <w:t>98</w:t>
             </w:r>
@@ -3583,7 +5086,19 @@
         </w:tc>
         <w:tc>
           <w:tcPr>
-            <w:tcW w:type="dxa" w:w="793"/>
+            <w:tcW w:w="793" w:type="dxa"/>
+            <w:tcBorders>
+              <w:top w:val="single" w:sz="4" w:space="0" w:color="auto"/>
+              <w:left w:val="single" w:sz="4" w:space="0" w:color="auto"/>
+              <w:bottom w:val="single" w:sz="4" w:space="0" w:color="auto"/>
+              <w:right w:val="single" w:sz="4" w:space="0" w:color="auto"/>
+            </w:tcBorders>
+            <w:tcMar>
+              <w:top w:w="0" w:type="dxa"/>
+              <w:left w:w="108" w:type="dxa"/>
+              <w:bottom w:w="0" w:type="dxa"/>
+              <w:right w:w="108" w:type="dxa"/>
+            </w:tcMar>
             <w:vAlign w:val="center"/>
           </w:tcPr>
           <w:p>
@@ -3598,9 +5113,9 @@
             </w:r>
             <w:r>
               <w:rPr>
-                <w:rFonts w:ascii="Arial" w:hAnsi="Arial" w:eastAsia="Arial"/>
-                <w:b w:val="0"/>
+                <w:rFonts w:ascii="Arial" w:hAnsi="Arial" w:eastAsia="Arial" w:cs="Arial" w:csTheme="minorBidi"/>
                 <w:sz w:val="24"/>
+                <w:szCs w:val="22"/>
               </w:rPr>
               <w:t>7.08</w:t>
             </w:r>
@@ -3608,7 +5123,19 @@
         </w:tc>
         <w:tc>
           <w:tcPr>
-            <w:tcW w:type="dxa" w:w="793"/>
+            <w:tcW w:w="793" w:type="dxa"/>
+            <w:tcBorders>
+              <w:top w:val="single" w:sz="4" w:space="0" w:color="auto"/>
+              <w:left w:val="single" w:sz="4" w:space="0" w:color="auto"/>
+              <w:bottom w:val="single" w:sz="4" w:space="0" w:color="auto"/>
+              <w:right w:val="single" w:sz="4" w:space="0" w:color="auto"/>
+            </w:tcBorders>
+            <w:tcMar>
+              <w:top w:w="0" w:type="dxa"/>
+              <w:left w:w="108" w:type="dxa"/>
+              <w:bottom w:w="0" w:type="dxa"/>
+              <w:right w:w="108" w:type="dxa"/>
+            </w:tcMar>
             <w:vAlign w:val="center"/>
           </w:tcPr>
           <w:p>
@@ -3623,9 +5150,9 @@
             </w:r>
             <w:r>
               <w:rPr>
-                <w:rFonts w:ascii="Arial" w:hAnsi="Arial" w:eastAsia="Arial"/>
-                <w:b w:val="0"/>
+                <w:rFonts w:ascii="Arial" w:hAnsi="Arial" w:eastAsia="Arial" w:cs="Arial" w:csTheme="minorBidi"/>
                 <w:sz w:val="24"/>
+                <w:szCs w:val="22"/>
               </w:rPr>
               <w:t>6.00</w:t>
             </w:r>
@@ -3633,7 +5160,19 @@
         </w:tc>
         <w:tc>
           <w:tcPr>
-            <w:tcW w:type="dxa" w:w="793"/>
+            <w:tcW w:w="793" w:type="dxa"/>
+            <w:tcBorders>
+              <w:top w:val="single" w:sz="4" w:space="0" w:color="auto"/>
+              <w:left w:val="single" w:sz="4" w:space="0" w:color="auto"/>
+              <w:bottom w:val="single" w:sz="4" w:space="0" w:color="auto"/>
+              <w:right w:val="single" w:sz="4" w:space="0" w:color="auto"/>
+            </w:tcBorders>
+            <w:tcMar>
+              <w:top w:w="0" w:type="dxa"/>
+              <w:left w:w="108" w:type="dxa"/>
+              <w:bottom w:w="0" w:type="dxa"/>
+              <w:right w:w="108" w:type="dxa"/>
+            </w:tcMar>
             <w:vAlign w:val="center"/>
           </w:tcPr>
           <w:p>
@@ -3648,9 +5187,9 @@
             </w:r>
             <w:r>
               <w:rPr>
-                <w:rFonts w:ascii="Arial" w:hAnsi="Arial" w:eastAsia="Arial"/>
-                <w:b w:val="0"/>
+                <w:rFonts w:ascii="Arial" w:hAnsi="Arial" w:eastAsia="Arial" w:cs="Arial" w:csTheme="minorBidi"/>
                 <w:sz w:val="24"/>
+                <w:szCs w:val="22"/>
               </w:rPr>
               <w:t>6.37</w:t>
             </w:r>
@@ -3658,7 +5197,19 @@
         </w:tc>
         <w:tc>
           <w:tcPr>
-            <w:tcW w:type="dxa" w:w="793"/>
+            <w:tcW w:w="793" w:type="dxa"/>
+            <w:tcBorders>
+              <w:top w:val="single" w:sz="4" w:space="0" w:color="auto"/>
+              <w:left w:val="single" w:sz="4" w:space="0" w:color="auto"/>
+              <w:bottom w:val="single" w:sz="4" w:space="0" w:color="auto"/>
+              <w:right w:val="single" w:sz="4" w:space="0" w:color="auto"/>
+            </w:tcBorders>
+            <w:tcMar>
+              <w:top w:w="0" w:type="dxa"/>
+              <w:left w:w="108" w:type="dxa"/>
+              <w:bottom w:w="0" w:type="dxa"/>
+              <w:right w:w="108" w:type="dxa"/>
+            </w:tcMar>
             <w:vAlign w:val="center"/>
           </w:tcPr>
           <w:p>
@@ -3673,9 +5224,9 @@
             </w:r>
             <w:r>
               <w:rPr>
-                <w:rFonts w:ascii="Arial" w:hAnsi="Arial" w:eastAsia="Arial"/>
-                <w:b w:val="0"/>
+                <w:rFonts w:ascii="Arial" w:hAnsi="Arial" w:eastAsia="Arial" w:cs="Arial" w:csTheme="minorBidi"/>
                 <w:sz w:val="24"/>
+                <w:szCs w:val="22"/>
               </w:rPr>
               <w:t>40.53</w:t>
             </w:r>
@@ -3683,7 +5234,19 @@
         </w:tc>
         <w:tc>
           <w:tcPr>
-            <w:tcW w:type="dxa" w:w="793"/>
+            <w:tcW w:w="793" w:type="dxa"/>
+            <w:tcBorders>
+              <w:top w:val="single" w:sz="4" w:space="0" w:color="auto"/>
+              <w:left w:val="single" w:sz="4" w:space="0" w:color="auto"/>
+              <w:bottom w:val="single" w:sz="4" w:space="0" w:color="auto"/>
+              <w:right w:val="single" w:sz="4" w:space="0" w:color="auto"/>
+            </w:tcBorders>
+            <w:tcMar>
+              <w:top w:w="0" w:type="dxa"/>
+              <w:left w:w="108" w:type="dxa"/>
+              <w:bottom w:w="0" w:type="dxa"/>
+              <w:right w:w="108" w:type="dxa"/>
+            </w:tcMar>
             <w:vAlign w:val="center"/>
           </w:tcPr>
           <w:p>
@@ -3698,9 +5261,9 @@
             </w:r>
             <w:r>
               <w:rPr>
-                <w:rFonts w:ascii="Arial" w:hAnsi="Arial" w:eastAsia="Arial"/>
-                <w:b w:val="0"/>
+                <w:rFonts w:ascii="Arial" w:hAnsi="Arial" w:eastAsia="Arial" w:cs="Arial" w:csTheme="minorBidi"/>
                 <w:sz w:val="24"/>
+                <w:szCs w:val="22"/>
               </w:rPr>
               <w:t>1</w:t>
             </w:r>
@@ -3708,7 +5271,19 @@
         </w:tc>
         <w:tc>
           <w:tcPr>
-            <w:tcW w:type="dxa" w:w="793"/>
+            <w:tcW w:w="793" w:type="dxa"/>
+            <w:tcBorders>
+              <w:top w:val="single" w:sz="4" w:space="0" w:color="auto"/>
+              <w:left w:val="single" w:sz="4" w:space="0" w:color="auto"/>
+              <w:bottom w:val="single" w:sz="4" w:space="0" w:color="auto"/>
+              <w:right w:val="single" w:sz="4" w:space="0" w:color="auto"/>
+            </w:tcBorders>
+            <w:tcMar>
+              <w:top w:w="0" w:type="dxa"/>
+              <w:left w:w="108" w:type="dxa"/>
+              <w:bottom w:w="0" w:type="dxa"/>
+              <w:right w:w="108" w:type="dxa"/>
+            </w:tcMar>
             <w:vAlign w:val="center"/>
           </w:tcPr>
           <w:p>
@@ -3723,9 +5298,9 @@
             </w:r>
             <w:r>
               <w:rPr>
-                <w:rFonts w:ascii="Arial" w:hAnsi="Arial" w:eastAsia="Arial"/>
-                <w:b w:val="0"/>
+                <w:rFonts w:ascii="Arial" w:hAnsi="Arial" w:eastAsia="Arial" w:cs="Arial" w:csTheme="minorBidi"/>
                 <w:sz w:val="24"/>
+                <w:szCs w:val="22"/>
               </w:rPr>
               <w:t>3.00</w:t>
             </w:r>
@@ -3733,7 +5308,19 @@
         </w:tc>
         <w:tc>
           <w:tcPr>
-            <w:tcW w:type="dxa" w:w="793"/>
+            <w:tcW w:w="793" w:type="dxa"/>
+            <w:tcBorders>
+              <w:top w:val="single" w:sz="4" w:space="0" w:color="auto"/>
+              <w:left w:val="single" w:sz="4" w:space="0" w:color="auto"/>
+              <w:bottom w:val="single" w:sz="4" w:space="0" w:color="auto"/>
+              <w:right w:val="single" w:sz="4" w:space="0" w:color="auto"/>
+            </w:tcBorders>
+            <w:tcMar>
+              <w:top w:w="0" w:type="dxa"/>
+              <w:left w:w="108" w:type="dxa"/>
+              <w:bottom w:w="0" w:type="dxa"/>
+              <w:right w:w="108" w:type="dxa"/>
+            </w:tcMar>
             <w:vAlign w:val="center"/>
           </w:tcPr>
           <w:p>
@@ -3748,9 +5335,9 @@
             </w:r>
             <w:r>
               <w:rPr>
-                <w:rFonts w:ascii="Arial" w:hAnsi="Arial" w:eastAsia="Arial"/>
-                <w:b w:val="0"/>
+                <w:rFonts w:ascii="Arial" w:hAnsi="Arial" w:eastAsia="Arial" w:cs="Arial" w:csTheme="minorBidi"/>
                 <w:sz w:val="24"/>
+                <w:szCs w:val="22"/>
               </w:rPr>
               <w:t>9.00</w:t>
             </w:r>
@@ -3758,7 +5345,19 @@
         </w:tc>
         <w:tc>
           <w:tcPr>
-            <w:tcW w:type="dxa" w:w="793"/>
+            <w:tcW w:w="793" w:type="dxa"/>
+            <w:tcBorders>
+              <w:top w:val="single" w:sz="4" w:space="0" w:color="auto"/>
+              <w:left w:val="single" w:sz="4" w:space="0" w:color="auto"/>
+              <w:bottom w:val="single" w:sz="4" w:space="0" w:color="auto"/>
+              <w:right w:val="single" w:sz="4" w:space="0" w:color="auto"/>
+            </w:tcBorders>
+            <w:tcMar>
+              <w:top w:w="0" w:type="dxa"/>
+              <w:left w:w="108" w:type="dxa"/>
+              <w:bottom w:w="0" w:type="dxa"/>
+              <w:right w:w="108" w:type="dxa"/>
+            </w:tcMar>
             <w:vAlign w:val="center"/>
           </w:tcPr>
           <w:p>
@@ -3773,9 +5372,9 @@
             </w:r>
             <w:r>
               <w:rPr>
-                <w:rFonts w:ascii="Arial" w:hAnsi="Arial" w:eastAsia="Arial"/>
-                <w:b w:val="0"/>
+                <w:rFonts w:ascii="Arial" w:hAnsi="Arial" w:eastAsia="Arial" w:cs="Arial" w:csTheme="minorBidi"/>
                 <w:sz w:val="24"/>
+                <w:szCs w:val="22"/>
               </w:rPr>
               <w:t>47</w:t>
             </w:r>
@@ -3783,7 +5382,19 @@
         </w:tc>
         <w:tc>
           <w:tcPr>
-            <w:tcW w:type="dxa" w:w="793"/>
+            <w:tcW w:w="793" w:type="dxa"/>
+            <w:tcBorders>
+              <w:top w:val="single" w:sz="4" w:space="0" w:color="auto"/>
+              <w:left w:val="single" w:sz="4" w:space="0" w:color="auto"/>
+              <w:bottom w:val="single" w:sz="4" w:space="0" w:color="auto"/>
+              <w:right w:val="single" w:sz="4" w:space="0" w:color="auto"/>
+            </w:tcBorders>
+            <w:tcMar>
+              <w:top w:w="0" w:type="dxa"/>
+              <w:left w:w="108" w:type="dxa"/>
+              <w:bottom w:w="0" w:type="dxa"/>
+              <w:right w:w="108" w:type="dxa"/>
+            </w:tcMar>
             <w:vAlign w:val="center"/>
           </w:tcPr>
           <w:p>
@@ -3798,9 +5409,9 @@
             </w:r>
             <w:r>
               <w:rPr>
-                <w:rFonts w:ascii="Arial" w:hAnsi="Arial" w:eastAsia="Arial"/>
-                <w:b w:val="0"/>
+                <w:rFonts w:ascii="Arial" w:hAnsi="Arial" w:eastAsia="Arial" w:cs="Arial" w:csTheme="minorBidi"/>
                 <w:sz w:val="24"/>
+                <w:szCs w:val="22"/>
               </w:rPr>
               <w:t>46</w:t>
             </w:r>
@@ -3808,7 +5419,19 @@
         </w:tc>
         <w:tc>
           <w:tcPr>
-            <w:tcW w:type="dxa" w:w="793"/>
+            <w:tcW w:w="793" w:type="dxa"/>
+            <w:tcBorders>
+              <w:top w:val="single" w:sz="4" w:space="0" w:color="auto"/>
+              <w:left w:val="single" w:sz="4" w:space="0" w:color="auto"/>
+              <w:bottom w:val="single" w:sz="4" w:space="0" w:color="auto"/>
+              <w:right w:val="single" w:sz="4" w:space="0" w:color="auto"/>
+            </w:tcBorders>
+            <w:tcMar>
+              <w:top w:w="0" w:type="dxa"/>
+              <w:left w:w="108" w:type="dxa"/>
+              <w:bottom w:w="0" w:type="dxa"/>
+              <w:right w:w="108" w:type="dxa"/>
+            </w:tcMar>
             <w:vAlign w:val="center"/>
           </w:tcPr>
           <w:p>
@@ -3823,9 +5446,9 @@
             </w:r>
             <w:r>
               <w:rPr>
-                <w:rFonts w:ascii="Arial" w:hAnsi="Arial" w:eastAsia="Arial"/>
-                <w:b w:val="0"/>
+                <w:rFonts w:ascii="Arial" w:hAnsi="Arial" w:eastAsia="Arial" w:cs="Arial" w:csTheme="minorBidi"/>
                 <w:sz w:val="24"/>
+                <w:szCs w:val="22"/>
               </w:rPr>
               <w:t>6.00</w:t>
             </w:r>
@@ -3833,7 +5456,19 @@
         </w:tc>
         <w:tc>
           <w:tcPr>
-            <w:tcW w:type="dxa" w:w="793"/>
+            <w:tcW w:w="793" w:type="dxa"/>
+            <w:tcBorders>
+              <w:top w:val="single" w:sz="4" w:space="0" w:color="auto"/>
+              <w:left w:val="single" w:sz="4" w:space="0" w:color="auto"/>
+              <w:bottom w:val="single" w:sz="4" w:space="0" w:color="auto"/>
+              <w:right w:val="single" w:sz="4" w:space="0" w:color="auto"/>
+            </w:tcBorders>
+            <w:tcMar>
+              <w:top w:w="0" w:type="dxa"/>
+              <w:left w:w="108" w:type="dxa"/>
+              <w:bottom w:w="0" w:type="dxa"/>
+              <w:right w:w="108" w:type="dxa"/>
+            </w:tcMar>
             <w:vAlign w:val="center"/>
           </w:tcPr>
           <w:p>
@@ -3848,9 +5483,9 @@
             </w:r>
             <w:r>
               <w:rPr>
-                <w:rFonts w:ascii="Arial" w:hAnsi="Arial" w:eastAsia="Arial"/>
-                <w:b w:val="0"/>
+                <w:rFonts w:ascii="Arial" w:hAnsi="Arial" w:eastAsia="Arial" w:cs="Arial" w:csTheme="minorBidi"/>
                 <w:sz w:val="24"/>
+                <w:szCs w:val="22"/>
               </w:rPr>
               <w:t>89.9%</w:t>
             </w:r>
@@ -3860,7 +5495,19 @@
       <w:tr>
         <w:tc>
           <w:tcPr>
-            <w:tcW w:type="dxa" w:w="793"/>
+            <w:tcW w:w="793" w:type="dxa"/>
+            <w:tcBorders>
+              <w:top w:val="single" w:sz="4" w:space="0" w:color="auto"/>
+              <w:left w:val="single" w:sz="4" w:space="0" w:color="auto"/>
+              <w:bottom w:val="single" w:sz="4" w:space="0" w:color="auto"/>
+              <w:right w:val="single" w:sz="4" w:space="0" w:color="auto"/>
+            </w:tcBorders>
+            <w:tcMar>
+              <w:top w:w="0" w:type="dxa"/>
+              <w:left w:w="108" w:type="dxa"/>
+              <w:bottom w:w="0" w:type="dxa"/>
+              <w:right w:w="108" w:type="dxa"/>
+            </w:tcMar>
             <w:vAlign w:val="center"/>
           </w:tcPr>
           <w:p>
@@ -3875,9 +5522,9 @@
             </w:r>
             <w:r>
               <w:rPr>
-                <w:rFonts w:ascii="Arial" w:hAnsi="Arial" w:eastAsia="Arial"/>
-                <w:b w:val="0"/>
+                <w:rFonts w:ascii="Arial" w:hAnsi="Arial" w:eastAsia="Arial" w:cs="Arial" w:csTheme="minorBidi"/>
                 <w:sz w:val="24"/>
+                <w:szCs w:val="22"/>
               </w:rPr>
               <w:t>Palavras no título</w:t>
             </w:r>
@@ -3885,7 +5532,19 @@
         </w:tc>
         <w:tc>
           <w:tcPr>
-            <w:tcW w:type="dxa" w:w="793"/>
+            <w:tcW w:w="793" w:type="dxa"/>
+            <w:tcBorders>
+              <w:top w:val="single" w:sz="4" w:space="0" w:color="auto"/>
+              <w:left w:val="single" w:sz="4" w:space="0" w:color="auto"/>
+              <w:bottom w:val="single" w:sz="4" w:space="0" w:color="auto"/>
+              <w:right w:val="single" w:sz="4" w:space="0" w:color="auto"/>
+            </w:tcBorders>
+            <w:tcMar>
+              <w:top w:w="0" w:type="dxa"/>
+              <w:left w:w="108" w:type="dxa"/>
+              <w:bottom w:w="0" w:type="dxa"/>
+              <w:right w:w="108" w:type="dxa"/>
+            </w:tcMar>
             <w:vAlign w:val="center"/>
           </w:tcPr>
           <w:p>
@@ -3900,9 +5559,9 @@
             </w:r>
             <w:r>
               <w:rPr>
-                <w:rFonts w:ascii="Arial" w:hAnsi="Arial" w:eastAsia="Arial"/>
-                <w:b w:val="0"/>
+                <w:rFonts w:ascii="Arial" w:hAnsi="Arial" w:eastAsia="Arial" w:cs="Arial" w:csTheme="minorBidi"/>
                 <w:sz w:val="24"/>
+                <w:szCs w:val="22"/>
               </w:rPr>
               <w:t>100</w:t>
             </w:r>
@@ -3910,7 +5569,19 @@
         </w:tc>
         <w:tc>
           <w:tcPr>
-            <w:tcW w:type="dxa" w:w="793"/>
+            <w:tcW w:w="793" w:type="dxa"/>
+            <w:tcBorders>
+              <w:top w:val="single" w:sz="4" w:space="0" w:color="auto"/>
+              <w:left w:val="single" w:sz="4" w:space="0" w:color="auto"/>
+              <w:bottom w:val="single" w:sz="4" w:space="0" w:color="auto"/>
+              <w:right w:val="single" w:sz="4" w:space="0" w:color="auto"/>
+            </w:tcBorders>
+            <w:tcMar>
+              <w:top w:w="0" w:type="dxa"/>
+              <w:left w:w="108" w:type="dxa"/>
+              <w:bottom w:w="0" w:type="dxa"/>
+              <w:right w:w="108" w:type="dxa"/>
+            </w:tcMar>
             <w:vAlign w:val="center"/>
           </w:tcPr>
           <w:p>
@@ -3925,9 +5596,9 @@
             </w:r>
             <w:r>
               <w:rPr>
-                <w:rFonts w:ascii="Arial" w:hAnsi="Arial" w:eastAsia="Arial"/>
-                <w:b w:val="0"/>
+                <w:rFonts w:ascii="Arial" w:hAnsi="Arial" w:eastAsia="Arial" w:cs="Arial" w:csTheme="minorBidi"/>
                 <w:sz w:val="24"/>
+                <w:szCs w:val="22"/>
               </w:rPr>
               <w:t>14.10</w:t>
             </w:r>
@@ -3935,7 +5606,19 @@
         </w:tc>
         <w:tc>
           <w:tcPr>
-            <w:tcW w:type="dxa" w:w="793"/>
+            <w:tcW w:w="793" w:type="dxa"/>
+            <w:tcBorders>
+              <w:top w:val="single" w:sz="4" w:space="0" w:color="auto"/>
+              <w:left w:val="single" w:sz="4" w:space="0" w:color="auto"/>
+              <w:bottom w:val="single" w:sz="4" w:space="0" w:color="auto"/>
+              <w:right w:val="single" w:sz="4" w:space="0" w:color="auto"/>
+            </w:tcBorders>
+            <w:tcMar>
+              <w:top w:w="0" w:type="dxa"/>
+              <w:left w:w="108" w:type="dxa"/>
+              <w:bottom w:w="0" w:type="dxa"/>
+              <w:right w:w="108" w:type="dxa"/>
+            </w:tcMar>
             <w:vAlign w:val="center"/>
           </w:tcPr>
           <w:p>
@@ -3950,9 +5633,9 @@
             </w:r>
             <w:r>
               <w:rPr>
-                <w:rFonts w:ascii="Arial" w:hAnsi="Arial" w:eastAsia="Arial"/>
-                <w:b w:val="0"/>
+                <w:rFonts w:ascii="Arial" w:hAnsi="Arial" w:eastAsia="Arial" w:cs="Arial" w:csTheme="minorBidi"/>
                 <w:sz w:val="24"/>
+                <w:szCs w:val="22"/>
               </w:rPr>
               <w:t>14.00</w:t>
             </w:r>
@@ -3960,7 +5643,19 @@
         </w:tc>
         <w:tc>
           <w:tcPr>
-            <w:tcW w:type="dxa" w:w="793"/>
+            <w:tcW w:w="793" w:type="dxa"/>
+            <w:tcBorders>
+              <w:top w:val="single" w:sz="4" w:space="0" w:color="auto"/>
+              <w:left w:val="single" w:sz="4" w:space="0" w:color="auto"/>
+              <w:bottom w:val="single" w:sz="4" w:space="0" w:color="auto"/>
+              <w:right w:val="single" w:sz="4" w:space="0" w:color="auto"/>
+            </w:tcBorders>
+            <w:tcMar>
+              <w:top w:w="0" w:type="dxa"/>
+              <w:left w:w="108" w:type="dxa"/>
+              <w:bottom w:w="0" w:type="dxa"/>
+              <w:right w:w="108" w:type="dxa"/>
+            </w:tcMar>
             <w:vAlign w:val="center"/>
           </w:tcPr>
           <w:p>
@@ -3975,9 +5670,9 @@
             </w:r>
             <w:r>
               <w:rPr>
-                <w:rFonts w:ascii="Arial" w:hAnsi="Arial" w:eastAsia="Arial"/>
-                <w:b w:val="0"/>
+                <w:rFonts w:ascii="Arial" w:hAnsi="Arial" w:eastAsia="Arial" w:cs="Arial" w:csTheme="minorBidi"/>
                 <w:sz w:val="24"/>
+                <w:szCs w:val="22"/>
               </w:rPr>
               <w:t>4.27</w:t>
             </w:r>
@@ -3985,7 +5680,19 @@
         </w:tc>
         <w:tc>
           <w:tcPr>
-            <w:tcW w:type="dxa" w:w="793"/>
+            <w:tcW w:w="793" w:type="dxa"/>
+            <w:tcBorders>
+              <w:top w:val="single" w:sz="4" w:space="0" w:color="auto"/>
+              <w:left w:val="single" w:sz="4" w:space="0" w:color="auto"/>
+              <w:bottom w:val="single" w:sz="4" w:space="0" w:color="auto"/>
+              <w:right w:val="single" w:sz="4" w:space="0" w:color="auto"/>
+            </w:tcBorders>
+            <w:tcMar>
+              <w:top w:w="0" w:type="dxa"/>
+              <w:left w:w="108" w:type="dxa"/>
+              <w:bottom w:w="0" w:type="dxa"/>
+              <w:right w:w="108" w:type="dxa"/>
+            </w:tcMar>
             <w:vAlign w:val="center"/>
           </w:tcPr>
           <w:p>
@@ -4000,9 +5707,9 @@
             </w:r>
             <w:r>
               <w:rPr>
-                <w:rFonts w:ascii="Arial" w:hAnsi="Arial" w:eastAsia="Arial"/>
-                <w:b w:val="0"/>
+                <w:rFonts w:ascii="Arial" w:hAnsi="Arial" w:eastAsia="Arial" w:cs="Arial" w:csTheme="minorBidi"/>
                 <w:sz w:val="24"/>
+                <w:szCs w:val="22"/>
               </w:rPr>
               <w:t>18.27</w:t>
             </w:r>
@@ -4010,7 +5717,19 @@
         </w:tc>
         <w:tc>
           <w:tcPr>
-            <w:tcW w:type="dxa" w:w="793"/>
+            <w:tcW w:w="793" w:type="dxa"/>
+            <w:tcBorders>
+              <w:top w:val="single" w:sz="4" w:space="0" w:color="auto"/>
+              <w:left w:val="single" w:sz="4" w:space="0" w:color="auto"/>
+              <w:bottom w:val="single" w:sz="4" w:space="0" w:color="auto"/>
+              <w:right w:val="single" w:sz="4" w:space="0" w:color="auto"/>
+            </w:tcBorders>
+            <w:tcMar>
+              <w:top w:w="0" w:type="dxa"/>
+              <w:left w:w="108" w:type="dxa"/>
+              <w:bottom w:w="0" w:type="dxa"/>
+              <w:right w:w="108" w:type="dxa"/>
+            </w:tcMar>
             <w:vAlign w:val="center"/>
           </w:tcPr>
           <w:p>
@@ -4025,9 +5744,9 @@
             </w:r>
             <w:r>
               <w:rPr>
-                <w:rFonts w:ascii="Arial" w:hAnsi="Arial" w:eastAsia="Arial"/>
-                <w:b w:val="0"/>
+                <w:rFonts w:ascii="Arial" w:hAnsi="Arial" w:eastAsia="Arial" w:cs="Arial" w:csTheme="minorBidi"/>
                 <w:sz w:val="24"/>
+                <w:szCs w:val="22"/>
               </w:rPr>
               <w:t>5</w:t>
             </w:r>
@@ -4035,7 +5754,19 @@
         </w:tc>
         <w:tc>
           <w:tcPr>
-            <w:tcW w:type="dxa" w:w="793"/>
+            <w:tcW w:w="793" w:type="dxa"/>
+            <w:tcBorders>
+              <w:top w:val="single" w:sz="4" w:space="0" w:color="auto"/>
+              <w:left w:val="single" w:sz="4" w:space="0" w:color="auto"/>
+              <w:bottom w:val="single" w:sz="4" w:space="0" w:color="auto"/>
+              <w:right w:val="single" w:sz="4" w:space="0" w:color="auto"/>
+            </w:tcBorders>
+            <w:tcMar>
+              <w:top w:w="0" w:type="dxa"/>
+              <w:left w:w="108" w:type="dxa"/>
+              <w:bottom w:w="0" w:type="dxa"/>
+              <w:right w:w="108" w:type="dxa"/>
+            </w:tcMar>
             <w:vAlign w:val="center"/>
           </w:tcPr>
           <w:p>
@@ -4050,9 +5781,9 @@
             </w:r>
             <w:r>
               <w:rPr>
-                <w:rFonts w:ascii="Arial" w:hAnsi="Arial" w:eastAsia="Arial"/>
-                <w:b w:val="0"/>
+                <w:rFonts w:ascii="Arial" w:hAnsi="Arial" w:eastAsia="Arial" w:cs="Arial" w:csTheme="minorBidi"/>
                 <w:sz w:val="24"/>
+                <w:szCs w:val="22"/>
               </w:rPr>
               <w:t>11.00</w:t>
             </w:r>
@@ -4060,7 +5791,19 @@
         </w:tc>
         <w:tc>
           <w:tcPr>
-            <w:tcW w:type="dxa" w:w="793"/>
+            <w:tcW w:w="793" w:type="dxa"/>
+            <w:tcBorders>
+              <w:top w:val="single" w:sz="4" w:space="0" w:color="auto"/>
+              <w:left w:val="single" w:sz="4" w:space="0" w:color="auto"/>
+              <w:bottom w:val="single" w:sz="4" w:space="0" w:color="auto"/>
+              <w:right w:val="single" w:sz="4" w:space="0" w:color="auto"/>
+            </w:tcBorders>
+            <w:tcMar>
+              <w:top w:w="0" w:type="dxa"/>
+              <w:left w:w="108" w:type="dxa"/>
+              <w:bottom w:w="0" w:type="dxa"/>
+              <w:right w:w="108" w:type="dxa"/>
+            </w:tcMar>
             <w:vAlign w:val="center"/>
           </w:tcPr>
           <w:p>
@@ -4075,9 +5818,9 @@
             </w:r>
             <w:r>
               <w:rPr>
-                <w:rFonts w:ascii="Arial" w:hAnsi="Arial" w:eastAsia="Arial"/>
-                <w:b w:val="0"/>
+                <w:rFonts w:ascii="Arial" w:hAnsi="Arial" w:eastAsia="Arial" w:cs="Arial" w:csTheme="minorBidi"/>
                 <w:sz w:val="24"/>
+                <w:szCs w:val="22"/>
               </w:rPr>
               <w:t>17.00</w:t>
             </w:r>
@@ -4085,7 +5828,19 @@
         </w:tc>
         <w:tc>
           <w:tcPr>
-            <w:tcW w:type="dxa" w:w="793"/>
+            <w:tcW w:w="793" w:type="dxa"/>
+            <w:tcBorders>
+              <w:top w:val="single" w:sz="4" w:space="0" w:color="auto"/>
+              <w:left w:val="single" w:sz="4" w:space="0" w:color="auto"/>
+              <w:bottom w:val="single" w:sz="4" w:space="0" w:color="auto"/>
+              <w:right w:val="single" w:sz="4" w:space="0" w:color="auto"/>
+            </w:tcBorders>
+            <w:tcMar>
+              <w:top w:w="0" w:type="dxa"/>
+              <w:left w:w="108" w:type="dxa"/>
+              <w:bottom w:w="0" w:type="dxa"/>
+              <w:right w:w="108" w:type="dxa"/>
+            </w:tcMar>
             <w:vAlign w:val="center"/>
           </w:tcPr>
           <w:p>
@@ -4100,9 +5855,9 @@
             </w:r>
             <w:r>
               <w:rPr>
-                <w:rFonts w:ascii="Arial" w:hAnsi="Arial" w:eastAsia="Arial"/>
-                <w:b w:val="0"/>
+                <w:rFonts w:ascii="Arial" w:hAnsi="Arial" w:eastAsia="Arial" w:cs="Arial" w:csTheme="minorBidi"/>
                 <w:sz w:val="24"/>
+                <w:szCs w:val="22"/>
               </w:rPr>
               <w:t>28</w:t>
             </w:r>
@@ -4110,7 +5865,19 @@
         </w:tc>
         <w:tc>
           <w:tcPr>
-            <w:tcW w:type="dxa" w:w="793"/>
+            <w:tcW w:w="793" w:type="dxa"/>
+            <w:tcBorders>
+              <w:top w:val="single" w:sz="4" w:space="0" w:color="auto"/>
+              <w:left w:val="single" w:sz="4" w:space="0" w:color="auto"/>
+              <w:bottom w:val="single" w:sz="4" w:space="0" w:color="auto"/>
+              <w:right w:val="single" w:sz="4" w:space="0" w:color="auto"/>
+            </w:tcBorders>
+            <w:tcMar>
+              <w:top w:w="0" w:type="dxa"/>
+              <w:left w:w="108" w:type="dxa"/>
+              <w:bottom w:w="0" w:type="dxa"/>
+              <w:right w:w="108" w:type="dxa"/>
+            </w:tcMar>
             <w:vAlign w:val="center"/>
           </w:tcPr>
           <w:p>
@@ -4125,9 +5892,9 @@
             </w:r>
             <w:r>
               <w:rPr>
-                <w:rFonts w:ascii="Arial" w:hAnsi="Arial" w:eastAsia="Arial"/>
-                <w:b w:val="0"/>
+                <w:rFonts w:ascii="Arial" w:hAnsi="Arial" w:eastAsia="Arial" w:cs="Arial" w:csTheme="minorBidi"/>
                 <w:sz w:val="24"/>
+                <w:szCs w:val="22"/>
               </w:rPr>
               <w:t>23</w:t>
             </w:r>
@@ -4135,7 +5902,19 @@
         </w:tc>
         <w:tc>
           <w:tcPr>
-            <w:tcW w:type="dxa" w:w="793"/>
+            <w:tcW w:w="793" w:type="dxa"/>
+            <w:tcBorders>
+              <w:top w:val="single" w:sz="4" w:space="0" w:color="auto"/>
+              <w:left w:val="single" w:sz="4" w:space="0" w:color="auto"/>
+              <w:bottom w:val="single" w:sz="4" w:space="0" w:color="auto"/>
+              <w:right w:val="single" w:sz="4" w:space="0" w:color="auto"/>
+            </w:tcBorders>
+            <w:tcMar>
+              <w:top w:w="0" w:type="dxa"/>
+              <w:left w:w="108" w:type="dxa"/>
+              <w:bottom w:w="0" w:type="dxa"/>
+              <w:right w:w="108" w:type="dxa"/>
+            </w:tcMar>
             <w:vAlign w:val="center"/>
           </w:tcPr>
           <w:p>
@@ -4150,9 +5929,9 @@
             </w:r>
             <w:r>
               <w:rPr>
-                <w:rFonts w:ascii="Arial" w:hAnsi="Arial" w:eastAsia="Arial"/>
-                <w:b w:val="0"/>
+                <w:rFonts w:ascii="Arial" w:hAnsi="Arial" w:eastAsia="Arial" w:cs="Arial" w:csTheme="minorBidi"/>
                 <w:sz w:val="24"/>
+                <w:szCs w:val="22"/>
               </w:rPr>
               <w:t>6.00</w:t>
             </w:r>
@@ -4160,7 +5939,19 @@
         </w:tc>
         <w:tc>
           <w:tcPr>
-            <w:tcW w:type="dxa" w:w="793"/>
+            <w:tcW w:w="793" w:type="dxa"/>
+            <w:tcBorders>
+              <w:top w:val="single" w:sz="4" w:space="0" w:color="auto"/>
+              <w:left w:val="single" w:sz="4" w:space="0" w:color="auto"/>
+              <w:bottom w:val="single" w:sz="4" w:space="0" w:color="auto"/>
+              <w:right w:val="single" w:sz="4" w:space="0" w:color="auto"/>
+            </w:tcBorders>
+            <w:tcMar>
+              <w:top w:w="0" w:type="dxa"/>
+              <w:left w:w="108" w:type="dxa"/>
+              <w:bottom w:w="0" w:type="dxa"/>
+              <w:right w:w="108" w:type="dxa"/>
+            </w:tcMar>
             <w:vAlign w:val="center"/>
           </w:tcPr>
           <w:p>
@@ -4175,9 +5966,9 @@
             </w:r>
             <w:r>
               <w:rPr>
-                <w:rFonts w:ascii="Arial" w:hAnsi="Arial" w:eastAsia="Arial"/>
-                <w:b w:val="0"/>
+                <w:rFonts w:ascii="Arial" w:hAnsi="Arial" w:eastAsia="Arial" w:cs="Arial" w:csTheme="minorBidi"/>
                 <w:sz w:val="24"/>
+                <w:szCs w:val="22"/>
               </w:rPr>
               <w:t>30.3%</w:t>
             </w:r>
@@ -4187,7 +5978,19 @@
       <w:tr>
         <w:tc>
           <w:tcPr>
-            <w:tcW w:type="dxa" w:w="793"/>
+            <w:tcW w:w="793" w:type="dxa"/>
+            <w:tcBorders>
+              <w:top w:val="single" w:sz="4" w:space="0" w:color="auto"/>
+              <w:left w:val="single" w:sz="4" w:space="0" w:color="auto"/>
+              <w:bottom w:val="single" w:sz="4" w:space="0" w:color="auto"/>
+              <w:right w:val="single" w:sz="4" w:space="0" w:color="auto"/>
+            </w:tcBorders>
+            <w:tcMar>
+              <w:top w:w="0" w:type="dxa"/>
+              <w:left w:w="108" w:type="dxa"/>
+              <w:bottom w:w="0" w:type="dxa"/>
+              <w:right w:w="108" w:type="dxa"/>
+            </w:tcMar>
             <w:vAlign w:val="center"/>
           </w:tcPr>
           <w:p>
@@ -4202,9 +6005,9 @@
             </w:r>
             <w:r>
               <w:rPr>
-                <w:rFonts w:ascii="Arial" w:hAnsi="Arial" w:eastAsia="Arial"/>
-                <w:b w:val="0"/>
+                <w:rFonts w:ascii="Arial" w:hAnsi="Arial" w:eastAsia="Arial" w:cs="Arial" w:csTheme="minorBidi"/>
                 <w:sz w:val="24"/>
+                <w:szCs w:val="22"/>
               </w:rPr>
               <w:t>Artigos por ano</w:t>
             </w:r>
@@ -4212,7 +6015,19 @@
         </w:tc>
         <w:tc>
           <w:tcPr>
-            <w:tcW w:type="dxa" w:w="793"/>
+            <w:tcW w:w="793" w:type="dxa"/>
+            <w:tcBorders>
+              <w:top w:val="single" w:sz="4" w:space="0" w:color="auto"/>
+              <w:left w:val="single" w:sz="4" w:space="0" w:color="auto"/>
+              <w:bottom w:val="single" w:sz="4" w:space="0" w:color="auto"/>
+              <w:right w:val="single" w:sz="4" w:space="0" w:color="auto"/>
+            </w:tcBorders>
+            <w:tcMar>
+              <w:top w:w="0" w:type="dxa"/>
+              <w:left w:w="108" w:type="dxa"/>
+              <w:bottom w:w="0" w:type="dxa"/>
+              <w:right w:w="108" w:type="dxa"/>
+            </w:tcMar>
             <w:vAlign w:val="center"/>
           </w:tcPr>
           <w:p>
@@ -4227,9 +6042,9 @@
             </w:r>
             <w:r>
               <w:rPr>
-                <w:rFonts w:ascii="Arial" w:hAnsi="Arial" w:eastAsia="Arial"/>
-                <w:b w:val="0"/>
+                <w:rFonts w:ascii="Arial" w:hAnsi="Arial" w:eastAsia="Arial" w:cs="Arial" w:csTheme="minorBidi"/>
                 <w:sz w:val="24"/>
+                <w:szCs w:val="22"/>
               </w:rPr>
               <w:t>63</w:t>
             </w:r>
@@ -4237,7 +6052,19 @@
         </w:tc>
         <w:tc>
           <w:tcPr>
-            <w:tcW w:type="dxa" w:w="793"/>
+            <w:tcW w:w="793" w:type="dxa"/>
+            <w:tcBorders>
+              <w:top w:val="single" w:sz="4" w:space="0" w:color="auto"/>
+              <w:left w:val="single" w:sz="4" w:space="0" w:color="auto"/>
+              <w:bottom w:val="single" w:sz="4" w:space="0" w:color="auto"/>
+              <w:right w:val="single" w:sz="4" w:space="0" w:color="auto"/>
+            </w:tcBorders>
+            <w:tcMar>
+              <w:top w:w="0" w:type="dxa"/>
+              <w:left w:w="108" w:type="dxa"/>
+              <w:bottom w:w="0" w:type="dxa"/>
+              <w:right w:w="108" w:type="dxa"/>
+            </w:tcMar>
             <w:vAlign w:val="center"/>
           </w:tcPr>
           <w:p>
@@ -4252,9 +6079,9 @@
             </w:r>
             <w:r>
               <w:rPr>
-                <w:rFonts w:ascii="Arial" w:hAnsi="Arial" w:eastAsia="Arial"/>
-                <w:b w:val="0"/>
+                <w:rFonts w:ascii="Arial" w:hAnsi="Arial" w:eastAsia="Arial" w:cs="Arial" w:csTheme="minorBidi"/>
                 <w:sz w:val="24"/>
+                <w:szCs w:val="22"/>
               </w:rPr>
               <w:t>1.59</w:t>
             </w:r>
@@ -4262,7 +6089,19 @@
         </w:tc>
         <w:tc>
           <w:tcPr>
-            <w:tcW w:type="dxa" w:w="793"/>
+            <w:tcW w:w="793" w:type="dxa"/>
+            <w:tcBorders>
+              <w:top w:val="single" w:sz="4" w:space="0" w:color="auto"/>
+              <w:left w:val="single" w:sz="4" w:space="0" w:color="auto"/>
+              <w:bottom w:val="single" w:sz="4" w:space="0" w:color="auto"/>
+              <w:right w:val="single" w:sz="4" w:space="0" w:color="auto"/>
+            </w:tcBorders>
+            <w:tcMar>
+              <w:top w:w="0" w:type="dxa"/>
+              <w:left w:w="108" w:type="dxa"/>
+              <w:bottom w:w="0" w:type="dxa"/>
+              <w:right w:w="108" w:type="dxa"/>
+            </w:tcMar>
             <w:vAlign w:val="center"/>
           </w:tcPr>
           <w:p>
@@ -4277,9 +6116,9 @@
             </w:r>
             <w:r>
               <w:rPr>
-                <w:rFonts w:ascii="Arial" w:hAnsi="Arial" w:eastAsia="Arial"/>
-                <w:b w:val="0"/>
+                <w:rFonts w:ascii="Arial" w:hAnsi="Arial" w:eastAsia="Arial" w:cs="Arial" w:csTheme="minorBidi"/>
                 <w:sz w:val="24"/>
+                <w:szCs w:val="22"/>
               </w:rPr>
               <w:t>1.00</w:t>
             </w:r>
@@ -4287,7 +6126,19 @@
         </w:tc>
         <w:tc>
           <w:tcPr>
-            <w:tcW w:type="dxa" w:w="793"/>
+            <w:tcW w:w="793" w:type="dxa"/>
+            <w:tcBorders>
+              <w:top w:val="single" w:sz="4" w:space="0" w:color="auto"/>
+              <w:left w:val="single" w:sz="4" w:space="0" w:color="auto"/>
+              <w:bottom w:val="single" w:sz="4" w:space="0" w:color="auto"/>
+              <w:right w:val="single" w:sz="4" w:space="0" w:color="auto"/>
+            </w:tcBorders>
+            <w:tcMar>
+              <w:top w:w="0" w:type="dxa"/>
+              <w:left w:w="108" w:type="dxa"/>
+              <w:bottom w:w="0" w:type="dxa"/>
+              <w:right w:w="108" w:type="dxa"/>
+            </w:tcMar>
             <w:vAlign w:val="center"/>
           </w:tcPr>
           <w:p>
@@ -4302,9 +6153,9 @@
             </w:r>
             <w:r>
               <w:rPr>
-                <w:rFonts w:ascii="Arial" w:hAnsi="Arial" w:eastAsia="Arial"/>
-                <w:b w:val="0"/>
+                <w:rFonts w:ascii="Arial" w:hAnsi="Arial" w:eastAsia="Arial" w:cs="Arial" w:csTheme="minorBidi"/>
                 <w:sz w:val="24"/>
+                <w:szCs w:val="22"/>
               </w:rPr>
               <w:t>2.22</w:t>
             </w:r>
@@ -4312,7 +6163,19 @@
         </w:tc>
         <w:tc>
           <w:tcPr>
-            <w:tcW w:type="dxa" w:w="793"/>
+            <w:tcW w:w="793" w:type="dxa"/>
+            <w:tcBorders>
+              <w:top w:val="single" w:sz="4" w:space="0" w:color="auto"/>
+              <w:left w:val="single" w:sz="4" w:space="0" w:color="auto"/>
+              <w:bottom w:val="single" w:sz="4" w:space="0" w:color="auto"/>
+              <w:right w:val="single" w:sz="4" w:space="0" w:color="auto"/>
+            </w:tcBorders>
+            <w:tcMar>
+              <w:top w:w="0" w:type="dxa"/>
+              <w:left w:w="108" w:type="dxa"/>
+              <w:bottom w:w="0" w:type="dxa"/>
+              <w:right w:w="108" w:type="dxa"/>
+            </w:tcMar>
             <w:vAlign w:val="center"/>
           </w:tcPr>
           <w:p>
@@ -4327,9 +6190,9 @@
             </w:r>
             <w:r>
               <w:rPr>
-                <w:rFonts w:ascii="Arial" w:hAnsi="Arial" w:eastAsia="Arial"/>
-                <w:b w:val="0"/>
+                <w:rFonts w:ascii="Arial" w:hAnsi="Arial" w:eastAsia="Arial" w:cs="Arial" w:csTheme="minorBidi"/>
                 <w:sz w:val="24"/>
+                <w:szCs w:val="22"/>
               </w:rPr>
               <w:t>4.92</w:t>
             </w:r>
@@ -4337,7 +6200,19 @@
         </w:tc>
         <w:tc>
           <w:tcPr>
-            <w:tcW w:type="dxa" w:w="793"/>
+            <w:tcW w:w="793" w:type="dxa"/>
+            <w:tcBorders>
+              <w:top w:val="single" w:sz="4" w:space="0" w:color="auto"/>
+              <w:left w:val="single" w:sz="4" w:space="0" w:color="auto"/>
+              <w:bottom w:val="single" w:sz="4" w:space="0" w:color="auto"/>
+              <w:right w:val="single" w:sz="4" w:space="0" w:color="auto"/>
+            </w:tcBorders>
+            <w:tcMar>
+              <w:top w:w="0" w:type="dxa"/>
+              <w:left w:w="108" w:type="dxa"/>
+              <w:bottom w:w="0" w:type="dxa"/>
+              <w:right w:w="108" w:type="dxa"/>
+            </w:tcMar>
             <w:vAlign w:val="center"/>
           </w:tcPr>
           <w:p>
@@ -4352,9 +6227,9 @@
             </w:r>
             <w:r>
               <w:rPr>
-                <w:rFonts w:ascii="Arial" w:hAnsi="Arial" w:eastAsia="Arial"/>
-                <w:b w:val="0"/>
+                <w:rFonts w:ascii="Arial" w:hAnsi="Arial" w:eastAsia="Arial" w:cs="Arial" w:csTheme="minorBidi"/>
                 <w:sz w:val="24"/>
+                <w:szCs w:val="22"/>
               </w:rPr>
               <w:t>0</w:t>
             </w:r>
@@ -4362,7 +6237,19 @@
         </w:tc>
         <w:tc>
           <w:tcPr>
-            <w:tcW w:type="dxa" w:w="793"/>
+            <w:tcW w:w="793" w:type="dxa"/>
+            <w:tcBorders>
+              <w:top w:val="single" w:sz="4" w:space="0" w:color="auto"/>
+              <w:left w:val="single" w:sz="4" w:space="0" w:color="auto"/>
+              <w:bottom w:val="single" w:sz="4" w:space="0" w:color="auto"/>
+              <w:right w:val="single" w:sz="4" w:space="0" w:color="auto"/>
+            </w:tcBorders>
+            <w:tcMar>
+              <w:top w:w="0" w:type="dxa"/>
+              <w:left w:w="108" w:type="dxa"/>
+              <w:bottom w:w="0" w:type="dxa"/>
+              <w:right w:w="108" w:type="dxa"/>
+            </w:tcMar>
             <w:vAlign w:val="center"/>
           </w:tcPr>
           <w:p>
@@ -4377,9 +6264,9 @@
             </w:r>
             <w:r>
               <w:rPr>
-                <w:rFonts w:ascii="Arial" w:hAnsi="Arial" w:eastAsia="Arial"/>
-                <w:b w:val="0"/>
+                <w:rFonts w:ascii="Arial" w:hAnsi="Arial" w:eastAsia="Arial" w:cs="Arial" w:csTheme="minorBidi"/>
                 <w:sz w:val="24"/>
+                <w:szCs w:val="22"/>
               </w:rPr>
               <w:t>0.00</w:t>
             </w:r>
@@ -4387,7 +6274,19 @@
         </w:tc>
         <w:tc>
           <w:tcPr>
-            <w:tcW w:type="dxa" w:w="793"/>
+            <w:tcW w:w="793" w:type="dxa"/>
+            <w:tcBorders>
+              <w:top w:val="single" w:sz="4" w:space="0" w:color="auto"/>
+              <w:left w:val="single" w:sz="4" w:space="0" w:color="auto"/>
+              <w:bottom w:val="single" w:sz="4" w:space="0" w:color="auto"/>
+              <w:right w:val="single" w:sz="4" w:space="0" w:color="auto"/>
+            </w:tcBorders>
+            <w:tcMar>
+              <w:top w:w="0" w:type="dxa"/>
+              <w:left w:w="108" w:type="dxa"/>
+              <w:bottom w:w="0" w:type="dxa"/>
+              <w:right w:w="108" w:type="dxa"/>
+            </w:tcMar>
             <w:vAlign w:val="center"/>
           </w:tcPr>
           <w:p>
@@ -4402,9 +6301,9 @@
             </w:r>
             <w:r>
               <w:rPr>
-                <w:rFonts w:ascii="Arial" w:hAnsi="Arial" w:eastAsia="Arial"/>
-                <w:b w:val="0"/>
+                <w:rFonts w:ascii="Arial" w:hAnsi="Arial" w:eastAsia="Arial" w:cs="Arial" w:csTheme="minorBidi"/>
                 <w:sz w:val="24"/>
+                <w:szCs w:val="22"/>
               </w:rPr>
               <w:t>2.50</w:t>
             </w:r>
@@ -4412,7 +6311,19 @@
         </w:tc>
         <w:tc>
           <w:tcPr>
-            <w:tcW w:type="dxa" w:w="793"/>
+            <w:tcW w:w="793" w:type="dxa"/>
+            <w:tcBorders>
+              <w:top w:val="single" w:sz="4" w:space="0" w:color="auto"/>
+              <w:left w:val="single" w:sz="4" w:space="0" w:color="auto"/>
+              <w:bottom w:val="single" w:sz="4" w:space="0" w:color="auto"/>
+              <w:right w:val="single" w:sz="4" w:space="0" w:color="auto"/>
+            </w:tcBorders>
+            <w:tcMar>
+              <w:top w:w="0" w:type="dxa"/>
+              <w:left w:w="108" w:type="dxa"/>
+              <w:bottom w:w="0" w:type="dxa"/>
+              <w:right w:w="108" w:type="dxa"/>
+            </w:tcMar>
             <w:vAlign w:val="center"/>
           </w:tcPr>
           <w:p>
@@ -4427,9 +6338,9 @@
             </w:r>
             <w:r>
               <w:rPr>
-                <w:rFonts w:ascii="Arial" w:hAnsi="Arial" w:eastAsia="Arial"/>
-                <w:b w:val="0"/>
+                <w:rFonts w:ascii="Arial" w:hAnsi="Arial" w:eastAsia="Arial" w:cs="Arial" w:csTheme="minorBidi"/>
                 <w:sz w:val="24"/>
+                <w:szCs w:val="22"/>
               </w:rPr>
               <w:t>9</w:t>
             </w:r>
@@ -4437,7 +6348,19 @@
         </w:tc>
         <w:tc>
           <w:tcPr>
-            <w:tcW w:type="dxa" w:w="793"/>
+            <w:tcW w:w="793" w:type="dxa"/>
+            <w:tcBorders>
+              <w:top w:val="single" w:sz="4" w:space="0" w:color="auto"/>
+              <w:left w:val="single" w:sz="4" w:space="0" w:color="auto"/>
+              <w:bottom w:val="single" w:sz="4" w:space="0" w:color="auto"/>
+              <w:right w:val="single" w:sz="4" w:space="0" w:color="auto"/>
+            </w:tcBorders>
+            <w:tcMar>
+              <w:top w:w="0" w:type="dxa"/>
+              <w:left w:w="108" w:type="dxa"/>
+              <w:bottom w:w="0" w:type="dxa"/>
+              <w:right w:w="108" w:type="dxa"/>
+            </w:tcMar>
             <w:vAlign w:val="center"/>
           </w:tcPr>
           <w:p>
@@ -4452,9 +6375,9 @@
             </w:r>
             <w:r>
               <w:rPr>
-                <w:rFonts w:ascii="Arial" w:hAnsi="Arial" w:eastAsia="Arial"/>
-                <w:b w:val="0"/>
+                <w:rFonts w:ascii="Arial" w:hAnsi="Arial" w:eastAsia="Arial" w:cs="Arial" w:csTheme="minorBidi"/>
                 <w:sz w:val="24"/>
+                <w:szCs w:val="22"/>
               </w:rPr>
               <w:t>9</w:t>
             </w:r>
@@ -4462,7 +6385,19 @@
         </w:tc>
         <w:tc>
           <w:tcPr>
-            <w:tcW w:type="dxa" w:w="793"/>
+            <w:tcW w:w="793" w:type="dxa"/>
+            <w:tcBorders>
+              <w:top w:val="single" w:sz="4" w:space="0" w:color="auto"/>
+              <w:left w:val="single" w:sz="4" w:space="0" w:color="auto"/>
+              <w:bottom w:val="single" w:sz="4" w:space="0" w:color="auto"/>
+              <w:right w:val="single" w:sz="4" w:space="0" w:color="auto"/>
+            </w:tcBorders>
+            <w:tcMar>
+              <w:top w:w="0" w:type="dxa"/>
+              <w:left w:w="108" w:type="dxa"/>
+              <w:bottom w:w="0" w:type="dxa"/>
+              <w:right w:w="108" w:type="dxa"/>
+            </w:tcMar>
             <w:vAlign w:val="center"/>
           </w:tcPr>
           <w:p>
@@ -4477,9 +6412,9 @@
             </w:r>
             <w:r>
               <w:rPr>
-                <w:rFonts w:ascii="Arial" w:hAnsi="Arial" w:eastAsia="Arial"/>
-                <w:b w:val="0"/>
+                <w:rFonts w:ascii="Arial" w:hAnsi="Arial" w:eastAsia="Arial" w:cs="Arial" w:csTheme="minorBidi"/>
                 <w:sz w:val="24"/>
+                <w:szCs w:val="22"/>
               </w:rPr>
               <w:t>2.50</w:t>
             </w:r>
@@ -4487,7 +6422,19 @@
         </w:tc>
         <w:tc>
           <w:tcPr>
-            <w:tcW w:type="dxa" w:w="793"/>
+            <w:tcW w:w="793" w:type="dxa"/>
+            <w:tcBorders>
+              <w:top w:val="single" w:sz="4" w:space="0" w:color="auto"/>
+              <w:left w:val="single" w:sz="4" w:space="0" w:color="auto"/>
+              <w:bottom w:val="single" w:sz="4" w:space="0" w:color="auto"/>
+              <w:right w:val="single" w:sz="4" w:space="0" w:color="auto"/>
+            </w:tcBorders>
+            <w:tcMar>
+              <w:top w:w="0" w:type="dxa"/>
+              <w:left w:w="108" w:type="dxa"/>
+              <w:bottom w:w="0" w:type="dxa"/>
+              <w:right w:w="108" w:type="dxa"/>
+            </w:tcMar>
             <w:vAlign w:val="center"/>
           </w:tcPr>
           <w:p>
@@ -4502,9 +6449,9 @@
             </w:r>
             <w:r>
               <w:rPr>
-                <w:rFonts w:ascii="Arial" w:hAnsi="Arial" w:eastAsia="Arial"/>
-                <w:b w:val="0"/>
+                <w:rFonts w:ascii="Arial" w:hAnsi="Arial" w:eastAsia="Arial" w:cs="Arial" w:csTheme="minorBidi"/>
                 <w:sz w:val="24"/>
+                <w:szCs w:val="22"/>
               </w:rPr>
               <w:t>139.8%</w:t>
             </w:r>
@@ -4520,12 +6467,14 @@
     <w:p>
       <w:pPr>
         <w:pStyle w:val="ListBullet"/>
+        <w:ind w:left="360" w:hanging="360"/>
         <w:jc w:val="both"/>
       </w:pPr>
       <w:r>
         <w:rPr>
-          <w:rFonts w:ascii="Arial" w:hAnsi="Arial" w:eastAsia="Arial"/>
+          <w:rFonts w:ascii="Arial" w:hAnsi="Arial" w:eastAsia="Arial" w:cs="Arial" w:csTheme="minorBidi"/>
           <w:sz w:val="24"/>
+          <w:szCs w:val="22"/>
         </w:rPr>
         <w:t>Títulos: IQR de 6 palavras, indicando concentração moderada em torno da mediana de 14.</w:t>
       </w:r>
@@ -4533,12 +6482,14 @@
     <w:p>
       <w:pPr>
         <w:pStyle w:val="ListBullet"/>
+        <w:ind w:left="360" w:hanging="360"/>
         <w:jc w:val="both"/>
       </w:pPr>
       <w:r>
         <w:rPr>
-          <w:rFonts w:ascii="Arial" w:hAnsi="Arial" w:eastAsia="Arial"/>
+          <w:rFonts w:ascii="Arial" w:hAnsi="Arial" w:eastAsia="Arial" w:cs="Arial" w:csTheme="minorBidi"/>
           <w:sz w:val="24"/>
+          <w:szCs w:val="22"/>
         </w:rPr>
         <w:t>Autores: desvio-padrão de 6,37 e máximo de 47; poucos artigos com muitos autores ampliam a dispersão.</w:t>
       </w:r>
@@ -4546,12 +6497,14 @@
     <w:p>
       <w:pPr>
         <w:pStyle w:val="ListBullet"/>
+        <w:ind w:left="360" w:hanging="360"/>
         <w:jc w:val="both"/>
       </w:pPr>
       <w:r>
         <w:rPr>
-          <w:rFonts w:ascii="Arial" w:hAnsi="Arial" w:eastAsia="Arial"/>
+          <w:rFonts w:ascii="Arial" w:hAnsi="Arial" w:eastAsia="Arial" w:cs="Arial" w:csTheme="minorBidi"/>
           <w:sz w:val="24"/>
+          <w:szCs w:val="22"/>
         </w:rPr>
         <w:t>Artigos por ano: CV de 139,8%, coerente com muitos anos de volume baixo ou zero na amostra.</w:t>
       </w:r>
@@ -4563,9 +6516,12 @@
       </w:pPr>
       <w:r>
         <w:rPr>
-          <w:rFonts w:ascii="Arial" w:hAnsi="Arial" w:eastAsia="Arial"/>
+          <w:rFonts w:ascii="Arial" w:hAnsi="Arial" w:eastAsia="Arial" w:cs="Arial" w:csTheme="majorBidi"/>
           <w:b/>
+          <w:bCs/>
+          <w:color w:val="35618F"/>
           <w:sz w:val="24"/>
+          <w:szCs w:val="28"/>
         </w:rPr>
         <w:t>9. Termos mais frequentes</w:t>
       </w:r>
@@ -4575,26 +6531,23 @@
         <w:jc w:val="both"/>
       </w:pPr>
       <w:r>
-        <w:rPr>
-          <w:rFonts w:ascii="Arial" w:hAnsi="Arial" w:eastAsia="Arial"/>
-          <w:sz w:val="24"/>
-        </w:rPr>
         <w:drawing>
-          <wp:inline xmlns:a="http://schemas.openxmlformats.org/drawingml/2006/main" xmlns:pic="http://schemas.openxmlformats.org/drawingml/2006/picture">
-            <wp:extent cx="6217920" cy="4121936"/>
-            <wp:docPr id="6" name="Picture 6"/>
+          <wp:inline distT="0" distB="0" distL="0" distR="0">
+            <wp:extent cx="6219825" cy="4124325"/>
+            <wp:effectExtent l="0" t="0" r="0" b="0"/>
+            <wp:docPr id="100005" name="Picture 100005"/>
             <wp:cNvGraphicFramePr>
-              <a:graphicFrameLocks noChangeAspect="1"/>
+              <a:graphicFrameLocks xmlns:a="http://schemas.openxmlformats.org/drawingml/2006/main" noChangeAspect="1"/>
             </wp:cNvGraphicFramePr>
-            <a:graphic>
+            <a:graphic xmlns:a="http://schemas.openxmlformats.org/drawingml/2006/main">
               <a:graphicData uri="http://schemas.openxmlformats.org/drawingml/2006/picture">
-                <pic:pic>
+                <pic:pic xmlns:pic="http://schemas.openxmlformats.org/drawingml/2006/picture">
                   <pic:nvPicPr>
-                    <pic:cNvPr id="0" name="grafico_6.png"/>
+                    <pic:cNvPr id="100005" name="image100005"/>
                     <pic:cNvPicPr/>
                   </pic:nvPicPr>
                   <pic:blipFill>
-                    <a:blip r:embed="rId14"/>
+                    <a:blip r:embed="rId20"/>
                     <a:stretch>
                       <a:fillRect/>
                     </a:stretch>
@@ -4602,9 +6555,11 @@
                   <pic:spPr>
                     <a:xfrm>
                       <a:off x="0" y="0"/>
-                      <a:ext cx="6217920" cy="4121936"/>
+                      <a:ext cx="6219825" cy="4124325"/>
                     </a:xfrm>
-                    <a:prstGeom prst="rect"/>
+                    <a:prstGeom prst="rect">
+                      <a:avLst/>
+                    </a:prstGeom>
                   </pic:spPr>
                 </pic:pic>
               </a:graphicData>
@@ -4619,9 +6574,11 @@
       </w:pPr>
       <w:r>
         <w:rPr>
-          <w:rFonts w:ascii="Arial" w:hAnsi="Arial" w:eastAsia="Arial"/>
+          <w:rFonts w:ascii="Arial" w:hAnsi="Arial" w:eastAsia="Arial" w:cs="Arial" w:csTheme="minorBidi"/>
           <w:i/>
+          <w:iCs/>
           <w:sz w:val="24"/>
+          <w:szCs w:val="22"/>
         </w:rPr>
         <w:t>Figura 6 — Termos informativos mais frequentes nos títulos.</w:t>
       </w:r>
@@ -4633,8 +6590,9 @@
       </w:pPr>
       <w:r>
         <w:rPr>
-          <w:rFonts w:ascii="Arial" w:hAnsi="Arial" w:eastAsia="Arial"/>
+          <w:rFonts w:ascii="Arial" w:hAnsi="Arial" w:eastAsia="Arial" w:cs="Arial" w:csTheme="minorBidi"/>
           <w:sz w:val="24"/>
+          <w:szCs w:val="22"/>
         </w:rPr>
         <w:t>Cancer, prostate, coffee, risk e consumption predominam, coerentes com a consulta. Frequência lexical não indica causalidade nem direção da evidência.</w:t>
       </w:r>
@@ -4646,9 +6604,12 @@
       </w:pPr>
       <w:r>
         <w:rPr>
-          <w:rFonts w:ascii="Arial" w:hAnsi="Arial" w:eastAsia="Arial"/>
+          <w:rFonts w:ascii="Arial" w:hAnsi="Arial" w:eastAsia="Arial" w:cs="Arial" w:csTheme="majorBidi"/>
           <w:b/>
+          <w:bCs/>
+          <w:color w:val="35618F"/>
           <w:sz w:val="24"/>
+          <w:szCs w:val="28"/>
         </w:rPr>
         <w:t>10. Conclusões e próximos passos</w:t>
       </w:r>
@@ -4656,12 +6617,14 @@
     <w:p>
       <w:pPr>
         <w:pStyle w:val="ListBullet"/>
+        <w:ind w:left="360" w:hanging="360"/>
         <w:jc w:val="both"/>
       </w:pPr>
       <w:r>
         <w:rPr>
-          <w:rFonts w:ascii="Arial" w:hAnsi="Arial" w:eastAsia="Arial"/>
+          <w:rFonts w:ascii="Arial" w:hAnsi="Arial" w:eastAsia="Arial" w:cs="Arial" w:csTheme="minorBidi"/>
           <w:sz w:val="24"/>
+          <w:szCs w:val="22"/>
         </w:rPr>
         <w:t>O corpus possui boa integridade estrutural e forte rastreabilidade por PMID e URL.</w:t>
       </w:r>
@@ -4669,12 +6632,14 @@
     <w:p>
       <w:pPr>
         <w:pStyle w:val="ListBullet"/>
+        <w:ind w:left="360" w:hanging="360"/>
         <w:jc w:val="both"/>
       </w:pPr>
       <w:r>
         <w:rPr>
-          <w:rFonts w:ascii="Arial" w:hAnsi="Arial" w:eastAsia="Arial"/>
+          <w:rFonts w:ascii="Arial" w:hAnsi="Arial" w:eastAsia="Arial" w:cs="Arial" w:csTheme="minorBidi"/>
           <w:sz w:val="24"/>
+          <w:szCs w:val="22"/>
         </w:rPr>
         <w:t>A amostra cobre 86,2% dos resultados da consulta, mas o ranking por relevância impede tratá-la como censo.</w:t>
       </w:r>
@@ -4682,12 +6647,14 @@
     <w:p>
       <w:pPr>
         <w:pStyle w:val="ListBullet"/>
+        <w:ind w:left="360" w:hanging="360"/>
         <w:jc w:val="both"/>
       </w:pPr>
       <w:r>
         <w:rPr>
-          <w:rFonts w:ascii="Arial" w:hAnsi="Arial" w:eastAsia="Arial"/>
+          <w:rFonts w:ascii="Arial" w:hAnsi="Arial" w:eastAsia="Arial" w:cs="Arial" w:csTheme="minorBidi"/>
           <w:sz w:val="24"/>
+          <w:szCs w:val="22"/>
         </w:rPr>
         <w:t>A dispersão temporal e de autoria recomenda o uso de medidas robustas, como mediana e IQR.</w:t>
       </w:r>
@@ -4695,12 +6662,14 @@
     <w:p>
       <w:pPr>
         <w:pStyle w:val="ListBullet"/>
+        <w:ind w:left="360" w:hanging="360"/>
         <w:jc w:val="both"/>
       </w:pPr>
       <w:r>
         <w:rPr>
-          <w:rFonts w:ascii="Arial" w:hAnsi="Arial" w:eastAsia="Arial"/>
+          <w:rFonts w:ascii="Arial" w:hAnsi="Arial" w:eastAsia="Arial" w:cs="Arial" w:csTheme="minorBidi"/>
           <w:sz w:val="24"/>
+          <w:szCs w:val="22"/>
         </w:rPr>
         <w:t>A precisão temática precisa ser aprimorada com resumo, MeSH e ranking híbrido antes do RAG.</w:t>
       </w:r>
@@ -4708,12 +6677,14 @@
     <w:p>
       <w:pPr>
         <w:pStyle w:val="ListBullet"/>
+        <w:ind w:left="360" w:hanging="360"/>
         <w:jc w:val="both"/>
       </w:pPr>
       <w:r>
         <w:rPr>
-          <w:rFonts w:ascii="Arial" w:hAnsi="Arial" w:eastAsia="Arial"/>
+          <w:rFonts w:ascii="Arial" w:hAnsi="Arial" w:eastAsia="Arial" w:cs="Arial" w:csTheme="minorBidi"/>
           <w:sz w:val="24"/>
+          <w:szCs w:val="22"/>
         </w:rPr>
         <w:t>O corpus não possui rótulos de veracidade; será necessário criar um conjunto anotado e revisado por humanos para avaliar classificadores.</w:t>
       </w:r>
@@ -4721,12 +6692,14 @@
     <w:p>
       <w:pPr>
         <w:pStyle w:val="ListBullet"/>
+        <w:ind w:left="360" w:hanging="360"/>
         <w:jc w:val="both"/>
       </w:pPr>
       <w:r>
         <w:rPr>
-          <w:rFonts w:ascii="Arial" w:hAnsi="Arial" w:eastAsia="Arial"/>
+          <w:rFonts w:ascii="Arial" w:hAnsi="Arial" w:eastAsia="Arial" w:cs="Arial" w:csTheme="minorBidi"/>
           <w:sz w:val="24"/>
+          <w:szCs w:val="22"/>
         </w:rPr>
         <w:t>Próxima ampliação: coletar resumos, tipos de publicação, termos MeSH e indicadores metodológicos.</w:t>
       </w:r>
@@ -4738,9 +6711,12 @@
       </w:pPr>
       <w:r>
         <w:rPr>
-          <w:rFonts w:ascii="Arial" w:hAnsi="Arial" w:eastAsia="Arial"/>
+          <w:rFonts w:ascii="Arial" w:hAnsi="Arial" w:eastAsia="Arial" w:cs="Arial" w:csTheme="majorBidi"/>
           <w:b/>
+          <w:bCs/>
+          <w:color w:val="35618F"/>
           <w:sz w:val="24"/>
+          <w:szCs w:val="28"/>
         </w:rPr>
         <w:t>Fonte e reprodutibilidade</w:t>
       </w:r>
@@ -4751,8 +6727,9 @@
       </w:pPr>
       <w:r>
         <w:rPr>
-          <w:rFonts w:ascii="Arial" w:hAnsi="Arial" w:eastAsia="Arial"/>
+          <w:rFonts w:ascii="Arial" w:hAnsi="Arial" w:eastAsia="Arial" w:cs="Arial" w:csTheme="minorBidi"/>
           <w:sz w:val="24"/>
+          <w:szCs w:val="22"/>
         </w:rPr>
         <w:t>Fonte: PubMed / NCBI E-utilities — https://pubmed.ncbi.nlm.nih.gov/</w:t>
       </w:r>
@@ -4763,8 +6740,9 @@
       </w:pPr>
       <w:r>
         <w:rPr>
-          <w:rFonts w:ascii="Arial" w:hAnsi="Arial" w:eastAsia="Arial"/>
+          <w:rFonts w:ascii="Arial" w:hAnsi="Arial" w:eastAsia="Arial" w:cs="Arial" w:csTheme="minorBidi"/>
           <w:sz w:val="24"/>
+          <w:szCs w:val="22"/>
         </w:rPr>
         <w:t>Consulta: ("Coffee"[MeSH Terms] OR coffee[Title/Abstract]) AND ("Prostatic Neoplasms"[MeSH Terms] OR "prostate cancer"[Title/Abstract])</w:t>
       </w:r>
@@ -4775,8 +6753,9 @@
       </w:pPr>
       <w:r>
         <w:rPr>
-          <w:rFonts w:ascii="Arial" w:hAnsi="Arial" w:eastAsia="Arial"/>
+          <w:rFonts w:ascii="Arial" w:hAnsi="Arial" w:eastAsia="Arial" w:cs="Arial" w:csTheme="minorBidi"/>
           <w:sz w:val="24"/>
+          <w:szCs w:val="22"/>
         </w:rPr>
         <w:t>Coleta UTC: 2026-09-28T11:45:37.295122+00:00</w:t>
       </w:r>
@@ -4787,8 +6766,9 @@
       </w:pPr>
       <w:r>
         <w:rPr>
-          <w:rFonts w:ascii="Arial" w:hAnsi="Arial" w:eastAsia="Arial"/>
+          <w:rFonts w:ascii="Arial" w:hAnsi="Arial" w:eastAsia="Arial" w:cs="Arial" w:csTheme="minorBidi"/>
           <w:sz w:val="24"/>
+          <w:szCs w:val="22"/>
         </w:rPr>
         <w:t>Notebook: notebooks/16_eda_pubmed.ipynb</w:t>
       </w:r>
@@ -4799,8 +6779,9 @@
       </w:pPr>
       <w:r>
         <w:rPr>
-          <w:rFonts w:ascii="Arial" w:hAnsi="Arial" w:eastAsia="Arial"/>
+          <w:rFonts w:ascii="Arial" w:hAnsi="Arial" w:eastAsia="Arial" w:cs="Arial" w:csTheme="minorBidi"/>
           <w:sz w:val="24"/>
+          <w:szCs w:val="22"/>
         </w:rPr>
         <w:t>Dataset: data/pubmed_cafe_cancer_prostata.csv</w:t>
       </w:r>
@@ -4808,7 +6789,6 @@
     <w:sectPr>
       <w:pgSz w:w="12240" w:h="15840"/>
       <w:pgMar w:top="964" w:right="964" w:bottom="964" w:left="964" w:header="720" w:footer="720" w:gutter="0"/>
-      <w:cols w:space="720"/>
       <w:docGrid w:linePitch="360"/>
     </w:sectPr>
   </w:body>
